--- a/report_G5.docx
+++ b/report_G5.docx
@@ -222,7 +222,7 @@
       </w:r>
     </w:p>
     <w:bookmarkEnd w:id="12"/>
-    <w:bookmarkStart w:id="16" w:name="materials-and-methods"/>
+    <w:bookmarkStart w:id="19" w:name="materials-and-methods"/>
     <w:p>
       <w:pPr>
         <w:pStyle w:val="Heading2"/>
@@ -231,7 +231,766 @@
         <w:t xml:space="preserve">Materials and methods</w:t>
       </w:r>
     </w:p>
-    <w:bookmarkStart w:id="13" w:name="study-participantswhole-exome-sequencing"/>
+    <w:p>
+      <w:pPr>
+        <w:pStyle w:val="FirstParagraph"/>
+      </w:pPr>
+      <w:r>
+        <w:t xml:space="preserve">The base of our work is publicly available genetic data from a Spanish family, consisting of a father, mother and their daughter, referred to as</w:t>
+      </w:r>
+      <w:r>
+        <w:t xml:space="preserve"> </w:t>
+      </w:r>
+      <w:r>
+        <w:t xml:space="preserve">“the Corpasome”</w:t>
+      </w:r>
+      <w:r>
+        <w:rPr>
+          <w:vertAlign w:val="superscript"/>
+        </w:rPr>
+        <w:t xml:space="preserve">1</w:t>
+      </w:r>
+      <w:r>
+        <w:t xml:space="preserve">. In our case the genome of the daughter is synthetically altered and a disease phenotype, caused by these alterations, is described. The parental sequencing reads remain unaltered and their phenotype is unremarkable.</w:t>
+      </w:r>
+    </w:p>
+    <w:p>
+      <w:pPr>
+        <w:pStyle w:val="SourceCode"/>
+      </w:pPr>
+      <w:r>
+        <w:rPr>
+          <w:rStyle w:val="CommentTok"/>
+        </w:rPr>
+        <w:t xml:space="preserve">#pedigree</w:t>
+      </w:r>
+      <w:r>
+        <w:br/>
+      </w:r>
+      <w:r>
+        <w:br/>
+      </w:r>
+      <w:r>
+        <w:rPr>
+          <w:rStyle w:val="FunctionTok"/>
+        </w:rPr>
+        <w:t xml:space="preserve">library</w:t>
+      </w:r>
+      <w:r>
+        <w:rPr>
+          <w:rStyle w:val="NormalTok"/>
+        </w:rPr>
+        <w:t xml:space="preserve">(kinship2)</w:t>
+      </w:r>
+      <w:r>
+        <w:br/>
+      </w:r>
+      <w:r>
+        <w:br/>
+      </w:r>
+      <w:r>
+        <w:rPr>
+          <w:rStyle w:val="NormalTok"/>
+        </w:rPr>
+        <w:t xml:space="preserve">ped </w:t>
+      </w:r>
+      <w:r>
+        <w:rPr>
+          <w:rStyle w:val="OtherTok"/>
+        </w:rPr>
+        <w:t xml:space="preserve">&lt;-</w:t>
+      </w:r>
+      <w:r>
+        <w:rPr>
+          <w:rStyle w:val="NormalTok"/>
+        </w:rPr>
+        <w:t xml:space="preserve"> </w:t>
+      </w:r>
+      <w:r>
+        <w:rPr>
+          <w:rStyle w:val="FunctionTok"/>
+        </w:rPr>
+        <w:t xml:space="preserve">read_table</w:t>
+      </w:r>
+      <w:r>
+        <w:rPr>
+          <w:rStyle w:val="NormalTok"/>
+        </w:rPr>
+        <w:t xml:space="preserve">(</w:t>
+      </w:r>
+      <w:r>
+        <w:rPr>
+          <w:rStyle w:val="StringTok"/>
+        </w:rPr>
+        <w:t xml:space="preserve">"data/corpasome.ped"</w:t>
+      </w:r>
+      <w:r>
+        <w:rPr>
+          <w:rStyle w:val="NormalTok"/>
+        </w:rPr>
+        <w:t xml:space="preserve">,</w:t>
+      </w:r>
+      <w:r>
+        <w:br/>
+      </w:r>
+      <w:r>
+        <w:rPr>
+          <w:rStyle w:val="NormalTok"/>
+        </w:rPr>
+        <w:t xml:space="preserve">                  </w:t>
+      </w:r>
+      <w:r>
+        <w:rPr>
+          <w:rStyle w:val="AttributeTok"/>
+        </w:rPr>
+        <w:t xml:space="preserve">col_names =</w:t>
+      </w:r>
+      <w:r>
+        <w:rPr>
+          <w:rStyle w:val="NormalTok"/>
+        </w:rPr>
+        <w:t xml:space="preserve"> </w:t>
+      </w:r>
+      <w:r>
+        <w:rPr>
+          <w:rStyle w:val="FunctionTok"/>
+        </w:rPr>
+        <w:t xml:space="preserve">c</w:t>
+      </w:r>
+      <w:r>
+        <w:rPr>
+          <w:rStyle w:val="NormalTok"/>
+        </w:rPr>
+        <w:t xml:space="preserve">(</w:t>
+      </w:r>
+      <w:r>
+        <w:rPr>
+          <w:rStyle w:val="StringTok"/>
+        </w:rPr>
+        <w:t xml:space="preserve">"family"</w:t>
+      </w:r>
+      <w:r>
+        <w:rPr>
+          <w:rStyle w:val="NormalTok"/>
+        </w:rPr>
+        <w:t xml:space="preserve">, </w:t>
+      </w:r>
+      <w:r>
+        <w:rPr>
+          <w:rStyle w:val="StringTok"/>
+        </w:rPr>
+        <w:t xml:space="preserve">"id"</w:t>
+      </w:r>
+      <w:r>
+        <w:rPr>
+          <w:rStyle w:val="NormalTok"/>
+        </w:rPr>
+        <w:t xml:space="preserve">, </w:t>
+      </w:r>
+      <w:r>
+        <w:rPr>
+          <w:rStyle w:val="StringTok"/>
+        </w:rPr>
+        <w:t xml:space="preserve">"father"</w:t>
+      </w:r>
+      <w:r>
+        <w:rPr>
+          <w:rStyle w:val="NormalTok"/>
+        </w:rPr>
+        <w:t xml:space="preserve">, </w:t>
+      </w:r>
+      <w:r>
+        <w:rPr>
+          <w:rStyle w:val="StringTok"/>
+        </w:rPr>
+        <w:t xml:space="preserve">"mother"</w:t>
+      </w:r>
+      <w:r>
+        <w:rPr>
+          <w:rStyle w:val="NormalTok"/>
+        </w:rPr>
+        <w:t xml:space="preserve">, </w:t>
+      </w:r>
+      <w:r>
+        <w:rPr>
+          <w:rStyle w:val="StringTok"/>
+        </w:rPr>
+        <w:t xml:space="preserve">"sex"</w:t>
+      </w:r>
+      <w:r>
+        <w:rPr>
+          <w:rStyle w:val="NormalTok"/>
+        </w:rPr>
+        <w:t xml:space="preserve">, </w:t>
+      </w:r>
+      <w:r>
+        <w:rPr>
+          <w:rStyle w:val="StringTok"/>
+        </w:rPr>
+        <w:t xml:space="preserve">"phenotype"</w:t>
+      </w:r>
+      <w:r>
+        <w:rPr>
+          <w:rStyle w:val="NormalTok"/>
+        </w:rPr>
+        <w:t xml:space="preserve">),</w:t>
+      </w:r>
+      <w:r>
+        <w:br/>
+      </w:r>
+      <w:r>
+        <w:rPr>
+          <w:rStyle w:val="NormalTok"/>
+        </w:rPr>
+        <w:t xml:space="preserve">                  </w:t>
+      </w:r>
+      <w:r>
+        <w:rPr>
+          <w:rStyle w:val="AttributeTok"/>
+        </w:rPr>
+        <w:t xml:space="preserve">col_types =</w:t>
+      </w:r>
+      <w:r>
+        <w:rPr>
+          <w:rStyle w:val="NormalTok"/>
+        </w:rPr>
+        <w:t xml:space="preserve"> </w:t>
+      </w:r>
+      <w:r>
+        <w:rPr>
+          <w:rStyle w:val="StringTok"/>
+        </w:rPr>
+        <w:t xml:space="preserve">"ccccii"</w:t>
+      </w:r>
+      <w:r>
+        <w:rPr>
+          <w:rStyle w:val="NormalTok"/>
+        </w:rPr>
+        <w:t xml:space="preserve">)</w:t>
+      </w:r>
+      <w:r>
+        <w:br/>
+      </w:r>
+      <w:r>
+        <w:br/>
+      </w:r>
+      <w:r>
+        <w:rPr>
+          <w:rStyle w:val="NormalTok"/>
+        </w:rPr>
+        <w:t xml:space="preserve">ped2 </w:t>
+      </w:r>
+      <w:r>
+        <w:rPr>
+          <w:rStyle w:val="OtherTok"/>
+        </w:rPr>
+        <w:t xml:space="preserve">&lt;-</w:t>
+      </w:r>
+      <w:r>
+        <w:rPr>
+          <w:rStyle w:val="NormalTok"/>
+        </w:rPr>
+        <w:t xml:space="preserve"> ped </w:t>
+      </w:r>
+      <w:r>
+        <w:rPr>
+          <w:rStyle w:val="SpecialCharTok"/>
+        </w:rPr>
+        <w:t xml:space="preserve">|&gt;</w:t>
+      </w:r>
+      <w:r>
+        <w:br/>
+      </w:r>
+      <w:r>
+        <w:rPr>
+          <w:rStyle w:val="NormalTok"/>
+        </w:rPr>
+        <w:t xml:space="preserve">  </w:t>
+      </w:r>
+      <w:r>
+        <w:rPr>
+          <w:rStyle w:val="FunctionTok"/>
+        </w:rPr>
+        <w:t xml:space="preserve">mutate</w:t>
+      </w:r>
+      <w:r>
+        <w:rPr>
+          <w:rStyle w:val="NormalTok"/>
+        </w:rPr>
+        <w:t xml:space="preserve">(</w:t>
+      </w:r>
+      <w:r>
+        <w:rPr>
+          <w:rStyle w:val="FunctionTok"/>
+        </w:rPr>
+        <w:t xml:space="preserve">across</w:t>
+      </w:r>
+      <w:r>
+        <w:rPr>
+          <w:rStyle w:val="NormalTok"/>
+        </w:rPr>
+        <w:t xml:space="preserve">(</w:t>
+      </w:r>
+      <w:r>
+        <w:rPr>
+          <w:rStyle w:val="FunctionTok"/>
+        </w:rPr>
+        <w:t xml:space="preserve">c</w:t>
+      </w:r>
+      <w:r>
+        <w:rPr>
+          <w:rStyle w:val="NormalTok"/>
+        </w:rPr>
+        <w:t xml:space="preserve">(id, father, mother), \(x) </w:t>
+      </w:r>
+      <w:r>
+        <w:rPr>
+          <w:rStyle w:val="FunctionTok"/>
+        </w:rPr>
+        <w:t xml:space="preserve">str_remove</w:t>
+      </w:r>
+      <w:r>
+        <w:rPr>
+          <w:rStyle w:val="NormalTok"/>
+        </w:rPr>
+        <w:t xml:space="preserve">(x, </w:t>
+      </w:r>
+      <w:r>
+        <w:rPr>
+          <w:rStyle w:val="StringTok"/>
+        </w:rPr>
+        <w:t xml:space="preserve">"^corpasome_"</w:t>
+      </w:r>
+      <w:r>
+        <w:rPr>
+          <w:rStyle w:val="NormalTok"/>
+        </w:rPr>
+        <w:t xml:space="preserve">)),</w:t>
+      </w:r>
+      <w:r>
+        <w:br/>
+      </w:r>
+      <w:r>
+        <w:rPr>
+          <w:rStyle w:val="NormalTok"/>
+        </w:rPr>
+        <w:t xml:space="preserve">    </w:t>
+      </w:r>
+      <w:r>
+        <w:rPr>
+          <w:rStyle w:val="AttributeTok"/>
+        </w:rPr>
+        <w:t xml:space="preserve">father   =</w:t>
+      </w:r>
+      <w:r>
+        <w:rPr>
+          <w:rStyle w:val="NormalTok"/>
+        </w:rPr>
+        <w:t xml:space="preserve"> </w:t>
+      </w:r>
+      <w:r>
+        <w:rPr>
+          <w:rStyle w:val="FunctionTok"/>
+        </w:rPr>
+        <w:t xml:space="preserve">na_if</w:t>
+      </w:r>
+      <w:r>
+        <w:rPr>
+          <w:rStyle w:val="NormalTok"/>
+        </w:rPr>
+        <w:t xml:space="preserve">(father, </w:t>
+      </w:r>
+      <w:r>
+        <w:rPr>
+          <w:rStyle w:val="StringTok"/>
+        </w:rPr>
+        <w:t xml:space="preserve">"0"</w:t>
+      </w:r>
+      <w:r>
+        <w:rPr>
+          <w:rStyle w:val="NormalTok"/>
+        </w:rPr>
+        <w:t xml:space="preserve">),     </w:t>
+      </w:r>
+      <w:r>
+        <w:rPr>
+          <w:rStyle w:val="CommentTok"/>
+        </w:rPr>
+        <w:t xml:space="preserve"># 0 = no parent in the file -&gt; NA</w:t>
+      </w:r>
+      <w:r>
+        <w:br/>
+      </w:r>
+      <w:r>
+        <w:rPr>
+          <w:rStyle w:val="NormalTok"/>
+        </w:rPr>
+        <w:t xml:space="preserve">         </w:t>
+      </w:r>
+      <w:r>
+        <w:rPr>
+          <w:rStyle w:val="AttributeTok"/>
+        </w:rPr>
+        <w:t xml:space="preserve">mother   =</w:t>
+      </w:r>
+      <w:r>
+        <w:rPr>
+          <w:rStyle w:val="NormalTok"/>
+        </w:rPr>
+        <w:t xml:space="preserve"> </w:t>
+      </w:r>
+      <w:r>
+        <w:rPr>
+          <w:rStyle w:val="FunctionTok"/>
+        </w:rPr>
+        <w:t xml:space="preserve">na_if</w:t>
+      </w:r>
+      <w:r>
+        <w:rPr>
+          <w:rStyle w:val="NormalTok"/>
+        </w:rPr>
+        <w:t xml:space="preserve">(mother, </w:t>
+      </w:r>
+      <w:r>
+        <w:rPr>
+          <w:rStyle w:val="StringTok"/>
+        </w:rPr>
+        <w:t xml:space="preserve">"0"</w:t>
+      </w:r>
+      <w:r>
+        <w:rPr>
+          <w:rStyle w:val="NormalTok"/>
+        </w:rPr>
+        <w:t xml:space="preserve">),</w:t>
+      </w:r>
+      <w:r>
+        <w:br/>
+      </w:r>
+      <w:r>
+        <w:rPr>
+          <w:rStyle w:val="NormalTok"/>
+        </w:rPr>
+        <w:t xml:space="preserve">         </w:t>
+      </w:r>
+      <w:r>
+        <w:rPr>
+          <w:rStyle w:val="AttributeTok"/>
+        </w:rPr>
+        <w:t xml:space="preserve">affected =</w:t>
+      </w:r>
+      <w:r>
+        <w:rPr>
+          <w:rStyle w:val="NormalTok"/>
+        </w:rPr>
+        <w:t xml:space="preserve"> </w:t>
+      </w:r>
+      <w:r>
+        <w:rPr>
+          <w:rStyle w:val="FunctionTok"/>
+        </w:rPr>
+        <w:t xml:space="preserve">as.integer</w:t>
+      </w:r>
+      <w:r>
+        <w:rPr>
+          <w:rStyle w:val="NormalTok"/>
+        </w:rPr>
+        <w:t xml:space="preserve">(phenotype </w:t>
+      </w:r>
+      <w:r>
+        <w:rPr>
+          <w:rStyle w:val="SpecialCharTok"/>
+        </w:rPr>
+        <w:t xml:space="preserve">==</w:t>
+      </w:r>
+      <w:r>
+        <w:rPr>
+          <w:rStyle w:val="NormalTok"/>
+        </w:rPr>
+        <w:t xml:space="preserve"> </w:t>
+      </w:r>
+      <w:r>
+        <w:rPr>
+          <w:rStyle w:val="DecValTok"/>
+        </w:rPr>
+        <w:t xml:space="preserve">2</w:t>
+      </w:r>
+      <w:r>
+        <w:rPr>
+          <w:rStyle w:val="NormalTok"/>
+        </w:rPr>
+        <w:t xml:space="preserve">))  </w:t>
+      </w:r>
+      <w:r>
+        <w:rPr>
+          <w:rStyle w:val="CommentTok"/>
+        </w:rPr>
+        <w:t xml:space="preserve"># 2 = affected -&gt; 1, otherwise 0</w:t>
+      </w:r>
+      <w:r>
+        <w:br/>
+      </w:r>
+      <w:r>
+        <w:br/>
+      </w:r>
+      <w:r>
+        <w:rPr>
+          <w:rStyle w:val="NormalTok"/>
+        </w:rPr>
+        <w:t xml:space="preserve">pedi </w:t>
+      </w:r>
+      <w:r>
+        <w:rPr>
+          <w:rStyle w:val="OtherTok"/>
+        </w:rPr>
+        <w:t xml:space="preserve">&lt;-</w:t>
+      </w:r>
+      <w:r>
+        <w:rPr>
+          <w:rStyle w:val="NormalTok"/>
+        </w:rPr>
+        <w:t xml:space="preserve"> </w:t>
+      </w:r>
+      <w:r>
+        <w:rPr>
+          <w:rStyle w:val="FunctionTok"/>
+        </w:rPr>
+        <w:t xml:space="preserve">pedigree</w:t>
+      </w:r>
+      <w:r>
+        <w:rPr>
+          <w:rStyle w:val="NormalTok"/>
+        </w:rPr>
+        <w:t xml:space="preserve">(</w:t>
+      </w:r>
+      <w:r>
+        <w:rPr>
+          <w:rStyle w:val="AttributeTok"/>
+        </w:rPr>
+        <w:t xml:space="preserve">id      =</w:t>
+      </w:r>
+      <w:r>
+        <w:rPr>
+          <w:rStyle w:val="NormalTok"/>
+        </w:rPr>
+        <w:t xml:space="preserve"> ped2</w:t>
+      </w:r>
+      <w:r>
+        <w:rPr>
+          <w:rStyle w:val="SpecialCharTok"/>
+        </w:rPr>
+        <w:t xml:space="preserve">$</w:t>
+      </w:r>
+      <w:r>
+        <w:rPr>
+          <w:rStyle w:val="NormalTok"/>
+        </w:rPr>
+        <w:t xml:space="preserve">id,</w:t>
+      </w:r>
+      <w:r>
+        <w:br/>
+      </w:r>
+      <w:r>
+        <w:rPr>
+          <w:rStyle w:val="NormalTok"/>
+        </w:rPr>
+        <w:t xml:space="preserve">                 </w:t>
+      </w:r>
+      <w:r>
+        <w:rPr>
+          <w:rStyle w:val="AttributeTok"/>
+        </w:rPr>
+        <w:t xml:space="preserve">dadid   =</w:t>
+      </w:r>
+      <w:r>
+        <w:rPr>
+          <w:rStyle w:val="NormalTok"/>
+        </w:rPr>
+        <w:t xml:space="preserve"> ped2</w:t>
+      </w:r>
+      <w:r>
+        <w:rPr>
+          <w:rStyle w:val="SpecialCharTok"/>
+        </w:rPr>
+        <w:t xml:space="preserve">$</w:t>
+      </w:r>
+      <w:r>
+        <w:rPr>
+          <w:rStyle w:val="NormalTok"/>
+        </w:rPr>
+        <w:t xml:space="preserve">father,</w:t>
+      </w:r>
+      <w:r>
+        <w:br/>
+      </w:r>
+      <w:r>
+        <w:rPr>
+          <w:rStyle w:val="NormalTok"/>
+        </w:rPr>
+        <w:t xml:space="preserve">                 </w:t>
+      </w:r>
+      <w:r>
+        <w:rPr>
+          <w:rStyle w:val="AttributeTok"/>
+        </w:rPr>
+        <w:t xml:space="preserve">momid   =</w:t>
+      </w:r>
+      <w:r>
+        <w:rPr>
+          <w:rStyle w:val="NormalTok"/>
+        </w:rPr>
+        <w:t xml:space="preserve"> ped2</w:t>
+      </w:r>
+      <w:r>
+        <w:rPr>
+          <w:rStyle w:val="SpecialCharTok"/>
+        </w:rPr>
+        <w:t xml:space="preserve">$</w:t>
+      </w:r>
+      <w:r>
+        <w:rPr>
+          <w:rStyle w:val="NormalTok"/>
+        </w:rPr>
+        <w:t xml:space="preserve">mother,</w:t>
+      </w:r>
+      <w:r>
+        <w:br/>
+      </w:r>
+      <w:r>
+        <w:rPr>
+          <w:rStyle w:val="NormalTok"/>
+        </w:rPr>
+        <w:t xml:space="preserve">                 </w:t>
+      </w:r>
+      <w:r>
+        <w:rPr>
+          <w:rStyle w:val="AttributeTok"/>
+        </w:rPr>
+        <w:t xml:space="preserve">sex     =</w:t>
+      </w:r>
+      <w:r>
+        <w:rPr>
+          <w:rStyle w:val="NormalTok"/>
+        </w:rPr>
+        <w:t xml:space="preserve"> ped2</w:t>
+      </w:r>
+      <w:r>
+        <w:rPr>
+          <w:rStyle w:val="SpecialCharTok"/>
+        </w:rPr>
+        <w:t xml:space="preserve">$</w:t>
+      </w:r>
+      <w:r>
+        <w:rPr>
+          <w:rStyle w:val="NormalTok"/>
+        </w:rPr>
+        <w:t xml:space="preserve">sex,          </w:t>
+      </w:r>
+      <w:r>
+        <w:rPr>
+          <w:rStyle w:val="CommentTok"/>
+        </w:rPr>
+        <w:t xml:space="preserve"># 1 = male, 2 = female</w:t>
+      </w:r>
+      <w:r>
+        <w:br/>
+      </w:r>
+      <w:r>
+        <w:rPr>
+          <w:rStyle w:val="NormalTok"/>
+        </w:rPr>
+        <w:t xml:space="preserve">                 </w:t>
+      </w:r>
+      <w:r>
+        <w:rPr>
+          <w:rStyle w:val="AttributeTok"/>
+        </w:rPr>
+        <w:t xml:space="preserve">affected =</w:t>
+      </w:r>
+      <w:r>
+        <w:rPr>
+          <w:rStyle w:val="NormalTok"/>
+        </w:rPr>
+        <w:t xml:space="preserve"> ped2</w:t>
+      </w:r>
+      <w:r>
+        <w:rPr>
+          <w:rStyle w:val="SpecialCharTok"/>
+        </w:rPr>
+        <w:t xml:space="preserve">$</w:t>
+      </w:r>
+      <w:r>
+        <w:rPr>
+          <w:rStyle w:val="NormalTok"/>
+        </w:rPr>
+        <w:t xml:space="preserve">affected)</w:t>
+      </w:r>
+      <w:r>
+        <w:br/>
+      </w:r>
+      <w:r>
+        <w:br/>
+      </w:r>
+      <w:r>
+        <w:rPr>
+          <w:rStyle w:val="FunctionTok"/>
+        </w:rPr>
+        <w:t xml:space="preserve">plot</w:t>
+      </w:r>
+      <w:r>
+        <w:rPr>
+          <w:rStyle w:val="NormalTok"/>
+        </w:rPr>
+        <w:t xml:space="preserve">(pedi)</w:t>
+      </w:r>
+    </w:p>
+    <w:p>
+      <w:pPr>
+        <w:pStyle w:val="FirstParagraph"/>
+      </w:pPr>
+      <w:r>
+        <w:drawing>
+          <wp:inline>
+            <wp:extent cx="5334000" cy="4267200"/>
+            <wp:effectExtent b="0" l="0" r="0" t="0"/>
+            <wp:docPr descr="" title="" id="14" name="Picture"/>
+            <a:graphic>
+              <a:graphicData uri="http://schemas.openxmlformats.org/drawingml/2006/picture">
+                <pic:pic>
+                  <pic:nvPicPr>
+                    <pic:cNvPr descr="report_G5_files/figure-docx/unnamed-chunk-1-1.png" id="15" name="Picture"/>
+                    <pic:cNvPicPr>
+                      <a:picLocks noChangeArrowheads="1" noChangeAspect="1"/>
+                    </pic:cNvPicPr>
+                  </pic:nvPicPr>
+                  <pic:blipFill>
+                    <a:blip r:embed="rId13"/>
+                    <a:stretch>
+                      <a:fillRect/>
+                    </a:stretch>
+                  </pic:blipFill>
+                  <pic:spPr bwMode="auto">
+                    <a:xfrm>
+                      <a:off x="0" y="0"/>
+                      <a:ext cx="5334000" cy="4267200"/>
+                    </a:xfrm>
+                    <a:prstGeom prst="rect">
+                      <a:avLst/>
+                    </a:prstGeom>
+                    <a:noFill/>
+                    <a:ln w="9525">
+                      <a:noFill/>
+                      <a:headEnd/>
+                      <a:tailEnd/>
+                    </a:ln>
+                  </pic:spPr>
+                </pic:pic>
+              </a:graphicData>
+            </a:graphic>
+          </wp:inline>
+        </w:drawing>
+      </w:r>
+    </w:p>
+    <w:bookmarkStart w:id="16" w:name="study-participantswhole-exome-sequencing"/>
     <w:p>
       <w:pPr>
         <w:pStyle w:val="Heading3"/>
@@ -252,7 +1011,10 @@
         <w:t xml:space="preserve">Description of the Corpas family project (</w:t>
       </w:r>
       <w:r>
-        <w:t xml:space="preserve">Corpas et al. (2015)</w:t>
+        <w:rPr>
+          <w:vertAlign w:val="superscript"/>
+        </w:rPr>
+        <w:t xml:space="preserve">1</w:t>
       </w:r>
       <w:r>
         <w:t xml:space="preserve">)</w:t>
@@ -294,8 +1056,8 @@
         <w:t xml:space="preserve">How was the sequencing data generated, on which machine, using which technology, using which sequencing kit, exome array?</w:t>
       </w:r>
     </w:p>
-    <w:bookmarkEnd w:id="13"/>
-    <w:bookmarkStart w:id="14" w:name="ngs-data-preprocessing"/>
+    <w:bookmarkEnd w:id="16"/>
+    <w:bookmarkStart w:id="17" w:name="ngs-data-preprocessing"/>
     <w:p>
       <w:pPr>
         <w:pStyle w:val="Heading3"/>
@@ -376,8 +1138,8 @@
         <w:t xml:space="preserve">Describe the different steps, what are they doing, what is the input/output.</w:t>
       </w:r>
     </w:p>
-    <w:bookmarkEnd w:id="14"/>
-    <w:bookmarkStart w:id="15" w:name="variant-annotation-and-filtering"/>
+    <w:bookmarkEnd w:id="17"/>
+    <w:bookmarkStart w:id="18" w:name="variant-annotation-and-filtering"/>
     <w:p>
       <w:pPr>
         <w:pStyle w:val="Heading3"/>
@@ -446,9 +1208,9 @@
         <w:t xml:space="preserve">What annotations/parameters have been used for filtering down the variants?</w:t>
       </w:r>
     </w:p>
-    <w:bookmarkEnd w:id="15"/>
-    <w:bookmarkEnd w:id="16"/>
-    <w:bookmarkStart w:id="22" w:name="results"/>
+    <w:bookmarkEnd w:id="18"/>
+    <w:bookmarkEnd w:id="19"/>
+    <w:bookmarkStart w:id="25" w:name="results"/>
     <w:p>
       <w:pPr>
         <w:pStyle w:val="Heading2"/>
@@ -457,7 +1219,7 @@
         <w:t xml:space="preserve">Results</w:t>
       </w:r>
     </w:p>
-    <w:bookmarkStart w:id="17" w:name="qc"/>
+    <w:bookmarkStart w:id="20" w:name="qc"/>
     <w:p>
       <w:pPr>
         <w:pStyle w:val="Heading3"/>
@@ -502,8 +1264,8 @@
         <w:t xml:space="preserve">show one read quality metric for all samples in one figure.</w:t>
       </w:r>
     </w:p>
-    <w:bookmarkEnd w:id="17"/>
-    <w:bookmarkStart w:id="18" w:name="sample-processing"/>
+    <w:bookmarkEnd w:id="20"/>
+    <w:bookmarkStart w:id="21" w:name="sample-processing"/>
     <w:p>
       <w:pPr>
         <w:pStyle w:val="Heading3"/>
@@ -524,8 +1286,8 @@
         <w:t xml:space="preserve">Table with read statistics (read numbers for each processing step including total number, after initial mapping, after duplicate removal, etc.). What is the outcome of the NGS workflow?</w:t>
       </w:r>
     </w:p>
-    <w:bookmarkEnd w:id="18"/>
-    <w:bookmarkStart w:id="21" w:name="variant-callingfiltering"/>
+    <w:bookmarkEnd w:id="21"/>
+    <w:bookmarkStart w:id="24" w:name="variant-callingfiltering"/>
     <w:p>
       <w:pPr>
         <w:pStyle w:val="Heading3"/>
@@ -737,7 +1499,7 @@
       <w:r>
         <w:t xml:space="preserve"> </w:t>
       </w:r>
-      <w:hyperlink r:id="rId19">
+      <w:hyperlink r:id="rId22">
         <w:r>
           <w:rPr>
             <w:rStyle w:val="Hyperlink"/>
@@ -790,7 +1552,7 @@
       <w:r>
         <w:t xml:space="preserve"> </w:t>
       </w:r>
-      <w:hyperlink r:id="rId20">
+      <w:hyperlink r:id="rId23">
         <w:r>
           <w:rPr>
             <w:rStyle w:val="Hyperlink"/>
@@ -799,9 +1561,9 @@
         </w:r>
       </w:hyperlink>
     </w:p>
-    <w:bookmarkEnd w:id="21"/>
-    <w:bookmarkEnd w:id="22"/>
-    <w:bookmarkStart w:id="23" w:name="discussion"/>
+    <w:bookmarkEnd w:id="24"/>
+    <w:bookmarkEnd w:id="25"/>
+    <w:bookmarkStart w:id="26" w:name="discussion"/>
     <w:p>
       <w:pPr>
         <w:pStyle w:val="Heading2"/>
@@ -865,8 +1627,8 @@
         <w:t xml:space="preserve">Can you think of experiments that could show that you have found a disease-causing variant?</w:t>
       </w:r>
     </w:p>
-    <w:bookmarkEnd w:id="23"/>
-    <w:bookmarkStart w:id="27" w:name="references"/>
+    <w:bookmarkEnd w:id="26"/>
+    <w:bookmarkStart w:id="30" w:name="references"/>
     <w:p>
       <w:pPr>
         <w:pStyle w:val="Heading2"/>
@@ -875,20 +1637,23 @@
         <w:t xml:space="preserve">References</w:t>
       </w:r>
     </w:p>
-    <w:bookmarkStart w:id="26" w:name="refs"/>
-    <w:bookmarkStart w:id="25" w:name="ref-corpas_crowdsourced_2015"/>
+    <w:bookmarkStart w:id="29" w:name="refs"/>
+    <w:bookmarkStart w:id="28" w:name="ref-corpas_crowdsourced_2015"/>
     <w:p>
       <w:pPr>
         <w:pStyle w:val="Bibliography"/>
       </w:pPr>
       <w:r>
-        <w:t xml:space="preserve">Corpas, Manuel, Willy Valdivia-Granda, Nazareth Torres, et al. 2015.</w:t>
+        <w:t xml:space="preserve">1.</w:t>
       </w:r>
       <w:r>
         <w:t xml:space="preserve"> </w:t>
       </w:r>
       <w:r>
-        <w:t xml:space="preserve">“Crowdsourced Direct-to-Consumer Genomic Analysis of a Family Quartet.”</w:t>
+        <w:t xml:space="preserve">	</w:t>
+      </w:r>
+      <w:r>
+        <w:t xml:space="preserve">Corpas, M., Valdivia-Granda, W., Torres, N., Greshake, B., Coletta, A., Knaus, A., Harrison, A.P., Cariaso, M., Moran, F., Nielsen, F., et al. (2015). Crowdsourced direct-to-consumer genomic analysis of a family quartet. BMC Genomics</w:t>
       </w:r>
       <w:r>
         <w:t xml:space="preserve"> </w:t>
@@ -898,18 +1663,15 @@
           <w:i/>
           <w:iCs/>
         </w:rPr>
-        <w:t xml:space="preserve">BMC Genomics</w:t>
+        <w:t xml:space="preserve">16</w:t>
+      </w:r>
+      <w:r>
+        <w:t xml:space="preserve">, 910.</w:t>
       </w:r>
       <w:r>
         <w:t xml:space="preserve"> </w:t>
       </w:r>
-      <w:r>
-        <w:t xml:space="preserve">16 (1): 910.</w:t>
-      </w:r>
-      <w:r>
-        <w:t xml:space="preserve"> </w:t>
-      </w:r>
-      <w:hyperlink r:id="rId24">
+      <w:hyperlink r:id="rId27">
         <w:r>
           <w:rPr>
             <w:rStyle w:val="Hyperlink"/>
@@ -921,9 +1683,9 @@
         <w:t xml:space="preserve">.</w:t>
       </w:r>
     </w:p>
-    <w:bookmarkEnd w:id="25"/>
-    <w:bookmarkEnd w:id="26"/>
-    <w:bookmarkEnd w:id="27"/>
+    <w:bookmarkEnd w:id="28"/>
+    <w:bookmarkEnd w:id="29"/>
+    <w:bookmarkEnd w:id="30"/>
     <w:sectPr>
       <w:footnotePr>
         <w:numRestart w:val="eachSect"/>

--- a/report_G5.docx
+++ b/report_G5.docx
@@ -128,7 +128,7 @@
     </w:p>
     <w:bookmarkEnd w:id="10"/>
     <w:bookmarkEnd w:id="11"/>
-    <w:bookmarkStart w:id="12" w:name="introduction"/>
+    <w:bookmarkStart w:id="18" w:name="introduction"/>
     <w:p>
       <w:pPr>
         <w:pStyle w:val="Heading2"/>
@@ -139,110 +139,10 @@
     </w:p>
     <w:p>
       <w:pPr>
-        <w:pStyle w:val="Compact"/>
-        <w:numPr>
-          <w:ilvl w:val="0"/>
-          <w:numId w:val="1003"/>
-        </w:numPr>
-      </w:pPr>
-      <w:r>
-        <w:t xml:space="preserve">2-3 sentences</w:t>
-      </w:r>
-    </w:p>
-    <w:p>
-      <w:pPr>
-        <w:pStyle w:val="Compact"/>
-        <w:numPr>
-          <w:ilvl w:val="1"/>
-          <w:numId w:val="1004"/>
-        </w:numPr>
-      </w:pPr>
-      <w:r>
-        <w:t xml:space="preserve">What is next generation sequencing, whole exome sequencing, and trio sequencing used for? Get some use cases from literature.</w:t>
-      </w:r>
-    </w:p>
-    <w:p>
-      <w:pPr>
-        <w:pStyle w:val="Compact"/>
-        <w:numPr>
-          <w:ilvl w:val="0"/>
-          <w:numId w:val="1003"/>
-        </w:numPr>
-      </w:pPr>
-      <w:r>
-        <w:t xml:space="preserve">1-2 sentences about the disease:</w:t>
-      </w:r>
-    </w:p>
-    <w:p>
-      <w:pPr>
-        <w:pStyle w:val="Compact"/>
-        <w:numPr>
-          <w:ilvl w:val="1"/>
-          <w:numId w:val="1005"/>
-        </w:numPr>
-      </w:pPr>
-      <w:r>
-        <w:t xml:space="preserve">Are there already sequencing studies done for the disease (if yes, which one)?</w:t>
-      </w:r>
-    </w:p>
-    <w:p>
-      <w:pPr>
-        <w:pStyle w:val="Compact"/>
-        <w:numPr>
-          <w:ilvl w:val="1"/>
-          <w:numId w:val="1005"/>
-        </w:numPr>
-      </w:pPr>
-      <w:r>
-        <w:t xml:space="preserve">Are their already genetic variants known (if yes which one) and where can you find those?</w:t>
-      </w:r>
-    </w:p>
-    <w:p>
-      <w:pPr>
-        <w:pStyle w:val="Compact"/>
-        <w:numPr>
-          <w:ilvl w:val="1"/>
-          <w:numId w:val="1005"/>
-        </w:numPr>
-      </w:pPr>
-      <w:r>
-        <w:t xml:space="preserve">Incidence of the disease (how often it occurs?).</w:t>
-      </w:r>
-    </w:p>
-    <w:p>
-      <w:pPr>
-        <w:pStyle w:val="Compact"/>
-        <w:numPr>
-          <w:ilvl w:val="1"/>
-          <w:numId w:val="1005"/>
-        </w:numPr>
-      </w:pPr>
-      <w:r>
-        <w:t xml:space="preserve">What is the mode of inheritance you would expect?</w:t>
-      </w:r>
-    </w:p>
-    <w:bookmarkEnd w:id="12"/>
-    <w:bookmarkStart w:id="19" w:name="materials-and-methods"/>
-    <w:p>
-      <w:pPr>
-        <w:pStyle w:val="Heading2"/>
-      </w:pPr>
-      <w:r>
-        <w:t xml:space="preserve">Materials and methods</w:t>
-      </w:r>
-    </w:p>
-    <w:p>
-      <w:pPr>
         <w:pStyle w:val="FirstParagraph"/>
       </w:pPr>
       <w:r>
-        <w:t xml:space="preserve">The base of our work is publicly available genetic data from a Spanish family, consisting of a father, mother and their daughter, referred to as</w:t>
-      </w:r>
-      <w:r>
-        <w:t xml:space="preserve"> </w:t>
-      </w:r>
-      <w:r>
-        <w:t xml:space="preserve">“the Corpasome”</w:t>
+        <w:t xml:space="preserve">Neurocutaneous syndrome, characterized by cerebral dysgenesis, neuropathy, ichthyosis, and keratoderma, or CEDNIK syndrome for short, is a autosomal recessive genetic disorder</w:t>
       </w:r>
       <w:r>
         <w:rPr>
@@ -251,719 +151,169 @@
         <w:t xml:space="preserve">1</w:t>
       </w:r>
       <w:r>
-        <w:t xml:space="preserve">. In our case the genome of the daughter is synthetically altered and a disease phenotype, caused by these alterations, is described. The parental sequencing reads remain unaltered and their phenotype is unremarkable.</w:t>
-      </w:r>
-    </w:p>
-    <w:p>
-      <w:pPr>
-        <w:pStyle w:val="SourceCode"/>
-      </w:pPr>
+        <w:t xml:space="preserve">. This disease is caused by a loss-of-function variant in SNAP29 (synaptosomal-associated protein 29), which encodes a SNARE protein, a vesicular membrane fusion protein</w:t>
+      </w:r>
       <w:r>
         <w:rPr>
-          <w:rStyle w:val="CommentTok"/>
-        </w:rPr>
-        <w:t xml:space="preserve">#pedigree</w:t>
-      </w:r>
-      <w:r>
-        <w:br/>
-      </w:r>
-      <w:r>
-        <w:br/>
-      </w:r>
-      <w:r>
-        <w:rPr>
-          <w:rStyle w:val="FunctionTok"/>
-        </w:rPr>
-        <w:t xml:space="preserve">library</w:t>
-      </w:r>
-      <w:r>
-        <w:rPr>
-          <w:rStyle w:val="NormalTok"/>
-        </w:rPr>
-        <w:t xml:space="preserve">(kinship2)</w:t>
-      </w:r>
-      <w:r>
-        <w:br/>
-      </w:r>
-      <w:r>
-        <w:br/>
-      </w:r>
-      <w:r>
-        <w:rPr>
-          <w:rStyle w:val="NormalTok"/>
-        </w:rPr>
-        <w:t xml:space="preserve">ped </w:t>
-      </w:r>
-      <w:r>
-        <w:rPr>
-          <w:rStyle w:val="OtherTok"/>
-        </w:rPr>
-        <w:t xml:space="preserve">&lt;-</w:t>
-      </w:r>
-      <w:r>
-        <w:rPr>
-          <w:rStyle w:val="NormalTok"/>
-        </w:rPr>
-        <w:t xml:space="preserve"> </w:t>
-      </w:r>
-      <w:r>
-        <w:rPr>
-          <w:rStyle w:val="FunctionTok"/>
-        </w:rPr>
-        <w:t xml:space="preserve">read_table</w:t>
-      </w:r>
-      <w:r>
-        <w:rPr>
-          <w:rStyle w:val="NormalTok"/>
-        </w:rPr>
-        <w:t xml:space="preserve">(</w:t>
-      </w:r>
-      <w:r>
-        <w:rPr>
-          <w:rStyle w:val="StringTok"/>
-        </w:rPr>
-        <w:t xml:space="preserve">"data/corpasome.ped"</w:t>
-      </w:r>
-      <w:r>
-        <w:rPr>
-          <w:rStyle w:val="NormalTok"/>
-        </w:rPr>
-        <w:t xml:space="preserve">,</w:t>
-      </w:r>
-      <w:r>
-        <w:br/>
-      </w:r>
-      <w:r>
-        <w:rPr>
-          <w:rStyle w:val="NormalTok"/>
-        </w:rPr>
-        <w:t xml:space="preserve">                  </w:t>
-      </w:r>
-      <w:r>
-        <w:rPr>
-          <w:rStyle w:val="AttributeTok"/>
-        </w:rPr>
-        <w:t xml:space="preserve">col_names =</w:t>
-      </w:r>
-      <w:r>
-        <w:rPr>
-          <w:rStyle w:val="NormalTok"/>
-        </w:rPr>
-        <w:t xml:space="preserve"> </w:t>
-      </w:r>
-      <w:r>
-        <w:rPr>
-          <w:rStyle w:val="FunctionTok"/>
-        </w:rPr>
-        <w:t xml:space="preserve">c</w:t>
-      </w:r>
-      <w:r>
-        <w:rPr>
-          <w:rStyle w:val="NormalTok"/>
-        </w:rPr>
-        <w:t xml:space="preserve">(</w:t>
-      </w:r>
-      <w:r>
-        <w:rPr>
-          <w:rStyle w:val="StringTok"/>
-        </w:rPr>
-        <w:t xml:space="preserve">"family"</w:t>
-      </w:r>
-      <w:r>
-        <w:rPr>
-          <w:rStyle w:val="NormalTok"/>
-        </w:rPr>
-        <w:t xml:space="preserve">, </w:t>
-      </w:r>
-      <w:r>
-        <w:rPr>
-          <w:rStyle w:val="StringTok"/>
-        </w:rPr>
-        <w:t xml:space="preserve">"id"</w:t>
-      </w:r>
-      <w:r>
-        <w:rPr>
-          <w:rStyle w:val="NormalTok"/>
-        </w:rPr>
-        <w:t xml:space="preserve">, </w:t>
-      </w:r>
-      <w:r>
-        <w:rPr>
-          <w:rStyle w:val="StringTok"/>
-        </w:rPr>
-        <w:t xml:space="preserve">"father"</w:t>
-      </w:r>
-      <w:r>
-        <w:rPr>
-          <w:rStyle w:val="NormalTok"/>
-        </w:rPr>
-        <w:t xml:space="preserve">, </w:t>
-      </w:r>
-      <w:r>
-        <w:rPr>
-          <w:rStyle w:val="StringTok"/>
-        </w:rPr>
-        <w:t xml:space="preserve">"mother"</w:t>
-      </w:r>
-      <w:r>
-        <w:rPr>
-          <w:rStyle w:val="NormalTok"/>
-        </w:rPr>
-        <w:t xml:space="preserve">, </w:t>
-      </w:r>
-      <w:r>
-        <w:rPr>
-          <w:rStyle w:val="StringTok"/>
-        </w:rPr>
-        <w:t xml:space="preserve">"sex"</w:t>
-      </w:r>
-      <w:r>
-        <w:rPr>
-          <w:rStyle w:val="NormalTok"/>
-        </w:rPr>
-        <w:t xml:space="preserve">, </w:t>
-      </w:r>
-      <w:r>
-        <w:rPr>
-          <w:rStyle w:val="StringTok"/>
-        </w:rPr>
-        <w:t xml:space="preserve">"phenotype"</w:t>
-      </w:r>
-      <w:r>
-        <w:rPr>
-          <w:rStyle w:val="NormalTok"/>
-        </w:rPr>
-        <w:t xml:space="preserve">),</w:t>
-      </w:r>
-      <w:r>
-        <w:br/>
-      </w:r>
-      <w:r>
-        <w:rPr>
-          <w:rStyle w:val="NormalTok"/>
-        </w:rPr>
-        <w:t xml:space="preserve">                  </w:t>
-      </w:r>
-      <w:r>
-        <w:rPr>
-          <w:rStyle w:val="AttributeTok"/>
-        </w:rPr>
-        <w:t xml:space="preserve">col_types =</w:t>
-      </w:r>
-      <w:r>
-        <w:rPr>
-          <w:rStyle w:val="NormalTok"/>
-        </w:rPr>
-        <w:t xml:space="preserve"> </w:t>
-      </w:r>
-      <w:r>
-        <w:rPr>
-          <w:rStyle w:val="StringTok"/>
-        </w:rPr>
-        <w:t xml:space="preserve">"ccccii"</w:t>
-      </w:r>
-      <w:r>
-        <w:rPr>
-          <w:rStyle w:val="NormalTok"/>
-        </w:rPr>
-        <w:t xml:space="preserve">)</w:t>
-      </w:r>
-      <w:r>
-        <w:br/>
-      </w:r>
-      <w:r>
-        <w:br/>
-      </w:r>
-      <w:r>
-        <w:rPr>
-          <w:rStyle w:val="NormalTok"/>
-        </w:rPr>
-        <w:t xml:space="preserve">ped2 </w:t>
-      </w:r>
-      <w:r>
-        <w:rPr>
-          <w:rStyle w:val="OtherTok"/>
-        </w:rPr>
-        <w:t xml:space="preserve">&lt;-</w:t>
-      </w:r>
-      <w:r>
-        <w:rPr>
-          <w:rStyle w:val="NormalTok"/>
-        </w:rPr>
-        <w:t xml:space="preserve"> ped </w:t>
-      </w:r>
-      <w:r>
-        <w:rPr>
-          <w:rStyle w:val="SpecialCharTok"/>
-        </w:rPr>
-        <w:t xml:space="preserve">|&gt;</w:t>
-      </w:r>
-      <w:r>
-        <w:br/>
-      </w:r>
-      <w:r>
-        <w:rPr>
-          <w:rStyle w:val="NormalTok"/>
-        </w:rPr>
-        <w:t xml:space="preserve">  </w:t>
-      </w:r>
-      <w:r>
-        <w:rPr>
-          <w:rStyle w:val="FunctionTok"/>
-        </w:rPr>
-        <w:t xml:space="preserve">mutate</w:t>
-      </w:r>
-      <w:r>
-        <w:rPr>
-          <w:rStyle w:val="NormalTok"/>
-        </w:rPr>
-        <w:t xml:space="preserve">(</w:t>
-      </w:r>
-      <w:r>
-        <w:rPr>
-          <w:rStyle w:val="FunctionTok"/>
-        </w:rPr>
-        <w:t xml:space="preserve">across</w:t>
-      </w:r>
-      <w:r>
-        <w:rPr>
-          <w:rStyle w:val="NormalTok"/>
-        </w:rPr>
-        <w:t xml:space="preserve">(</w:t>
-      </w:r>
-      <w:r>
-        <w:rPr>
-          <w:rStyle w:val="FunctionTok"/>
-        </w:rPr>
-        <w:t xml:space="preserve">c</w:t>
-      </w:r>
-      <w:r>
-        <w:rPr>
-          <w:rStyle w:val="NormalTok"/>
-        </w:rPr>
-        <w:t xml:space="preserve">(id, father, mother), \(x) </w:t>
-      </w:r>
-      <w:r>
-        <w:rPr>
-          <w:rStyle w:val="FunctionTok"/>
-        </w:rPr>
-        <w:t xml:space="preserve">str_remove</w:t>
-      </w:r>
-      <w:r>
-        <w:rPr>
-          <w:rStyle w:val="NormalTok"/>
-        </w:rPr>
-        <w:t xml:space="preserve">(x, </w:t>
-      </w:r>
-      <w:r>
-        <w:rPr>
-          <w:rStyle w:val="StringTok"/>
-        </w:rPr>
-        <w:t xml:space="preserve">"^corpasome_"</w:t>
-      </w:r>
-      <w:r>
-        <w:rPr>
-          <w:rStyle w:val="NormalTok"/>
-        </w:rPr>
-        <w:t xml:space="preserve">)),</w:t>
-      </w:r>
-      <w:r>
-        <w:br/>
-      </w:r>
-      <w:r>
-        <w:rPr>
-          <w:rStyle w:val="NormalTok"/>
-        </w:rPr>
-        <w:t xml:space="preserve">    </w:t>
-      </w:r>
-      <w:r>
-        <w:rPr>
-          <w:rStyle w:val="AttributeTok"/>
-        </w:rPr>
-        <w:t xml:space="preserve">father   =</w:t>
-      </w:r>
-      <w:r>
-        <w:rPr>
-          <w:rStyle w:val="NormalTok"/>
-        </w:rPr>
-        <w:t xml:space="preserve"> </w:t>
-      </w:r>
-      <w:r>
-        <w:rPr>
-          <w:rStyle w:val="FunctionTok"/>
-        </w:rPr>
-        <w:t xml:space="preserve">na_if</w:t>
-      </w:r>
-      <w:r>
-        <w:rPr>
-          <w:rStyle w:val="NormalTok"/>
-        </w:rPr>
-        <w:t xml:space="preserve">(father, </w:t>
-      </w:r>
-      <w:r>
-        <w:rPr>
-          <w:rStyle w:val="StringTok"/>
-        </w:rPr>
-        <w:t xml:space="preserve">"0"</w:t>
-      </w:r>
-      <w:r>
-        <w:rPr>
-          <w:rStyle w:val="NormalTok"/>
-        </w:rPr>
-        <w:t xml:space="preserve">),     </w:t>
-      </w:r>
-      <w:r>
-        <w:rPr>
-          <w:rStyle w:val="CommentTok"/>
-        </w:rPr>
-        <w:t xml:space="preserve"># 0 = no parent in the file -&gt; NA</w:t>
-      </w:r>
-      <w:r>
-        <w:br/>
-      </w:r>
-      <w:r>
-        <w:rPr>
-          <w:rStyle w:val="NormalTok"/>
-        </w:rPr>
-        <w:t xml:space="preserve">         </w:t>
-      </w:r>
-      <w:r>
-        <w:rPr>
-          <w:rStyle w:val="AttributeTok"/>
-        </w:rPr>
-        <w:t xml:space="preserve">mother   =</w:t>
-      </w:r>
-      <w:r>
-        <w:rPr>
-          <w:rStyle w:val="NormalTok"/>
-        </w:rPr>
-        <w:t xml:space="preserve"> </w:t>
-      </w:r>
-      <w:r>
-        <w:rPr>
-          <w:rStyle w:val="FunctionTok"/>
-        </w:rPr>
-        <w:t xml:space="preserve">na_if</w:t>
-      </w:r>
-      <w:r>
-        <w:rPr>
-          <w:rStyle w:val="NormalTok"/>
-        </w:rPr>
-        <w:t xml:space="preserve">(mother, </w:t>
-      </w:r>
-      <w:r>
-        <w:rPr>
-          <w:rStyle w:val="StringTok"/>
-        </w:rPr>
-        <w:t xml:space="preserve">"0"</w:t>
-      </w:r>
-      <w:r>
-        <w:rPr>
-          <w:rStyle w:val="NormalTok"/>
-        </w:rPr>
-        <w:t xml:space="preserve">),</w:t>
-      </w:r>
-      <w:r>
-        <w:br/>
-      </w:r>
-      <w:r>
-        <w:rPr>
-          <w:rStyle w:val="NormalTok"/>
-        </w:rPr>
-        <w:t xml:space="preserve">         </w:t>
-      </w:r>
-      <w:r>
-        <w:rPr>
-          <w:rStyle w:val="AttributeTok"/>
-        </w:rPr>
-        <w:t xml:space="preserve">affected =</w:t>
-      </w:r>
-      <w:r>
-        <w:rPr>
-          <w:rStyle w:val="NormalTok"/>
-        </w:rPr>
-        <w:t xml:space="preserve"> </w:t>
-      </w:r>
-      <w:r>
-        <w:rPr>
-          <w:rStyle w:val="FunctionTok"/>
-        </w:rPr>
-        <w:t xml:space="preserve">as.integer</w:t>
-      </w:r>
-      <w:r>
-        <w:rPr>
-          <w:rStyle w:val="NormalTok"/>
-        </w:rPr>
-        <w:t xml:space="preserve">(phenotype </w:t>
-      </w:r>
-      <w:r>
-        <w:rPr>
-          <w:rStyle w:val="SpecialCharTok"/>
-        </w:rPr>
-        <w:t xml:space="preserve">==</w:t>
-      </w:r>
-      <w:r>
-        <w:rPr>
-          <w:rStyle w:val="NormalTok"/>
-        </w:rPr>
-        <w:t xml:space="preserve"> </w:t>
-      </w:r>
-      <w:r>
-        <w:rPr>
-          <w:rStyle w:val="DecValTok"/>
+          <w:vertAlign w:val="superscript"/>
         </w:rPr>
         <w:t xml:space="preserve">2</w:t>
       </w:r>
       <w:r>
+        <w:t xml:space="preserve">. Symptoms of the disease Microcephaly, Global developmental delay, Ataxia, Ichthyosis, Diffuse palmoplantar hyperkeratosis.</w:t>
+      </w:r>
+    </w:p>
+    <w:p>
+      <w:pPr>
+        <w:pStyle w:val="BodyText"/>
+      </w:pPr>
+      <w:r>
+        <w:t xml:space="preserve">This syndrome was first discovered in 2005— within the 22q11.2 region and the SNAP29 gene —using homozygosity mapping on two unrelated families with a history of consanguineous marriage that exhibited similar symptoms</w:t>
+      </w:r>
+      <w:r>
         <w:rPr>
-          <w:rStyle w:val="NormalTok"/>
+          <w:vertAlign w:val="superscript"/>
         </w:rPr>
-        <w:t xml:space="preserve">))  </w:t>
+        <w:t xml:space="preserve">3</w:t>
+      </w:r>
+      <w:r>
+        <w:t xml:space="preserve">. In the subsequent years, up to 2021, nearly 20 variants of this syndrome were discovered</w:t>
       </w:r>
       <w:r>
         <w:rPr>
-          <w:rStyle w:val="CommentTok"/>
+          <w:vertAlign w:val="superscript"/>
         </w:rPr>
-        <w:t xml:space="preserve"># 2 = affected -&gt; 1, otherwise 0</w:t>
-      </w:r>
-      <w:r>
-        <w:br/>
-      </w:r>
-      <w:r>
-        <w:br/>
+        <w:t xml:space="preserve">4</w:t>
+      </w:r>
+      <w:r>
+        <w:t xml:space="preserve">.</w:t>
+      </w:r>
+    </w:p>
+    <w:p>
+      <w:pPr>
+        <w:pStyle w:val="BodyText"/>
+      </w:pPr>
+      <w:r>
+        <w:t xml:space="preserve">CEDNIK syndrome is an extremely rare disorder, with an estimated prevalence of less than 1 per 1,000,000 individuals; a reliable population-based incidence has not been established due to the small number of reported cases</w:t>
       </w:r>
       <w:r>
         <w:rPr>
-          <w:rStyle w:val="NormalTok"/>
+          <w:vertAlign w:val="superscript"/>
         </w:rPr>
-        <w:t xml:space="preserve">pedi </w:t>
+        <w:t xml:space="preserve">5</w:t>
+      </w:r>
+      <w:r>
+        <w:t xml:space="preserve">.</w:t>
+      </w:r>
+    </w:p>
+    <w:p>
+      <w:pPr>
+        <w:pStyle w:val="BodyText"/>
+      </w:pPr>
+      <w:r>
+        <w:t xml:space="preserve">Variant detection and diagnosis have become much more accessible with the advent of next-generation sequencing (NGS). Unlike earlier sequencing technologies, NGS enables the simultaneous analysis of anything from a few genes to hundreds of genes, the entire exome, or even the whole genome. NGS systems employ approaches such as whole-genome sequencing (WGS) and whole-exome sequencing (WES)</w:t>
       </w:r>
       <w:r>
         <w:rPr>
-          <w:rStyle w:val="OtherTok"/>
+          <w:vertAlign w:val="superscript"/>
         </w:rPr>
-        <w:t xml:space="preserve">&lt;-</w:t>
+        <w:t xml:space="preserve">6</w:t>
+      </w:r>
+      <w:r>
+        <w:t xml:space="preserve">.</w:t>
+      </w:r>
+    </w:p>
+    <w:p>
+      <w:pPr>
+        <w:pStyle w:val="BodyText"/>
+      </w:pPr>
+      <w:r>
+        <w:t xml:space="preserve">In this report, we focus on WES because Sydnik syndrome is a Mendelian monogenic disorder; identifying variations within the exons alone is generally sufficient for its detection. In the case we analyzed, a 3-year-old girl exhibited symptoms of the syndrome while her parents were healthy; therefore, our objective was to perform WES for this family of three and identify the variant by comparing the results against the reference human genome (GRCh37/hg19). This type of analytical method is known as</w:t>
+      </w:r>
+      <w:r>
+        <w:t xml:space="preserve"> </w:t>
+      </w:r>
+      <w:r>
+        <w:t xml:space="preserve">“trio analysis”</w:t>
       </w:r>
       <w:r>
         <w:rPr>
-          <w:rStyle w:val="NormalTok"/>
+          <w:vertAlign w:val="superscript"/>
         </w:rPr>
-        <w:t xml:space="preserve"> </w:t>
+        <w:t xml:space="preserve">7</w:t>
+      </w:r>
+      <w:r>
+        <w:t xml:space="preserve">, and given that this syndrome is an autosomal recessive disorder, we can infer that both parents are heterozygous carriers</w:t>
       </w:r>
       <w:r>
         <w:rPr>
-          <w:rStyle w:val="FunctionTok"/>
+          <w:vertAlign w:val="superscript"/>
         </w:rPr>
-        <w:t xml:space="preserve">pedigree</w:t>
+        <w:t xml:space="preserve">1</w:t>
+      </w:r>
+      <w:r>
+        <w:t xml:space="preserve">.</w:t>
+      </w:r>
+    </w:p>
+    <w:bookmarkStart w:id="15" w:name="study-participantswhole-exome-sequencing"/>
+    <w:p>
+      <w:pPr>
+        <w:pStyle w:val="Heading3"/>
+      </w:pPr>
+      <w:r>
+        <w:t xml:space="preserve">Study Participants/Whole exome sequencing</w:t>
+      </w:r>
+    </w:p>
+    <w:p>
+      <w:pPr>
+        <w:pStyle w:val="FirstParagraph"/>
+      </w:pPr>
+      <w:r>
+        <w:t xml:space="preserve">The base of our work is publicly available genetic data from a Spanish family, here consisting of a father, mother and their daughter, referred to as</w:t>
+      </w:r>
+      <w:r>
+        <w:t xml:space="preserve"> </w:t>
+      </w:r>
+      <w:r>
+        <w:t xml:space="preserve">“the Corpasome”</w:t>
       </w:r>
       <w:r>
         <w:rPr>
-          <w:rStyle w:val="NormalTok"/>
+          <w:vertAlign w:val="superscript"/>
         </w:rPr>
-        <w:t xml:space="preserve">(</w:t>
-      </w:r>
-      <w:r>
-        <w:rPr>
-          <w:rStyle w:val="AttributeTok"/>
-        </w:rPr>
-        <w:t xml:space="preserve">id      =</w:t>
-      </w:r>
-      <w:r>
-        <w:rPr>
-          <w:rStyle w:val="NormalTok"/>
-        </w:rPr>
-        <w:t xml:space="preserve"> ped2</w:t>
-      </w:r>
-      <w:r>
-        <w:rPr>
-          <w:rStyle w:val="SpecialCharTok"/>
-        </w:rPr>
-        <w:t xml:space="preserve">$</w:t>
-      </w:r>
-      <w:r>
-        <w:rPr>
-          <w:rStyle w:val="NormalTok"/>
-        </w:rPr>
-        <w:t xml:space="preserve">id,</w:t>
-      </w:r>
-      <w:r>
-        <w:br/>
-      </w:r>
-      <w:r>
-        <w:rPr>
-          <w:rStyle w:val="NormalTok"/>
-        </w:rPr>
-        <w:t xml:space="preserve">                 </w:t>
-      </w:r>
-      <w:r>
-        <w:rPr>
-          <w:rStyle w:val="AttributeTok"/>
-        </w:rPr>
-        <w:t xml:space="preserve">dadid   =</w:t>
-      </w:r>
-      <w:r>
-        <w:rPr>
-          <w:rStyle w:val="NormalTok"/>
-        </w:rPr>
-        <w:t xml:space="preserve"> ped2</w:t>
-      </w:r>
-      <w:r>
-        <w:rPr>
-          <w:rStyle w:val="SpecialCharTok"/>
-        </w:rPr>
-        <w:t xml:space="preserve">$</w:t>
-      </w:r>
-      <w:r>
-        <w:rPr>
-          <w:rStyle w:val="NormalTok"/>
-        </w:rPr>
-        <w:t xml:space="preserve">father,</w:t>
-      </w:r>
-      <w:r>
-        <w:br/>
-      </w:r>
-      <w:r>
-        <w:rPr>
-          <w:rStyle w:val="NormalTok"/>
-        </w:rPr>
-        <w:t xml:space="preserve">                 </w:t>
-      </w:r>
-      <w:r>
-        <w:rPr>
-          <w:rStyle w:val="AttributeTok"/>
-        </w:rPr>
-        <w:t xml:space="preserve">momid   =</w:t>
-      </w:r>
-      <w:r>
-        <w:rPr>
-          <w:rStyle w:val="NormalTok"/>
-        </w:rPr>
-        <w:t xml:space="preserve"> ped2</w:t>
-      </w:r>
-      <w:r>
-        <w:rPr>
-          <w:rStyle w:val="SpecialCharTok"/>
-        </w:rPr>
-        <w:t xml:space="preserve">$</w:t>
-      </w:r>
-      <w:r>
-        <w:rPr>
-          <w:rStyle w:val="NormalTok"/>
-        </w:rPr>
-        <w:t xml:space="preserve">mother,</w:t>
-      </w:r>
-      <w:r>
-        <w:br/>
-      </w:r>
-      <w:r>
-        <w:rPr>
-          <w:rStyle w:val="NormalTok"/>
-        </w:rPr>
-        <w:t xml:space="preserve">                 </w:t>
-      </w:r>
-      <w:r>
-        <w:rPr>
-          <w:rStyle w:val="AttributeTok"/>
-        </w:rPr>
-        <w:t xml:space="preserve">sex     =</w:t>
-      </w:r>
-      <w:r>
-        <w:rPr>
-          <w:rStyle w:val="NormalTok"/>
-        </w:rPr>
-        <w:t xml:space="preserve"> ped2</w:t>
-      </w:r>
-      <w:r>
-        <w:rPr>
-          <w:rStyle w:val="SpecialCharTok"/>
-        </w:rPr>
-        <w:t xml:space="preserve">$</w:t>
-      </w:r>
-      <w:r>
-        <w:rPr>
-          <w:rStyle w:val="NormalTok"/>
-        </w:rPr>
-        <w:t xml:space="preserve">sex,          </w:t>
-      </w:r>
-      <w:r>
-        <w:rPr>
-          <w:rStyle w:val="CommentTok"/>
-        </w:rPr>
-        <w:t xml:space="preserve"># 1 = male, 2 = female</w:t>
-      </w:r>
-      <w:r>
-        <w:br/>
-      </w:r>
-      <w:r>
-        <w:rPr>
-          <w:rStyle w:val="NormalTok"/>
-        </w:rPr>
-        <w:t xml:space="preserve">                 </w:t>
-      </w:r>
-      <w:r>
-        <w:rPr>
-          <w:rStyle w:val="AttributeTok"/>
-        </w:rPr>
-        <w:t xml:space="preserve">affected =</w:t>
-      </w:r>
-      <w:r>
-        <w:rPr>
-          <w:rStyle w:val="NormalTok"/>
-        </w:rPr>
-        <w:t xml:space="preserve"> ped2</w:t>
-      </w:r>
-      <w:r>
-        <w:rPr>
-          <w:rStyle w:val="SpecialCharTok"/>
-        </w:rPr>
-        <w:t xml:space="preserve">$</w:t>
-      </w:r>
-      <w:r>
-        <w:rPr>
-          <w:rStyle w:val="NormalTok"/>
-        </w:rPr>
-        <w:t xml:space="preserve">affected)</w:t>
-      </w:r>
-      <w:r>
-        <w:br/>
-      </w:r>
-      <w:r>
-        <w:br/>
-      </w:r>
-      <w:r>
-        <w:rPr>
-          <w:rStyle w:val="FunctionTok"/>
-        </w:rPr>
-        <w:t xml:space="preserve">plot</w:t>
-      </w:r>
-      <w:r>
-        <w:rPr>
-          <w:rStyle w:val="NormalTok"/>
-        </w:rPr>
-        <w:t xml:space="preserve">(pedi)</w:t>
-      </w:r>
-    </w:p>
-    <w:p>
-      <w:pPr>
-        <w:pStyle w:val="FirstParagraph"/>
+        <w:t xml:space="preserve">8</w:t>
+      </w:r>
+      <w:r>
+        <w:t xml:space="preserve">. In our case the genome of the daughter is synthetically altered and a disease phenotype called CEDNIK Syndrome, caused by these alterations, is diagnosed. Main symptoms are developmental delay and skin disorder. The latter mainfasting at the age of two in ichthyosis and thickening of palms and soles. Further, she has been diagnosed with microcephaly and poor motor development as well as impaired coordination. As Cednik Syndrome is an autosomal recessive inheritable disease and the parents are healthy, the father and mother both have one chromosome with the disease-causing variant and one without.</w:t>
+      </w:r>
+      <w:r>
+        <w:t xml:space="preserve"> </w:t>
+      </w:r>
+      <w:r>
+        <w:t xml:space="preserve">After deciding to make their genomes publicly available, the Corpas family bought direct-to-consumer sequencing privately to collect DNA in saliva using Oragene kits. Exomes were captured with Agilent SureSelect Human All Exon (44 Mb design) and sequenced on Illumina HiSeq with an average coverage of about 30x over the target region.</w:t>
+      </w:r>
+    </w:p>
+    <w:p>
+      <w:pPr>
+        <w:pStyle w:val="BodyText"/>
       </w:pPr>
       <w:r>
         <w:drawing>
           <wp:inline>
             <wp:extent cx="5334000" cy="4267200"/>
             <wp:effectExtent b="0" l="0" r="0" t="0"/>
-            <wp:docPr descr="" title="" id="14" name="Picture"/>
+            <wp:docPr descr="" title="" id="13" name="Picture"/>
             <a:graphic>
               <a:graphicData uri="http://schemas.openxmlformats.org/drawingml/2006/picture">
                 <pic:pic>
                   <pic:nvPicPr>
-                    <pic:cNvPr descr="report_G5_files/figure-docx/unnamed-chunk-1-1.png" id="15" name="Picture"/>
+                    <pic:cNvPr descr="report_G5_files/figure-docx/unnamed-chunk-3-1.png" id="14" name="Picture"/>
                     <pic:cNvPicPr>
                       <a:picLocks noChangeArrowheads="1" noChangeAspect="1"/>
                     </pic:cNvPicPr>
                   </pic:nvPicPr>
                   <pic:blipFill>
-                    <a:blip r:embed="rId13"/>
+                    <a:blip r:embed="rId12"/>
                     <a:stretch>
                       <a:fillRect/>
                     </a:stretch>
@@ -990,13 +340,1117 @@
         </w:drawing>
       </w:r>
     </w:p>
-    <w:bookmarkStart w:id="16" w:name="study-participantswhole-exome-sequencing"/>
+    <w:bookmarkEnd w:id="15"/>
+    <w:bookmarkStart w:id="16" w:name="ngs-data-preprocessing"/>
     <w:p>
       <w:pPr>
         <w:pStyle w:val="Heading3"/>
       </w:pPr>
       <w:r>
-        <w:t xml:space="preserve">Study Participants/Whole exome sequencing</w:t>
+        <w:t xml:space="preserve">NGS data preprocessing</w:t>
+      </w:r>
+    </w:p>
+    <w:p>
+      <w:pPr>
+        <w:pStyle w:val="FirstParagraph"/>
+      </w:pPr>
+      <w:r>
+        <w:t xml:space="preserve">Next-Generation Sequencing (NGS) data preprocessing was used to refine and align raw reads prior to downstream Whole-Exome Sequencing (WES) analysis. The input dataset comprised individual raw FASTQ files corresponding to the family trio: mother, father, and affected child, from the Corpasome family. This tools are organized for each person as .fq files as paired-ends reads, 150 bp per read for R1 and R2.</w:t>
+      </w:r>
+    </w:p>
+    <w:p>
+      <w:pPr>
+        <w:pStyle w:val="BodyText"/>
+      </w:pPr>
+      <w:r>
+        <w:t xml:space="preserve">For the Quality evaluation, we access to the</w:t>
+      </w:r>
+      <w:r>
+        <w:t xml:space="preserve"> </w:t>
+      </w:r>
+      <w:r>
+        <w:t xml:space="preserve">“FastQC Report (version 0.12.1)”</w:t>
+      </w:r>
+      <w:r>
+        <w:t xml:space="preserve"> </w:t>
+      </w:r>
+      <w:r>
+        <w:t xml:space="preserve">for each file. Using the raw data (.fq data files) as an input, we can graph and see the organization of the sequences, %GC percentage and the quality scores. We considerate the Q scores above 30 (Q30), in acordance to the standart Illumina quality trimming sequence</w:t>
+      </w:r>
+      <w:r>
+        <w:rPr>
+          <w:vertAlign w:val="superscript"/>
+        </w:rPr>
+        <w:t xml:space="preserve">9</w:t>
+      </w:r>
+      <w:r>
+        <w:t xml:space="preserve">.</w:t>
+      </w:r>
+    </w:p>
+    <w:p>
+      <w:pPr>
+        <w:pStyle w:val="BodyText"/>
+      </w:pPr>
+      <w:r>
+        <w:t xml:space="preserve">After the confirmation of the good quality of the sequences, we proceed with the allignment and trimming of information.</w:t>
+      </w:r>
+    </w:p>
+    <w:p>
+      <w:pPr>
+        <w:pStyle w:val="BodyText"/>
+      </w:pPr>
+      <w:r>
+        <w:t xml:space="preserve">We processed the quantification of bp related to the harmful variants. for finding differential gene expresions.</w:t>
+      </w:r>
+    </w:p>
+    <w:bookmarkEnd w:id="16"/>
+    <w:bookmarkStart w:id="17" w:name="variant-annotation-and-filtering"/>
+    <w:p>
+      <w:pPr>
+        <w:pStyle w:val="Heading3"/>
+      </w:pPr>
+      <w:r>
+        <w:t xml:space="preserve">Variant annotation and filtering</w:t>
+      </w:r>
+    </w:p>
+    <w:bookmarkEnd w:id="17"/>
+    <w:bookmarkEnd w:id="18"/>
+    <w:bookmarkStart w:id="27" w:name="results"/>
+    <w:p>
+      <w:pPr>
+        <w:pStyle w:val="Heading2"/>
+      </w:pPr>
+      <w:r>
+        <w:t xml:space="preserve">Results</w:t>
+      </w:r>
+    </w:p>
+    <w:bookmarkStart w:id="22" w:name="qc"/>
+    <w:p>
+      <w:pPr>
+        <w:pStyle w:val="Heading3"/>
+      </w:pPr>
+      <w:r>
+        <w:t xml:space="preserve">QC</w:t>
+      </w:r>
+    </w:p>
+    <w:tbl xmlns:w="http://schemas.openxmlformats.org/wordprocessingml/2006/main" xmlns:wp="http://schemas.openxmlformats.org/drawingml/2006/wordprocessingDrawing" xmlns:r="http://schemas.openxmlformats.org/officeDocument/2006/relationships" xmlns:w14="http://schemas.microsoft.com/office/word/2010/wordml">
+      <w:tblPr>
+        <w:tblCellMar>
+          <w:top w:w="0" w:type="dxa"/>
+          <w:bottom w:w="0" w:type="dxa"/>
+          <w:start w:w="60" w:type="dxa"/>
+          <w:end w:w="60" w:type="dxa"/>
+        </w:tblCellMar>
+        <w:tblW w:type="auto" w:w="0"/>
+        <w:tblLook w:firstRow="0" w:lastRow="0" w:firstColumn="0" w:lastColumn="0" w:noHBand="0" w:noVBand="0"/>
+        <w:jc w:val="center"/>
+      </w:tblPr>
+      <w:tr>
+        <w:trPr>
+          <w:cantSplit/>
+          <w:tblHeader/>
+        </w:trPr>
+        <w:tc>
+          <w:tcPr>
+            <w:tcBorders>
+              <w:top w:val="single" w:sz="16" w:space="0" w:color="D3D3D3"/>
+              <w:bottom w:val="single" w:sz="16" w:space="0" w:color="D3D3D3"/>
+              <w:start w:val="single" w:space="0" w:color="D3D3D3"/>
+            </w:tcBorders>
+          </w:tcPr>
+          <w:p>
+            <w:pPr>
+              <w:spacing w:before="0" w:after="60"/>
+              <w:keepNext/>
+              <w:jc w:val="start"/>
+            </w:pPr>
+            <w:r>
+              <w:rPr>
+                <w:rFonts w:ascii="Calibri" w:hAnsi="Calibri"/>
+                <w:sz w:val="20"/>
+              </w:rPr>
+              <w:t xml:space="default">Filename</w:t>
+            </w:r>
+          </w:p>
+        </w:tc>
+        <w:tc>
+          <w:tcPr>
+            <w:tcBorders>
+              <w:top w:val="single" w:sz="16" w:space="0" w:color="D3D3D3"/>
+              <w:bottom w:val="single" w:sz="16" w:space="0" w:color="D3D3D3"/>
+            </w:tcBorders>
+          </w:tcPr>
+          <w:p>
+            <w:pPr>
+              <w:spacing w:before="0" w:after="60"/>
+              <w:keepNext/>
+              <w:jc w:val="end"/>
+            </w:pPr>
+            <w:r>
+              <w:rPr>
+                <w:rFonts w:ascii="Calibri" w:hAnsi="Calibri"/>
+                <w:sz w:val="20"/>
+              </w:rPr>
+              <w:t xml:space="default">Total Sequences</w:t>
+            </w:r>
+          </w:p>
+        </w:tc>
+        <w:tc>
+          <w:tcPr>
+            <w:tcBorders>
+              <w:top w:val="single" w:sz="16" w:space="0" w:color="D3D3D3"/>
+              <w:bottom w:val="single" w:sz="16" w:space="0" w:color="D3D3D3"/>
+            </w:tcBorders>
+          </w:tcPr>
+          <w:p>
+            <w:pPr>
+              <w:spacing w:before="0" w:after="60"/>
+              <w:keepNext/>
+              <w:jc w:val="start"/>
+            </w:pPr>
+            <w:r>
+              <w:rPr>
+                <w:rFonts w:ascii="Calibri" w:hAnsi="Calibri"/>
+                <w:sz w:val="20"/>
+              </w:rPr>
+              <w:t xml:space="default">Total Bases</w:t>
+            </w:r>
+          </w:p>
+        </w:tc>
+        <w:tc>
+          <w:tcPr>
+            <w:tcBorders>
+              <w:top w:val="single" w:sz="16" w:space="0" w:color="D3D3D3"/>
+              <w:bottom w:val="single" w:sz="16" w:space="0" w:color="D3D3D3"/>
+            </w:tcBorders>
+          </w:tcPr>
+          <w:p>
+            <w:pPr>
+              <w:spacing w:before="0" w:after="60"/>
+              <w:keepNext/>
+              <w:jc w:val="end"/>
+            </w:pPr>
+            <w:r>
+              <w:rPr>
+                <w:rFonts w:ascii="Calibri" w:hAnsi="Calibri"/>
+                <w:sz w:val="20"/>
+              </w:rPr>
+              <w:t xml:space="default">Sequence length</w:t>
+            </w:r>
+          </w:p>
+        </w:tc>
+        <w:tc>
+          <w:tcPr>
+            <w:tcBorders>
+              <w:top w:val="single" w:sz="16" w:space="0" w:color="D3D3D3"/>
+              <w:bottom w:val="single" w:sz="16" w:space="0" w:color="D3D3D3"/>
+              <w:end w:val="single" w:space="0" w:color="D3D3D3"/>
+            </w:tcBorders>
+          </w:tcPr>
+          <w:p>
+            <w:pPr>
+              <w:spacing w:before="0" w:after="60"/>
+              <w:keepNext/>
+              <w:jc w:val="end"/>
+            </w:pPr>
+            <w:r>
+              <w:rPr>
+                <w:rFonts w:ascii="Calibri" w:hAnsi="Calibri"/>
+                <w:sz w:val="20"/>
+              </w:rPr>
+              <w:t xml:space="default">%GC</w:t>
+            </w:r>
+          </w:p>
+        </w:tc>
+      </w:tr>
+      <w:tr>
+        <w:trPr>
+          <w:cantSplit/>
+        </w:trPr>
+        <w:tc>
+          <w:tcPr>
+            <w:tcBorders>
+              <w:top w:val="single" w:space="0" w:color="D3D3D3"/>
+              <w:bottom w:val="single" w:space="0" w:color="D3D3D3"/>
+              <w:start w:val="single" w:space="0" w:color="D3D3D3"/>
+              <w:end w:val="single" w:space="0" w:color="D3D3D3"/>
+            </w:tcBorders>
+          </w:tcPr>
+          <w:p>
+            <w:pPr>
+              <w:spacing w:before="0" w:after="60"/>
+              <w:keepNext/>
+              <w:jc w:val="start"/>
+            </w:pPr>
+            <w:r>
+              <w:rPr>
+                <w:rFonts w:ascii="Calibri" w:hAnsi="Calibri"/>
+                <w:sz w:val="20"/>
+              </w:rPr>
+              <w:t xml:space="default">dad.chr22.1.fq</w:t>
+            </w:r>
+          </w:p>
+        </w:tc>
+        <w:tc>
+          <w:tcPr>
+            <w:tcBorders>
+              <w:top w:val="single" w:space="0" w:color="D3D3D3"/>
+              <w:bottom w:val="single" w:space="0" w:color="D3D3D3"/>
+              <w:start w:val="single" w:space="0" w:color="D3D3D3"/>
+              <w:end w:val="single" w:space="0" w:color="D3D3D3"/>
+            </w:tcBorders>
+          </w:tcPr>
+          <w:p>
+            <w:pPr>
+              <w:spacing w:before="0" w:after="60"/>
+              <w:keepNext/>
+              <w:jc w:val="end"/>
+            </w:pPr>
+            <w:r>
+              <w:rPr>
+                <w:rFonts w:ascii="Calibri" w:hAnsi="Calibri"/>
+                <w:sz w:val="20"/>
+              </w:rPr>
+              <w:t xml:space="default">443996</w:t>
+            </w:r>
+          </w:p>
+        </w:tc>
+        <w:tc>
+          <w:tcPr>
+            <w:tcBorders>
+              <w:top w:val="single" w:space="0" w:color="D3D3D3"/>
+              <w:bottom w:val="single" w:space="0" w:color="D3D3D3"/>
+              <w:start w:val="single" w:space="0" w:color="D3D3D3"/>
+              <w:end w:val="single" w:space="0" w:color="D3D3D3"/>
+            </w:tcBorders>
+          </w:tcPr>
+          <w:p>
+            <w:pPr>
+              <w:spacing w:before="0" w:after="60"/>
+              <w:keepNext/>
+              <w:jc w:val="start"/>
+            </w:pPr>
+            <w:r>
+              <w:rPr>
+                <w:rFonts w:ascii="Calibri" w:hAnsi="Calibri"/>
+                <w:sz w:val="20"/>
+              </w:rPr>
+              <w:t xml:space="default">39.9 Mbp</w:t>
+            </w:r>
+          </w:p>
+        </w:tc>
+        <w:tc>
+          <w:tcPr>
+            <w:tcBorders>
+              <w:top w:val="single" w:space="0" w:color="D3D3D3"/>
+              <w:bottom w:val="single" w:space="0" w:color="D3D3D3"/>
+              <w:start w:val="single" w:space="0" w:color="D3D3D3"/>
+              <w:end w:val="single" w:space="0" w:color="D3D3D3"/>
+            </w:tcBorders>
+          </w:tcPr>
+          <w:p>
+            <w:pPr>
+              <w:spacing w:before="0" w:after="60"/>
+              <w:keepNext/>
+              <w:jc w:val="end"/>
+            </w:pPr>
+            <w:r>
+              <w:rPr>
+                <w:rFonts w:ascii="Calibri" w:hAnsi="Calibri"/>
+                <w:sz w:val="20"/>
+              </w:rPr>
+              <w:t xml:space="default">90</w:t>
+            </w:r>
+          </w:p>
+        </w:tc>
+        <w:tc>
+          <w:tcPr>
+            <w:tcBorders>
+              <w:top w:val="single" w:space="0" w:color="D3D3D3"/>
+              <w:bottom w:val="single" w:space="0" w:color="D3D3D3"/>
+              <w:start w:val="single" w:space="0" w:color="D3D3D3"/>
+              <w:end w:val="single" w:space="0" w:color="D3D3D3"/>
+            </w:tcBorders>
+          </w:tcPr>
+          <w:p>
+            <w:pPr>
+              <w:spacing w:before="0" w:after="60"/>
+              <w:keepNext/>
+              <w:jc w:val="end"/>
+            </w:pPr>
+            <w:r>
+              <w:rPr>
+                <w:rFonts w:ascii="Calibri" w:hAnsi="Calibri"/>
+                <w:sz w:val="20"/>
+              </w:rPr>
+              <w:t xml:space="default">45</w:t>
+            </w:r>
+          </w:p>
+        </w:tc>
+      </w:tr>
+      <w:tr>
+        <w:trPr>
+          <w:cantSplit/>
+        </w:trPr>
+        <w:tc>
+          <w:tcPr>
+            <w:tcBorders>
+              <w:top w:val="single" w:space="0" w:color="D3D3D3"/>
+              <w:bottom w:val="single" w:space="0" w:color="D3D3D3"/>
+              <w:start w:val="single" w:space="0" w:color="D3D3D3"/>
+              <w:end w:val="single" w:space="0" w:color="D3D3D3"/>
+            </w:tcBorders>
+          </w:tcPr>
+          <w:p>
+            <w:pPr>
+              <w:spacing w:before="0" w:after="60"/>
+              <w:keepNext/>
+              <w:jc w:val="start"/>
+            </w:pPr>
+            <w:r>
+              <w:rPr>
+                <w:rFonts w:ascii="Calibri" w:hAnsi="Calibri"/>
+                <w:sz w:val="20"/>
+              </w:rPr>
+              <w:t xml:space="default">dad.chr22.2.fq</w:t>
+            </w:r>
+          </w:p>
+        </w:tc>
+        <w:tc>
+          <w:tcPr>
+            <w:tcBorders>
+              <w:top w:val="single" w:space="0" w:color="D3D3D3"/>
+              <w:bottom w:val="single" w:space="0" w:color="D3D3D3"/>
+              <w:start w:val="single" w:space="0" w:color="D3D3D3"/>
+              <w:end w:val="single" w:space="0" w:color="D3D3D3"/>
+            </w:tcBorders>
+          </w:tcPr>
+          <w:p>
+            <w:pPr>
+              <w:spacing w:before="0" w:after="60"/>
+              <w:keepNext/>
+              <w:jc w:val="end"/>
+            </w:pPr>
+            <w:r>
+              <w:rPr>
+                <w:rFonts w:ascii="Calibri" w:hAnsi="Calibri"/>
+                <w:sz w:val="20"/>
+              </w:rPr>
+              <w:t xml:space="default">443996</w:t>
+            </w:r>
+          </w:p>
+        </w:tc>
+        <w:tc>
+          <w:tcPr>
+            <w:tcBorders>
+              <w:top w:val="single" w:space="0" w:color="D3D3D3"/>
+              <w:bottom w:val="single" w:space="0" w:color="D3D3D3"/>
+              <w:start w:val="single" w:space="0" w:color="D3D3D3"/>
+              <w:end w:val="single" w:space="0" w:color="D3D3D3"/>
+            </w:tcBorders>
+          </w:tcPr>
+          <w:p>
+            <w:pPr>
+              <w:spacing w:before="0" w:after="60"/>
+              <w:keepNext/>
+              <w:jc w:val="start"/>
+            </w:pPr>
+            <w:r>
+              <w:rPr>
+                <w:rFonts w:ascii="Calibri" w:hAnsi="Calibri"/>
+                <w:sz w:val="20"/>
+              </w:rPr>
+              <w:t xml:space="default">39.9 Mbp</w:t>
+            </w:r>
+          </w:p>
+        </w:tc>
+        <w:tc>
+          <w:tcPr>
+            <w:tcBorders>
+              <w:top w:val="single" w:space="0" w:color="D3D3D3"/>
+              <w:bottom w:val="single" w:space="0" w:color="D3D3D3"/>
+              <w:start w:val="single" w:space="0" w:color="D3D3D3"/>
+              <w:end w:val="single" w:space="0" w:color="D3D3D3"/>
+            </w:tcBorders>
+          </w:tcPr>
+          <w:p>
+            <w:pPr>
+              <w:spacing w:before="0" w:after="60"/>
+              <w:keepNext/>
+              <w:jc w:val="end"/>
+            </w:pPr>
+            <w:r>
+              <w:rPr>
+                <w:rFonts w:ascii="Calibri" w:hAnsi="Calibri"/>
+                <w:sz w:val="20"/>
+              </w:rPr>
+              <w:t xml:space="default">90</w:t>
+            </w:r>
+          </w:p>
+        </w:tc>
+        <w:tc>
+          <w:tcPr>
+            <w:tcBorders>
+              <w:top w:val="single" w:space="0" w:color="D3D3D3"/>
+              <w:bottom w:val="single" w:space="0" w:color="D3D3D3"/>
+              <w:start w:val="single" w:space="0" w:color="D3D3D3"/>
+              <w:end w:val="single" w:space="0" w:color="D3D3D3"/>
+            </w:tcBorders>
+          </w:tcPr>
+          <w:p>
+            <w:pPr>
+              <w:spacing w:before="0" w:after="60"/>
+              <w:keepNext/>
+              <w:jc w:val="end"/>
+            </w:pPr>
+            <w:r>
+              <w:rPr>
+                <w:rFonts w:ascii="Calibri" w:hAnsi="Calibri"/>
+                <w:sz w:val="20"/>
+              </w:rPr>
+              <w:t xml:space="default">45</w:t>
+            </w:r>
+          </w:p>
+        </w:tc>
+      </w:tr>
+      <w:tr>
+        <w:trPr>
+          <w:cantSplit/>
+        </w:trPr>
+        <w:tc>
+          <w:tcPr>
+            <w:tcBorders>
+              <w:top w:val="single" w:space="0" w:color="D3D3D3"/>
+              <w:bottom w:val="single" w:space="0" w:color="D3D3D3"/>
+              <w:start w:val="single" w:space="0" w:color="D3D3D3"/>
+              <w:end w:val="single" w:space="0" w:color="D3D3D3"/>
+            </w:tcBorders>
+          </w:tcPr>
+          <w:p>
+            <w:pPr>
+              <w:spacing w:before="0" w:after="60"/>
+              <w:keepNext/>
+              <w:jc w:val="start"/>
+            </w:pPr>
+            <w:r>
+              <w:rPr>
+                <w:rFonts w:ascii="Calibri" w:hAnsi="Calibri"/>
+                <w:sz w:val="20"/>
+              </w:rPr>
+              <w:t xml:space="default">daughter.chr22.1.fq</w:t>
+            </w:r>
+          </w:p>
+        </w:tc>
+        <w:tc>
+          <w:tcPr>
+            <w:tcBorders>
+              <w:top w:val="single" w:space="0" w:color="D3D3D3"/>
+              <w:bottom w:val="single" w:space="0" w:color="D3D3D3"/>
+              <w:start w:val="single" w:space="0" w:color="D3D3D3"/>
+              <w:end w:val="single" w:space="0" w:color="D3D3D3"/>
+            </w:tcBorders>
+          </w:tcPr>
+          <w:p>
+            <w:pPr>
+              <w:spacing w:before="0" w:after="60"/>
+              <w:keepNext/>
+              <w:jc w:val="end"/>
+            </w:pPr>
+            <w:r>
+              <w:rPr>
+                <w:rFonts w:ascii="Calibri" w:hAnsi="Calibri"/>
+                <w:sz w:val="20"/>
+              </w:rPr>
+              <w:t xml:space="default">374416</w:t>
+            </w:r>
+          </w:p>
+        </w:tc>
+        <w:tc>
+          <w:tcPr>
+            <w:tcBorders>
+              <w:top w:val="single" w:space="0" w:color="D3D3D3"/>
+              <w:bottom w:val="single" w:space="0" w:color="D3D3D3"/>
+              <w:start w:val="single" w:space="0" w:color="D3D3D3"/>
+              <w:end w:val="single" w:space="0" w:color="D3D3D3"/>
+            </w:tcBorders>
+          </w:tcPr>
+          <w:p>
+            <w:pPr>
+              <w:spacing w:before="0" w:after="60"/>
+              <w:keepNext/>
+              <w:jc w:val="start"/>
+            </w:pPr>
+            <w:r>
+              <w:rPr>
+                <w:rFonts w:ascii="Calibri" w:hAnsi="Calibri"/>
+                <w:sz w:val="20"/>
+              </w:rPr>
+              <w:t xml:space="default">33.6 Mbp</w:t>
+            </w:r>
+          </w:p>
+        </w:tc>
+        <w:tc>
+          <w:tcPr>
+            <w:tcBorders>
+              <w:top w:val="single" w:space="0" w:color="D3D3D3"/>
+              <w:bottom w:val="single" w:space="0" w:color="D3D3D3"/>
+              <w:start w:val="single" w:space="0" w:color="D3D3D3"/>
+              <w:end w:val="single" w:space="0" w:color="D3D3D3"/>
+            </w:tcBorders>
+          </w:tcPr>
+          <w:p>
+            <w:pPr>
+              <w:spacing w:before="0" w:after="60"/>
+              <w:keepNext/>
+              <w:jc w:val="end"/>
+            </w:pPr>
+            <w:r>
+              <w:rPr>
+                <w:rFonts w:ascii="Calibri" w:hAnsi="Calibri"/>
+                <w:sz w:val="20"/>
+              </w:rPr>
+              <w:t xml:space="default">90</w:t>
+            </w:r>
+          </w:p>
+        </w:tc>
+        <w:tc>
+          <w:tcPr>
+            <w:tcBorders>
+              <w:top w:val="single" w:space="0" w:color="D3D3D3"/>
+              <w:bottom w:val="single" w:space="0" w:color="D3D3D3"/>
+              <w:start w:val="single" w:space="0" w:color="D3D3D3"/>
+              <w:end w:val="single" w:space="0" w:color="D3D3D3"/>
+            </w:tcBorders>
+          </w:tcPr>
+          <w:p>
+            <w:pPr>
+              <w:spacing w:before="0" w:after="60"/>
+              <w:keepNext/>
+              <w:jc w:val="end"/>
+            </w:pPr>
+            <w:r>
+              <w:rPr>
+                <w:rFonts w:ascii="Calibri" w:hAnsi="Calibri"/>
+                <w:sz w:val="20"/>
+              </w:rPr>
+              <w:t xml:space="default">45</w:t>
+            </w:r>
+          </w:p>
+        </w:tc>
+      </w:tr>
+      <w:tr>
+        <w:trPr>
+          <w:cantSplit/>
+        </w:trPr>
+        <w:tc>
+          <w:tcPr>
+            <w:tcBorders>
+              <w:top w:val="single" w:space="0" w:color="D3D3D3"/>
+              <w:bottom w:val="single" w:space="0" w:color="D3D3D3"/>
+              <w:start w:val="single" w:space="0" w:color="D3D3D3"/>
+              <w:end w:val="single" w:space="0" w:color="D3D3D3"/>
+            </w:tcBorders>
+          </w:tcPr>
+          <w:p>
+            <w:pPr>
+              <w:spacing w:before="0" w:after="60"/>
+              <w:keepNext/>
+              <w:jc w:val="start"/>
+            </w:pPr>
+            <w:r>
+              <w:rPr>
+                <w:rFonts w:ascii="Calibri" w:hAnsi="Calibri"/>
+                <w:sz w:val="20"/>
+              </w:rPr>
+              <w:t xml:space="default">daughter.chr22.2.fq</w:t>
+            </w:r>
+          </w:p>
+        </w:tc>
+        <w:tc>
+          <w:tcPr>
+            <w:tcBorders>
+              <w:top w:val="single" w:space="0" w:color="D3D3D3"/>
+              <w:bottom w:val="single" w:space="0" w:color="D3D3D3"/>
+              <w:start w:val="single" w:space="0" w:color="D3D3D3"/>
+              <w:end w:val="single" w:space="0" w:color="D3D3D3"/>
+            </w:tcBorders>
+          </w:tcPr>
+          <w:p>
+            <w:pPr>
+              <w:spacing w:before="0" w:after="60"/>
+              <w:keepNext/>
+              <w:jc w:val="end"/>
+            </w:pPr>
+            <w:r>
+              <w:rPr>
+                <w:rFonts w:ascii="Calibri" w:hAnsi="Calibri"/>
+                <w:sz w:val="20"/>
+              </w:rPr>
+              <w:t xml:space="default">374416</w:t>
+            </w:r>
+          </w:p>
+        </w:tc>
+        <w:tc>
+          <w:tcPr>
+            <w:tcBorders>
+              <w:top w:val="single" w:space="0" w:color="D3D3D3"/>
+              <w:bottom w:val="single" w:space="0" w:color="D3D3D3"/>
+              <w:start w:val="single" w:space="0" w:color="D3D3D3"/>
+              <w:end w:val="single" w:space="0" w:color="D3D3D3"/>
+            </w:tcBorders>
+          </w:tcPr>
+          <w:p>
+            <w:pPr>
+              <w:spacing w:before="0" w:after="60"/>
+              <w:keepNext/>
+              <w:jc w:val="start"/>
+            </w:pPr>
+            <w:r>
+              <w:rPr>
+                <w:rFonts w:ascii="Calibri" w:hAnsi="Calibri"/>
+                <w:sz w:val="20"/>
+              </w:rPr>
+              <w:t xml:space="default">33.6 Mbp</w:t>
+            </w:r>
+          </w:p>
+        </w:tc>
+        <w:tc>
+          <w:tcPr>
+            <w:tcBorders>
+              <w:top w:val="single" w:space="0" w:color="D3D3D3"/>
+              <w:bottom w:val="single" w:space="0" w:color="D3D3D3"/>
+              <w:start w:val="single" w:space="0" w:color="D3D3D3"/>
+              <w:end w:val="single" w:space="0" w:color="D3D3D3"/>
+            </w:tcBorders>
+          </w:tcPr>
+          <w:p>
+            <w:pPr>
+              <w:spacing w:before="0" w:after="60"/>
+              <w:keepNext/>
+              <w:jc w:val="end"/>
+            </w:pPr>
+            <w:r>
+              <w:rPr>
+                <w:rFonts w:ascii="Calibri" w:hAnsi="Calibri"/>
+                <w:sz w:val="20"/>
+              </w:rPr>
+              <w:t xml:space="default">90</w:t>
+            </w:r>
+          </w:p>
+        </w:tc>
+        <w:tc>
+          <w:tcPr>
+            <w:tcBorders>
+              <w:top w:val="single" w:space="0" w:color="D3D3D3"/>
+              <w:bottom w:val="single" w:space="0" w:color="D3D3D3"/>
+              <w:start w:val="single" w:space="0" w:color="D3D3D3"/>
+              <w:end w:val="single" w:space="0" w:color="D3D3D3"/>
+            </w:tcBorders>
+          </w:tcPr>
+          <w:p>
+            <w:pPr>
+              <w:spacing w:before="0" w:after="60"/>
+              <w:keepNext/>
+              <w:jc w:val="end"/>
+            </w:pPr>
+            <w:r>
+              <w:rPr>
+                <w:rFonts w:ascii="Calibri" w:hAnsi="Calibri"/>
+                <w:sz w:val="20"/>
+              </w:rPr>
+              <w:t xml:space="default">45</w:t>
+            </w:r>
+          </w:p>
+        </w:tc>
+      </w:tr>
+      <w:tr>
+        <w:trPr>
+          <w:cantSplit/>
+        </w:trPr>
+        <w:tc>
+          <w:tcPr>
+            <w:tcBorders>
+              <w:top w:val="single" w:space="0" w:color="D3D3D3"/>
+              <w:bottom w:val="single" w:space="0" w:color="D3D3D3"/>
+              <w:start w:val="single" w:space="0" w:color="D3D3D3"/>
+              <w:end w:val="single" w:space="0" w:color="D3D3D3"/>
+            </w:tcBorders>
+          </w:tcPr>
+          <w:p>
+            <w:pPr>
+              <w:spacing w:before="0" w:after="60"/>
+              <w:keepNext/>
+              <w:jc w:val="start"/>
+            </w:pPr>
+            <w:r>
+              <w:rPr>
+                <w:rFonts w:ascii="Calibri" w:hAnsi="Calibri"/>
+                <w:sz w:val="20"/>
+              </w:rPr>
+              <w:t xml:space="default">mom.chr22.1.fq</w:t>
+            </w:r>
+          </w:p>
+        </w:tc>
+        <w:tc>
+          <w:tcPr>
+            <w:tcBorders>
+              <w:top w:val="single" w:space="0" w:color="D3D3D3"/>
+              <w:bottom w:val="single" w:space="0" w:color="D3D3D3"/>
+              <w:start w:val="single" w:space="0" w:color="D3D3D3"/>
+              <w:end w:val="single" w:space="0" w:color="D3D3D3"/>
+            </w:tcBorders>
+          </w:tcPr>
+          <w:p>
+            <w:pPr>
+              <w:spacing w:before="0" w:after="60"/>
+              <w:keepNext/>
+              <w:jc w:val="end"/>
+            </w:pPr>
+            <w:r>
+              <w:rPr>
+                <w:rFonts w:ascii="Calibri" w:hAnsi="Calibri"/>
+                <w:sz w:val="20"/>
+              </w:rPr>
+              <w:t xml:space="default">388450</w:t>
+            </w:r>
+          </w:p>
+        </w:tc>
+        <w:tc>
+          <w:tcPr>
+            <w:tcBorders>
+              <w:top w:val="single" w:space="0" w:color="D3D3D3"/>
+              <w:bottom w:val="single" w:space="0" w:color="D3D3D3"/>
+              <w:start w:val="single" w:space="0" w:color="D3D3D3"/>
+              <w:end w:val="single" w:space="0" w:color="D3D3D3"/>
+            </w:tcBorders>
+          </w:tcPr>
+          <w:p>
+            <w:pPr>
+              <w:spacing w:before="0" w:after="60"/>
+              <w:keepNext/>
+              <w:jc w:val="start"/>
+            </w:pPr>
+            <w:r>
+              <w:rPr>
+                <w:rFonts w:ascii="Calibri" w:hAnsi="Calibri"/>
+                <w:sz w:val="20"/>
+              </w:rPr>
+              <w:t xml:space="default">34.9 Mbp</w:t>
+            </w:r>
+          </w:p>
+        </w:tc>
+        <w:tc>
+          <w:tcPr>
+            <w:tcBorders>
+              <w:top w:val="single" w:space="0" w:color="D3D3D3"/>
+              <w:bottom w:val="single" w:space="0" w:color="D3D3D3"/>
+              <w:start w:val="single" w:space="0" w:color="D3D3D3"/>
+              <w:end w:val="single" w:space="0" w:color="D3D3D3"/>
+            </w:tcBorders>
+          </w:tcPr>
+          <w:p>
+            <w:pPr>
+              <w:spacing w:before="0" w:after="60"/>
+              <w:keepNext/>
+              <w:jc w:val="end"/>
+            </w:pPr>
+            <w:r>
+              <w:rPr>
+                <w:rFonts w:ascii="Calibri" w:hAnsi="Calibri"/>
+                <w:sz w:val="20"/>
+              </w:rPr>
+              <w:t xml:space="default">90</w:t>
+            </w:r>
+          </w:p>
+        </w:tc>
+        <w:tc>
+          <w:tcPr>
+            <w:tcBorders>
+              <w:top w:val="single" w:space="0" w:color="D3D3D3"/>
+              <w:bottom w:val="single" w:space="0" w:color="D3D3D3"/>
+              <w:start w:val="single" w:space="0" w:color="D3D3D3"/>
+              <w:end w:val="single" w:space="0" w:color="D3D3D3"/>
+            </w:tcBorders>
+          </w:tcPr>
+          <w:p>
+            <w:pPr>
+              <w:spacing w:before="0" w:after="60"/>
+              <w:keepNext/>
+              <w:jc w:val="end"/>
+            </w:pPr>
+            <w:r>
+              <w:rPr>
+                <w:rFonts w:ascii="Calibri" w:hAnsi="Calibri"/>
+                <w:sz w:val="20"/>
+              </w:rPr>
+              <w:t xml:space="default">44</w:t>
+            </w:r>
+          </w:p>
+        </w:tc>
+      </w:tr>
+      <w:tr>
+        <w:trPr>
+          <w:cantSplit/>
+        </w:trPr>
+        <w:tc>
+          <w:tcPr>
+            <w:tcBorders>
+              <w:top w:val="single" w:space="0" w:color="D3D3D3"/>
+              <w:bottom w:val="single" w:space="0" w:color="D3D3D3"/>
+              <w:start w:val="single" w:space="0" w:color="D3D3D3"/>
+              <w:end w:val="single" w:space="0" w:color="D3D3D3"/>
+            </w:tcBorders>
+          </w:tcPr>
+          <w:p>
+            <w:pPr>
+              <w:spacing w:before="0" w:after="60"/>
+              <w:keepNext/>
+              <w:jc w:val="start"/>
+            </w:pPr>
+            <w:r>
+              <w:rPr>
+                <w:rFonts w:ascii="Calibri" w:hAnsi="Calibri"/>
+                <w:sz w:val="20"/>
+              </w:rPr>
+              <w:t xml:space="default">mom.chr22.2.fq</w:t>
+            </w:r>
+          </w:p>
+        </w:tc>
+        <w:tc>
+          <w:tcPr>
+            <w:tcBorders>
+              <w:top w:val="single" w:space="0" w:color="D3D3D3"/>
+              <w:bottom w:val="single" w:space="0" w:color="D3D3D3"/>
+              <w:start w:val="single" w:space="0" w:color="D3D3D3"/>
+              <w:end w:val="single" w:space="0" w:color="D3D3D3"/>
+            </w:tcBorders>
+          </w:tcPr>
+          <w:p>
+            <w:pPr>
+              <w:spacing w:before="0" w:after="60"/>
+              <w:keepNext/>
+              <w:jc w:val="end"/>
+            </w:pPr>
+            <w:r>
+              <w:rPr>
+                <w:rFonts w:ascii="Calibri" w:hAnsi="Calibri"/>
+                <w:sz w:val="20"/>
+              </w:rPr>
+              <w:t xml:space="default">388450</w:t>
+            </w:r>
+          </w:p>
+        </w:tc>
+        <w:tc>
+          <w:tcPr>
+            <w:tcBorders>
+              <w:top w:val="single" w:space="0" w:color="D3D3D3"/>
+              <w:bottom w:val="single" w:space="0" w:color="D3D3D3"/>
+              <w:start w:val="single" w:space="0" w:color="D3D3D3"/>
+              <w:end w:val="single" w:space="0" w:color="D3D3D3"/>
+            </w:tcBorders>
+          </w:tcPr>
+          <w:p>
+            <w:pPr>
+              <w:spacing w:before="0" w:after="60"/>
+              <w:keepNext/>
+              <w:jc w:val="start"/>
+            </w:pPr>
+            <w:r>
+              <w:rPr>
+                <w:rFonts w:ascii="Calibri" w:hAnsi="Calibri"/>
+                <w:sz w:val="20"/>
+              </w:rPr>
+              <w:t xml:space="default">34.9 Mbp</w:t>
+            </w:r>
+          </w:p>
+        </w:tc>
+        <w:tc>
+          <w:tcPr>
+            <w:tcBorders>
+              <w:top w:val="single" w:space="0" w:color="D3D3D3"/>
+              <w:bottom w:val="single" w:space="0" w:color="D3D3D3"/>
+              <w:start w:val="single" w:space="0" w:color="D3D3D3"/>
+              <w:end w:val="single" w:space="0" w:color="D3D3D3"/>
+            </w:tcBorders>
+          </w:tcPr>
+          <w:p>
+            <w:pPr>
+              <w:spacing w:before="0" w:after="60"/>
+              <w:keepNext/>
+              <w:jc w:val="end"/>
+            </w:pPr>
+            <w:r>
+              <w:rPr>
+                <w:rFonts w:ascii="Calibri" w:hAnsi="Calibri"/>
+                <w:sz w:val="20"/>
+              </w:rPr>
+              <w:t xml:space="default">90</w:t>
+            </w:r>
+          </w:p>
+        </w:tc>
+        <w:tc>
+          <w:tcPr>
+            <w:tcBorders>
+              <w:top w:val="single" w:space="0" w:color="D3D3D3"/>
+              <w:bottom w:val="single" w:space="0" w:color="D3D3D3"/>
+              <w:start w:val="single" w:space="0" w:color="D3D3D3"/>
+              <w:end w:val="single" w:space="0" w:color="D3D3D3"/>
+            </w:tcBorders>
+          </w:tcPr>
+          <w:p>
+            <w:pPr>
+              <w:spacing w:before="0" w:after="60"/>
+              <w:keepNext/>
+              <w:jc w:val="end"/>
+            </w:pPr>
+            <w:r>
+              <w:rPr>
+                <w:rFonts w:ascii="Calibri" w:hAnsi="Calibri"/>
+                <w:sz w:val="20"/>
+              </w:rPr>
+              <w:t xml:space="default">44</w:t>
+            </w:r>
+          </w:p>
+        </w:tc>
+      </w:tr>
+    </w:tbl>
+    <w:p>
+      <w:pPr>
+        <w:pStyle w:val="FirstParagraph"/>
+      </w:pPr>
+      <w:r>
+        <w:t xml:space="preserve">To begin the WES analysis, it is important to build on raw-read data that fulfills the quality requirements. By assessing the quality of the fastq file, it can be assured that later interpretation is not based on technical errors. Regarding the Corpasome data, the sequence length for all samples is as expected as well as the GC percentage with small variations in the reads of the mother displaying a percentage of 44 compared to 45% in the father and daughter. The number of total sequences as well as the number of bases measured is the same for read 1 and read 2 in each family member, whereas the number varies between different persons. The maximal difference can be found between the father and the daughter where the father has 6.3 Mbp more. These differences, however, lie within the natural range of variation of genome sizes. (check reference!)</w:t>
+      </w:r>
+    </w:p>
+    <w:p>
+      <w:pPr>
+        <w:pStyle w:val="BodyText"/>
+      </w:pPr>
+      <w:r>
+        <w:drawing>
+          <wp:inline>
+            <wp:extent cx="5334000" cy="4267200"/>
+            <wp:effectExtent b="0" l="0" r="0" t="0"/>
+            <wp:docPr descr="" title="" id="20" name="Picture"/>
+            <a:graphic>
+              <a:graphicData uri="http://schemas.openxmlformats.org/drawingml/2006/picture">
+                <pic:pic>
+                  <pic:nvPicPr>
+                    <pic:cNvPr descr="report_G5_files/figure-docx/qc_boxplots-1.png" id="21" name="Picture"/>
+                    <pic:cNvPicPr>
+                      <a:picLocks noChangeArrowheads="1" noChangeAspect="1"/>
+                    </pic:cNvPicPr>
+                  </pic:nvPicPr>
+                  <pic:blipFill>
+                    <a:blip r:embed="rId19"/>
+                    <a:stretch>
+                      <a:fillRect/>
+                    </a:stretch>
+                  </pic:blipFill>
+                  <pic:spPr bwMode="auto">
+                    <a:xfrm>
+                      <a:off x="0" y="0"/>
+                      <a:ext cx="5334000" cy="4267200"/>
+                    </a:xfrm>
+                    <a:prstGeom prst="rect">
+                      <a:avLst/>
+                    </a:prstGeom>
+                    <a:noFill/>
+                    <a:ln w="9525">
+                      <a:noFill/>
+                      <a:headEnd/>
+                      <a:tailEnd/>
+                    </a:ln>
+                  </pic:spPr>
+                </pic:pic>
+              </a:graphicData>
+            </a:graphic>
+          </wp:inline>
+        </w:drawing>
+      </w:r>
+    </w:p>
+    <w:p>
+      <w:pPr>
+        <w:pStyle w:val="BodyText"/>
+      </w:pPr>
+      <w:r>
+        <w:t xml:space="preserve">The boxplot depicts the mean quality score per position in each read separately for read 1 and read 2 in the father, mother and daughter. For each sample the last positions of some reads fall beneath the threshold of a quality score of 30 while the best quality scores are achieved for positions in the middle of the read. Especially in the reads coming from the mother, quality scores beneath 20 are achieved. However, for all positions in all samples the median remains at a quality score above 30 meaning that no reads need to be shortened for the downstream analysis. Nevertheless, it is important to remark that the samples derived from the mother show the lowest quality across different metrics.(which ones)</w:t>
+      </w:r>
+    </w:p>
+    <w:p>
+      <w:pPr>
+        <w:pStyle w:val="BodyText"/>
+      </w:pPr>
+      <w:r>
+        <w:t xml:space="preserve">From the quality control regarding the raw sequencing data, there is no detectable issue that would affect further analysis. Furthermore, in the following steps, more metrics will be assessed to assure correct variant calling.</w:t>
+      </w:r>
+    </w:p>
+    <w:p>
+      <w:pPr>
+        <w:pStyle w:val="Compact"/>
+        <w:numPr>
+          <w:ilvl w:val="0"/>
+          <w:numId w:val="1003"/>
+        </w:numPr>
+      </w:pPr>
+      <w:r>
+        <w:t xml:space="preserve">Summarize QC results from Fastqc: (1 paragraph)</w:t>
+      </w:r>
+    </w:p>
+    <w:p>
+      <w:pPr>
+        <w:pStyle w:val="Compact"/>
+        <w:numPr>
+          <w:ilvl w:val="1"/>
+          <w:numId w:val="1004"/>
+        </w:numPr>
+      </w:pPr>
+      <w:r>
+        <w:t xml:space="preserve">one table summarizing read statistics for all three samples and</w:t>
+      </w:r>
+    </w:p>
+    <w:p>
+      <w:pPr>
+        <w:pStyle w:val="Compact"/>
+        <w:numPr>
+          <w:ilvl w:val="1"/>
+          <w:numId w:val="1004"/>
+        </w:numPr>
+      </w:pPr>
+      <w:r>
+        <w:t xml:space="preserve">show one read quality metric for all samples in one figure.</w:t>
+      </w:r>
+    </w:p>
+    <w:bookmarkEnd w:id="22"/>
+    <w:bookmarkStart w:id="23" w:name="sample-processing"/>
+    <w:p>
+      <w:pPr>
+        <w:pStyle w:val="Heading3"/>
+      </w:pPr>
+      <w:r>
+        <w:t xml:space="preserve">Sample processing</w:t>
+      </w:r>
+    </w:p>
+    <w:p>
+      <w:pPr>
+        <w:pStyle w:val="Compact"/>
+        <w:numPr>
+          <w:ilvl w:val="0"/>
+          <w:numId w:val="1005"/>
+        </w:numPr>
+      </w:pPr>
+      <w:r>
+        <w:t xml:space="preserve">Table with read statistics (read numbers for each processing step including total number, after initial mapping, after duplicate removal, etc.). What is the outcome of the NGS workflow?</w:t>
+      </w:r>
+    </w:p>
+    <w:bookmarkEnd w:id="23"/>
+    <w:bookmarkStart w:id="26" w:name="variant-callingfiltering"/>
+    <w:p>
+      <w:pPr>
+        <w:pStyle w:val="Heading3"/>
+      </w:pPr>
+      <w:r>
+        <w:t xml:space="preserve">Variant calling/filtering</w:t>
       </w:r>
     </w:p>
     <w:p>
@@ -1008,16 +1462,100 @@
         </w:numPr>
       </w:pPr>
       <w:r>
-        <w:t xml:space="preserve">Description of the Corpas family project (</w:t>
+        <w:t xml:space="preserve">How many variants were in the raw sample output and then called in the initial</w:t>
+      </w:r>
+      <w:r>
+        <w:t xml:space="preserve"> </w:t>
       </w:r>
       <w:r>
         <w:rPr>
-          <w:vertAlign w:val="superscript"/>
+          <w:rStyle w:val="VerbatimChar"/>
         </w:rPr>
-        <w:t xml:space="preserve">1</w:t>
-      </w:r>
-      <w:r>
-        <w:t xml:space="preserve">)</w:t>
+        <w:t xml:space="preserve">bcf</w:t>
+      </w:r>
+      <w:r>
+        <w:t xml:space="preserve"> </w:t>
+      </w:r>
+      <w:r>
+        <w:t xml:space="preserve">files, in the</w:t>
+      </w:r>
+      <w:r>
+        <w:t xml:space="preserve"> </w:t>
+      </w:r>
+      <w:r>
+        <w:rPr>
+          <w:rStyle w:val="VerbatimChar"/>
+        </w:rPr>
+        <w:t xml:space="preserve">vcf</w:t>
+      </w:r>
+      <w:r>
+        <w:t xml:space="preserve"> </w:t>
+      </w:r>
+      <w:r>
+        <w:t xml:space="preserve">file filtered for read depth and finally in the demultiplexed</w:t>
+      </w:r>
+      <w:r>
+        <w:t xml:space="preserve"> </w:t>
+      </w:r>
+      <w:r>
+        <w:rPr>
+          <w:rStyle w:val="VerbatimChar"/>
+        </w:rPr>
+        <w:t xml:space="preserve">vcf</w:t>
+      </w:r>
+      <w:r>
+        <w:t xml:space="preserve"> </w:t>
+      </w:r>
+      <w:r>
+        <w:t xml:space="preserve">file? What means demultiplexing here?</w:t>
+      </w:r>
+    </w:p>
+    <w:p>
+      <w:pPr>
+        <w:pStyle w:val="Compact"/>
+        <w:numPr>
+          <w:ilvl w:val="0"/>
+          <w:numId w:val="1006"/>
+        </w:numPr>
+      </w:pPr>
+      <w:r>
+        <w:t xml:space="preserve">How many variants were finally called over all samples and annotated using ANNOVAR? How many variants remaining after each filtering step (1 or 2 tables)? Describe impact of each filtering step by number of qualifying variants.</w:t>
+      </w:r>
+    </w:p>
+    <w:p>
+      <w:pPr>
+        <w:pStyle w:val="Compact"/>
+        <w:numPr>
+          <w:ilvl w:val="0"/>
+          <w:numId w:val="1006"/>
+        </w:numPr>
+      </w:pPr>
+      <w:r>
+        <w:t xml:space="preserve">How many exonic/intronic variants were called? (1-2 sentences, 1 table). Were there any variants related to alternative splicing?</w:t>
+      </w:r>
+    </w:p>
+    <w:p>
+      <w:pPr>
+        <w:pStyle w:val="Compact"/>
+        <w:numPr>
+          <w:ilvl w:val="0"/>
+          <w:numId w:val="1006"/>
+        </w:numPr>
+      </w:pPr>
+      <w:r>
+        <w:t xml:space="preserve">How many different exonic variant types (nonsynonymous/synonymous/frameshift/non-frameshiftindels/etc) were called? (1-2 sentences, 1 table).</w:t>
+      </w:r>
+    </w:p>
+    <w:p>
+      <w:pPr>
+        <w:pStyle w:val="Compact"/>
+        <w:numPr>
+          <w:ilvl w:val="0"/>
+          <w:numId w:val="1006"/>
+        </w:numPr>
+      </w:pPr>
+      <w:r>
+        <w:t xml:space="preserve">QC measures: calculate and discuss</w:t>
       </w:r>
     </w:p>
     <w:p>
@@ -1029,7 +1567,19 @@
         </w:numPr>
       </w:pPr>
       <w:r>
-        <w:t xml:space="preserve">Also check https://manuelcorpas.com/2016/05/24/my-personal-exome-analysis-part-i-first-findings-2/ )</w:t>
+        <w:t xml:space="preserve">transistion/transversion ratio</w:t>
+      </w:r>
+    </w:p>
+    <w:p>
+      <w:pPr>
+        <w:pStyle w:val="Compact"/>
+        <w:numPr>
+          <w:ilvl w:val="1"/>
+          <w:numId w:val="1007"/>
+        </w:numPr>
+      </w:pPr>
+      <w:r>
+        <w:t xml:space="preserve">nonsynonymous/synonymous ratio</w:t>
       </w:r>
     </w:p>
     <w:p>
@@ -1041,7 +1591,7 @@
         </w:numPr>
       </w:pPr>
       <w:r>
-        <w:t xml:space="preserve">Draw pedigree (mark affected child) and give alleles per individual for the variant that you found. You can draw the pedigree by hand but or use a web programs. Pedigrees can be drawn by programs, including R but the effort required is not worth for a trio.</w:t>
+        <w:t xml:space="preserve">Were variants found in candidate variants genes? If yes, with how many reads covered, what was the allele frequency of the alternative allele. Discuss quality of the calls. Report sequencing depth for all samples for candidate variant.</w:t>
       </w:r>
     </w:p>
     <w:p>
@@ -1053,17 +1603,7 @@
         </w:numPr>
       </w:pPr>
       <w:r>
-        <w:t xml:space="preserve">How was the sequencing data generated, on which machine, using which technology, using which sequencing kit, exome array?</w:t>
-      </w:r>
-    </w:p>
-    <w:bookmarkEnd w:id="16"/>
-    <w:bookmarkStart w:id="17" w:name="ngs-data-preprocessing"/>
-    <w:p>
-      <w:pPr>
-        <w:pStyle w:val="Heading3"/>
-      </w:pPr>
-      <w:r>
-        <w:t xml:space="preserve">NGS data preprocessing</w:t>
+        <w:t xml:space="preserve">Report gene coverage for all samples for candidate gene.</w:t>
       </w:r>
     </w:p>
     <w:p>
@@ -1071,11 +1611,11 @@
         <w:pStyle w:val="Compact"/>
         <w:numPr>
           <w:ilvl w:val="0"/>
-          <w:numId w:val="1008"/>
+          <w:numId w:val="1006"/>
         </w:numPr>
       </w:pPr>
       <w:r>
-        <w:t xml:space="preserve">Describe data formats used and give overview of methods with a figure showing the NGS processing workflow (could be from other publications, if so please reference): from raw fastq files to called variants.</w:t>
+        <w:t xml:space="preserve">Show variant in IGV from all three family members. Which mode of inheritance you have found and what is the support for it?</w:t>
       </w:r>
     </w:p>
     <w:p>
@@ -1083,11 +1623,11 @@
         <w:pStyle w:val="Compact"/>
         <w:numPr>
           <w:ilvl w:val="0"/>
-          <w:numId w:val="1008"/>
+          <w:numId w:val="1006"/>
         </w:numPr>
       </w:pPr>
       <w:r>
-        <w:t xml:space="preserve">Quality control: describe method and parameters to evaluate quality of the raw sequencing data</w:t>
+        <w:t xml:space="preserve">Describe candidate variant and gene using databases.</w:t>
       </w:r>
     </w:p>
     <w:p>
@@ -1095,57 +1635,11 @@
         <w:pStyle w:val="Compact"/>
         <w:numPr>
           <w:ilvl w:val="0"/>
-          <w:numId w:val="1008"/>
+          <w:numId w:val="1006"/>
         </w:numPr>
       </w:pPr>
       <w:r>
-        <w:t xml:space="preserve">NGS processing:</w:t>
-      </w:r>
-    </w:p>
-    <w:p>
-      <w:pPr>
-        <w:pStyle w:val="Compact"/>
-        <w:numPr>
-          <w:ilvl w:val="1"/>
-          <w:numId w:val="1009"/>
-        </w:numPr>
-      </w:pPr>
-      <w:r>
-        <w:t xml:space="preserve">Describe mapping method that was used, which reference genome, ..</w:t>
-      </w:r>
-    </w:p>
-    <w:p>
-      <w:pPr>
-        <w:pStyle w:val="Compact"/>
-        <w:numPr>
-          <w:ilvl w:val="1"/>
-          <w:numId w:val="1009"/>
-        </w:numPr>
-      </w:pPr>
-      <w:r>
-        <w:t xml:space="preserve">Describe GATK pipeline (see GATK webpage for documentation)</w:t>
-      </w:r>
-    </w:p>
-    <w:p>
-      <w:pPr>
-        <w:pStyle w:val="Compact"/>
-        <w:numPr>
-          <w:ilvl w:val="1"/>
-          <w:numId w:val="1009"/>
-        </w:numPr>
-      </w:pPr>
-      <w:r>
-        <w:t xml:space="preserve">Describe the different steps, what are they doing, what is the input/output.</w:t>
-      </w:r>
-    </w:p>
-    <w:bookmarkEnd w:id="17"/>
-    <w:bookmarkStart w:id="18" w:name="variant-annotation-and-filtering"/>
-    <w:p>
-      <w:pPr>
-        <w:pStyle w:val="Heading3"/>
-      </w:pPr>
-      <w:r>
-        <w:t xml:space="preserve">Variant annotation and filtering</w:t>
+        <w:t xml:space="preserve">Check the current allele frequencies in gnoMAD for your variants (web)</w:t>
       </w:r>
     </w:p>
     <w:p>
@@ -1153,353 +1647,16 @@
         <w:pStyle w:val="Compact"/>
         <w:numPr>
           <w:ilvl w:val="0"/>
-          <w:numId w:val="1010"/>
+          <w:numId w:val="1006"/>
         </w:numPr>
       </w:pPr>
       <w:r>
-        <w:t xml:space="preserve">How were variants called?</w:t>
-      </w:r>
-    </w:p>
-    <w:p>
-      <w:pPr>
-        <w:pStyle w:val="Compact"/>
-        <w:numPr>
-          <w:ilvl w:val="0"/>
-          <w:numId w:val="1010"/>
-        </w:numPr>
-      </w:pPr>
-      <w:r>
-        <w:t xml:space="preserve">Which parameter were used?</w:t>
-      </w:r>
-    </w:p>
-    <w:p>
-      <w:pPr>
-        <w:pStyle w:val="Compact"/>
-        <w:numPr>
-          <w:ilvl w:val="1"/>
-          <w:numId w:val="1011"/>
-        </w:numPr>
-      </w:pPr>
-      <w:r>
-        <w:t xml:space="preserve">Describe Annovar annotation pipeline. Which annotations and databases were used for annotation?</w:t>
-      </w:r>
-    </w:p>
-    <w:p>
-      <w:pPr>
-        <w:pStyle w:val="Compact"/>
-        <w:numPr>
-          <w:ilvl w:val="0"/>
-          <w:numId w:val="1010"/>
-        </w:numPr>
-      </w:pPr>
-      <w:r>
-        <w:t xml:space="preserve">Variant filter strategy:</w:t>
-      </w:r>
-    </w:p>
-    <w:p>
-      <w:pPr>
-        <w:pStyle w:val="Compact"/>
-        <w:numPr>
-          <w:ilvl w:val="1"/>
-          <w:numId w:val="1012"/>
-        </w:numPr>
-      </w:pPr>
-      <w:r>
-        <w:t xml:space="preserve">What annotations/parameters have been used for filtering down the variants?</w:t>
-      </w:r>
-    </w:p>
-    <w:bookmarkEnd w:id="18"/>
-    <w:bookmarkEnd w:id="19"/>
-    <w:bookmarkStart w:id="25" w:name="results"/>
-    <w:p>
-      <w:pPr>
-        <w:pStyle w:val="Heading2"/>
-      </w:pPr>
-      <w:r>
-        <w:t xml:space="preserve">Results</w:t>
-      </w:r>
-    </w:p>
-    <w:bookmarkStart w:id="20" w:name="qc"/>
-    <w:p>
-      <w:pPr>
-        <w:pStyle w:val="Heading3"/>
-      </w:pPr>
-      <w:r>
-        <w:t xml:space="preserve">QC</w:t>
-      </w:r>
-    </w:p>
-    <w:p>
-      <w:pPr>
-        <w:pStyle w:val="Compact"/>
-        <w:numPr>
-          <w:ilvl w:val="0"/>
-          <w:numId w:val="1013"/>
-        </w:numPr>
-      </w:pPr>
-      <w:r>
-        <w:t xml:space="preserve">Summarize QC results from Fastqc: (1 paragraph)</w:t>
-      </w:r>
-    </w:p>
-    <w:p>
-      <w:pPr>
-        <w:pStyle w:val="Compact"/>
-        <w:numPr>
-          <w:ilvl w:val="1"/>
-          <w:numId w:val="1014"/>
-        </w:numPr>
-      </w:pPr>
-      <w:r>
-        <w:t xml:space="preserve">one table summarizing read statistics for all three samples and</w:t>
-      </w:r>
-    </w:p>
-    <w:p>
-      <w:pPr>
-        <w:pStyle w:val="Compact"/>
-        <w:numPr>
-          <w:ilvl w:val="1"/>
-          <w:numId w:val="1014"/>
-        </w:numPr>
-      </w:pPr>
-      <w:r>
-        <w:t xml:space="preserve">show one read quality metric for all samples in one figure.</w:t>
-      </w:r>
-    </w:p>
-    <w:bookmarkEnd w:id="20"/>
-    <w:bookmarkStart w:id="21" w:name="sample-processing"/>
-    <w:p>
-      <w:pPr>
-        <w:pStyle w:val="Heading3"/>
-      </w:pPr>
-      <w:r>
-        <w:t xml:space="preserve">Sample processing</w:t>
-      </w:r>
-    </w:p>
-    <w:p>
-      <w:pPr>
-        <w:pStyle w:val="Compact"/>
-        <w:numPr>
-          <w:ilvl w:val="0"/>
-          <w:numId w:val="1015"/>
-        </w:numPr>
-      </w:pPr>
-      <w:r>
-        <w:t xml:space="preserve">Table with read statistics (read numbers for each processing step including total number, after initial mapping, after duplicate removal, etc.). What is the outcome of the NGS workflow?</w:t>
-      </w:r>
-    </w:p>
-    <w:bookmarkEnd w:id="21"/>
-    <w:bookmarkStart w:id="24" w:name="variant-callingfiltering"/>
-    <w:p>
-      <w:pPr>
-        <w:pStyle w:val="Heading3"/>
-      </w:pPr>
-      <w:r>
-        <w:t xml:space="preserve">Variant calling/filtering</w:t>
-      </w:r>
-    </w:p>
-    <w:p>
-      <w:pPr>
-        <w:pStyle w:val="Compact"/>
-        <w:numPr>
-          <w:ilvl w:val="0"/>
-          <w:numId w:val="1016"/>
-        </w:numPr>
-      </w:pPr>
-      <w:r>
-        <w:t xml:space="preserve">How many variants were in the raw sample output and then called in the initial</w:t>
-      </w:r>
-      <w:r>
-        <w:t xml:space="preserve"> </w:t>
-      </w:r>
-      <w:r>
-        <w:rPr>
-          <w:rStyle w:val="VerbatimChar"/>
-        </w:rPr>
-        <w:t xml:space="preserve">bcf</w:t>
-      </w:r>
-      <w:r>
-        <w:t xml:space="preserve"> </w:t>
-      </w:r>
-      <w:r>
-        <w:t xml:space="preserve">files, in the</w:t>
-      </w:r>
-      <w:r>
-        <w:t xml:space="preserve"> </w:t>
-      </w:r>
-      <w:r>
-        <w:rPr>
-          <w:rStyle w:val="VerbatimChar"/>
-        </w:rPr>
-        <w:t xml:space="preserve">vcf</w:t>
-      </w:r>
-      <w:r>
-        <w:t xml:space="preserve"> </w:t>
-      </w:r>
-      <w:r>
-        <w:t xml:space="preserve">file filtered for read depth and finally in the demultiplexed</w:t>
-      </w:r>
-      <w:r>
-        <w:t xml:space="preserve"> </w:t>
-      </w:r>
-      <w:r>
-        <w:rPr>
-          <w:rStyle w:val="VerbatimChar"/>
-        </w:rPr>
-        <w:t xml:space="preserve">vcf</w:t>
-      </w:r>
-      <w:r>
-        <w:t xml:space="preserve"> </w:t>
-      </w:r>
-      <w:r>
-        <w:t xml:space="preserve">file? What means demultiplexing here?</w:t>
-      </w:r>
-    </w:p>
-    <w:p>
-      <w:pPr>
-        <w:pStyle w:val="Compact"/>
-        <w:numPr>
-          <w:ilvl w:val="0"/>
-          <w:numId w:val="1016"/>
-        </w:numPr>
-      </w:pPr>
-      <w:r>
-        <w:t xml:space="preserve">How many variants were finally called over all samples and annotated using ANNOVAR? How many variants remaining after each filtering step (1 or 2 tables)? Describe impact of each filtering step by number of qualifying variants.</w:t>
-      </w:r>
-    </w:p>
-    <w:p>
-      <w:pPr>
-        <w:pStyle w:val="Compact"/>
-        <w:numPr>
-          <w:ilvl w:val="0"/>
-          <w:numId w:val="1016"/>
-        </w:numPr>
-      </w:pPr>
-      <w:r>
-        <w:t xml:space="preserve">How many exonic/intronic variants were called? (1-2 sentences, 1 table). Were there any variants related to alternative splicing?</w:t>
-      </w:r>
-    </w:p>
-    <w:p>
-      <w:pPr>
-        <w:pStyle w:val="Compact"/>
-        <w:numPr>
-          <w:ilvl w:val="0"/>
-          <w:numId w:val="1016"/>
-        </w:numPr>
-      </w:pPr>
-      <w:r>
-        <w:t xml:space="preserve">How many different exonic variant types (nonsynonymous/synonymous/frameshift/non-frameshiftindels/etc) were called? (1-2 sentences, 1 table).</w:t>
-      </w:r>
-    </w:p>
-    <w:p>
-      <w:pPr>
-        <w:pStyle w:val="Compact"/>
-        <w:numPr>
-          <w:ilvl w:val="0"/>
-          <w:numId w:val="1016"/>
-        </w:numPr>
-      </w:pPr>
-      <w:r>
-        <w:t xml:space="preserve">QC measures: calculate and discuss</w:t>
-      </w:r>
-    </w:p>
-    <w:p>
-      <w:pPr>
-        <w:pStyle w:val="Compact"/>
-        <w:numPr>
-          <w:ilvl w:val="1"/>
-          <w:numId w:val="1017"/>
-        </w:numPr>
-      </w:pPr>
-      <w:r>
-        <w:t xml:space="preserve">transistion/transversion ratio</w:t>
-      </w:r>
-    </w:p>
-    <w:p>
-      <w:pPr>
-        <w:pStyle w:val="Compact"/>
-        <w:numPr>
-          <w:ilvl w:val="1"/>
-          <w:numId w:val="1017"/>
-        </w:numPr>
-      </w:pPr>
-      <w:r>
-        <w:t xml:space="preserve">nonsynonymous/synonymous ratio</w:t>
-      </w:r>
-    </w:p>
-    <w:p>
-      <w:pPr>
-        <w:pStyle w:val="Compact"/>
-        <w:numPr>
-          <w:ilvl w:val="0"/>
-          <w:numId w:val="1016"/>
-        </w:numPr>
-      </w:pPr>
-      <w:r>
-        <w:t xml:space="preserve">Were variants found in candidate variants genes? If yes, with how many reads covered, what was the allele frequency of the alternative allele. Discuss quality of the calls. Report sequencing depth for all samples for candidate variant.</w:t>
-      </w:r>
-    </w:p>
-    <w:p>
-      <w:pPr>
-        <w:pStyle w:val="Compact"/>
-        <w:numPr>
-          <w:ilvl w:val="0"/>
-          <w:numId w:val="1016"/>
-        </w:numPr>
-      </w:pPr>
-      <w:r>
-        <w:t xml:space="preserve">Report gene coverage for all samples for candidate gene.</w:t>
-      </w:r>
-    </w:p>
-    <w:p>
-      <w:pPr>
-        <w:pStyle w:val="Compact"/>
-        <w:numPr>
-          <w:ilvl w:val="0"/>
-          <w:numId w:val="1016"/>
-        </w:numPr>
-      </w:pPr>
-      <w:r>
-        <w:t xml:space="preserve">Show variant in IGV from all three family members. Which mode of inheritance you have found and what is the support for it?</w:t>
-      </w:r>
-    </w:p>
-    <w:p>
-      <w:pPr>
-        <w:pStyle w:val="Compact"/>
-        <w:numPr>
-          <w:ilvl w:val="0"/>
-          <w:numId w:val="1016"/>
-        </w:numPr>
-      </w:pPr>
-      <w:r>
-        <w:t xml:space="preserve">Describe candidate variant and gene using databases.</w:t>
-      </w:r>
-    </w:p>
-    <w:p>
-      <w:pPr>
-        <w:pStyle w:val="Compact"/>
-        <w:numPr>
-          <w:ilvl w:val="0"/>
-          <w:numId w:val="1016"/>
-        </w:numPr>
-      </w:pPr>
-      <w:r>
-        <w:t xml:space="preserve">Check the current allele frequencies in gnoMAD for your variants (web)</w:t>
-      </w:r>
-    </w:p>
-    <w:p>
-      <w:pPr>
-        <w:pStyle w:val="Compact"/>
-        <w:numPr>
-          <w:ilvl w:val="0"/>
-          <w:numId w:val="1016"/>
-        </w:numPr>
-      </w:pPr>
-      <w:r>
         <w:t xml:space="preserve">Annotate your variant with more scores and annotation using</w:t>
       </w:r>
       <w:r>
         <w:t xml:space="preserve"> </w:t>
       </w:r>
-      <w:hyperlink r:id="rId22">
+      <w:hyperlink r:id="rId24">
         <w:r>
           <w:rPr>
             <w:rStyle w:val="Hyperlink"/>
@@ -1519,7 +1676,7 @@
         <w:pStyle w:val="Compact"/>
         <w:numPr>
           <w:ilvl w:val="0"/>
-          <w:numId w:val="1016"/>
+          <w:numId w:val="1006"/>
         </w:numPr>
       </w:pPr>
       <w:r>
@@ -1531,7 +1688,7 @@
         <w:pStyle w:val="Compact"/>
         <w:numPr>
           <w:ilvl w:val="0"/>
-          <w:numId w:val="1016"/>
+          <w:numId w:val="1006"/>
         </w:numPr>
       </w:pPr>
       <w:r>
@@ -1543,7 +1700,7 @@
         <w:pStyle w:val="Compact"/>
         <w:numPr>
           <w:ilvl w:val="0"/>
-          <w:numId w:val="1016"/>
+          <w:numId w:val="1006"/>
         </w:numPr>
       </w:pPr>
       <w:r>
@@ -1552,7 +1709,7 @@
       <w:r>
         <w:t xml:space="preserve"> </w:t>
       </w:r>
-      <w:hyperlink r:id="rId23">
+      <w:hyperlink r:id="rId25">
         <w:r>
           <w:rPr>
             <w:rStyle w:val="Hyperlink"/>
@@ -1561,9 +1718,9 @@
         </w:r>
       </w:hyperlink>
     </w:p>
-    <w:bookmarkEnd w:id="24"/>
-    <w:bookmarkEnd w:id="25"/>
-    <w:bookmarkStart w:id="26" w:name="discussion"/>
+    <w:bookmarkEnd w:id="26"/>
+    <w:bookmarkEnd w:id="27"/>
+    <w:bookmarkStart w:id="28" w:name="discussion"/>
     <w:p>
       <w:pPr>
         <w:pStyle w:val="Heading2"/>
@@ -1576,7 +1733,7 @@
       <w:pPr>
         <w:numPr>
           <w:ilvl w:val="0"/>
-          <w:numId w:val="1018"/>
+          <w:numId w:val="1008"/>
         </w:numPr>
       </w:pPr>
       <w:r>
@@ -1587,7 +1744,7 @@
       <w:pPr>
         <w:numPr>
           <w:ilvl w:val="0"/>
-          <w:numId w:val="1018"/>
+          <w:numId w:val="1008"/>
         </w:numPr>
       </w:pPr>
       <w:r>
@@ -1598,7 +1755,7 @@
       <w:pPr>
         <w:numPr>
           <w:ilvl w:val="0"/>
-          <w:numId w:val="1018"/>
+          <w:numId w:val="1008"/>
         </w:numPr>
       </w:pPr>
       <w:r>
@@ -1609,7 +1766,7 @@
       <w:pPr>
         <w:numPr>
           <w:ilvl w:val="0"/>
-          <w:numId w:val="1018"/>
+          <w:numId w:val="1008"/>
         </w:numPr>
       </w:pPr>
       <w:r>
@@ -1620,15 +1777,15 @@
       <w:pPr>
         <w:numPr>
           <w:ilvl w:val="0"/>
-          <w:numId w:val="1018"/>
+          <w:numId w:val="1008"/>
         </w:numPr>
       </w:pPr>
       <w:r>
         <w:t xml:space="preserve">Can you think of experiments that could show that you have found a disease-causing variant?</w:t>
       </w:r>
     </w:p>
-    <w:bookmarkEnd w:id="26"/>
-    <w:bookmarkStart w:id="30" w:name="references"/>
+    <w:bookmarkEnd w:id="28"/>
+    <w:bookmarkStart w:id="47" w:name="references"/>
     <w:p>
       <w:pPr>
         <w:pStyle w:val="Heading2"/>
@@ -1637,14 +1794,335 @@
         <w:t xml:space="preserve">References</w:t>
       </w:r>
     </w:p>
-    <w:bookmarkStart w:id="29" w:name="refs"/>
-    <w:bookmarkStart w:id="28" w:name="ref-corpas_crowdsourced_2015"/>
+    <w:bookmarkStart w:id="46" w:name="refs"/>
+    <w:bookmarkStart w:id="30" w:name="ref-hsu2017cednik"/>
     <w:p>
       <w:pPr>
         <w:pStyle w:val="Bibliography"/>
       </w:pPr>
       <w:r>
         <w:t xml:space="preserve">1.</w:t>
+      </w:r>
+      <w:r>
+        <w:t xml:space="preserve"> </w:t>
+      </w:r>
+      <w:r>
+        <w:t xml:space="preserve">	</w:t>
+      </w:r>
+      <w:r>
+        <w:t xml:space="preserve">Hsu, T., Coughlin, C.C., Monaghan, K.G., et al.</w:t>
+      </w:r>
+      <w:r>
+        <w:t xml:space="preserve"> </w:t>
+      </w:r>
+      <w:r>
+        <w:t xml:space="preserve">(2017). CEDNIK: Phenotypic and molecular characterization of an additional patient and review of the literature. Child Neurology Open</w:t>
+      </w:r>
+      <w:r>
+        <w:t xml:space="preserve"> </w:t>
+      </w:r>
+      <w:r>
+        <w:rPr>
+          <w:i/>
+          <w:iCs/>
+        </w:rPr>
+        <w:t xml:space="preserve">4</w:t>
+      </w:r>
+      <w:r>
+        <w:t xml:space="preserve">, 2329048X17733214.</w:t>
+      </w:r>
+      <w:r>
+        <w:t xml:space="preserve"> </w:t>
+      </w:r>
+      <w:hyperlink r:id="rId29">
+        <w:r>
+          <w:rPr>
+            <w:rStyle w:val="Hyperlink"/>
+          </w:rPr>
+          <w:t xml:space="preserve">https://doi.org/10.1177/2329048X17733214</w:t>
+        </w:r>
+      </w:hyperlink>
+      <w:r>
+        <w:t xml:space="preserve">.</w:t>
+      </w:r>
+    </w:p>
+    <w:bookmarkEnd w:id="30"/>
+    <w:bookmarkStart w:id="32" w:name="ref-schiller2016establishment"/>
+    <w:p>
+      <w:pPr>
+        <w:pStyle w:val="Bibliography"/>
+      </w:pPr>
+      <w:r>
+        <w:t xml:space="preserve">2.</w:t>
+      </w:r>
+      <w:r>
+        <w:t xml:space="preserve"> </w:t>
+      </w:r>
+      <w:r>
+        <w:t xml:space="preserve">	</w:t>
+      </w:r>
+      <w:r>
+        <w:t xml:space="preserve">Schiller, S.A., Seebode, C., Wieser, G.L., Goebbels, S., M"obius, W., Horowitz, M., and Emmert, S. (2016). Establishment of two mouse models for CEDNIK syndrome reveals the pivotal role of SNAP29 in epidermal differentiation. Journal of Investigative Dermatology</w:t>
+      </w:r>
+      <w:r>
+        <w:t xml:space="preserve"> </w:t>
+      </w:r>
+      <w:r>
+        <w:rPr>
+          <w:i/>
+          <w:iCs/>
+        </w:rPr>
+        <w:t xml:space="preserve">136</w:t>
+      </w:r>
+      <w:r>
+        <w:t xml:space="preserve">, 672–679.</w:t>
+      </w:r>
+      <w:r>
+        <w:t xml:space="preserve"> </w:t>
+      </w:r>
+      <w:hyperlink r:id="rId31">
+        <w:r>
+          <w:rPr>
+            <w:rStyle w:val="Hyperlink"/>
+          </w:rPr>
+          <w:t xml:space="preserve">https://doi.org/10.1016/j.jid.2015.12.012</w:t>
+        </w:r>
+      </w:hyperlink>
+      <w:r>
+        <w:t xml:space="preserve">.</w:t>
+      </w:r>
+    </w:p>
+    <w:bookmarkEnd w:id="32"/>
+    <w:bookmarkStart w:id="34" w:name="ref-sprecher2005mutation"/>
+    <w:p>
+      <w:pPr>
+        <w:pStyle w:val="Bibliography"/>
+      </w:pPr>
+      <w:r>
+        <w:t xml:space="preserve">3.</w:t>
+      </w:r>
+      <w:r>
+        <w:t xml:space="preserve"> </w:t>
+      </w:r>
+      <w:r>
+        <w:t xml:space="preserve">	</w:t>
+      </w:r>
+      <w:r>
+        <w:t xml:space="preserve">Sprecher, E., Ishida-Yamamoto, A., Mizrahi-Koren, M., Rapaport, D., Goldsher, D., Indelman, M., and Mandel, H. (2005). A mutation in SNAP29, coding for a SNARE protein involved in intracellular trafficking, causes a novel neurocutaneous syndrome characterized by cerebral dysgenesis, neuropathy, ichthyosis, and palmoplantar keratoderma. The American Journal of Human Genetics</w:t>
+      </w:r>
+      <w:r>
+        <w:t xml:space="preserve"> </w:t>
+      </w:r>
+      <w:r>
+        <w:rPr>
+          <w:i/>
+          <w:iCs/>
+        </w:rPr>
+        <w:t xml:space="preserve">77</w:t>
+      </w:r>
+      <w:r>
+        <w:t xml:space="preserve">, 242–251.</w:t>
+      </w:r>
+      <w:r>
+        <w:t xml:space="preserve"> </w:t>
+      </w:r>
+      <w:hyperlink r:id="rId33">
+        <w:r>
+          <w:rPr>
+            <w:rStyle w:val="Hyperlink"/>
+          </w:rPr>
+          <w:t xml:space="preserve">https://doi.org/10.1086/432588</w:t>
+        </w:r>
+      </w:hyperlink>
+      <w:r>
+        <w:t xml:space="preserve">.</w:t>
+      </w:r>
+    </w:p>
+    <w:bookmarkEnd w:id="34"/>
+    <w:bookmarkStart w:id="36" w:name="ref-mah2021new"/>
+    <w:p>
+      <w:pPr>
+        <w:pStyle w:val="Bibliography"/>
+      </w:pPr>
+      <w:r>
+        <w:t xml:space="preserve">4.</w:t>
+      </w:r>
+      <w:r>
+        <w:t xml:space="preserve"> </w:t>
+      </w:r>
+      <w:r>
+        <w:t xml:space="preserve">	</w:t>
+      </w:r>
+      <w:r>
+        <w:t xml:space="preserve">Mah-Som, A.Y., Skrypnyk, C., Guerin, A., Seroor Jadah, R.H., Vardhan, V.N., McKinstry, R.C., and Shinawi, M.S. (2021). New cohort of patients with CEDNIK syndrome expands the phenotypic and genotypic spectra. Neurology: Genetics</w:t>
+      </w:r>
+      <w:r>
+        <w:t xml:space="preserve"> </w:t>
+      </w:r>
+      <w:r>
+        <w:rPr>
+          <w:i/>
+          <w:iCs/>
+        </w:rPr>
+        <w:t xml:space="preserve">7</w:t>
+      </w:r>
+      <w:r>
+        <w:t xml:space="preserve">, e553.</w:t>
+      </w:r>
+      <w:r>
+        <w:t xml:space="preserve"> </w:t>
+      </w:r>
+      <w:hyperlink r:id="rId35">
+        <w:r>
+          <w:rPr>
+            <w:rStyle w:val="Hyperlink"/>
+          </w:rPr>
+          <w:t xml:space="preserve">https://doi.org/10.1212/NXG.0000000000000553</w:t>
+        </w:r>
+      </w:hyperlink>
+      <w:r>
+        <w:t xml:space="preserve">.</w:t>
+      </w:r>
+    </w:p>
+    <w:bookmarkEnd w:id="36"/>
+    <w:bookmarkStart w:id="38" w:name="ref-orphanetcednik"/>
+    <w:p>
+      <w:pPr>
+        <w:pStyle w:val="Bibliography"/>
+      </w:pPr>
+      <w:r>
+        <w:t xml:space="preserve">5.</w:t>
+      </w:r>
+      <w:r>
+        <w:t xml:space="preserve"> </w:t>
+      </w:r>
+      <w:r>
+        <w:t xml:space="preserve">	</w:t>
+      </w:r>
+      <w:r>
+        <w:t xml:space="preserve">Orphanet (n.d.).</w:t>
+      </w:r>
+      <w:r>
+        <w:t xml:space="preserve"> </w:t>
+      </w:r>
+      <w:hyperlink r:id="rId37">
+        <w:r>
+          <w:rPr>
+            <w:rStyle w:val="Hyperlink"/>
+          </w:rPr>
+          <w:t xml:space="preserve">CEDNIK syndrome</w:t>
+        </w:r>
+      </w:hyperlink>
+      <w:r>
+        <w:t xml:space="preserve">.</w:t>
+      </w:r>
+    </w:p>
+    <w:bookmarkEnd w:id="38"/>
+    <w:bookmarkStart w:id="40" w:name="ref-brancato2025ngs"/>
+    <w:p>
+      <w:pPr>
+        <w:pStyle w:val="Bibliography"/>
+      </w:pPr>
+      <w:r>
+        <w:t xml:space="preserve">6.</w:t>
+      </w:r>
+      <w:r>
+        <w:t xml:space="preserve"> </w:t>
+      </w:r>
+      <w:r>
+        <w:t xml:space="preserve">	</w:t>
+      </w:r>
+      <w:r>
+        <w:t xml:space="preserve">Brancato, D., Treccarichi, S., Bruno, F., Coniglio, E., Vinci, M., Saccone, S., Cal‘i, F., and Federico, C. (2025). NGS approaches in clinical diagnostics: From workflow to disease-specific applications. International Journal of Molecular Sciences</w:t>
+      </w:r>
+      <w:r>
+        <w:t xml:space="preserve"> </w:t>
+      </w:r>
+      <w:r>
+        <w:rPr>
+          <w:i/>
+          <w:iCs/>
+        </w:rPr>
+        <w:t xml:space="preserve">26</w:t>
+      </w:r>
+      <w:r>
+        <w:t xml:space="preserve">, 9597.</w:t>
+      </w:r>
+      <w:r>
+        <w:t xml:space="preserve"> </w:t>
+      </w:r>
+      <w:hyperlink r:id="rId39">
+        <w:r>
+          <w:rPr>
+            <w:rStyle w:val="Hyperlink"/>
+          </w:rPr>
+          <w:t xml:space="preserve">https://doi.org/10.3390/ijms26199597</w:t>
+        </w:r>
+      </w:hyperlink>
+      <w:r>
+        <w:t xml:space="preserve">.</w:t>
+      </w:r>
+    </w:p>
+    <w:bookmarkEnd w:id="40"/>
+    <w:bookmarkStart w:id="42" w:name="ref-gabriel2022trio"/>
+    <w:p>
+      <w:pPr>
+        <w:pStyle w:val="Bibliography"/>
+      </w:pPr>
+      <w:r>
+        <w:t xml:space="preserve">7.</w:t>
+      </w:r>
+      <w:r>
+        <w:t xml:space="preserve"> </w:t>
+      </w:r>
+      <w:r>
+        <w:t xml:space="preserve">	</w:t>
+      </w:r>
+      <w:r>
+        <w:t xml:space="preserve">Gabriel, H., Korinth, D., Ritthaler, M., et al.</w:t>
+      </w:r>
+      <w:r>
+        <w:t xml:space="preserve"> </w:t>
+      </w:r>
+      <w:r>
+        <w:t xml:space="preserve">(2022). Trio exome sequencing is highly relevant in prenatal diagnostics. Prenatal Diagnosis</w:t>
+      </w:r>
+      <w:r>
+        <w:t xml:space="preserve"> </w:t>
+      </w:r>
+      <w:r>
+        <w:rPr>
+          <w:i/>
+          <w:iCs/>
+        </w:rPr>
+        <w:t xml:space="preserve">42</w:t>
+      </w:r>
+      <w:r>
+        <w:t xml:space="preserve">, 845–851.</w:t>
+      </w:r>
+      <w:r>
+        <w:t xml:space="preserve"> </w:t>
+      </w:r>
+      <w:hyperlink r:id="rId41">
+        <w:r>
+          <w:rPr>
+            <w:rStyle w:val="Hyperlink"/>
+          </w:rPr>
+          <w:t xml:space="preserve">https://doi.org/10.1002/pd.6081</w:t>
+        </w:r>
+      </w:hyperlink>
+      <w:r>
+        <w:t xml:space="preserve">.</w:t>
+      </w:r>
+    </w:p>
+    <w:bookmarkEnd w:id="42"/>
+    <w:bookmarkStart w:id="44" w:name="ref-corpas_crowdsourced_2015"/>
+    <w:p>
+      <w:pPr>
+        <w:pStyle w:val="Bibliography"/>
+      </w:pPr>
+      <w:r>
+        <w:t xml:space="preserve">8.</w:t>
       </w:r>
       <w:r>
         <w:t xml:space="preserve"> </w:t>
@@ -1671,7 +2149,7 @@
       <w:r>
         <w:t xml:space="preserve"> </w:t>
       </w:r>
-      <w:hyperlink r:id="rId27">
+      <w:hyperlink r:id="rId43">
         <w:r>
           <w:rPr>
             <w:rStyle w:val="Hyperlink"/>
@@ -1683,9 +2161,28 @@
         <w:t xml:space="preserve">.</w:t>
       </w:r>
     </w:p>
-    <w:bookmarkEnd w:id="28"/>
-    <w:bookmarkEnd w:id="29"/>
-    <w:bookmarkEnd w:id="30"/>
+    <w:bookmarkEnd w:id="44"/>
+    <w:bookmarkStart w:id="45" w:name="ref-illumina"/>
+    <w:p>
+      <w:pPr>
+        <w:pStyle w:val="Bibliography"/>
+      </w:pPr>
+      <w:r>
+        <w:t xml:space="preserve">9.</w:t>
+      </w:r>
+      <w:r>
+        <w:t xml:space="preserve"> </w:t>
+      </w:r>
+      <w:r>
+        <w:t xml:space="preserve">	</w:t>
+      </w:r>
+      <w:r>
+        <w:t xml:space="preserve">Illumina Quality scores for next-generation sequencing.</w:t>
+      </w:r>
+    </w:p>
+    <w:bookmarkEnd w:id="45"/>
+    <w:bookmarkEnd w:id="46"/>
+    <w:bookmarkEnd w:id="47"/>
     <w:sectPr>
       <w:footnotePr>
         <w:numRestart w:val="eachSect"/>
@@ -1924,36 +2421,6 @@
     <w:abstractNumId w:val="991"/>
   </w:num>
   <w:num w:numId="1008">
-    <w:abstractNumId w:val="991"/>
-  </w:num>
-  <w:num w:numId="1009">
-    <w:abstractNumId w:val="991"/>
-  </w:num>
-  <w:num w:numId="1010">
-    <w:abstractNumId w:val="991"/>
-  </w:num>
-  <w:num w:numId="1011">
-    <w:abstractNumId w:val="991"/>
-  </w:num>
-  <w:num w:numId="1012">
-    <w:abstractNumId w:val="991"/>
-  </w:num>
-  <w:num w:numId="1013">
-    <w:abstractNumId w:val="991"/>
-  </w:num>
-  <w:num w:numId="1014">
-    <w:abstractNumId w:val="991"/>
-  </w:num>
-  <w:num w:numId="1015">
-    <w:abstractNumId w:val="991"/>
-  </w:num>
-  <w:num w:numId="1016">
-    <w:abstractNumId w:val="991"/>
-  </w:num>
-  <w:num w:numId="1017">
-    <w:abstractNumId w:val="991"/>
-  </w:num>
-  <w:num w:numId="1018">
     <w:abstractNumId w:val="991"/>
   </w:num>
 </w:numbering>

--- a/report_G5.docx
+++ b/report_G5.docx
@@ -128,7 +128,7 @@
     </w:p>
     <w:bookmarkEnd w:id="10"/>
     <w:bookmarkEnd w:id="11"/>
-    <w:bookmarkStart w:id="18" w:name="introduction"/>
+    <w:bookmarkStart w:id="21" w:name="introduction"/>
     <w:p>
       <w:pPr>
         <w:pStyle w:val="Heading2"/>
@@ -284,13 +284,7 @@
         <w:t xml:space="preserve">8</w:t>
       </w:r>
       <w:r>
-        <w:t xml:space="preserve">. In our case the genome of the daughter is synthetically altered and a disease phenotype called CEDNIK Syndrome, caused by these alterations, is diagnosed. Main symptoms are developmental delay and skin disorder. The latter mainfasting at the age of two in ichthyosis and thickening of palms and soles. Further, she has been diagnosed with microcephaly and poor motor development as well as impaired coordination. As Cednik Syndrome is an autosomal recessive inheritable disease and the parents are healthy, the father and mother both have one chromosome with the disease-causing variant and one without.</w:t>
-      </w:r>
-      <w:r>
-        <w:t xml:space="preserve"> </w:t>
-      </w:r>
-      <w:r>
-        <w:t xml:space="preserve">After deciding to make their genomes publicly available, the Corpas family bought direct-to-consumer sequencing privately to collect DNA in saliva using Oragene kits. Exomes were captured with Agilent SureSelect Human All Exon (44 Mb design) and sequenced on Illumina HiSeq with an average coverage of about 30x over the target region.</w:t>
+        <w:t xml:space="preserve">. In our case the genome of the daughter is synthetically altered and a disease phenotype called CEDNIK Syndrome, caused by these alterations, is diagnosed. Main symptoms are developmental delay and skin disorder. The latter mainfasting at the age of two in ichthyosis and thickening of palms and soles. Further, she has been diagnosed with microcephaly and poor motor development as well as impaired coordination. As Cednik Syndrome is an autosomal recessive inheritable disease and the parents are healthy, the father and mother both have one chromosome with the disease-causing variant and one without. After deciding to make their genomes publicly available, the Corpas family bought direct-to-consumer sequencing privately to collect DNA in saliva using Oragene kits. Exomes were captured with Agilent SureSelect Human All Exon (44 Mb design) and sequenced on Illumina HiSeq with an average coverage of about 30x over the target region.</w:t>
       </w:r>
     </w:p>
     <w:p>
@@ -341,7 +335,7 @@
       </w:r>
     </w:p>
     <w:bookmarkEnd w:id="15"/>
-    <w:bookmarkStart w:id="16" w:name="ngs-data-preprocessing"/>
+    <w:bookmarkStart w:id="19" w:name="ngs-data-preprocessing"/>
     <w:p>
       <w:pPr>
         <w:pStyle w:val="Heading3"/>
@@ -355,7 +349,7 @@
         <w:pStyle w:val="FirstParagraph"/>
       </w:pPr>
       <w:r>
-        <w:t xml:space="preserve">Next-Generation Sequencing (NGS) data preprocessing was used to refine and align raw reads prior to downstream Whole-Exome Sequencing (WES) analysis. The input dataset comprised individual raw FASTQ files corresponding to the family trio: mother, father, and affected child, from the Corpasome family. This tools are organized for each person as .fq files as paired-ends reads, 150 bp per read for R1 and R2.</w:t>
+        <w:t xml:space="preserve">Next-Generation Sequencing (NGS) data pre-processing was used to refine and align the raw reads given to downstream Whole-Exome Sequencing (WES) analysis. The input data set comprised individual raw FASTQ (.fq) files corresponding to the family trio: mother, father, and affected child, from the Corpasome family. They are organized for each person as as paired-ends reads, 150 bp per read for R1 and R2.</w:t>
       </w:r>
     </w:p>
     <w:p>
@@ -363,19 +357,7 @@
         <w:pStyle w:val="BodyText"/>
       </w:pPr>
       <w:r>
-        <w:t xml:space="preserve">For the Quality evaluation, we access to the</w:t>
-      </w:r>
-      <w:r>
-        <w:t xml:space="preserve"> </w:t>
-      </w:r>
-      <w:r>
-        <w:t xml:space="preserve">“FastQC Report (version 0.12.1)”</w:t>
-      </w:r>
-      <w:r>
-        <w:t xml:space="preserve"> </w:t>
-      </w:r>
-      <w:r>
-        <w:t xml:space="preserve">for each file. Using the raw data (.fq data files) as an input, we can graph and see the organization of the sequences, %GC percentage and the quality scores. We considerate the Q scores above 30 (Q30), in acordance to the standart Illumina quality trimming sequence</w:t>
+        <w:t xml:space="preserve">Using the raw data (.fq) as an input, we can graph and see the organization of the sequences, GC percentage and the quality scores through the FastQC Report (version 0.12.1) in .fqc files. We considerate the Q scores above 30 (Q30), in acordance to the standart Illumina quality trimming sequence</w:t>
       </w:r>
       <w:r>
         <w:rPr>
@@ -392,7 +374,19 @@
         <w:pStyle w:val="BodyText"/>
       </w:pPr>
       <w:r>
-        <w:t xml:space="preserve">After the confirmation of the good quality of the sequences, we proceed with the allignment and trimming of information.</w:t>
+        <w:t xml:space="preserve">To process the alignments, the “Burrows-Wheeler Aligner (bwa mem)”</w:t>
+      </w:r>
+      <w:r>
+        <w:rPr>
+          <w:vertAlign w:val="superscript"/>
+        </w:rPr>
+        <w:t xml:space="preserve">10</w:t>
+      </w:r>
+      <w:r>
+        <w:t xml:space="preserve"> </w:t>
+      </w:r>
+      <w:r>
+        <w:t xml:space="preserve">tool converts our .fq files into .bam/.sam files by comparing the qualities and positions against a reference genome; which, for this study was hg19. With the binary version (.bam), we can easly access to specific genomic regions using index files (.bai), allowing the reads of each family member to be processed and indexed efficiently in the vcf files.</w:t>
       </w:r>
     </w:p>
     <w:p>
@@ -400,11 +394,104 @@
         <w:pStyle w:val="BodyText"/>
       </w:pPr>
       <w:r>
-        <w:t xml:space="preserve">We processed the quantification of bp related to the harmful variants. for finding differential gene expresions.</w:t>
+        <w:t xml:space="preserve">A selection of variants is uptake from the comparison form specific regions identified on the .bai files from the comparison of the hg19 reference genome. To refine the search for possible SNPs, we cross-reference with the dbSNP database for hg19, allowing the algorithm to prevent confusing a real mutation with a sequencing error when re calibrating base qualities.</w:t>
       </w:r>
     </w:p>
-    <w:bookmarkEnd w:id="16"/>
-    <w:bookmarkStart w:id="17" w:name="variant-annotation-and-filtering"/>
+    <w:p>
+      <w:pPr>
+        <w:pStyle w:val="BodyText"/>
+      </w:pPr>
+      <w:r>
+        <w:t xml:space="preserve">Using the refined regions of interest, we call GATK3 (ver 4.1.4.1) to perform variant calling on the BAM files using the</w:t>
+      </w:r>
+      <w:r>
+        <w:t xml:space="preserve"> </w:t>
+      </w:r>
+      <w:r>
+        <w:t xml:space="preserve">“HaplotypeCaller”</w:t>
+      </w:r>
+      <w:r>
+        <w:t xml:space="preserve"> </w:t>
+      </w:r>
+      <w:r>
+        <w:t xml:space="preserve">function. This tool performs a local de novo assembly of haplotypes in active regions, allowing it to detect both SNPs and complex indels with high precision</w:t>
+      </w:r>
+      <w:r>
+        <w:rPr>
+          <w:vertAlign w:val="superscript"/>
+        </w:rPr>
+        <w:t xml:space="preserve">11</w:t>
+      </w:r>
+      <w:r>
+        <w:t xml:space="preserve">. Finally, the resulting variants are stored as VCF files that could be converted into BCF.</w:t>
+      </w:r>
+    </w:p>
+    <w:p>
+      <w:pPr>
+        <w:pStyle w:val="BodyText"/>
+      </w:pPr>
+      <w:r>
+        <w:t xml:space="preserve">Finally, to process the detected genetic variants, the ANNOVAR tool helped merge the resulting variant compilation into a readable table. This table in .tsv format contains genetic annotations, known identifiers, predictive scores, clinical relevance, and genomic coordinates</w:t>
+      </w:r>
+      <w:r>
+        <w:rPr>
+          <w:vertAlign w:val="superscript"/>
+        </w:rPr>
+        <w:t xml:space="preserve">12</w:t>
+      </w:r>
+      <w:r>
+        <w:t xml:space="preserve">.</w:t>
+      </w:r>
+    </w:p>
+    <w:p>
+      <w:pPr>
+        <w:pStyle w:val="BodyText"/>
+      </w:pPr>
+      <w:r>
+        <w:drawing>
+          <wp:inline>
+            <wp:extent cx="5334000" cy="3257073"/>
+            <wp:effectExtent b="0" l="0" r="0" t="0"/>
+            <wp:docPr descr="" title="" id="17" name="Picture"/>
+            <a:graphic>
+              <a:graphicData uri="http://schemas.openxmlformats.org/drawingml/2006/picture">
+                <pic:pic>
+                  <pic:nvPicPr>
+                    <pic:cNvPr descr="File%20Organigram.jpeg" id="18" name="Picture"/>
+                    <pic:cNvPicPr>
+                      <a:picLocks noChangeArrowheads="1" noChangeAspect="1"/>
+                    </pic:cNvPicPr>
+                  </pic:nvPicPr>
+                  <pic:blipFill>
+                    <a:blip r:embed="rId16"/>
+                    <a:stretch>
+                      <a:fillRect/>
+                    </a:stretch>
+                  </pic:blipFill>
+                  <pic:spPr bwMode="auto">
+                    <a:xfrm>
+                      <a:off x="0" y="0"/>
+                      <a:ext cx="5334000" cy="3257073"/>
+                    </a:xfrm>
+                    <a:prstGeom prst="rect">
+                      <a:avLst/>
+                    </a:prstGeom>
+                    <a:noFill/>
+                    <a:ln w="9525">
+                      <a:noFill/>
+                      <a:headEnd/>
+                      <a:tailEnd/>
+                    </a:ln>
+                  </pic:spPr>
+                </pic:pic>
+              </a:graphicData>
+            </a:graphic>
+          </wp:inline>
+        </w:drawing>
+      </w:r>
+    </w:p>
+    <w:bookmarkEnd w:id="19"/>
+    <w:bookmarkStart w:id="20" w:name="variant-annotation-and-filtering"/>
     <w:p>
       <w:pPr>
         <w:pStyle w:val="Heading3"/>
@@ -413,9 +500,9 @@
         <w:t xml:space="preserve">Variant annotation and filtering</w:t>
       </w:r>
     </w:p>
-    <w:bookmarkEnd w:id="17"/>
-    <w:bookmarkEnd w:id="18"/>
-    <w:bookmarkStart w:id="27" w:name="results"/>
+    <w:bookmarkEnd w:id="20"/>
+    <w:bookmarkEnd w:id="21"/>
+    <w:bookmarkStart w:id="40" w:name="results"/>
     <w:p>
       <w:pPr>
         <w:pStyle w:val="Heading2"/>
@@ -424,7 +511,7 @@
         <w:t xml:space="preserve">Results</w:t>
       </w:r>
     </w:p>
-    <w:bookmarkStart w:id="22" w:name="qc"/>
+    <w:bookmarkStart w:id="25" w:name="qc"/>
     <w:p>
       <w:pPr>
         <w:pStyle w:val="Heading3"/>
@@ -1331,18 +1418,18 @@
           <wp:inline>
             <wp:extent cx="5334000" cy="4267200"/>
             <wp:effectExtent b="0" l="0" r="0" t="0"/>
-            <wp:docPr descr="" title="" id="20" name="Picture"/>
+            <wp:docPr descr="" title="" id="23" name="Picture"/>
             <a:graphic>
               <a:graphicData uri="http://schemas.openxmlformats.org/drawingml/2006/picture">
                 <pic:pic>
                   <pic:nvPicPr>
-                    <pic:cNvPr descr="report_G5_files/figure-docx/qc_boxplots-1.png" id="21" name="Picture"/>
+                    <pic:cNvPr descr="report_G5_files/figure-docx/qc_boxplots-1.png" id="24" name="Picture"/>
                     <pic:cNvPicPr>
                       <a:picLocks noChangeArrowheads="1" noChangeAspect="1"/>
                     </pic:cNvPicPr>
                   </pic:nvPicPr>
                   <pic:blipFill>
-                    <a:blip r:embed="rId19"/>
+                    <a:blip r:embed="rId22"/>
                     <a:stretch>
                       <a:fillRect/>
                     </a:stretch>
@@ -1385,6 +1472,7612 @@
         <w:t xml:space="preserve">From the quality control regarding the raw sequencing data, there is no detectable issue that would affect further analysis. Furthermore, in the following steps, more metrics will be assessed to assure correct variant calling.</w:t>
       </w:r>
     </w:p>
+    <w:bookmarkEnd w:id="25"/>
+    <w:bookmarkStart w:id="26" w:name="sample-processing"/>
+    <w:p>
+      <w:pPr>
+        <w:pStyle w:val="Heading3"/>
+      </w:pPr>
+      <w:r>
+        <w:t xml:space="preserve">Sample processing</w:t>
+      </w:r>
+    </w:p>
+    <w:tbl xmlns:w="http://schemas.openxmlformats.org/wordprocessingml/2006/main" xmlns:wp="http://schemas.openxmlformats.org/drawingml/2006/wordprocessingDrawing" xmlns:r="http://schemas.openxmlformats.org/officeDocument/2006/relationships" xmlns:w14="http://schemas.microsoft.com/office/word/2010/wordml">
+      <w:tblPr>
+        <w:tblCellMar>
+          <w:top w:w="0" w:type="dxa"/>
+          <w:bottom w:w="0" w:type="dxa"/>
+          <w:start w:w="60" w:type="dxa"/>
+          <w:end w:w="60" w:type="dxa"/>
+        </w:tblCellMar>
+        <w:tblW w:type="auto" w:w="0"/>
+        <w:tblLook w:firstRow="0" w:lastRow="0" w:firstColumn="0" w:lastColumn="0" w:noHBand="0" w:noVBand="0"/>
+        <w:jc w:val="center"/>
+      </w:tblPr>
+      <w:tr>
+        <w:trPr>
+          <w:cantSplit/>
+          <w:tblHeader/>
+        </w:trPr>
+        <w:tc>
+          <w:tcPr>
+            <w:tcBorders>
+              <w:top w:val="single" w:sz="16" w:space="0" w:color="D3D3D3"/>
+              <w:bottom w:val="single" w:sz="16" w:space="0" w:color="D3D3D3"/>
+              <w:start w:val="single" w:space="0" w:color="D3D3D3"/>
+            </w:tcBorders>
+          </w:tcPr>
+          <w:p>
+            <w:pPr>
+              <w:spacing w:before="0" w:after="60"/>
+              <w:keepNext/>
+              <w:jc w:val="start"/>
+            </w:pPr>
+            <w:r>
+              <w:rPr>
+                <w:rFonts w:ascii="Calibri" w:hAnsi="Calibri"/>
+                <w:sz w:val="20"/>
+              </w:rPr>
+              <w:t xml:space="default">Filename</w:t>
+            </w:r>
+          </w:p>
+        </w:tc>
+        <w:tc>
+          <w:tcPr>
+            <w:tcBorders>
+              <w:top w:val="single" w:sz="16" w:space="0" w:color="D3D3D3"/>
+              <w:bottom w:val="single" w:sz="16" w:space="0" w:color="D3D3D3"/>
+            </w:tcBorders>
+          </w:tcPr>
+          <w:p>
+            <w:pPr>
+              <w:spacing w:before="0" w:after="60"/>
+              <w:keepNext/>
+              <w:jc w:val="start"/>
+            </w:pPr>
+            <w:r>
+              <w:rPr>
+                <w:rFonts w:ascii="Calibri" w:hAnsi="Calibri"/>
+                <w:sz w:val="20"/>
+              </w:rPr>
+              <w:t xml:space="default">description</w:t>
+            </w:r>
+          </w:p>
+        </w:tc>
+        <w:tc>
+          <w:tcPr>
+            <w:tcBorders>
+              <w:top w:val="single" w:sz="16" w:space="0" w:color="D3D3D3"/>
+              <w:bottom w:val="single" w:sz="16" w:space="0" w:color="D3D3D3"/>
+            </w:tcBorders>
+          </w:tcPr>
+          <w:p>
+            <w:pPr>
+              <w:spacing w:before="0" w:after="60"/>
+              <w:keepNext/>
+              <w:jc w:val="end"/>
+            </w:pPr>
+            <w:r>
+              <w:rPr>
+                <w:rFonts w:ascii="Calibri" w:hAnsi="Calibri"/>
+                <w:sz w:val="20"/>
+              </w:rPr>
+              <w:t xml:space="default">dad</w:t>
+            </w:r>
+          </w:p>
+        </w:tc>
+        <w:tc>
+          <w:tcPr>
+            <w:tcBorders>
+              <w:top w:val="single" w:sz="16" w:space="0" w:color="D3D3D3"/>
+              <w:bottom w:val="single" w:sz="16" w:space="0" w:color="D3D3D3"/>
+            </w:tcBorders>
+          </w:tcPr>
+          <w:p>
+            <w:pPr>
+              <w:spacing w:before="0" w:after="60"/>
+              <w:keepNext/>
+              <w:jc w:val="end"/>
+            </w:pPr>
+            <w:r>
+              <w:rPr>
+                <w:rFonts w:ascii="Calibri" w:hAnsi="Calibri"/>
+                <w:sz w:val="20"/>
+              </w:rPr>
+              <w:t xml:space="default">mom</w:t>
+            </w:r>
+          </w:p>
+        </w:tc>
+        <w:tc>
+          <w:tcPr>
+            <w:tcBorders>
+              <w:top w:val="single" w:sz="16" w:space="0" w:color="D3D3D3"/>
+              <w:bottom w:val="single" w:sz="16" w:space="0" w:color="D3D3D3"/>
+              <w:end w:val="single" w:space="0" w:color="D3D3D3"/>
+            </w:tcBorders>
+          </w:tcPr>
+          <w:p>
+            <w:pPr>
+              <w:spacing w:before="0" w:after="60"/>
+              <w:keepNext/>
+              <w:jc w:val="end"/>
+            </w:pPr>
+            <w:r>
+              <w:rPr>
+                <w:rFonts w:ascii="Calibri" w:hAnsi="Calibri"/>
+                <w:sz w:val="20"/>
+              </w:rPr>
+              <w:t xml:space="default">daughter</w:t>
+            </w:r>
+          </w:p>
+        </w:tc>
+      </w:tr>
+      <w:tr>
+        <w:trPr>
+          <w:cantSplit/>
+        </w:trPr>
+        <w:tc>
+          <w:tcPr>
+            <w:tcBorders>
+              <w:top w:val="single" w:space="0" w:color="D3D3D3"/>
+              <w:bottom w:val="single" w:space="0" w:color="D3D3D3"/>
+              <w:start w:val="single" w:space="0" w:color="D3D3D3"/>
+              <w:end w:val="single" w:space="0" w:color="D3D3D3"/>
+            </w:tcBorders>
+          </w:tcPr>
+          <w:p>
+            <w:pPr>
+              <w:spacing w:before="0" w:after="60"/>
+              <w:keepNext/>
+              <w:jc w:val="start"/>
+            </w:pPr>
+            <w:r>
+              <w:rPr>
+                <w:rFonts w:ascii="Calibri" w:hAnsi="Calibri"/>
+                <w:sz w:val="20"/>
+              </w:rPr>
+              <w:t xml:space="default">bam</w:t>
+            </w:r>
+          </w:p>
+        </w:tc>
+        <w:tc>
+          <w:tcPr>
+            <w:tcBorders>
+              <w:top w:val="single" w:space="0" w:color="D3D3D3"/>
+              <w:bottom w:val="single" w:space="0" w:color="D3D3D3"/>
+              <w:start w:val="single" w:space="0" w:color="D3D3D3"/>
+              <w:end w:val="single" w:space="0" w:color="D3D3D3"/>
+            </w:tcBorders>
+          </w:tcPr>
+          <w:p>
+            <w:pPr>
+              <w:spacing w:before="0" w:after="60"/>
+              <w:keepNext/>
+              <w:jc w:val="start"/>
+            </w:pPr>
+            <w:r>
+              <w:rPr>
+                <w:rFonts w:ascii="Calibri" w:hAnsi="Calibri"/>
+                <w:sz w:val="20"/>
+              </w:rPr>
+              <w:t xml:space="default">Aligned and sorted</w:t>
+            </w:r>
+          </w:p>
+        </w:tc>
+        <w:tc>
+          <w:tcPr>
+            <w:tcBorders>
+              <w:top w:val="single" w:space="0" w:color="D3D3D3"/>
+              <w:bottom w:val="single" w:space="0" w:color="D3D3D3"/>
+              <w:start w:val="single" w:space="0" w:color="D3D3D3"/>
+              <w:end w:val="single" w:space="0" w:color="D3D3D3"/>
+            </w:tcBorders>
+          </w:tcPr>
+          <w:p>
+            <w:pPr>
+              <w:spacing w:before="0" w:after="60"/>
+              <w:keepNext/>
+              <w:jc w:val="end"/>
+            </w:pPr>
+            <w:r>
+              <w:rPr>
+                <w:rFonts w:ascii="Calibri" w:hAnsi="Calibri"/>
+                <w:sz w:val="20"/>
+              </w:rPr>
+              <w:t xml:space="default">898321.0</w:t>
+            </w:r>
+          </w:p>
+        </w:tc>
+        <w:tc>
+          <w:tcPr>
+            <w:tcBorders>
+              <w:top w:val="single" w:space="0" w:color="D3D3D3"/>
+              <w:bottom w:val="single" w:space="0" w:color="D3D3D3"/>
+              <w:start w:val="single" w:space="0" w:color="D3D3D3"/>
+              <w:end w:val="single" w:space="0" w:color="D3D3D3"/>
+            </w:tcBorders>
+          </w:tcPr>
+          <w:p>
+            <w:pPr>
+              <w:spacing w:before="0" w:after="60"/>
+              <w:keepNext/>
+              <w:jc w:val="end"/>
+            </w:pPr>
+            <w:r>
+              <w:rPr>
+                <w:rFonts w:ascii="Calibri" w:hAnsi="Calibri"/>
+                <w:sz w:val="20"/>
+              </w:rPr>
+              <w:t xml:space="default">785625.0</w:t>
+            </w:r>
+          </w:p>
+        </w:tc>
+        <w:tc>
+          <w:tcPr>
+            <w:tcBorders>
+              <w:top w:val="single" w:space="0" w:color="D3D3D3"/>
+              <w:bottom w:val="single" w:space="0" w:color="D3D3D3"/>
+              <w:start w:val="single" w:space="0" w:color="D3D3D3"/>
+              <w:end w:val="single" w:space="0" w:color="D3D3D3"/>
+            </w:tcBorders>
+          </w:tcPr>
+          <w:p>
+            <w:pPr>
+              <w:spacing w:before="0" w:after="60"/>
+              <w:keepNext/>
+              <w:jc w:val="end"/>
+            </w:pPr>
+            <w:r>
+              <w:rPr>
+                <w:rFonts w:ascii="Calibri" w:hAnsi="Calibri"/>
+                <w:sz w:val="20"/>
+              </w:rPr>
+              <w:t xml:space="default">756509.0</w:t>
+            </w:r>
+          </w:p>
+        </w:tc>
+      </w:tr>
+      <w:tr>
+        <w:trPr>
+          <w:cantSplit/>
+        </w:trPr>
+        <w:tc>
+          <w:tcPr>
+            <w:tcBorders>
+              <w:top w:val="single" w:space="0" w:color="D3D3D3"/>
+              <w:bottom w:val="single" w:space="0" w:color="D3D3D3"/>
+              <w:start w:val="single" w:space="0" w:color="D3D3D3"/>
+              <w:end w:val="single" w:space="0" w:color="D3D3D3"/>
+            </w:tcBorders>
+          </w:tcPr>
+          <w:p>
+            <w:pPr>
+              <w:spacing w:before="0" w:after="60"/>
+              <w:keepNext/>
+              <w:jc w:val="start"/>
+            </w:pPr>
+            <w:r>
+              <w:rPr>
+                <w:rFonts w:ascii="Calibri" w:hAnsi="Calibri"/>
+                <w:sz w:val="20"/>
+              </w:rPr>
+              <w:t xml:space="default">markdup.bam</w:t>
+            </w:r>
+          </w:p>
+        </w:tc>
+        <w:tc>
+          <w:tcPr>
+            <w:tcBorders>
+              <w:top w:val="single" w:space="0" w:color="D3D3D3"/>
+              <w:bottom w:val="single" w:space="0" w:color="D3D3D3"/>
+              <w:start w:val="single" w:space="0" w:color="D3D3D3"/>
+              <w:end w:val="single" w:space="0" w:color="D3D3D3"/>
+            </w:tcBorders>
+          </w:tcPr>
+          <w:p>
+            <w:pPr>
+              <w:spacing w:before="0" w:after="60"/>
+              <w:keepNext/>
+              <w:jc w:val="start"/>
+            </w:pPr>
+            <w:r>
+              <w:rPr>
+                <w:rFonts w:ascii="Calibri" w:hAnsi="Calibri"/>
+                <w:sz w:val="20"/>
+              </w:rPr>
+              <w:t xml:space="default">Duplicates removal</w:t>
+            </w:r>
+          </w:p>
+        </w:tc>
+        <w:tc>
+          <w:tcPr>
+            <w:tcBorders>
+              <w:top w:val="single" w:space="0" w:color="D3D3D3"/>
+              <w:bottom w:val="single" w:space="0" w:color="D3D3D3"/>
+              <w:start w:val="single" w:space="0" w:color="D3D3D3"/>
+              <w:end w:val="single" w:space="0" w:color="D3D3D3"/>
+            </w:tcBorders>
+          </w:tcPr>
+          <w:p>
+            <w:pPr>
+              <w:spacing w:before="0" w:after="60"/>
+              <w:keepNext/>
+              <w:jc w:val="end"/>
+            </w:pPr>
+            <w:r>
+              <w:rPr>
+                <w:rFonts w:ascii="Calibri" w:hAnsi="Calibri"/>
+                <w:sz w:val="20"/>
+              </w:rPr>
+              <w:t xml:space="default">681478.0</w:t>
+            </w:r>
+          </w:p>
+        </w:tc>
+        <w:tc>
+          <w:tcPr>
+            <w:tcBorders>
+              <w:top w:val="single" w:space="0" w:color="D3D3D3"/>
+              <w:bottom w:val="single" w:space="0" w:color="D3D3D3"/>
+              <w:start w:val="single" w:space="0" w:color="D3D3D3"/>
+              <w:end w:val="single" w:space="0" w:color="D3D3D3"/>
+            </w:tcBorders>
+          </w:tcPr>
+          <w:p>
+            <w:pPr>
+              <w:spacing w:before="0" w:after="60"/>
+              <w:keepNext/>
+              <w:jc w:val="end"/>
+            </w:pPr>
+            <w:r>
+              <w:rPr>
+                <w:rFonts w:ascii="Calibri" w:hAnsi="Calibri"/>
+                <w:sz w:val="20"/>
+              </w:rPr>
+              <w:t xml:space="default">610207.0</w:t>
+            </w:r>
+          </w:p>
+        </w:tc>
+        <w:tc>
+          <w:tcPr>
+            <w:tcBorders>
+              <w:top w:val="single" w:space="0" w:color="D3D3D3"/>
+              <w:bottom w:val="single" w:space="0" w:color="D3D3D3"/>
+              <w:start w:val="single" w:space="0" w:color="D3D3D3"/>
+              <w:end w:val="single" w:space="0" w:color="D3D3D3"/>
+            </w:tcBorders>
+          </w:tcPr>
+          <w:p>
+            <w:pPr>
+              <w:spacing w:before="0" w:after="60"/>
+              <w:keepNext/>
+              <w:jc w:val="end"/>
+            </w:pPr>
+            <w:r>
+              <w:rPr>
+                <w:rFonts w:ascii="Calibri" w:hAnsi="Calibri"/>
+                <w:sz w:val="20"/>
+              </w:rPr>
+              <w:t xml:space="default">551548.0</w:t>
+            </w:r>
+          </w:p>
+        </w:tc>
+      </w:tr>
+      <w:tr>
+        <w:trPr>
+          <w:cantSplit/>
+        </w:trPr>
+        <w:tc>
+          <w:tcPr>
+            <w:tcBorders>
+              <w:top w:val="single" w:space="0" w:color="D3D3D3"/>
+              <w:bottom w:val="single" w:space="0" w:color="D3D3D3"/>
+              <w:start w:val="single" w:space="0" w:color="D3D3D3"/>
+              <w:end w:val="single" w:space="0" w:color="D3D3D3"/>
+            </w:tcBorders>
+          </w:tcPr>
+          <w:p>
+            <w:pPr>
+              <w:spacing w:before="0" w:after="60"/>
+              <w:keepNext/>
+              <w:jc w:val="start"/>
+            </w:pPr>
+            <w:r>
+              <w:rPr>
+                <w:rFonts w:ascii="Calibri" w:hAnsi="Calibri"/>
+                <w:sz w:val="20"/>
+              </w:rPr>
+              <w:t xml:space="default">realn.bam</w:t>
+            </w:r>
+          </w:p>
+        </w:tc>
+        <w:tc>
+          <w:tcPr>
+            <w:tcBorders>
+              <w:top w:val="single" w:space="0" w:color="D3D3D3"/>
+              <w:bottom w:val="single" w:space="0" w:color="D3D3D3"/>
+              <w:start w:val="single" w:space="0" w:color="D3D3D3"/>
+              <w:end w:val="single" w:space="0" w:color="D3D3D3"/>
+            </w:tcBorders>
+          </w:tcPr>
+          <w:p>
+            <w:pPr>
+              <w:spacing w:before="0" w:after="60"/>
+              <w:keepNext/>
+              <w:jc w:val="start"/>
+            </w:pPr>
+            <w:r>
+              <w:rPr>
+                <w:rFonts w:ascii="Calibri" w:hAnsi="Calibri"/>
+                <w:sz w:val="20"/>
+              </w:rPr>
+              <w:t xml:space="default">Indel realignment</w:t>
+            </w:r>
+          </w:p>
+        </w:tc>
+        <w:tc>
+          <w:tcPr>
+            <w:tcBorders>
+              <w:top w:val="single" w:space="0" w:color="D3D3D3"/>
+              <w:bottom w:val="single" w:space="0" w:color="D3D3D3"/>
+              <w:start w:val="single" w:space="0" w:color="D3D3D3"/>
+              <w:end w:val="single" w:space="0" w:color="D3D3D3"/>
+            </w:tcBorders>
+          </w:tcPr>
+          <w:p>
+            <w:pPr>
+              <w:spacing w:before="0" w:after="60"/>
+              <w:keepNext/>
+              <w:jc w:val="end"/>
+            </w:pPr>
+            <w:r>
+              <w:rPr>
+                <w:rFonts w:ascii="Calibri" w:hAnsi="Calibri"/>
+                <w:sz w:val="20"/>
+              </w:rPr>
+              <w:t xml:space="default">681478.0</w:t>
+            </w:r>
+          </w:p>
+        </w:tc>
+        <w:tc>
+          <w:tcPr>
+            <w:tcBorders>
+              <w:top w:val="single" w:space="0" w:color="D3D3D3"/>
+              <w:bottom w:val="single" w:space="0" w:color="D3D3D3"/>
+              <w:start w:val="single" w:space="0" w:color="D3D3D3"/>
+              <w:end w:val="single" w:space="0" w:color="D3D3D3"/>
+            </w:tcBorders>
+          </w:tcPr>
+          <w:p>
+            <w:pPr>
+              <w:spacing w:before="0" w:after="60"/>
+              <w:keepNext/>
+              <w:jc w:val="end"/>
+            </w:pPr>
+            <w:r>
+              <w:rPr>
+                <w:rFonts w:ascii="Calibri" w:hAnsi="Calibri"/>
+                <w:sz w:val="20"/>
+              </w:rPr>
+              <w:t xml:space="default">610207.0</w:t>
+            </w:r>
+          </w:p>
+        </w:tc>
+        <w:tc>
+          <w:tcPr>
+            <w:tcBorders>
+              <w:top w:val="single" w:space="0" w:color="D3D3D3"/>
+              <w:bottom w:val="single" w:space="0" w:color="D3D3D3"/>
+              <w:start w:val="single" w:space="0" w:color="D3D3D3"/>
+              <w:end w:val="single" w:space="0" w:color="D3D3D3"/>
+            </w:tcBorders>
+          </w:tcPr>
+          <w:p>
+            <w:pPr>
+              <w:spacing w:before="0" w:after="60"/>
+              <w:keepNext/>
+              <w:jc w:val="end"/>
+            </w:pPr>
+            <w:r>
+              <w:rPr>
+                <w:rFonts w:ascii="Calibri" w:hAnsi="Calibri"/>
+                <w:sz w:val="20"/>
+              </w:rPr>
+              <w:t xml:space="default">551548.0</w:t>
+            </w:r>
+          </w:p>
+        </w:tc>
+      </w:tr>
+      <w:tr>
+        <w:trPr>
+          <w:cantSplit/>
+        </w:trPr>
+        <w:tc>
+          <w:tcPr>
+            <w:tcBorders>
+              <w:top w:val="single" w:space="0" w:color="D3D3D3"/>
+              <w:bottom w:val="single" w:space="0" w:color="D3D3D3"/>
+              <w:start w:val="single" w:space="0" w:color="D3D3D3"/>
+              <w:end w:val="single" w:space="0" w:color="D3D3D3"/>
+            </w:tcBorders>
+          </w:tcPr>
+          <w:p>
+            <w:pPr>
+              <w:spacing w:before="0" w:after="60"/>
+              <w:keepNext/>
+              <w:jc w:val="start"/>
+            </w:pPr>
+            <w:r>
+              <w:rPr>
+                <w:rFonts w:ascii="Calibri" w:hAnsi="Calibri"/>
+                <w:sz w:val="20"/>
+              </w:rPr>
+              <w:t xml:space="default">recal.bam</w:t>
+            </w:r>
+          </w:p>
+        </w:tc>
+        <w:tc>
+          <w:tcPr>
+            <w:tcBorders>
+              <w:top w:val="single" w:space="0" w:color="D3D3D3"/>
+              <w:bottom w:val="single" w:space="0" w:color="D3D3D3"/>
+              <w:start w:val="single" w:space="0" w:color="D3D3D3"/>
+              <w:end w:val="single" w:space="0" w:color="D3D3D3"/>
+            </w:tcBorders>
+          </w:tcPr>
+          <w:p>
+            <w:pPr>
+              <w:spacing w:before="0" w:after="60"/>
+              <w:keepNext/>
+              <w:jc w:val="start"/>
+            </w:pPr>
+            <w:r>
+              <w:rPr>
+                <w:rFonts w:ascii="Calibri" w:hAnsi="Calibri"/>
+                <w:sz w:val="20"/>
+              </w:rPr>
+              <w:t xml:space="default">Base quality recalibration</w:t>
+            </w:r>
+          </w:p>
+        </w:tc>
+        <w:tc>
+          <w:tcPr>
+            <w:tcBorders>
+              <w:top w:val="single" w:space="0" w:color="D3D3D3"/>
+              <w:bottom w:val="single" w:space="0" w:color="D3D3D3"/>
+              <w:start w:val="single" w:space="0" w:color="D3D3D3"/>
+              <w:end w:val="single" w:space="0" w:color="D3D3D3"/>
+            </w:tcBorders>
+          </w:tcPr>
+          <w:p>
+            <w:pPr>
+              <w:spacing w:before="0" w:after="60"/>
+              <w:keepNext/>
+              <w:jc w:val="end"/>
+            </w:pPr>
+            <w:r>
+              <w:rPr>
+                <w:rFonts w:ascii="Calibri" w:hAnsi="Calibri"/>
+                <w:sz w:val="20"/>
+              </w:rPr>
+              <w:t xml:space="default">681478.0</w:t>
+            </w:r>
+          </w:p>
+        </w:tc>
+        <w:tc>
+          <w:tcPr>
+            <w:tcBorders>
+              <w:top w:val="single" w:space="0" w:color="D3D3D3"/>
+              <w:bottom w:val="single" w:space="0" w:color="D3D3D3"/>
+              <w:start w:val="single" w:space="0" w:color="D3D3D3"/>
+              <w:end w:val="single" w:space="0" w:color="D3D3D3"/>
+            </w:tcBorders>
+          </w:tcPr>
+          <w:p>
+            <w:pPr>
+              <w:spacing w:before="0" w:after="60"/>
+              <w:keepNext/>
+              <w:jc w:val="end"/>
+            </w:pPr>
+            <w:r>
+              <w:rPr>
+                <w:rFonts w:ascii="Calibri" w:hAnsi="Calibri"/>
+                <w:sz w:val="20"/>
+              </w:rPr>
+              <w:t xml:space="default">610207.0</w:t>
+            </w:r>
+          </w:p>
+        </w:tc>
+        <w:tc>
+          <w:tcPr>
+            <w:tcBorders>
+              <w:top w:val="single" w:space="0" w:color="D3D3D3"/>
+              <w:bottom w:val="single" w:space="0" w:color="D3D3D3"/>
+              <w:start w:val="single" w:space="0" w:color="D3D3D3"/>
+              <w:end w:val="single" w:space="0" w:color="D3D3D3"/>
+            </w:tcBorders>
+          </w:tcPr>
+          <w:p>
+            <w:pPr>
+              <w:spacing w:before="0" w:after="60"/>
+              <w:keepNext/>
+              <w:jc w:val="end"/>
+            </w:pPr>
+            <w:r>
+              <w:rPr>
+                <w:rFonts w:ascii="Calibri" w:hAnsi="Calibri"/>
+                <w:sz w:val="20"/>
+              </w:rPr>
+              <w:t xml:space="default">551548.0</w:t>
+            </w:r>
+          </w:p>
+        </w:tc>
+      </w:tr>
+      <w:tr>
+        <w:trPr>
+          <w:cantSplit/>
+        </w:trPr>
+        <w:tc>
+          <w:tcPr>
+            <w:tcBorders>
+              <w:top w:val="single" w:space="0" w:color="D3D3D3"/>
+              <w:bottom w:val="single" w:space="0" w:color="D3D3D3"/>
+              <w:start w:val="single" w:space="0" w:color="D3D3D3"/>
+              <w:end w:val="single" w:space="0" w:color="D3D3D3"/>
+            </w:tcBorders>
+          </w:tcPr>
+          <w:p>
+            <w:pPr>
+              <w:spacing w:before="0" w:after="60"/>
+              <w:keepNext/>
+              <w:jc w:val="start"/>
+            </w:pPr>
+            <w:r>
+              <w:rPr>
+                <w:rFonts w:ascii="Calibri" w:hAnsi="Calibri"/>
+                <w:sz w:val="20"/>
+              </w:rPr>
+              <w:t xml:space="default"/>
+            </w:r>
+          </w:p>
+        </w:tc>
+        <w:tc>
+          <w:tcPr>
+            <w:tcBorders>
+              <w:top w:val="single" w:space="0" w:color="D3D3D3"/>
+              <w:bottom w:val="single" w:space="0" w:color="D3D3D3"/>
+              <w:start w:val="single" w:space="0" w:color="D3D3D3"/>
+              <w:end w:val="single" w:space="0" w:color="D3D3D3"/>
+            </w:tcBorders>
+          </w:tcPr>
+          <w:p>
+            <w:pPr>
+              <w:spacing w:before="0" w:after="60"/>
+              <w:keepNext/>
+              <w:jc w:val="start"/>
+            </w:pPr>
+            <w:r>
+              <w:rPr>
+                <w:rFonts w:ascii="Calibri" w:hAnsi="Calibri"/>
+                <w:sz w:val="20"/>
+              </w:rPr>
+              <w:t xml:space="default">Removed (total)</w:t>
+            </w:r>
+          </w:p>
+        </w:tc>
+        <w:tc>
+          <w:tcPr>
+            <w:tcBorders>
+              <w:top w:val="single" w:space="0" w:color="D3D3D3"/>
+              <w:bottom w:val="single" w:space="0" w:color="D3D3D3"/>
+              <w:start w:val="single" w:space="0" w:color="D3D3D3"/>
+              <w:end w:val="single" w:space="0" w:color="D3D3D3"/>
+            </w:tcBorders>
+          </w:tcPr>
+          <w:p>
+            <w:pPr>
+              <w:spacing w:before="0" w:after="60"/>
+              <w:keepNext/>
+              <w:jc w:val="end"/>
+            </w:pPr>
+            <w:r>
+              <w:rPr>
+                <w:rFonts w:ascii="Calibri" w:hAnsi="Calibri"/>
+                <w:sz w:val="20"/>
+              </w:rPr>
+              <w:t xml:space="default">216843.0</w:t>
+            </w:r>
+          </w:p>
+        </w:tc>
+        <w:tc>
+          <w:tcPr>
+            <w:tcBorders>
+              <w:top w:val="single" w:space="0" w:color="D3D3D3"/>
+              <w:bottom w:val="single" w:space="0" w:color="D3D3D3"/>
+              <w:start w:val="single" w:space="0" w:color="D3D3D3"/>
+              <w:end w:val="single" w:space="0" w:color="D3D3D3"/>
+            </w:tcBorders>
+          </w:tcPr>
+          <w:p>
+            <w:pPr>
+              <w:spacing w:before="0" w:after="60"/>
+              <w:keepNext/>
+              <w:jc w:val="end"/>
+            </w:pPr>
+            <w:r>
+              <w:rPr>
+                <w:rFonts w:ascii="Calibri" w:hAnsi="Calibri"/>
+                <w:sz w:val="20"/>
+              </w:rPr>
+              <w:t xml:space="default">175418.0</w:t>
+            </w:r>
+          </w:p>
+        </w:tc>
+        <w:tc>
+          <w:tcPr>
+            <w:tcBorders>
+              <w:top w:val="single" w:space="0" w:color="D3D3D3"/>
+              <w:bottom w:val="single" w:space="0" w:color="D3D3D3"/>
+              <w:start w:val="single" w:space="0" w:color="D3D3D3"/>
+              <w:end w:val="single" w:space="0" w:color="D3D3D3"/>
+            </w:tcBorders>
+          </w:tcPr>
+          <w:p>
+            <w:pPr>
+              <w:spacing w:before="0" w:after="60"/>
+              <w:keepNext/>
+              <w:jc w:val="end"/>
+            </w:pPr>
+            <w:r>
+              <w:rPr>
+                <w:rFonts w:ascii="Calibri" w:hAnsi="Calibri"/>
+                <w:sz w:val="20"/>
+              </w:rPr>
+              <w:t xml:space="default">204961.0</w:t>
+            </w:r>
+          </w:p>
+        </w:tc>
+      </w:tr>
+      <w:tr>
+        <w:trPr>
+          <w:cantSplit/>
+        </w:trPr>
+        <w:tc>
+          <w:tcPr>
+            <w:tcBorders>
+              <w:top w:val="single" w:space="0" w:color="D3D3D3"/>
+              <w:bottom w:val="single" w:space="0" w:color="D3D3D3"/>
+              <w:start w:val="single" w:space="0" w:color="D3D3D3"/>
+              <w:end w:val="single" w:space="0" w:color="D3D3D3"/>
+            </w:tcBorders>
+          </w:tcPr>
+          <w:p>
+            <w:pPr>
+              <w:spacing w:before="0" w:after="60"/>
+              <w:keepNext/>
+              <w:jc w:val="start"/>
+            </w:pPr>
+            <w:r>
+              <w:rPr>
+                <w:rFonts w:ascii="Calibri" w:hAnsi="Calibri"/>
+                <w:sz w:val="20"/>
+              </w:rPr>
+              <w:t xml:space="default"/>
+            </w:r>
+          </w:p>
+        </w:tc>
+        <w:tc>
+          <w:tcPr>
+            <w:tcBorders>
+              <w:top w:val="single" w:space="0" w:color="D3D3D3"/>
+              <w:bottom w:val="single" w:space="0" w:color="D3D3D3"/>
+              <w:start w:val="single" w:space="0" w:color="D3D3D3"/>
+              <w:end w:val="single" w:space="0" w:color="D3D3D3"/>
+            </w:tcBorders>
+          </w:tcPr>
+          <w:p>
+            <w:pPr>
+              <w:spacing w:before="0" w:after="60"/>
+              <w:keepNext/>
+              <w:jc w:val="start"/>
+            </w:pPr>
+            <w:r>
+              <w:rPr>
+                <w:rFonts w:ascii="Calibri" w:hAnsi="Calibri"/>
+                <w:sz w:val="20"/>
+              </w:rPr>
+              <w:t xml:space="default">Removed (%)</w:t>
+            </w:r>
+          </w:p>
+        </w:tc>
+        <w:tc>
+          <w:tcPr>
+            <w:tcBorders>
+              <w:top w:val="single" w:space="0" w:color="D3D3D3"/>
+              <w:bottom w:val="single" w:space="0" w:color="D3D3D3"/>
+              <w:start w:val="single" w:space="0" w:color="D3D3D3"/>
+              <w:end w:val="single" w:space="0" w:color="D3D3D3"/>
+            </w:tcBorders>
+          </w:tcPr>
+          <w:p>
+            <w:pPr>
+              <w:spacing w:before="0" w:after="60"/>
+              <w:keepNext/>
+              <w:jc w:val="end"/>
+            </w:pPr>
+            <w:r>
+              <w:rPr>
+                <w:rFonts w:ascii="Calibri" w:hAnsi="Calibri"/>
+                <w:sz w:val="20"/>
+              </w:rPr>
+              <w:t xml:space="default">24.1</w:t>
+            </w:r>
+          </w:p>
+        </w:tc>
+        <w:tc>
+          <w:tcPr>
+            <w:tcBorders>
+              <w:top w:val="single" w:space="0" w:color="D3D3D3"/>
+              <w:bottom w:val="single" w:space="0" w:color="D3D3D3"/>
+              <w:start w:val="single" w:space="0" w:color="D3D3D3"/>
+              <w:end w:val="single" w:space="0" w:color="D3D3D3"/>
+            </w:tcBorders>
+          </w:tcPr>
+          <w:p>
+            <w:pPr>
+              <w:spacing w:before="0" w:after="60"/>
+              <w:keepNext/>
+              <w:jc w:val="end"/>
+            </w:pPr>
+            <w:r>
+              <w:rPr>
+                <w:rFonts w:ascii="Calibri" w:hAnsi="Calibri"/>
+                <w:sz w:val="20"/>
+              </w:rPr>
+              <w:t xml:space="default">22.3</w:t>
+            </w:r>
+          </w:p>
+        </w:tc>
+        <w:tc>
+          <w:tcPr>
+            <w:tcBorders>
+              <w:top w:val="single" w:space="0" w:color="D3D3D3"/>
+              <w:bottom w:val="single" w:space="0" w:color="D3D3D3"/>
+              <w:start w:val="single" w:space="0" w:color="D3D3D3"/>
+              <w:end w:val="single" w:space="0" w:color="D3D3D3"/>
+            </w:tcBorders>
+          </w:tcPr>
+          <w:p>
+            <w:pPr>
+              <w:spacing w:before="0" w:after="60"/>
+              <w:keepNext/>
+              <w:jc w:val="end"/>
+            </w:pPr>
+            <w:r>
+              <w:rPr>
+                <w:rFonts w:ascii="Calibri" w:hAnsi="Calibri"/>
+                <w:sz w:val="20"/>
+              </w:rPr>
+              <w:t xml:space="default">27.1</w:t>
+            </w:r>
+          </w:p>
+        </w:tc>
+      </w:tr>
+    </w:tbl>
+    <w:p>
+      <w:pPr>
+        <w:pStyle w:val="FirstParagraph"/>
+      </w:pPr>
+      <w:r>
+        <w:t xml:space="preserve">The table displays the different steps of sample processing and the effect on the number of alignments. As expected, only the duplication removal reduces the number of records. In total 216,843 alignments have been removed in the sample of the dad, 175,418 for the mom and 204,961 for the daughter, which is in a range of 22.3% to 27.1% of all alignments in the unprocessed file.</w:t>
+      </w:r>
+    </w:p>
+    <w:bookmarkEnd w:id="26"/>
+    <w:bookmarkStart w:id="27" w:name="variant-callingfiltering"/>
+    <w:p>
+      <w:pPr>
+        <w:pStyle w:val="Heading3"/>
+      </w:pPr>
+      <w:r>
+        <w:t xml:space="preserve">Variant calling/filtering</w:t>
+      </w:r>
+    </w:p>
+    <w:p>
+      <w:pPr>
+        <w:pStyle w:val="FirstParagraph"/>
+      </w:pPr>
+      <w:r>
+        <w:t xml:space="preserve">To begin the variant calling, the raw file includes all covered positions in exons which could potentially contain variants. It includes all three samples and displays 1,418,395 positions. After the variant calling 8,803 of these positions are defined as SNPs in the bcf file which is about 0.62% of the positions in the raw file. To refine the variant calling, positions with a read depth below 20 are removed. 5,898 positions remain in the vcf file. These are 5,983 variants if multi-allelic sites are considered and split in separate rows. This process is also called demultiplexing. Further conversion to tsv and annotation using ANNOVAR, does not change the number of variants. The resulting file with 5,983 variants can now be used for downstream analysis and filtering of possible disease-causing variants.</w:t>
+      </w:r>
+    </w:p>
+    <w:tbl xmlns:w="http://schemas.openxmlformats.org/wordprocessingml/2006/main" xmlns:wp="http://schemas.openxmlformats.org/drawingml/2006/wordprocessingDrawing" xmlns:r="http://schemas.openxmlformats.org/officeDocument/2006/relationships" xmlns:w14="http://schemas.microsoft.com/office/word/2010/wordml">
+      <w:tblPr>
+        <w:tblCellMar>
+          <w:top w:w="0" w:type="dxa"/>
+          <w:bottom w:w="0" w:type="dxa"/>
+          <w:start w:w="60" w:type="dxa"/>
+          <w:end w:w="60" w:type="dxa"/>
+        </w:tblCellMar>
+        <w:tblW w:type="auto" w:w="0"/>
+        <w:tblLook w:firstRow="0" w:lastRow="0" w:firstColumn="0" w:lastColumn="0" w:noHBand="0" w:noVBand="0"/>
+        <w:jc w:val="center"/>
+      </w:tblPr>
+      <w:tr>
+        <w:trPr>
+          <w:cantSplit/>
+          <w:tblHeader/>
+        </w:trPr>
+        <w:tc>
+          <w:tcPr>
+            <w:tcBorders>
+              <w:top w:val="single" w:sz="16" w:space="0" w:color="D3D3D3"/>
+              <w:bottom w:val="single" w:sz="16" w:space="0" w:color="D3D3D3"/>
+              <w:start w:val="single" w:space="0" w:color="D3D3D3"/>
+            </w:tcBorders>
+          </w:tcPr>
+          <w:p>
+            <w:pPr>
+              <w:spacing w:before="0" w:after="60"/>
+              <w:keepNext/>
+              <w:jc w:val="start"/>
+            </w:pPr>
+            <w:r>
+              <w:rPr>
+                <w:rFonts w:ascii="Calibri" w:hAnsi="Calibri"/>
+                <w:sz w:val="20"/>
+              </w:rPr>
+              <w:t xml:space="default">Ref</w:t>
+            </w:r>
+          </w:p>
+        </w:tc>
+        <w:tc>
+          <w:tcPr>
+            <w:tcBorders>
+              <w:top w:val="single" w:sz="16" w:space="0" w:color="D3D3D3"/>
+              <w:bottom w:val="single" w:sz="16" w:space="0" w:color="D3D3D3"/>
+            </w:tcBorders>
+          </w:tcPr>
+          <w:p>
+            <w:pPr>
+              <w:spacing w:before="0" w:after="60"/>
+              <w:keepNext/>
+              <w:jc w:val="start"/>
+            </w:pPr>
+            <w:r>
+              <w:rPr>
+                <w:rFonts w:ascii="Calibri" w:hAnsi="Calibri"/>
+                <w:sz w:val="20"/>
+              </w:rPr>
+              <w:t xml:space="default">Alt</w:t>
+            </w:r>
+          </w:p>
+        </w:tc>
+        <w:tc>
+          <w:tcPr>
+            <w:tcBorders>
+              <w:top w:val="single" w:sz="16" w:space="0" w:color="D3D3D3"/>
+              <w:bottom w:val="single" w:sz="16" w:space="0" w:color="D3D3D3"/>
+            </w:tcBorders>
+          </w:tcPr>
+          <w:p>
+            <w:pPr>
+              <w:spacing w:before="0" w:after="60"/>
+              <w:keepNext/>
+              <w:jc w:val="end"/>
+            </w:pPr>
+            <w:r>
+              <w:rPr>
+                <w:rFonts w:ascii="Calibri" w:hAnsi="Calibri"/>
+                <w:sz w:val="20"/>
+              </w:rPr>
+              <w:t xml:space="default">Count</w:t>
+            </w:r>
+          </w:p>
+        </w:tc>
+        <w:tc>
+          <w:tcPr>
+            <w:tcBorders>
+              <w:top w:val="single" w:sz="16" w:space="0" w:color="D3D3D3"/>
+              <w:bottom w:val="single" w:sz="16" w:space="0" w:color="D3D3D3"/>
+              <w:end w:val="single" w:space="0" w:color="D3D3D3"/>
+            </w:tcBorders>
+          </w:tcPr>
+          <w:p>
+            <w:pPr>
+              <w:spacing w:before="0" w:after="60"/>
+              <w:keepNext/>
+              <w:jc w:val="start"/>
+            </w:pPr>
+            <w:r>
+              <w:rPr>
+                <w:rFonts w:ascii="Calibri" w:hAnsi="Calibri"/>
+                <w:sz w:val="20"/>
+              </w:rPr>
+              <w:t xml:space="default">Type</w:t>
+            </w:r>
+          </w:p>
+        </w:tc>
+      </w:tr>
+      <w:tr>
+        <w:trPr>
+          <w:cantSplit/>
+        </w:trPr>
+        <w:tc>
+          <w:tcPr>
+            <w:tcBorders>
+              <w:top w:val="single" w:space="0" w:color="D3D3D3"/>
+              <w:bottom w:val="single" w:space="0" w:color="D3D3D3"/>
+              <w:start w:val="single" w:space="0" w:color="D3D3D3"/>
+              <w:end w:val="single" w:space="0" w:color="D3D3D3"/>
+            </w:tcBorders>
+          </w:tcPr>
+          <w:p>
+            <w:pPr>
+              <w:spacing w:before="0" w:after="60"/>
+              <w:keepNext/>
+              <w:jc w:val="start"/>
+            </w:pPr>
+            <w:r>
+              <w:rPr>
+                <w:rFonts w:ascii="Calibri" w:hAnsi="Calibri"/>
+                <w:sz w:val="20"/>
+              </w:rPr>
+              <w:t xml:space="default">A</w:t>
+            </w:r>
+          </w:p>
+        </w:tc>
+        <w:tc>
+          <w:tcPr>
+            <w:tcBorders>
+              <w:top w:val="single" w:space="0" w:color="D3D3D3"/>
+              <w:bottom w:val="single" w:space="0" w:color="D3D3D3"/>
+              <w:start w:val="single" w:space="0" w:color="D3D3D3"/>
+              <w:end w:val="single" w:space="0" w:color="D3D3D3"/>
+            </w:tcBorders>
+          </w:tcPr>
+          <w:p>
+            <w:pPr>
+              <w:spacing w:before="0" w:after="60"/>
+              <w:keepNext/>
+              <w:jc w:val="start"/>
+            </w:pPr>
+            <w:r>
+              <w:rPr>
+                <w:rFonts w:ascii="Calibri" w:hAnsi="Calibri"/>
+                <w:sz w:val="20"/>
+              </w:rPr>
+              <w:t xml:space="default">G</w:t>
+            </w:r>
+          </w:p>
+        </w:tc>
+        <w:tc>
+          <w:tcPr>
+            <w:tcBorders>
+              <w:top w:val="single" w:space="0" w:color="D3D3D3"/>
+              <w:bottom w:val="single" w:space="0" w:color="D3D3D3"/>
+              <w:start w:val="single" w:space="0" w:color="D3D3D3"/>
+              <w:end w:val="single" w:space="0" w:color="D3D3D3"/>
+            </w:tcBorders>
+          </w:tcPr>
+          <w:p>
+            <w:pPr>
+              <w:spacing w:before="0" w:after="60"/>
+              <w:keepNext/>
+              <w:jc w:val="end"/>
+            </w:pPr>
+            <w:r>
+              <w:rPr>
+                <w:rFonts w:ascii="Calibri" w:hAnsi="Calibri"/>
+                <w:sz w:val="20"/>
+              </w:rPr>
+              <w:t xml:space="default">1015</w:t>
+            </w:r>
+          </w:p>
+        </w:tc>
+        <w:tc>
+          <w:tcPr>
+            <w:tcBorders>
+              <w:top w:val="single" w:space="0" w:color="D3D3D3"/>
+              <w:bottom w:val="single" w:space="0" w:color="D3D3D3"/>
+              <w:start w:val="single" w:space="0" w:color="D3D3D3"/>
+              <w:end w:val="single" w:space="0" w:color="D3D3D3"/>
+            </w:tcBorders>
+          </w:tcPr>
+          <w:p>
+            <w:pPr>
+              <w:spacing w:before="0" w:after="60"/>
+              <w:keepNext/>
+              <w:jc w:val="start"/>
+            </w:pPr>
+            <w:r>
+              <w:rPr>
+                <w:rFonts w:ascii="Calibri" w:hAnsi="Calibri"/>
+                <w:sz w:val="20"/>
+              </w:rPr>
+              <w:t xml:space="default">Transition</w:t>
+            </w:r>
+          </w:p>
+        </w:tc>
+      </w:tr>
+      <w:tr>
+        <w:trPr>
+          <w:cantSplit/>
+        </w:trPr>
+        <w:tc>
+          <w:tcPr>
+            <w:tcBorders>
+              <w:top w:val="single" w:space="0" w:color="D3D3D3"/>
+              <w:bottom w:val="single" w:space="0" w:color="D3D3D3"/>
+              <w:start w:val="single" w:space="0" w:color="D3D3D3"/>
+              <w:end w:val="single" w:space="0" w:color="D3D3D3"/>
+            </w:tcBorders>
+          </w:tcPr>
+          <w:p>
+            <w:pPr>
+              <w:spacing w:before="0" w:after="60"/>
+              <w:keepNext/>
+              <w:jc w:val="start"/>
+            </w:pPr>
+            <w:r>
+              <w:rPr>
+                <w:rFonts w:ascii="Calibri" w:hAnsi="Calibri"/>
+                <w:sz w:val="20"/>
+              </w:rPr>
+              <w:t xml:space="default">C</w:t>
+            </w:r>
+          </w:p>
+        </w:tc>
+        <w:tc>
+          <w:tcPr>
+            <w:tcBorders>
+              <w:top w:val="single" w:space="0" w:color="D3D3D3"/>
+              <w:bottom w:val="single" w:space="0" w:color="D3D3D3"/>
+              <w:start w:val="single" w:space="0" w:color="D3D3D3"/>
+              <w:end w:val="single" w:space="0" w:color="D3D3D3"/>
+            </w:tcBorders>
+          </w:tcPr>
+          <w:p>
+            <w:pPr>
+              <w:spacing w:before="0" w:after="60"/>
+              <w:keepNext/>
+              <w:jc w:val="start"/>
+            </w:pPr>
+            <w:r>
+              <w:rPr>
+                <w:rFonts w:ascii="Calibri" w:hAnsi="Calibri"/>
+                <w:sz w:val="20"/>
+              </w:rPr>
+              <w:t xml:space="default">T</w:t>
+            </w:r>
+          </w:p>
+        </w:tc>
+        <w:tc>
+          <w:tcPr>
+            <w:tcBorders>
+              <w:top w:val="single" w:space="0" w:color="D3D3D3"/>
+              <w:bottom w:val="single" w:space="0" w:color="D3D3D3"/>
+              <w:start w:val="single" w:space="0" w:color="D3D3D3"/>
+              <w:end w:val="single" w:space="0" w:color="D3D3D3"/>
+            </w:tcBorders>
+          </w:tcPr>
+          <w:p>
+            <w:pPr>
+              <w:spacing w:before="0" w:after="60"/>
+              <w:keepNext/>
+              <w:jc w:val="end"/>
+            </w:pPr>
+            <w:r>
+              <w:rPr>
+                <w:rFonts w:ascii="Calibri" w:hAnsi="Calibri"/>
+                <w:sz w:val="20"/>
+              </w:rPr>
+              <w:t xml:space="default">1028</w:t>
+            </w:r>
+          </w:p>
+        </w:tc>
+        <w:tc>
+          <w:tcPr>
+            <w:tcBorders>
+              <w:top w:val="single" w:space="0" w:color="D3D3D3"/>
+              <w:bottom w:val="single" w:space="0" w:color="D3D3D3"/>
+              <w:start w:val="single" w:space="0" w:color="D3D3D3"/>
+              <w:end w:val="single" w:space="0" w:color="D3D3D3"/>
+            </w:tcBorders>
+          </w:tcPr>
+          <w:p>
+            <w:pPr>
+              <w:spacing w:before="0" w:after="60"/>
+              <w:keepNext/>
+              <w:jc w:val="start"/>
+            </w:pPr>
+            <w:r>
+              <w:rPr>
+                <w:rFonts w:ascii="Calibri" w:hAnsi="Calibri"/>
+                <w:sz w:val="20"/>
+              </w:rPr>
+              <w:t xml:space="default">Transition</w:t>
+            </w:r>
+          </w:p>
+        </w:tc>
+      </w:tr>
+      <w:tr>
+        <w:trPr>
+          <w:cantSplit/>
+        </w:trPr>
+        <w:tc>
+          <w:tcPr>
+            <w:tcBorders>
+              <w:top w:val="single" w:space="0" w:color="D3D3D3"/>
+              <w:bottom w:val="single" w:space="0" w:color="D3D3D3"/>
+              <w:start w:val="single" w:space="0" w:color="D3D3D3"/>
+              <w:end w:val="single" w:space="0" w:color="D3D3D3"/>
+            </w:tcBorders>
+          </w:tcPr>
+          <w:p>
+            <w:pPr>
+              <w:spacing w:before="0" w:after="60"/>
+              <w:keepNext/>
+              <w:jc w:val="start"/>
+            </w:pPr>
+            <w:r>
+              <w:rPr>
+                <w:rFonts w:ascii="Calibri" w:hAnsi="Calibri"/>
+                <w:sz w:val="20"/>
+              </w:rPr>
+              <w:t xml:space="default">G</w:t>
+            </w:r>
+          </w:p>
+        </w:tc>
+        <w:tc>
+          <w:tcPr>
+            <w:tcBorders>
+              <w:top w:val="single" w:space="0" w:color="D3D3D3"/>
+              <w:bottom w:val="single" w:space="0" w:color="D3D3D3"/>
+              <w:start w:val="single" w:space="0" w:color="D3D3D3"/>
+              <w:end w:val="single" w:space="0" w:color="D3D3D3"/>
+            </w:tcBorders>
+          </w:tcPr>
+          <w:p>
+            <w:pPr>
+              <w:spacing w:before="0" w:after="60"/>
+              <w:keepNext/>
+              <w:jc w:val="start"/>
+            </w:pPr>
+            <w:r>
+              <w:rPr>
+                <w:rFonts w:ascii="Calibri" w:hAnsi="Calibri"/>
+                <w:sz w:val="20"/>
+              </w:rPr>
+              <w:t xml:space="default">A</w:t>
+            </w:r>
+          </w:p>
+        </w:tc>
+        <w:tc>
+          <w:tcPr>
+            <w:tcBorders>
+              <w:top w:val="single" w:space="0" w:color="D3D3D3"/>
+              <w:bottom w:val="single" w:space="0" w:color="D3D3D3"/>
+              <w:start w:val="single" w:space="0" w:color="D3D3D3"/>
+              <w:end w:val="single" w:space="0" w:color="D3D3D3"/>
+            </w:tcBorders>
+          </w:tcPr>
+          <w:p>
+            <w:pPr>
+              <w:spacing w:before="0" w:after="60"/>
+              <w:keepNext/>
+              <w:jc w:val="end"/>
+            </w:pPr>
+            <w:r>
+              <w:rPr>
+                <w:rFonts w:ascii="Calibri" w:hAnsi="Calibri"/>
+                <w:sz w:val="20"/>
+              </w:rPr>
+              <w:t xml:space="default">1074</w:t>
+            </w:r>
+          </w:p>
+        </w:tc>
+        <w:tc>
+          <w:tcPr>
+            <w:tcBorders>
+              <w:top w:val="single" w:space="0" w:color="D3D3D3"/>
+              <w:bottom w:val="single" w:space="0" w:color="D3D3D3"/>
+              <w:start w:val="single" w:space="0" w:color="D3D3D3"/>
+              <w:end w:val="single" w:space="0" w:color="D3D3D3"/>
+            </w:tcBorders>
+          </w:tcPr>
+          <w:p>
+            <w:pPr>
+              <w:spacing w:before="0" w:after="60"/>
+              <w:keepNext/>
+              <w:jc w:val="start"/>
+            </w:pPr>
+            <w:r>
+              <w:rPr>
+                <w:rFonts w:ascii="Calibri" w:hAnsi="Calibri"/>
+                <w:sz w:val="20"/>
+              </w:rPr>
+              <w:t xml:space="default">Transition</w:t>
+            </w:r>
+          </w:p>
+        </w:tc>
+      </w:tr>
+      <w:tr>
+        <w:trPr>
+          <w:cantSplit/>
+        </w:trPr>
+        <w:tc>
+          <w:tcPr>
+            <w:tcBorders>
+              <w:top w:val="single" w:space="0" w:color="D3D3D3"/>
+              <w:bottom w:val="single" w:space="0" w:color="D3D3D3"/>
+              <w:start w:val="single" w:space="0" w:color="D3D3D3"/>
+              <w:end w:val="single" w:space="0" w:color="D3D3D3"/>
+            </w:tcBorders>
+          </w:tcPr>
+          <w:p>
+            <w:pPr>
+              <w:spacing w:before="0" w:after="60"/>
+              <w:keepNext/>
+              <w:jc w:val="start"/>
+            </w:pPr>
+            <w:r>
+              <w:rPr>
+                <w:rFonts w:ascii="Calibri" w:hAnsi="Calibri"/>
+                <w:sz w:val="20"/>
+              </w:rPr>
+              <w:t xml:space="default">T</w:t>
+            </w:r>
+          </w:p>
+        </w:tc>
+        <w:tc>
+          <w:tcPr>
+            <w:tcBorders>
+              <w:top w:val="single" w:space="0" w:color="D3D3D3"/>
+              <w:bottom w:val="single" w:space="0" w:color="D3D3D3"/>
+              <w:start w:val="single" w:space="0" w:color="D3D3D3"/>
+              <w:end w:val="single" w:space="0" w:color="D3D3D3"/>
+            </w:tcBorders>
+          </w:tcPr>
+          <w:p>
+            <w:pPr>
+              <w:spacing w:before="0" w:after="60"/>
+              <w:keepNext/>
+              <w:jc w:val="start"/>
+            </w:pPr>
+            <w:r>
+              <w:rPr>
+                <w:rFonts w:ascii="Calibri" w:hAnsi="Calibri"/>
+                <w:sz w:val="20"/>
+              </w:rPr>
+              <w:t xml:space="default">C</w:t>
+            </w:r>
+          </w:p>
+        </w:tc>
+        <w:tc>
+          <w:tcPr>
+            <w:tcBorders>
+              <w:top w:val="single" w:space="0" w:color="D3D3D3"/>
+              <w:bottom w:val="single" w:space="0" w:color="D3D3D3"/>
+              <w:start w:val="single" w:space="0" w:color="D3D3D3"/>
+              <w:end w:val="single" w:space="0" w:color="D3D3D3"/>
+            </w:tcBorders>
+          </w:tcPr>
+          <w:p>
+            <w:pPr>
+              <w:spacing w:before="0" w:after="60"/>
+              <w:keepNext/>
+              <w:jc w:val="end"/>
+            </w:pPr>
+            <w:r>
+              <w:rPr>
+                <w:rFonts w:ascii="Calibri" w:hAnsi="Calibri"/>
+                <w:sz w:val="20"/>
+              </w:rPr>
+              <w:t xml:space="default">963</w:t>
+            </w:r>
+          </w:p>
+        </w:tc>
+        <w:tc>
+          <w:tcPr>
+            <w:tcBorders>
+              <w:top w:val="single" w:space="0" w:color="D3D3D3"/>
+              <w:bottom w:val="single" w:space="0" w:color="D3D3D3"/>
+              <w:start w:val="single" w:space="0" w:color="D3D3D3"/>
+              <w:end w:val="single" w:space="0" w:color="D3D3D3"/>
+            </w:tcBorders>
+          </w:tcPr>
+          <w:p>
+            <w:pPr>
+              <w:spacing w:before="0" w:after="60"/>
+              <w:keepNext/>
+              <w:jc w:val="start"/>
+            </w:pPr>
+            <w:r>
+              <w:rPr>
+                <w:rFonts w:ascii="Calibri" w:hAnsi="Calibri"/>
+                <w:sz w:val="20"/>
+              </w:rPr>
+              <w:t xml:space="default">Transition</w:t>
+            </w:r>
+          </w:p>
+        </w:tc>
+      </w:tr>
+      <w:tr>
+        <w:trPr>
+          <w:cantSplit/>
+        </w:trPr>
+        <w:tc>
+          <w:tcPr>
+            <w:tcBorders>
+              <w:top w:val="single" w:space="0" w:color="D3D3D3"/>
+              <w:bottom w:val="single" w:space="0" w:color="D3D3D3"/>
+              <w:start w:val="single" w:space="0" w:color="D3D3D3"/>
+              <w:end w:val="single" w:space="0" w:color="D3D3D3"/>
+            </w:tcBorders>
+          </w:tcPr>
+          <w:p>
+            <w:pPr>
+              <w:spacing w:before="0" w:after="60"/>
+              <w:keepNext/>
+              <w:jc w:val="start"/>
+            </w:pPr>
+            <w:r>
+              <w:rPr>
+                <w:rFonts w:ascii="Calibri" w:hAnsi="Calibri"/>
+                <w:sz w:val="20"/>
+              </w:rPr>
+              <w:t xml:space="default">A</w:t>
+            </w:r>
+          </w:p>
+        </w:tc>
+        <w:tc>
+          <w:tcPr>
+            <w:tcBorders>
+              <w:top w:val="single" w:space="0" w:color="D3D3D3"/>
+              <w:bottom w:val="single" w:space="0" w:color="D3D3D3"/>
+              <w:start w:val="single" w:space="0" w:color="D3D3D3"/>
+              <w:end w:val="single" w:space="0" w:color="D3D3D3"/>
+            </w:tcBorders>
+          </w:tcPr>
+          <w:p>
+            <w:pPr>
+              <w:spacing w:before="0" w:after="60"/>
+              <w:keepNext/>
+              <w:jc w:val="start"/>
+            </w:pPr>
+            <w:r>
+              <w:rPr>
+                <w:rFonts w:ascii="Calibri" w:hAnsi="Calibri"/>
+                <w:sz w:val="20"/>
+              </w:rPr>
+              <w:t xml:space="default">C</w:t>
+            </w:r>
+          </w:p>
+        </w:tc>
+        <w:tc>
+          <w:tcPr>
+            <w:tcBorders>
+              <w:top w:val="single" w:space="0" w:color="D3D3D3"/>
+              <w:bottom w:val="single" w:space="0" w:color="D3D3D3"/>
+              <w:start w:val="single" w:space="0" w:color="D3D3D3"/>
+              <w:end w:val="single" w:space="0" w:color="D3D3D3"/>
+            </w:tcBorders>
+          </w:tcPr>
+          <w:p>
+            <w:pPr>
+              <w:spacing w:before="0" w:after="60"/>
+              <w:keepNext/>
+              <w:jc w:val="end"/>
+            </w:pPr>
+            <w:r>
+              <w:rPr>
+                <w:rFonts w:ascii="Calibri" w:hAnsi="Calibri"/>
+                <w:sz w:val="20"/>
+              </w:rPr>
+              <w:t xml:space="default">186</w:t>
+            </w:r>
+          </w:p>
+        </w:tc>
+        <w:tc>
+          <w:tcPr>
+            <w:tcBorders>
+              <w:top w:val="single" w:space="0" w:color="D3D3D3"/>
+              <w:bottom w:val="single" w:space="0" w:color="D3D3D3"/>
+              <w:start w:val="single" w:space="0" w:color="D3D3D3"/>
+              <w:end w:val="single" w:space="0" w:color="D3D3D3"/>
+            </w:tcBorders>
+          </w:tcPr>
+          <w:p>
+            <w:pPr>
+              <w:spacing w:before="0" w:after="60"/>
+              <w:keepNext/>
+              <w:jc w:val="start"/>
+            </w:pPr>
+            <w:r>
+              <w:rPr>
+                <w:rFonts w:ascii="Calibri" w:hAnsi="Calibri"/>
+                <w:sz w:val="20"/>
+              </w:rPr>
+              <w:t xml:space="default">Transversion</w:t>
+            </w:r>
+          </w:p>
+        </w:tc>
+      </w:tr>
+      <w:tr>
+        <w:trPr>
+          <w:cantSplit/>
+        </w:trPr>
+        <w:tc>
+          <w:tcPr>
+            <w:tcBorders>
+              <w:top w:val="single" w:space="0" w:color="D3D3D3"/>
+              <w:bottom w:val="single" w:space="0" w:color="D3D3D3"/>
+              <w:start w:val="single" w:space="0" w:color="D3D3D3"/>
+              <w:end w:val="single" w:space="0" w:color="D3D3D3"/>
+            </w:tcBorders>
+          </w:tcPr>
+          <w:p>
+            <w:pPr>
+              <w:spacing w:before="0" w:after="60"/>
+              <w:keepNext/>
+              <w:jc w:val="start"/>
+            </w:pPr>
+            <w:r>
+              <w:rPr>
+                <w:rFonts w:ascii="Calibri" w:hAnsi="Calibri"/>
+                <w:sz w:val="20"/>
+              </w:rPr>
+              <w:t xml:space="default">A</w:t>
+            </w:r>
+          </w:p>
+        </w:tc>
+        <w:tc>
+          <w:tcPr>
+            <w:tcBorders>
+              <w:top w:val="single" w:space="0" w:color="D3D3D3"/>
+              <w:bottom w:val="single" w:space="0" w:color="D3D3D3"/>
+              <w:start w:val="single" w:space="0" w:color="D3D3D3"/>
+              <w:end w:val="single" w:space="0" w:color="D3D3D3"/>
+            </w:tcBorders>
+          </w:tcPr>
+          <w:p>
+            <w:pPr>
+              <w:spacing w:before="0" w:after="60"/>
+              <w:keepNext/>
+              <w:jc w:val="start"/>
+            </w:pPr>
+            <w:r>
+              <w:rPr>
+                <w:rFonts w:ascii="Calibri" w:hAnsi="Calibri"/>
+                <w:sz w:val="20"/>
+              </w:rPr>
+              <w:t xml:space="default">T</w:t>
+            </w:r>
+          </w:p>
+        </w:tc>
+        <w:tc>
+          <w:tcPr>
+            <w:tcBorders>
+              <w:top w:val="single" w:space="0" w:color="D3D3D3"/>
+              <w:bottom w:val="single" w:space="0" w:color="D3D3D3"/>
+              <w:start w:val="single" w:space="0" w:color="D3D3D3"/>
+              <w:end w:val="single" w:space="0" w:color="D3D3D3"/>
+            </w:tcBorders>
+          </w:tcPr>
+          <w:p>
+            <w:pPr>
+              <w:spacing w:before="0" w:after="60"/>
+              <w:keepNext/>
+              <w:jc w:val="end"/>
+            </w:pPr>
+            <w:r>
+              <w:rPr>
+                <w:rFonts w:ascii="Calibri" w:hAnsi="Calibri"/>
+                <w:sz w:val="20"/>
+              </w:rPr>
+              <w:t xml:space="default">138</w:t>
+            </w:r>
+          </w:p>
+        </w:tc>
+        <w:tc>
+          <w:tcPr>
+            <w:tcBorders>
+              <w:top w:val="single" w:space="0" w:color="D3D3D3"/>
+              <w:bottom w:val="single" w:space="0" w:color="D3D3D3"/>
+              <w:start w:val="single" w:space="0" w:color="D3D3D3"/>
+              <w:end w:val="single" w:space="0" w:color="D3D3D3"/>
+            </w:tcBorders>
+          </w:tcPr>
+          <w:p>
+            <w:pPr>
+              <w:spacing w:before="0" w:after="60"/>
+              <w:keepNext/>
+              <w:jc w:val="start"/>
+            </w:pPr>
+            <w:r>
+              <w:rPr>
+                <w:rFonts w:ascii="Calibri" w:hAnsi="Calibri"/>
+                <w:sz w:val="20"/>
+              </w:rPr>
+              <w:t xml:space="default">Transversion</w:t>
+            </w:r>
+          </w:p>
+        </w:tc>
+      </w:tr>
+      <w:tr>
+        <w:trPr>
+          <w:cantSplit/>
+        </w:trPr>
+        <w:tc>
+          <w:tcPr>
+            <w:tcBorders>
+              <w:top w:val="single" w:space="0" w:color="D3D3D3"/>
+              <w:bottom w:val="single" w:space="0" w:color="D3D3D3"/>
+              <w:start w:val="single" w:space="0" w:color="D3D3D3"/>
+              <w:end w:val="single" w:space="0" w:color="D3D3D3"/>
+            </w:tcBorders>
+          </w:tcPr>
+          <w:p>
+            <w:pPr>
+              <w:spacing w:before="0" w:after="60"/>
+              <w:keepNext/>
+              <w:jc w:val="start"/>
+            </w:pPr>
+            <w:r>
+              <w:rPr>
+                <w:rFonts w:ascii="Calibri" w:hAnsi="Calibri"/>
+                <w:sz w:val="20"/>
+              </w:rPr>
+              <w:t xml:space="default">C</w:t>
+            </w:r>
+          </w:p>
+        </w:tc>
+        <w:tc>
+          <w:tcPr>
+            <w:tcBorders>
+              <w:top w:val="single" w:space="0" w:color="D3D3D3"/>
+              <w:bottom w:val="single" w:space="0" w:color="D3D3D3"/>
+              <w:start w:val="single" w:space="0" w:color="D3D3D3"/>
+              <w:end w:val="single" w:space="0" w:color="D3D3D3"/>
+            </w:tcBorders>
+          </w:tcPr>
+          <w:p>
+            <w:pPr>
+              <w:spacing w:before="0" w:after="60"/>
+              <w:keepNext/>
+              <w:jc w:val="start"/>
+            </w:pPr>
+            <w:r>
+              <w:rPr>
+                <w:rFonts w:ascii="Calibri" w:hAnsi="Calibri"/>
+                <w:sz w:val="20"/>
+              </w:rPr>
+              <w:t xml:space="default">A</w:t>
+            </w:r>
+          </w:p>
+        </w:tc>
+        <w:tc>
+          <w:tcPr>
+            <w:tcBorders>
+              <w:top w:val="single" w:space="0" w:color="D3D3D3"/>
+              <w:bottom w:val="single" w:space="0" w:color="D3D3D3"/>
+              <w:start w:val="single" w:space="0" w:color="D3D3D3"/>
+              <w:end w:val="single" w:space="0" w:color="D3D3D3"/>
+            </w:tcBorders>
+          </w:tcPr>
+          <w:p>
+            <w:pPr>
+              <w:spacing w:before="0" w:after="60"/>
+              <w:keepNext/>
+              <w:jc w:val="end"/>
+            </w:pPr>
+            <w:r>
+              <w:rPr>
+                <w:rFonts w:ascii="Calibri" w:hAnsi="Calibri"/>
+                <w:sz w:val="20"/>
+              </w:rPr>
+              <w:t xml:space="default">244</w:t>
+            </w:r>
+          </w:p>
+        </w:tc>
+        <w:tc>
+          <w:tcPr>
+            <w:tcBorders>
+              <w:top w:val="single" w:space="0" w:color="D3D3D3"/>
+              <w:bottom w:val="single" w:space="0" w:color="D3D3D3"/>
+              <w:start w:val="single" w:space="0" w:color="D3D3D3"/>
+              <w:end w:val="single" w:space="0" w:color="D3D3D3"/>
+            </w:tcBorders>
+          </w:tcPr>
+          <w:p>
+            <w:pPr>
+              <w:spacing w:before="0" w:after="60"/>
+              <w:keepNext/>
+              <w:jc w:val="start"/>
+            </w:pPr>
+            <w:r>
+              <w:rPr>
+                <w:rFonts w:ascii="Calibri" w:hAnsi="Calibri"/>
+                <w:sz w:val="20"/>
+              </w:rPr>
+              <w:t xml:space="default">Transversion</w:t>
+            </w:r>
+          </w:p>
+        </w:tc>
+      </w:tr>
+      <w:tr>
+        <w:trPr>
+          <w:cantSplit/>
+        </w:trPr>
+        <w:tc>
+          <w:tcPr>
+            <w:tcBorders>
+              <w:top w:val="single" w:space="0" w:color="D3D3D3"/>
+              <w:bottom w:val="single" w:space="0" w:color="D3D3D3"/>
+              <w:start w:val="single" w:space="0" w:color="D3D3D3"/>
+              <w:end w:val="single" w:space="0" w:color="D3D3D3"/>
+            </w:tcBorders>
+          </w:tcPr>
+          <w:p>
+            <w:pPr>
+              <w:spacing w:before="0" w:after="60"/>
+              <w:keepNext/>
+              <w:jc w:val="start"/>
+            </w:pPr>
+            <w:r>
+              <w:rPr>
+                <w:rFonts w:ascii="Calibri" w:hAnsi="Calibri"/>
+                <w:sz w:val="20"/>
+              </w:rPr>
+              <w:t xml:space="default">C</w:t>
+            </w:r>
+          </w:p>
+        </w:tc>
+        <w:tc>
+          <w:tcPr>
+            <w:tcBorders>
+              <w:top w:val="single" w:space="0" w:color="D3D3D3"/>
+              <w:bottom w:val="single" w:space="0" w:color="D3D3D3"/>
+              <w:start w:val="single" w:space="0" w:color="D3D3D3"/>
+              <w:end w:val="single" w:space="0" w:color="D3D3D3"/>
+            </w:tcBorders>
+          </w:tcPr>
+          <w:p>
+            <w:pPr>
+              <w:spacing w:before="0" w:after="60"/>
+              <w:keepNext/>
+              <w:jc w:val="start"/>
+            </w:pPr>
+            <w:r>
+              <w:rPr>
+                <w:rFonts w:ascii="Calibri" w:hAnsi="Calibri"/>
+                <w:sz w:val="20"/>
+              </w:rPr>
+              <w:t xml:space="default">G</w:t>
+            </w:r>
+          </w:p>
+        </w:tc>
+        <w:tc>
+          <w:tcPr>
+            <w:tcBorders>
+              <w:top w:val="single" w:space="0" w:color="D3D3D3"/>
+              <w:bottom w:val="single" w:space="0" w:color="D3D3D3"/>
+              <w:start w:val="single" w:space="0" w:color="D3D3D3"/>
+              <w:end w:val="single" w:space="0" w:color="D3D3D3"/>
+            </w:tcBorders>
+          </w:tcPr>
+          <w:p>
+            <w:pPr>
+              <w:spacing w:before="0" w:after="60"/>
+              <w:keepNext/>
+              <w:jc w:val="end"/>
+            </w:pPr>
+            <w:r>
+              <w:rPr>
+                <w:rFonts w:ascii="Calibri" w:hAnsi="Calibri"/>
+                <w:sz w:val="20"/>
+              </w:rPr>
+              <w:t xml:space="default">258</w:t>
+            </w:r>
+          </w:p>
+        </w:tc>
+        <w:tc>
+          <w:tcPr>
+            <w:tcBorders>
+              <w:top w:val="single" w:space="0" w:color="D3D3D3"/>
+              <w:bottom w:val="single" w:space="0" w:color="D3D3D3"/>
+              <w:start w:val="single" w:space="0" w:color="D3D3D3"/>
+              <w:end w:val="single" w:space="0" w:color="D3D3D3"/>
+            </w:tcBorders>
+          </w:tcPr>
+          <w:p>
+            <w:pPr>
+              <w:spacing w:before="0" w:after="60"/>
+              <w:keepNext/>
+              <w:jc w:val="start"/>
+            </w:pPr>
+            <w:r>
+              <w:rPr>
+                <w:rFonts w:ascii="Calibri" w:hAnsi="Calibri"/>
+                <w:sz w:val="20"/>
+              </w:rPr>
+              <w:t xml:space="default">Transversion</w:t>
+            </w:r>
+          </w:p>
+        </w:tc>
+      </w:tr>
+      <w:tr>
+        <w:trPr>
+          <w:cantSplit/>
+        </w:trPr>
+        <w:tc>
+          <w:tcPr>
+            <w:tcBorders>
+              <w:top w:val="single" w:space="0" w:color="D3D3D3"/>
+              <w:bottom w:val="single" w:space="0" w:color="D3D3D3"/>
+              <w:start w:val="single" w:space="0" w:color="D3D3D3"/>
+              <w:end w:val="single" w:space="0" w:color="D3D3D3"/>
+            </w:tcBorders>
+          </w:tcPr>
+          <w:p>
+            <w:pPr>
+              <w:spacing w:before="0" w:after="60"/>
+              <w:keepNext/>
+              <w:jc w:val="start"/>
+            </w:pPr>
+            <w:r>
+              <w:rPr>
+                <w:rFonts w:ascii="Calibri" w:hAnsi="Calibri"/>
+                <w:sz w:val="20"/>
+              </w:rPr>
+              <w:t xml:space="default">G</w:t>
+            </w:r>
+          </w:p>
+        </w:tc>
+        <w:tc>
+          <w:tcPr>
+            <w:tcBorders>
+              <w:top w:val="single" w:space="0" w:color="D3D3D3"/>
+              <w:bottom w:val="single" w:space="0" w:color="D3D3D3"/>
+              <w:start w:val="single" w:space="0" w:color="D3D3D3"/>
+              <w:end w:val="single" w:space="0" w:color="D3D3D3"/>
+            </w:tcBorders>
+          </w:tcPr>
+          <w:p>
+            <w:pPr>
+              <w:spacing w:before="0" w:after="60"/>
+              <w:keepNext/>
+              <w:jc w:val="start"/>
+            </w:pPr>
+            <w:r>
+              <w:rPr>
+                <w:rFonts w:ascii="Calibri" w:hAnsi="Calibri"/>
+                <w:sz w:val="20"/>
+              </w:rPr>
+              <w:t xml:space="default">C</w:t>
+            </w:r>
+          </w:p>
+        </w:tc>
+        <w:tc>
+          <w:tcPr>
+            <w:tcBorders>
+              <w:top w:val="single" w:space="0" w:color="D3D3D3"/>
+              <w:bottom w:val="single" w:space="0" w:color="D3D3D3"/>
+              <w:start w:val="single" w:space="0" w:color="D3D3D3"/>
+              <w:end w:val="single" w:space="0" w:color="D3D3D3"/>
+            </w:tcBorders>
+          </w:tcPr>
+          <w:p>
+            <w:pPr>
+              <w:spacing w:before="0" w:after="60"/>
+              <w:keepNext/>
+              <w:jc w:val="end"/>
+            </w:pPr>
+            <w:r>
+              <w:rPr>
+                <w:rFonts w:ascii="Calibri" w:hAnsi="Calibri"/>
+                <w:sz w:val="20"/>
+              </w:rPr>
+              <w:t xml:space="default">279</w:t>
+            </w:r>
+          </w:p>
+        </w:tc>
+        <w:tc>
+          <w:tcPr>
+            <w:tcBorders>
+              <w:top w:val="single" w:space="0" w:color="D3D3D3"/>
+              <w:bottom w:val="single" w:space="0" w:color="D3D3D3"/>
+              <w:start w:val="single" w:space="0" w:color="D3D3D3"/>
+              <w:end w:val="single" w:space="0" w:color="D3D3D3"/>
+            </w:tcBorders>
+          </w:tcPr>
+          <w:p>
+            <w:pPr>
+              <w:spacing w:before="0" w:after="60"/>
+              <w:keepNext/>
+              <w:jc w:val="start"/>
+            </w:pPr>
+            <w:r>
+              <w:rPr>
+                <w:rFonts w:ascii="Calibri" w:hAnsi="Calibri"/>
+                <w:sz w:val="20"/>
+              </w:rPr>
+              <w:t xml:space="default">Transversion</w:t>
+            </w:r>
+          </w:p>
+        </w:tc>
+      </w:tr>
+      <w:tr>
+        <w:trPr>
+          <w:cantSplit/>
+        </w:trPr>
+        <w:tc>
+          <w:tcPr>
+            <w:tcBorders>
+              <w:top w:val="single" w:space="0" w:color="D3D3D3"/>
+              <w:bottom w:val="single" w:space="0" w:color="D3D3D3"/>
+              <w:start w:val="single" w:space="0" w:color="D3D3D3"/>
+              <w:end w:val="single" w:space="0" w:color="D3D3D3"/>
+            </w:tcBorders>
+          </w:tcPr>
+          <w:p>
+            <w:pPr>
+              <w:spacing w:before="0" w:after="60"/>
+              <w:keepNext/>
+              <w:jc w:val="start"/>
+            </w:pPr>
+            <w:r>
+              <w:rPr>
+                <w:rFonts w:ascii="Calibri" w:hAnsi="Calibri"/>
+                <w:sz w:val="20"/>
+              </w:rPr>
+              <w:t xml:space="default">G</w:t>
+            </w:r>
+          </w:p>
+        </w:tc>
+        <w:tc>
+          <w:tcPr>
+            <w:tcBorders>
+              <w:top w:val="single" w:space="0" w:color="D3D3D3"/>
+              <w:bottom w:val="single" w:space="0" w:color="D3D3D3"/>
+              <w:start w:val="single" w:space="0" w:color="D3D3D3"/>
+              <w:end w:val="single" w:space="0" w:color="D3D3D3"/>
+            </w:tcBorders>
+          </w:tcPr>
+          <w:p>
+            <w:pPr>
+              <w:spacing w:before="0" w:after="60"/>
+              <w:keepNext/>
+              <w:jc w:val="start"/>
+            </w:pPr>
+            <w:r>
+              <w:rPr>
+                <w:rFonts w:ascii="Calibri" w:hAnsi="Calibri"/>
+                <w:sz w:val="20"/>
+              </w:rPr>
+              <w:t xml:space="default">T</w:t>
+            </w:r>
+          </w:p>
+        </w:tc>
+        <w:tc>
+          <w:tcPr>
+            <w:tcBorders>
+              <w:top w:val="single" w:space="0" w:color="D3D3D3"/>
+              <w:bottom w:val="single" w:space="0" w:color="D3D3D3"/>
+              <w:start w:val="single" w:space="0" w:color="D3D3D3"/>
+              <w:end w:val="single" w:space="0" w:color="D3D3D3"/>
+            </w:tcBorders>
+          </w:tcPr>
+          <w:p>
+            <w:pPr>
+              <w:spacing w:before="0" w:after="60"/>
+              <w:keepNext/>
+              <w:jc w:val="end"/>
+            </w:pPr>
+            <w:r>
+              <w:rPr>
+                <w:rFonts w:ascii="Calibri" w:hAnsi="Calibri"/>
+                <w:sz w:val="20"/>
+              </w:rPr>
+              <w:t xml:space="default">232</w:t>
+            </w:r>
+          </w:p>
+        </w:tc>
+        <w:tc>
+          <w:tcPr>
+            <w:tcBorders>
+              <w:top w:val="single" w:space="0" w:color="D3D3D3"/>
+              <w:bottom w:val="single" w:space="0" w:color="D3D3D3"/>
+              <w:start w:val="single" w:space="0" w:color="D3D3D3"/>
+              <w:end w:val="single" w:space="0" w:color="D3D3D3"/>
+            </w:tcBorders>
+          </w:tcPr>
+          <w:p>
+            <w:pPr>
+              <w:spacing w:before="0" w:after="60"/>
+              <w:keepNext/>
+              <w:jc w:val="start"/>
+            </w:pPr>
+            <w:r>
+              <w:rPr>
+                <w:rFonts w:ascii="Calibri" w:hAnsi="Calibri"/>
+                <w:sz w:val="20"/>
+              </w:rPr>
+              <w:t xml:space="default">Transversion</w:t>
+            </w:r>
+          </w:p>
+        </w:tc>
+      </w:tr>
+      <w:tr>
+        <w:trPr>
+          <w:cantSplit/>
+        </w:trPr>
+        <w:tc>
+          <w:tcPr>
+            <w:tcBorders>
+              <w:top w:val="single" w:space="0" w:color="D3D3D3"/>
+              <w:bottom w:val="single" w:space="0" w:color="D3D3D3"/>
+              <w:start w:val="single" w:space="0" w:color="D3D3D3"/>
+              <w:end w:val="single" w:space="0" w:color="D3D3D3"/>
+            </w:tcBorders>
+          </w:tcPr>
+          <w:p>
+            <w:pPr>
+              <w:spacing w:before="0" w:after="60"/>
+              <w:keepNext/>
+              <w:jc w:val="start"/>
+            </w:pPr>
+            <w:r>
+              <w:rPr>
+                <w:rFonts w:ascii="Calibri" w:hAnsi="Calibri"/>
+                <w:sz w:val="20"/>
+              </w:rPr>
+              <w:t xml:space="default">T</w:t>
+            </w:r>
+          </w:p>
+        </w:tc>
+        <w:tc>
+          <w:tcPr>
+            <w:tcBorders>
+              <w:top w:val="single" w:space="0" w:color="D3D3D3"/>
+              <w:bottom w:val="single" w:space="0" w:color="D3D3D3"/>
+              <w:start w:val="single" w:space="0" w:color="D3D3D3"/>
+              <w:end w:val="single" w:space="0" w:color="D3D3D3"/>
+            </w:tcBorders>
+          </w:tcPr>
+          <w:p>
+            <w:pPr>
+              <w:spacing w:before="0" w:after="60"/>
+              <w:keepNext/>
+              <w:jc w:val="start"/>
+            </w:pPr>
+            <w:r>
+              <w:rPr>
+                <w:rFonts w:ascii="Calibri" w:hAnsi="Calibri"/>
+                <w:sz w:val="20"/>
+              </w:rPr>
+              <w:t xml:space="default">A</w:t>
+            </w:r>
+          </w:p>
+        </w:tc>
+        <w:tc>
+          <w:tcPr>
+            <w:tcBorders>
+              <w:top w:val="single" w:space="0" w:color="D3D3D3"/>
+              <w:bottom w:val="single" w:space="0" w:color="D3D3D3"/>
+              <w:start w:val="single" w:space="0" w:color="D3D3D3"/>
+              <w:end w:val="single" w:space="0" w:color="D3D3D3"/>
+            </w:tcBorders>
+          </w:tcPr>
+          <w:p>
+            <w:pPr>
+              <w:spacing w:before="0" w:after="60"/>
+              <w:keepNext/>
+              <w:jc w:val="end"/>
+            </w:pPr>
+            <w:r>
+              <w:rPr>
+                <w:rFonts w:ascii="Calibri" w:hAnsi="Calibri"/>
+                <w:sz w:val="20"/>
+              </w:rPr>
+              <w:t xml:space="default">150</w:t>
+            </w:r>
+          </w:p>
+        </w:tc>
+        <w:tc>
+          <w:tcPr>
+            <w:tcBorders>
+              <w:top w:val="single" w:space="0" w:color="D3D3D3"/>
+              <w:bottom w:val="single" w:space="0" w:color="D3D3D3"/>
+              <w:start w:val="single" w:space="0" w:color="D3D3D3"/>
+              <w:end w:val="single" w:space="0" w:color="D3D3D3"/>
+            </w:tcBorders>
+          </w:tcPr>
+          <w:p>
+            <w:pPr>
+              <w:spacing w:before="0" w:after="60"/>
+              <w:keepNext/>
+              <w:jc w:val="start"/>
+            </w:pPr>
+            <w:r>
+              <w:rPr>
+                <w:rFonts w:ascii="Calibri" w:hAnsi="Calibri"/>
+                <w:sz w:val="20"/>
+              </w:rPr>
+              <w:t xml:space="default">Transversion</w:t>
+            </w:r>
+          </w:p>
+        </w:tc>
+      </w:tr>
+      <w:tr>
+        <w:trPr>
+          <w:cantSplit/>
+        </w:trPr>
+        <w:tc>
+          <w:tcPr>
+            <w:tcBorders>
+              <w:top w:val="single" w:space="0" w:color="D3D3D3"/>
+              <w:bottom w:val="single" w:space="0" w:color="D3D3D3"/>
+              <w:start w:val="single" w:space="0" w:color="D3D3D3"/>
+              <w:end w:val="single" w:space="0" w:color="D3D3D3"/>
+            </w:tcBorders>
+          </w:tcPr>
+          <w:p>
+            <w:pPr>
+              <w:spacing w:before="0" w:after="60"/>
+              <w:keepNext/>
+              <w:jc w:val="start"/>
+            </w:pPr>
+            <w:r>
+              <w:rPr>
+                <w:rFonts w:ascii="Calibri" w:hAnsi="Calibri"/>
+                <w:sz w:val="20"/>
+              </w:rPr>
+              <w:t xml:space="default">T</w:t>
+            </w:r>
+          </w:p>
+        </w:tc>
+        <w:tc>
+          <w:tcPr>
+            <w:tcBorders>
+              <w:top w:val="single" w:space="0" w:color="D3D3D3"/>
+              <w:bottom w:val="single" w:space="0" w:color="D3D3D3"/>
+              <w:start w:val="single" w:space="0" w:color="D3D3D3"/>
+              <w:end w:val="single" w:space="0" w:color="D3D3D3"/>
+            </w:tcBorders>
+          </w:tcPr>
+          <w:p>
+            <w:pPr>
+              <w:spacing w:before="0" w:after="60"/>
+              <w:keepNext/>
+              <w:jc w:val="start"/>
+            </w:pPr>
+            <w:r>
+              <w:rPr>
+                <w:rFonts w:ascii="Calibri" w:hAnsi="Calibri"/>
+                <w:sz w:val="20"/>
+              </w:rPr>
+              <w:t xml:space="default">G</w:t>
+            </w:r>
+          </w:p>
+        </w:tc>
+        <w:tc>
+          <w:tcPr>
+            <w:tcBorders>
+              <w:top w:val="single" w:space="0" w:color="D3D3D3"/>
+              <w:bottom w:val="single" w:space="0" w:color="D3D3D3"/>
+              <w:start w:val="single" w:space="0" w:color="D3D3D3"/>
+              <w:end w:val="single" w:space="0" w:color="D3D3D3"/>
+            </w:tcBorders>
+          </w:tcPr>
+          <w:p>
+            <w:pPr>
+              <w:spacing w:before="0" w:after="60"/>
+              <w:keepNext/>
+              <w:jc w:val="end"/>
+            </w:pPr>
+            <w:r>
+              <w:rPr>
+                <w:rFonts w:ascii="Calibri" w:hAnsi="Calibri"/>
+                <w:sz w:val="20"/>
+              </w:rPr>
+              <w:t xml:space="default">182</w:t>
+            </w:r>
+          </w:p>
+        </w:tc>
+        <w:tc>
+          <w:tcPr>
+            <w:tcBorders>
+              <w:top w:val="single" w:space="0" w:color="D3D3D3"/>
+              <w:bottom w:val="single" w:space="0" w:color="D3D3D3"/>
+              <w:start w:val="single" w:space="0" w:color="D3D3D3"/>
+              <w:end w:val="single" w:space="0" w:color="D3D3D3"/>
+            </w:tcBorders>
+          </w:tcPr>
+          <w:p>
+            <w:pPr>
+              <w:spacing w:before="0" w:after="60"/>
+              <w:keepNext/>
+              <w:jc w:val="start"/>
+            </w:pPr>
+            <w:r>
+              <w:rPr>
+                <w:rFonts w:ascii="Calibri" w:hAnsi="Calibri"/>
+                <w:sz w:val="20"/>
+              </w:rPr>
+              <w:t xml:space="default">Transversion</w:t>
+            </w:r>
+          </w:p>
+        </w:tc>
+      </w:tr>
+    </w:tbl>
+    <w:tbl xmlns:w="http://schemas.openxmlformats.org/wordprocessingml/2006/main" xmlns:wp="http://schemas.openxmlformats.org/drawingml/2006/wordprocessingDrawing" xmlns:r="http://schemas.openxmlformats.org/officeDocument/2006/relationships" xmlns:w14="http://schemas.microsoft.com/office/word/2010/wordml">
+      <w:tblPr>
+        <w:tblCellMar>
+          <w:top w:w="0" w:type="dxa"/>
+          <w:bottom w:w="0" w:type="dxa"/>
+          <w:start w:w="60" w:type="dxa"/>
+          <w:end w:w="60" w:type="dxa"/>
+        </w:tblCellMar>
+        <w:tblW w:type="auto" w:w="0"/>
+        <w:tblLook w:firstRow="0" w:lastRow="0" w:firstColumn="0" w:lastColumn="0" w:noHBand="0" w:noVBand="0"/>
+        <w:jc w:val="center"/>
+      </w:tblPr>
+      <w:tr>
+        <w:trPr>
+          <w:cantSplit/>
+          <w:tblHeader/>
+        </w:trPr>
+        <w:tc>
+          <w:tcPr>
+            <w:tcBorders>
+              <w:top w:val="single" w:sz="16" w:space="0" w:color="D3D3D3"/>
+              <w:bottom w:val="single" w:sz="16" w:space="0" w:color="D3D3D3"/>
+              <w:start w:val="single" w:space="0" w:color="D3D3D3"/>
+            </w:tcBorders>
+          </w:tcPr>
+          <w:p>
+            <w:pPr>
+              <w:spacing w:before="0" w:after="60"/>
+              <w:keepNext/>
+              <w:jc w:val="start"/>
+            </w:pPr>
+            <w:r>
+              <w:rPr>
+                <w:rFonts w:ascii="Calibri" w:hAnsi="Calibri"/>
+                <w:sz w:val="20"/>
+              </w:rPr>
+              <w:t xml:space="default">Type</w:t>
+            </w:r>
+          </w:p>
+        </w:tc>
+        <w:tc>
+          <w:tcPr>
+            <w:tcBorders>
+              <w:top w:val="single" w:sz="16" w:space="0" w:color="D3D3D3"/>
+              <w:bottom w:val="single" w:sz="16" w:space="0" w:color="D3D3D3"/>
+              <w:end w:val="single" w:space="0" w:color="D3D3D3"/>
+            </w:tcBorders>
+          </w:tcPr>
+          <w:p>
+            <w:pPr>
+              <w:spacing w:before="0" w:after="60"/>
+              <w:keepNext/>
+              <w:jc w:val="end"/>
+            </w:pPr>
+            <w:r>
+              <w:rPr>
+                <w:rFonts w:ascii="Calibri" w:hAnsi="Calibri"/>
+                <w:sz w:val="20"/>
+              </w:rPr>
+              <w:t xml:space="default">Count</w:t>
+            </w:r>
+          </w:p>
+        </w:tc>
+      </w:tr>
+      <w:tr>
+        <w:trPr>
+          <w:cantSplit/>
+        </w:trPr>
+        <w:tc>
+          <w:tcPr>
+            <w:tcBorders>
+              <w:top w:val="single" w:space="0" w:color="D3D3D3"/>
+              <w:bottom w:val="single" w:space="0" w:color="D3D3D3"/>
+              <w:start w:val="single" w:space="0" w:color="D3D3D3"/>
+              <w:end w:val="single" w:space="0" w:color="D3D3D3"/>
+            </w:tcBorders>
+          </w:tcPr>
+          <w:p>
+            <w:pPr>
+              <w:spacing w:before="0" w:after="60"/>
+              <w:keepNext/>
+              <w:jc w:val="start"/>
+            </w:pPr>
+            <w:r>
+              <w:rPr>
+                <w:rFonts w:ascii="Calibri" w:hAnsi="Calibri"/>
+                <w:sz w:val="20"/>
+              </w:rPr>
+              <w:t xml:space="default">Nonsynonymous</w:t>
+            </w:r>
+          </w:p>
+        </w:tc>
+        <w:tc>
+          <w:tcPr>
+            <w:tcBorders>
+              <w:top w:val="single" w:space="0" w:color="D3D3D3"/>
+              <w:bottom w:val="single" w:space="0" w:color="D3D3D3"/>
+              <w:start w:val="single" w:space="0" w:color="D3D3D3"/>
+              <w:end w:val="single" w:space="0" w:color="D3D3D3"/>
+            </w:tcBorders>
+          </w:tcPr>
+          <w:p>
+            <w:pPr>
+              <w:spacing w:before="0" w:after="60"/>
+              <w:keepNext/>
+              <w:jc w:val="end"/>
+            </w:pPr>
+            <w:r>
+              <w:rPr>
+                <w:rFonts w:ascii="Calibri" w:hAnsi="Calibri"/>
+                <w:sz w:val="20"/>
+              </w:rPr>
+              <w:t xml:space="default">521</w:t>
+            </w:r>
+          </w:p>
+        </w:tc>
+      </w:tr>
+      <w:tr>
+        <w:trPr>
+          <w:cantSplit/>
+        </w:trPr>
+        <w:tc>
+          <w:tcPr>
+            <w:tcBorders>
+              <w:top w:val="single" w:space="0" w:color="D3D3D3"/>
+              <w:bottom w:val="single" w:space="0" w:color="D3D3D3"/>
+              <w:start w:val="single" w:space="0" w:color="D3D3D3"/>
+              <w:end w:val="single" w:space="0" w:color="D3D3D3"/>
+            </w:tcBorders>
+          </w:tcPr>
+          <w:p>
+            <w:pPr>
+              <w:spacing w:before="0" w:after="60"/>
+              <w:keepNext/>
+              <w:jc w:val="start"/>
+            </w:pPr>
+            <w:r>
+              <w:rPr>
+                <w:rFonts w:ascii="Calibri" w:hAnsi="Calibri"/>
+                <w:sz w:val="20"/>
+              </w:rPr>
+              <w:t xml:space="default">Synonymous</w:t>
+            </w:r>
+          </w:p>
+        </w:tc>
+        <w:tc>
+          <w:tcPr>
+            <w:tcBorders>
+              <w:top w:val="single" w:space="0" w:color="D3D3D3"/>
+              <w:bottom w:val="single" w:space="0" w:color="D3D3D3"/>
+              <w:start w:val="single" w:space="0" w:color="D3D3D3"/>
+              <w:end w:val="single" w:space="0" w:color="D3D3D3"/>
+            </w:tcBorders>
+          </w:tcPr>
+          <w:p>
+            <w:pPr>
+              <w:spacing w:before="0" w:after="60"/>
+              <w:keepNext/>
+              <w:jc w:val="end"/>
+            </w:pPr>
+            <w:r>
+              <w:rPr>
+                <w:rFonts w:ascii="Calibri" w:hAnsi="Calibri"/>
+                <w:sz w:val="20"/>
+              </w:rPr>
+              <w:t xml:space="default">525</w:t>
+            </w:r>
+          </w:p>
+        </w:tc>
+      </w:tr>
+    </w:tbl>
+    <w:p>
+      <w:pPr>
+        <w:pStyle w:val="BodyText"/>
+      </w:pPr>
+      <w:r>
+        <w:t xml:space="preserve">Besides ensuring sufficient read depth, the transition-transversion ratio as well as the nonsynonymous/synonymous SNP ratio are quality metrics to control for correct variant calling Since transitions require less energy, the ratio of transition-transversion is expected to be &gt; 2 which is also reflected in the data presenting a ratio of 2.44. Regarding the nonsynonymous/synonymous SNP ratio a 1 to 1.2 ratio is usual. Our data presents a ratio of 0.99.</w:t>
+      </w:r>
+    </w:p>
+    <w:p>
+      <w:pPr>
+        <w:pStyle w:val="BodyText"/>
+      </w:pPr>
+      <w:r>
+        <w:t xml:space="preserve">The tables below provide further information about the location and effect of the variants. Regarding the location, about two third of the variants are located in intergenic or intronic regions. Exonic variants follow with a sixth of all variants. To get a deeper look in the extronic variants, table 2 shows that almost half of the variants are synonymous meaning that the resulting aminoacid does not change in the protein.</w:t>
+      </w:r>
+    </w:p>
+    <w:tbl xmlns:w="http://schemas.openxmlformats.org/wordprocessingml/2006/main" xmlns:wp="http://schemas.openxmlformats.org/drawingml/2006/wordprocessingDrawing" xmlns:r="http://schemas.openxmlformats.org/officeDocument/2006/relationships" xmlns:w14="http://schemas.microsoft.com/office/word/2010/wordml">
+      <w:tblPr>
+        <w:tblCellMar>
+          <w:top w:w="0" w:type="dxa"/>
+          <w:bottom w:w="0" w:type="dxa"/>
+          <w:start w:w="60" w:type="dxa"/>
+          <w:end w:w="60" w:type="dxa"/>
+        </w:tblCellMar>
+        <w:tblW w:type="auto" w:w="0"/>
+        <w:tblLook w:firstRow="0" w:lastRow="0" w:firstColumn="0" w:lastColumn="0" w:noHBand="0" w:noVBand="0"/>
+        <w:jc w:val="center"/>
+      </w:tblPr>
+      <w:tr>
+        <w:trPr>
+          <w:cantSplit/>
+          <w:tblHeader/>
+        </w:trPr>
+        <w:tc>
+          <w:tcPr>
+            <w:tcBorders>
+              <w:top w:val="single" w:sz="16" w:space="0" w:color="D3D3D3"/>
+              <w:bottom w:val="single" w:sz="16" w:space="0" w:color="D3D3D3"/>
+              <w:start w:val="single" w:space="0" w:color="D3D3D3"/>
+            </w:tcBorders>
+          </w:tcPr>
+          <w:p>
+            <w:pPr>
+              <w:spacing w:before="0" w:after="60"/>
+              <w:keepNext/>
+              <w:jc w:val="start"/>
+            </w:pPr>
+            <w:r>
+              <w:rPr>
+                <w:rFonts w:ascii="Calibri" w:hAnsi="Calibri"/>
+                <w:sz w:val="20"/>
+              </w:rPr>
+              <w:t xml:space="default">Func.refGene</w:t>
+            </w:r>
+          </w:p>
+        </w:tc>
+        <w:tc>
+          <w:tcPr>
+            <w:tcBorders>
+              <w:top w:val="single" w:sz="16" w:space="0" w:color="D3D3D3"/>
+              <w:bottom w:val="single" w:sz="16" w:space="0" w:color="D3D3D3"/>
+              <w:end w:val="single" w:space="0" w:color="D3D3D3"/>
+            </w:tcBorders>
+          </w:tcPr>
+          <w:p>
+            <w:pPr>
+              <w:spacing w:before="0" w:after="60"/>
+              <w:keepNext/>
+              <w:jc w:val="end"/>
+            </w:pPr>
+            <w:r>
+              <w:rPr>
+                <w:rFonts w:ascii="Calibri" w:hAnsi="Calibri"/>
+                <w:sz w:val="20"/>
+              </w:rPr>
+              <w:t xml:space="default">n</w:t>
+            </w:r>
+          </w:p>
+        </w:tc>
+      </w:tr>
+      <w:tr>
+        <w:trPr>
+          <w:cantSplit/>
+        </w:trPr>
+        <w:tc>
+          <w:tcPr>
+            <w:tcBorders>
+              <w:top w:val="single" w:space="0" w:color="D3D3D3"/>
+              <w:bottom w:val="single" w:space="0" w:color="D3D3D3"/>
+              <w:start w:val="single" w:space="0" w:color="D3D3D3"/>
+              <w:end w:val="single" w:space="0" w:color="D3D3D3"/>
+            </w:tcBorders>
+          </w:tcPr>
+          <w:p>
+            <w:pPr>
+              <w:spacing w:before="0" w:after="60"/>
+              <w:keepNext/>
+              <w:jc w:val="start"/>
+            </w:pPr>
+            <w:r>
+              <w:rPr>
+                <w:rFonts w:ascii="Calibri" w:hAnsi="Calibri"/>
+                <w:sz w:val="20"/>
+              </w:rPr>
+              <w:t xml:space="default">intergenic</w:t>
+            </w:r>
+          </w:p>
+        </w:tc>
+        <w:tc>
+          <w:tcPr>
+            <w:tcBorders>
+              <w:top w:val="single" w:space="0" w:color="D3D3D3"/>
+              <w:bottom w:val="single" w:space="0" w:color="D3D3D3"/>
+              <w:start w:val="single" w:space="0" w:color="D3D3D3"/>
+              <w:end w:val="single" w:space="0" w:color="D3D3D3"/>
+            </w:tcBorders>
+          </w:tcPr>
+          <w:p>
+            <w:pPr>
+              <w:spacing w:before="0" w:after="60"/>
+              <w:keepNext/>
+              <w:jc w:val="end"/>
+            </w:pPr>
+            <w:r>
+              <w:rPr>
+                <w:rFonts w:ascii="Calibri" w:hAnsi="Calibri"/>
+                <w:sz w:val="20"/>
+              </w:rPr>
+              <w:t xml:space="default">2724</w:t>
+            </w:r>
+          </w:p>
+        </w:tc>
+      </w:tr>
+      <w:tr>
+        <w:trPr>
+          <w:cantSplit/>
+        </w:trPr>
+        <w:tc>
+          <w:tcPr>
+            <w:tcBorders>
+              <w:top w:val="single" w:space="0" w:color="D3D3D3"/>
+              <w:bottom w:val="single" w:space="0" w:color="D3D3D3"/>
+              <w:start w:val="single" w:space="0" w:color="D3D3D3"/>
+              <w:end w:val="single" w:space="0" w:color="D3D3D3"/>
+            </w:tcBorders>
+          </w:tcPr>
+          <w:p>
+            <w:pPr>
+              <w:spacing w:before="0" w:after="60"/>
+              <w:keepNext/>
+              <w:jc w:val="start"/>
+            </w:pPr>
+            <w:r>
+              <w:rPr>
+                <w:rFonts w:ascii="Calibri" w:hAnsi="Calibri"/>
+                <w:sz w:val="20"/>
+              </w:rPr>
+              <w:t xml:space="default">intronic</w:t>
+            </w:r>
+          </w:p>
+        </w:tc>
+        <w:tc>
+          <w:tcPr>
+            <w:tcBorders>
+              <w:top w:val="single" w:space="0" w:color="D3D3D3"/>
+              <w:bottom w:val="single" w:space="0" w:color="D3D3D3"/>
+              <w:start w:val="single" w:space="0" w:color="D3D3D3"/>
+              <w:end w:val="single" w:space="0" w:color="D3D3D3"/>
+            </w:tcBorders>
+          </w:tcPr>
+          <w:p>
+            <w:pPr>
+              <w:spacing w:before="0" w:after="60"/>
+              <w:keepNext/>
+              <w:jc w:val="end"/>
+            </w:pPr>
+            <w:r>
+              <w:rPr>
+                <w:rFonts w:ascii="Calibri" w:hAnsi="Calibri"/>
+                <w:sz w:val="20"/>
+              </w:rPr>
+              <w:t xml:space="default">1308</w:t>
+            </w:r>
+          </w:p>
+        </w:tc>
+      </w:tr>
+      <w:tr>
+        <w:trPr>
+          <w:cantSplit/>
+        </w:trPr>
+        <w:tc>
+          <w:tcPr>
+            <w:tcBorders>
+              <w:top w:val="single" w:space="0" w:color="D3D3D3"/>
+              <w:bottom w:val="single" w:space="0" w:color="D3D3D3"/>
+              <w:start w:val="single" w:space="0" w:color="D3D3D3"/>
+              <w:end w:val="single" w:space="0" w:color="D3D3D3"/>
+            </w:tcBorders>
+          </w:tcPr>
+          <w:p>
+            <w:pPr>
+              <w:spacing w:before="0" w:after="60"/>
+              <w:keepNext/>
+              <w:jc w:val="start"/>
+            </w:pPr>
+            <w:r>
+              <w:rPr>
+                <w:rFonts w:ascii="Calibri" w:hAnsi="Calibri"/>
+                <w:sz w:val="20"/>
+              </w:rPr>
+              <w:t xml:space="default">exonic</w:t>
+            </w:r>
+          </w:p>
+        </w:tc>
+        <w:tc>
+          <w:tcPr>
+            <w:tcBorders>
+              <w:top w:val="single" w:space="0" w:color="D3D3D3"/>
+              <w:bottom w:val="single" w:space="0" w:color="D3D3D3"/>
+              <w:start w:val="single" w:space="0" w:color="D3D3D3"/>
+              <w:end w:val="single" w:space="0" w:color="D3D3D3"/>
+            </w:tcBorders>
+          </w:tcPr>
+          <w:p>
+            <w:pPr>
+              <w:spacing w:before="0" w:after="60"/>
+              <w:keepNext/>
+              <w:jc w:val="end"/>
+            </w:pPr>
+            <w:r>
+              <w:rPr>
+                <w:rFonts w:ascii="Calibri" w:hAnsi="Calibri"/>
+                <w:sz w:val="20"/>
+              </w:rPr>
+              <w:t xml:space="default">1093</w:t>
+            </w:r>
+          </w:p>
+        </w:tc>
+      </w:tr>
+      <w:tr>
+        <w:trPr>
+          <w:cantSplit/>
+        </w:trPr>
+        <w:tc>
+          <w:tcPr>
+            <w:tcBorders>
+              <w:top w:val="single" w:space="0" w:color="D3D3D3"/>
+              <w:bottom w:val="single" w:space="0" w:color="D3D3D3"/>
+              <w:start w:val="single" w:space="0" w:color="D3D3D3"/>
+              <w:end w:val="single" w:space="0" w:color="D3D3D3"/>
+            </w:tcBorders>
+          </w:tcPr>
+          <w:p>
+            <w:pPr>
+              <w:spacing w:before="0" w:after="60"/>
+              <w:keepNext/>
+              <w:jc w:val="start"/>
+            </w:pPr>
+            <w:r>
+              <w:rPr>
+                <w:rFonts w:ascii="Calibri" w:hAnsi="Calibri"/>
+                <w:sz w:val="20"/>
+              </w:rPr>
+              <w:t xml:space="default">ncRNA_exonic</w:t>
+            </w:r>
+          </w:p>
+        </w:tc>
+        <w:tc>
+          <w:tcPr>
+            <w:tcBorders>
+              <w:top w:val="single" w:space="0" w:color="D3D3D3"/>
+              <w:bottom w:val="single" w:space="0" w:color="D3D3D3"/>
+              <w:start w:val="single" w:space="0" w:color="D3D3D3"/>
+              <w:end w:val="single" w:space="0" w:color="D3D3D3"/>
+            </w:tcBorders>
+          </w:tcPr>
+          <w:p>
+            <w:pPr>
+              <w:spacing w:before="0" w:after="60"/>
+              <w:keepNext/>
+              <w:jc w:val="end"/>
+            </w:pPr>
+            <w:r>
+              <w:rPr>
+                <w:rFonts w:ascii="Calibri" w:hAnsi="Calibri"/>
+                <w:sz w:val="20"/>
+              </w:rPr>
+              <w:t xml:space="default">509</w:t>
+            </w:r>
+          </w:p>
+        </w:tc>
+      </w:tr>
+      <w:tr>
+        <w:trPr>
+          <w:cantSplit/>
+        </w:trPr>
+        <w:tc>
+          <w:tcPr>
+            <w:tcBorders>
+              <w:top w:val="single" w:space="0" w:color="D3D3D3"/>
+              <w:bottom w:val="single" w:space="0" w:color="D3D3D3"/>
+              <w:start w:val="single" w:space="0" w:color="D3D3D3"/>
+              <w:end w:val="single" w:space="0" w:color="D3D3D3"/>
+            </w:tcBorders>
+          </w:tcPr>
+          <w:p>
+            <w:pPr>
+              <w:spacing w:before="0" w:after="60"/>
+              <w:keepNext/>
+              <w:jc w:val="start"/>
+            </w:pPr>
+            <w:r>
+              <w:rPr>
+                <w:rFonts w:ascii="Calibri" w:hAnsi="Calibri"/>
+                <w:sz w:val="20"/>
+              </w:rPr>
+              <w:t xml:space="default">UTR3</w:t>
+            </w:r>
+          </w:p>
+        </w:tc>
+        <w:tc>
+          <w:tcPr>
+            <w:tcBorders>
+              <w:top w:val="single" w:space="0" w:color="D3D3D3"/>
+              <w:bottom w:val="single" w:space="0" w:color="D3D3D3"/>
+              <w:start w:val="single" w:space="0" w:color="D3D3D3"/>
+              <w:end w:val="single" w:space="0" w:color="D3D3D3"/>
+            </w:tcBorders>
+          </w:tcPr>
+          <w:p>
+            <w:pPr>
+              <w:spacing w:before="0" w:after="60"/>
+              <w:keepNext/>
+              <w:jc w:val="end"/>
+            </w:pPr>
+            <w:r>
+              <w:rPr>
+                <w:rFonts w:ascii="Calibri" w:hAnsi="Calibri"/>
+                <w:sz w:val="20"/>
+              </w:rPr>
+              <w:t xml:space="default">146</w:t>
+            </w:r>
+          </w:p>
+        </w:tc>
+      </w:tr>
+      <w:tr>
+        <w:trPr>
+          <w:cantSplit/>
+        </w:trPr>
+        <w:tc>
+          <w:tcPr>
+            <w:tcBorders>
+              <w:top w:val="single" w:space="0" w:color="D3D3D3"/>
+              <w:bottom w:val="single" w:space="0" w:color="D3D3D3"/>
+              <w:start w:val="single" w:space="0" w:color="D3D3D3"/>
+              <w:end w:val="single" w:space="0" w:color="D3D3D3"/>
+            </w:tcBorders>
+          </w:tcPr>
+          <w:p>
+            <w:pPr>
+              <w:spacing w:before="0" w:after="60"/>
+              <w:keepNext/>
+              <w:jc w:val="start"/>
+            </w:pPr>
+            <w:r>
+              <w:rPr>
+                <w:rFonts w:ascii="Calibri" w:hAnsi="Calibri"/>
+                <w:sz w:val="20"/>
+              </w:rPr>
+              <w:t xml:space="default">ncRNA_intronic</w:t>
+            </w:r>
+          </w:p>
+        </w:tc>
+        <w:tc>
+          <w:tcPr>
+            <w:tcBorders>
+              <w:top w:val="single" w:space="0" w:color="D3D3D3"/>
+              <w:bottom w:val="single" w:space="0" w:color="D3D3D3"/>
+              <w:start w:val="single" w:space="0" w:color="D3D3D3"/>
+              <w:end w:val="single" w:space="0" w:color="D3D3D3"/>
+            </w:tcBorders>
+          </w:tcPr>
+          <w:p>
+            <w:pPr>
+              <w:spacing w:before="0" w:after="60"/>
+              <w:keepNext/>
+              <w:jc w:val="end"/>
+            </w:pPr>
+            <w:r>
+              <w:rPr>
+                <w:rFonts w:ascii="Calibri" w:hAnsi="Calibri"/>
+                <w:sz w:val="20"/>
+              </w:rPr>
+              <w:t xml:space="default">113</w:t>
+            </w:r>
+          </w:p>
+        </w:tc>
+      </w:tr>
+      <w:tr>
+        <w:trPr>
+          <w:cantSplit/>
+        </w:trPr>
+        <w:tc>
+          <w:tcPr>
+            <w:tcBorders>
+              <w:top w:val="single" w:space="0" w:color="D3D3D3"/>
+              <w:bottom w:val="single" w:space="0" w:color="D3D3D3"/>
+              <w:start w:val="single" w:space="0" w:color="D3D3D3"/>
+              <w:end w:val="single" w:space="0" w:color="D3D3D3"/>
+            </w:tcBorders>
+          </w:tcPr>
+          <w:p>
+            <w:pPr>
+              <w:spacing w:before="0" w:after="60"/>
+              <w:keepNext/>
+              <w:jc w:val="start"/>
+            </w:pPr>
+            <w:r>
+              <w:rPr>
+                <w:rFonts w:ascii="Calibri" w:hAnsi="Calibri"/>
+                <w:sz w:val="20"/>
+              </w:rPr>
+              <w:t xml:space="default">upstream</w:t>
+            </w:r>
+          </w:p>
+        </w:tc>
+        <w:tc>
+          <w:tcPr>
+            <w:tcBorders>
+              <w:top w:val="single" w:space="0" w:color="D3D3D3"/>
+              <w:bottom w:val="single" w:space="0" w:color="D3D3D3"/>
+              <w:start w:val="single" w:space="0" w:color="D3D3D3"/>
+              <w:end w:val="single" w:space="0" w:color="D3D3D3"/>
+            </w:tcBorders>
+          </w:tcPr>
+          <w:p>
+            <w:pPr>
+              <w:spacing w:before="0" w:after="60"/>
+              <w:keepNext/>
+              <w:jc w:val="end"/>
+            </w:pPr>
+            <w:r>
+              <w:rPr>
+                <w:rFonts w:ascii="Calibri" w:hAnsi="Calibri"/>
+                <w:sz w:val="20"/>
+              </w:rPr>
+              <w:t xml:space="default">36</w:t>
+            </w:r>
+          </w:p>
+        </w:tc>
+      </w:tr>
+      <w:tr>
+        <w:trPr>
+          <w:cantSplit/>
+        </w:trPr>
+        <w:tc>
+          <w:tcPr>
+            <w:tcBorders>
+              <w:top w:val="single" w:space="0" w:color="D3D3D3"/>
+              <w:bottom w:val="single" w:space="0" w:color="D3D3D3"/>
+              <w:start w:val="single" w:space="0" w:color="D3D3D3"/>
+              <w:end w:val="single" w:space="0" w:color="D3D3D3"/>
+            </w:tcBorders>
+          </w:tcPr>
+          <w:p>
+            <w:pPr>
+              <w:spacing w:before="0" w:after="60"/>
+              <w:keepNext/>
+              <w:jc w:val="start"/>
+            </w:pPr>
+            <w:r>
+              <w:rPr>
+                <w:rFonts w:ascii="Calibri" w:hAnsi="Calibri"/>
+                <w:sz w:val="20"/>
+              </w:rPr>
+              <w:t xml:space="default">downstream</w:t>
+            </w:r>
+          </w:p>
+        </w:tc>
+        <w:tc>
+          <w:tcPr>
+            <w:tcBorders>
+              <w:top w:val="single" w:space="0" w:color="D3D3D3"/>
+              <w:bottom w:val="single" w:space="0" w:color="D3D3D3"/>
+              <w:start w:val="single" w:space="0" w:color="D3D3D3"/>
+              <w:end w:val="single" w:space="0" w:color="D3D3D3"/>
+            </w:tcBorders>
+          </w:tcPr>
+          <w:p>
+            <w:pPr>
+              <w:spacing w:before="0" w:after="60"/>
+              <w:keepNext/>
+              <w:jc w:val="end"/>
+            </w:pPr>
+            <w:r>
+              <w:rPr>
+                <w:rFonts w:ascii="Calibri" w:hAnsi="Calibri"/>
+                <w:sz w:val="20"/>
+              </w:rPr>
+              <w:t xml:space="default">35</w:t>
+            </w:r>
+          </w:p>
+        </w:tc>
+      </w:tr>
+      <w:tr>
+        <w:trPr>
+          <w:cantSplit/>
+        </w:trPr>
+        <w:tc>
+          <w:tcPr>
+            <w:tcBorders>
+              <w:top w:val="single" w:space="0" w:color="D3D3D3"/>
+              <w:bottom w:val="single" w:space="0" w:color="D3D3D3"/>
+              <w:start w:val="single" w:space="0" w:color="D3D3D3"/>
+              <w:end w:val="single" w:space="0" w:color="D3D3D3"/>
+            </w:tcBorders>
+          </w:tcPr>
+          <w:p>
+            <w:pPr>
+              <w:spacing w:before="0" w:after="60"/>
+              <w:keepNext/>
+              <w:jc w:val="start"/>
+            </w:pPr>
+            <w:r>
+              <w:rPr>
+                <w:rFonts w:ascii="Calibri" w:hAnsi="Calibri"/>
+                <w:sz w:val="20"/>
+              </w:rPr>
+              <w:t xml:space="default">UTR5</w:t>
+            </w:r>
+          </w:p>
+        </w:tc>
+        <w:tc>
+          <w:tcPr>
+            <w:tcBorders>
+              <w:top w:val="single" w:space="0" w:color="D3D3D3"/>
+              <w:bottom w:val="single" w:space="0" w:color="D3D3D3"/>
+              <w:start w:val="single" w:space="0" w:color="D3D3D3"/>
+              <w:end w:val="single" w:space="0" w:color="D3D3D3"/>
+            </w:tcBorders>
+          </w:tcPr>
+          <w:p>
+            <w:pPr>
+              <w:spacing w:before="0" w:after="60"/>
+              <w:keepNext/>
+              <w:jc w:val="end"/>
+            </w:pPr>
+            <w:r>
+              <w:rPr>
+                <w:rFonts w:ascii="Calibri" w:hAnsi="Calibri"/>
+                <w:sz w:val="20"/>
+              </w:rPr>
+              <w:t xml:space="default">17</w:t>
+            </w:r>
+          </w:p>
+        </w:tc>
+      </w:tr>
+      <w:tr>
+        <w:trPr>
+          <w:cantSplit/>
+        </w:trPr>
+        <w:tc>
+          <w:tcPr>
+            <w:tcBorders>
+              <w:top w:val="single" w:space="0" w:color="D3D3D3"/>
+              <w:bottom w:val="single" w:space="0" w:color="D3D3D3"/>
+              <w:start w:val="single" w:space="0" w:color="D3D3D3"/>
+              <w:end w:val="single" w:space="0" w:color="D3D3D3"/>
+            </w:tcBorders>
+          </w:tcPr>
+          <w:p>
+            <w:pPr>
+              <w:spacing w:before="0" w:after="60"/>
+              <w:keepNext/>
+              <w:jc w:val="start"/>
+            </w:pPr>
+            <w:r>
+              <w:rPr>
+                <w:rFonts w:ascii="Calibri" w:hAnsi="Calibri"/>
+                <w:sz w:val="20"/>
+              </w:rPr>
+              <w:t xml:space="default">ncRNA_splicing</w:t>
+            </w:r>
+          </w:p>
+        </w:tc>
+        <w:tc>
+          <w:tcPr>
+            <w:tcBorders>
+              <w:top w:val="single" w:space="0" w:color="D3D3D3"/>
+              <w:bottom w:val="single" w:space="0" w:color="D3D3D3"/>
+              <w:start w:val="single" w:space="0" w:color="D3D3D3"/>
+              <w:end w:val="single" w:space="0" w:color="D3D3D3"/>
+            </w:tcBorders>
+          </w:tcPr>
+          <w:p>
+            <w:pPr>
+              <w:spacing w:before="0" w:after="60"/>
+              <w:keepNext/>
+              <w:jc w:val="end"/>
+            </w:pPr>
+            <w:r>
+              <w:rPr>
+                <w:rFonts w:ascii="Calibri" w:hAnsi="Calibri"/>
+                <w:sz w:val="20"/>
+              </w:rPr>
+              <w:t xml:space="default">1</w:t>
+            </w:r>
+          </w:p>
+        </w:tc>
+      </w:tr>
+      <w:tr>
+        <w:trPr>
+          <w:cantSplit/>
+        </w:trPr>
+        <w:tc>
+          <w:tcPr>
+            <w:tcBorders>
+              <w:top w:val="single" w:space="0" w:color="D3D3D3"/>
+              <w:bottom w:val="single" w:space="0" w:color="D3D3D3"/>
+              <w:start w:val="single" w:space="0" w:color="D3D3D3"/>
+              <w:end w:val="single" w:space="0" w:color="D3D3D3"/>
+            </w:tcBorders>
+          </w:tcPr>
+          <w:p>
+            <w:pPr>
+              <w:spacing w:before="0" w:after="60"/>
+              <w:keepNext/>
+              <w:jc w:val="start"/>
+            </w:pPr>
+            <w:r>
+              <w:rPr>
+                <w:rFonts w:ascii="Calibri" w:hAnsi="Calibri"/>
+                <w:sz w:val="20"/>
+              </w:rPr>
+              <w:t xml:space="default">splicing</w:t>
+            </w:r>
+          </w:p>
+        </w:tc>
+        <w:tc>
+          <w:tcPr>
+            <w:tcBorders>
+              <w:top w:val="single" w:space="0" w:color="D3D3D3"/>
+              <w:bottom w:val="single" w:space="0" w:color="D3D3D3"/>
+              <w:start w:val="single" w:space="0" w:color="D3D3D3"/>
+              <w:end w:val="single" w:space="0" w:color="D3D3D3"/>
+            </w:tcBorders>
+          </w:tcPr>
+          <w:p>
+            <w:pPr>
+              <w:spacing w:before="0" w:after="60"/>
+              <w:keepNext/>
+              <w:jc w:val="end"/>
+            </w:pPr>
+            <w:r>
+              <w:rPr>
+                <w:rFonts w:ascii="Calibri" w:hAnsi="Calibri"/>
+                <w:sz w:val="20"/>
+              </w:rPr>
+              <w:t xml:space="default">1</w:t>
+            </w:r>
+          </w:p>
+        </w:tc>
+      </w:tr>
+    </w:tbl>
+    <w:tbl xmlns:w="http://schemas.openxmlformats.org/wordprocessingml/2006/main" xmlns:wp="http://schemas.openxmlformats.org/drawingml/2006/wordprocessingDrawing" xmlns:r="http://schemas.openxmlformats.org/officeDocument/2006/relationships" xmlns:w14="http://schemas.microsoft.com/office/word/2010/wordml">
+      <w:tblPr>
+        <w:tblCellMar>
+          <w:top w:w="0" w:type="dxa"/>
+          <w:bottom w:w="0" w:type="dxa"/>
+          <w:start w:w="60" w:type="dxa"/>
+          <w:end w:w="60" w:type="dxa"/>
+        </w:tblCellMar>
+        <w:tblW w:type="auto" w:w="0"/>
+        <w:tblLook w:firstRow="0" w:lastRow="0" w:firstColumn="0" w:lastColumn="0" w:noHBand="0" w:noVBand="0"/>
+        <w:jc w:val="center"/>
+      </w:tblPr>
+      <w:tr>
+        <w:trPr>
+          <w:cantSplit/>
+          <w:tblHeader/>
+        </w:trPr>
+        <w:tc>
+          <w:tcPr>
+            <w:tcBorders>
+              <w:top w:val="single" w:sz="16" w:space="0" w:color="D3D3D3"/>
+              <w:bottom w:val="single" w:sz="16" w:space="0" w:color="D3D3D3"/>
+              <w:start w:val="single" w:space="0" w:color="D3D3D3"/>
+            </w:tcBorders>
+          </w:tcPr>
+          <w:p>
+            <w:pPr>
+              <w:spacing w:before="0" w:after="60"/>
+              <w:keepNext/>
+              <w:jc w:val="start"/>
+            </w:pPr>
+            <w:r>
+              <w:rPr>
+                <w:rFonts w:ascii="Calibri" w:hAnsi="Calibri"/>
+                <w:sz w:val="20"/>
+              </w:rPr>
+              <w:t xml:space="default">ExonicFunc.refGene</w:t>
+            </w:r>
+          </w:p>
+        </w:tc>
+        <w:tc>
+          <w:tcPr>
+            <w:tcBorders>
+              <w:top w:val="single" w:sz="16" w:space="0" w:color="D3D3D3"/>
+              <w:bottom w:val="single" w:sz="16" w:space="0" w:color="D3D3D3"/>
+              <w:end w:val="single" w:space="0" w:color="D3D3D3"/>
+            </w:tcBorders>
+          </w:tcPr>
+          <w:p>
+            <w:pPr>
+              <w:spacing w:before="0" w:after="60"/>
+              <w:keepNext/>
+              <w:jc w:val="end"/>
+            </w:pPr>
+            <w:r>
+              <w:rPr>
+                <w:rFonts w:ascii="Calibri" w:hAnsi="Calibri"/>
+                <w:sz w:val="20"/>
+              </w:rPr>
+              <w:t xml:space="default">n</w:t>
+            </w:r>
+          </w:p>
+        </w:tc>
+      </w:tr>
+      <w:tr>
+        <w:trPr>
+          <w:cantSplit/>
+        </w:trPr>
+        <w:tc>
+          <w:tcPr>
+            <w:tcBorders>
+              <w:top w:val="single" w:space="0" w:color="D3D3D3"/>
+              <w:bottom w:val="single" w:space="0" w:color="D3D3D3"/>
+              <w:start w:val="single" w:space="0" w:color="D3D3D3"/>
+              <w:end w:val="single" w:space="0" w:color="D3D3D3"/>
+            </w:tcBorders>
+          </w:tcPr>
+          <w:p>
+            <w:pPr>
+              <w:spacing w:before="0" w:after="60"/>
+              <w:keepNext/>
+              <w:jc w:val="start"/>
+            </w:pPr>
+            <w:r>
+              <w:rPr>
+                <w:rFonts w:ascii="Calibri" w:hAnsi="Calibri"/>
+                <w:sz w:val="20"/>
+              </w:rPr>
+              <w:t xml:space="default">frameshift deletion</w:t>
+            </w:r>
+          </w:p>
+        </w:tc>
+        <w:tc>
+          <w:tcPr>
+            <w:tcBorders>
+              <w:top w:val="single" w:space="0" w:color="D3D3D3"/>
+              <w:bottom w:val="single" w:space="0" w:color="D3D3D3"/>
+              <w:start w:val="single" w:space="0" w:color="D3D3D3"/>
+              <w:end w:val="single" w:space="0" w:color="D3D3D3"/>
+            </w:tcBorders>
+          </w:tcPr>
+          <w:p>
+            <w:pPr>
+              <w:spacing w:before="0" w:after="60"/>
+              <w:keepNext/>
+              <w:jc w:val="end"/>
+            </w:pPr>
+            <w:r>
+              <w:rPr>
+                <w:rFonts w:ascii="Calibri" w:hAnsi="Calibri"/>
+                <w:sz w:val="20"/>
+              </w:rPr>
+              <w:t xml:space="default">11</w:t>
+            </w:r>
+          </w:p>
+        </w:tc>
+      </w:tr>
+      <w:tr>
+        <w:trPr>
+          <w:cantSplit/>
+        </w:trPr>
+        <w:tc>
+          <w:tcPr>
+            <w:tcBorders>
+              <w:top w:val="single" w:space="0" w:color="D3D3D3"/>
+              <w:bottom w:val="single" w:space="0" w:color="D3D3D3"/>
+              <w:start w:val="single" w:space="0" w:color="D3D3D3"/>
+              <w:end w:val="single" w:space="0" w:color="D3D3D3"/>
+            </w:tcBorders>
+          </w:tcPr>
+          <w:p>
+            <w:pPr>
+              <w:spacing w:before="0" w:after="60"/>
+              <w:keepNext/>
+              <w:jc w:val="start"/>
+            </w:pPr>
+            <w:r>
+              <w:rPr>
+                <w:rFonts w:ascii="Calibri" w:hAnsi="Calibri"/>
+                <w:sz w:val="20"/>
+              </w:rPr>
+              <w:t xml:space="default">frameshift insertion</w:t>
+            </w:r>
+          </w:p>
+        </w:tc>
+        <w:tc>
+          <w:tcPr>
+            <w:tcBorders>
+              <w:top w:val="single" w:space="0" w:color="D3D3D3"/>
+              <w:bottom w:val="single" w:space="0" w:color="D3D3D3"/>
+              <w:start w:val="single" w:space="0" w:color="D3D3D3"/>
+              <w:end w:val="single" w:space="0" w:color="D3D3D3"/>
+            </w:tcBorders>
+          </w:tcPr>
+          <w:p>
+            <w:pPr>
+              <w:spacing w:before="0" w:after="60"/>
+              <w:keepNext/>
+              <w:jc w:val="end"/>
+            </w:pPr>
+            <w:r>
+              <w:rPr>
+                <w:rFonts w:ascii="Calibri" w:hAnsi="Calibri"/>
+                <w:sz w:val="20"/>
+              </w:rPr>
+              <w:t xml:space="default">7</w:t>
+            </w:r>
+          </w:p>
+        </w:tc>
+      </w:tr>
+      <w:tr>
+        <w:trPr>
+          <w:cantSplit/>
+        </w:trPr>
+        <w:tc>
+          <w:tcPr>
+            <w:tcBorders>
+              <w:top w:val="single" w:space="0" w:color="D3D3D3"/>
+              <w:bottom w:val="single" w:space="0" w:color="D3D3D3"/>
+              <w:start w:val="single" w:space="0" w:color="D3D3D3"/>
+              <w:end w:val="single" w:space="0" w:color="D3D3D3"/>
+            </w:tcBorders>
+          </w:tcPr>
+          <w:p>
+            <w:pPr>
+              <w:spacing w:before="0" w:after="60"/>
+              <w:keepNext/>
+              <w:jc w:val="start"/>
+            </w:pPr>
+            <w:r>
+              <w:rPr>
+                <w:rFonts w:ascii="Calibri" w:hAnsi="Calibri"/>
+                <w:sz w:val="20"/>
+              </w:rPr>
+              <w:t xml:space="default">nonframeshift deletion</w:t>
+            </w:r>
+          </w:p>
+        </w:tc>
+        <w:tc>
+          <w:tcPr>
+            <w:tcBorders>
+              <w:top w:val="single" w:space="0" w:color="D3D3D3"/>
+              <w:bottom w:val="single" w:space="0" w:color="D3D3D3"/>
+              <w:start w:val="single" w:space="0" w:color="D3D3D3"/>
+              <w:end w:val="single" w:space="0" w:color="D3D3D3"/>
+            </w:tcBorders>
+          </w:tcPr>
+          <w:p>
+            <w:pPr>
+              <w:spacing w:before="0" w:after="60"/>
+              <w:keepNext/>
+              <w:jc w:val="end"/>
+            </w:pPr>
+            <w:r>
+              <w:rPr>
+                <w:rFonts w:ascii="Calibri" w:hAnsi="Calibri"/>
+                <w:sz w:val="20"/>
+              </w:rPr>
+              <w:t xml:space="default">7</w:t>
+            </w:r>
+          </w:p>
+        </w:tc>
+      </w:tr>
+      <w:tr>
+        <w:trPr>
+          <w:cantSplit/>
+        </w:trPr>
+        <w:tc>
+          <w:tcPr>
+            <w:tcBorders>
+              <w:top w:val="single" w:space="0" w:color="D3D3D3"/>
+              <w:bottom w:val="single" w:space="0" w:color="D3D3D3"/>
+              <w:start w:val="single" w:space="0" w:color="D3D3D3"/>
+              <w:end w:val="single" w:space="0" w:color="D3D3D3"/>
+            </w:tcBorders>
+          </w:tcPr>
+          <w:p>
+            <w:pPr>
+              <w:spacing w:before="0" w:after="60"/>
+              <w:keepNext/>
+              <w:jc w:val="start"/>
+            </w:pPr>
+            <w:r>
+              <w:rPr>
+                <w:rFonts w:ascii="Calibri" w:hAnsi="Calibri"/>
+                <w:sz w:val="20"/>
+              </w:rPr>
+              <w:t xml:space="default">nonframeshift insertion</w:t>
+            </w:r>
+          </w:p>
+        </w:tc>
+        <w:tc>
+          <w:tcPr>
+            <w:tcBorders>
+              <w:top w:val="single" w:space="0" w:color="D3D3D3"/>
+              <w:bottom w:val="single" w:space="0" w:color="D3D3D3"/>
+              <w:start w:val="single" w:space="0" w:color="D3D3D3"/>
+              <w:end w:val="single" w:space="0" w:color="D3D3D3"/>
+            </w:tcBorders>
+          </w:tcPr>
+          <w:p>
+            <w:pPr>
+              <w:spacing w:before="0" w:after="60"/>
+              <w:keepNext/>
+              <w:jc w:val="end"/>
+            </w:pPr>
+            <w:r>
+              <w:rPr>
+                <w:rFonts w:ascii="Calibri" w:hAnsi="Calibri"/>
+                <w:sz w:val="20"/>
+              </w:rPr>
+              <w:t xml:space="default">3</w:t>
+            </w:r>
+          </w:p>
+        </w:tc>
+      </w:tr>
+      <w:tr>
+        <w:trPr>
+          <w:cantSplit/>
+        </w:trPr>
+        <w:tc>
+          <w:tcPr>
+            <w:tcBorders>
+              <w:top w:val="single" w:space="0" w:color="D3D3D3"/>
+              <w:bottom w:val="single" w:space="0" w:color="D3D3D3"/>
+              <w:start w:val="single" w:space="0" w:color="D3D3D3"/>
+              <w:end w:val="single" w:space="0" w:color="D3D3D3"/>
+            </w:tcBorders>
+          </w:tcPr>
+          <w:p>
+            <w:pPr>
+              <w:spacing w:before="0" w:after="60"/>
+              <w:keepNext/>
+              <w:jc w:val="start"/>
+            </w:pPr>
+            <w:r>
+              <w:rPr>
+                <w:rFonts w:ascii="Calibri" w:hAnsi="Calibri"/>
+                <w:sz w:val="20"/>
+              </w:rPr>
+              <w:t xml:space="default">nonsynonymous SNV</w:t>
+            </w:r>
+          </w:p>
+        </w:tc>
+        <w:tc>
+          <w:tcPr>
+            <w:tcBorders>
+              <w:top w:val="single" w:space="0" w:color="D3D3D3"/>
+              <w:bottom w:val="single" w:space="0" w:color="D3D3D3"/>
+              <w:start w:val="single" w:space="0" w:color="D3D3D3"/>
+              <w:end w:val="single" w:space="0" w:color="D3D3D3"/>
+            </w:tcBorders>
+          </w:tcPr>
+          <w:p>
+            <w:pPr>
+              <w:spacing w:before="0" w:after="60"/>
+              <w:keepNext/>
+              <w:jc w:val="end"/>
+            </w:pPr>
+            <w:r>
+              <w:rPr>
+                <w:rFonts w:ascii="Calibri" w:hAnsi="Calibri"/>
+                <w:sz w:val="20"/>
+              </w:rPr>
+              <w:t xml:space="default">521</w:t>
+            </w:r>
+          </w:p>
+        </w:tc>
+      </w:tr>
+      <w:tr>
+        <w:trPr>
+          <w:cantSplit/>
+        </w:trPr>
+        <w:tc>
+          <w:tcPr>
+            <w:tcBorders>
+              <w:top w:val="single" w:space="0" w:color="D3D3D3"/>
+              <w:bottom w:val="single" w:space="0" w:color="D3D3D3"/>
+              <w:start w:val="single" w:space="0" w:color="D3D3D3"/>
+              <w:end w:val="single" w:space="0" w:color="D3D3D3"/>
+            </w:tcBorders>
+          </w:tcPr>
+          <w:p>
+            <w:pPr>
+              <w:spacing w:before="0" w:after="60"/>
+              <w:keepNext/>
+              <w:jc w:val="start"/>
+            </w:pPr>
+            <w:r>
+              <w:rPr>
+                <w:rFonts w:ascii="Calibri" w:hAnsi="Calibri"/>
+                <w:sz w:val="20"/>
+              </w:rPr>
+              <w:t xml:space="default">stopgain</w:t>
+            </w:r>
+          </w:p>
+        </w:tc>
+        <w:tc>
+          <w:tcPr>
+            <w:tcBorders>
+              <w:top w:val="single" w:space="0" w:color="D3D3D3"/>
+              <w:bottom w:val="single" w:space="0" w:color="D3D3D3"/>
+              <w:start w:val="single" w:space="0" w:color="D3D3D3"/>
+              <w:end w:val="single" w:space="0" w:color="D3D3D3"/>
+            </w:tcBorders>
+          </w:tcPr>
+          <w:p>
+            <w:pPr>
+              <w:spacing w:before="0" w:after="60"/>
+              <w:keepNext/>
+              <w:jc w:val="end"/>
+            </w:pPr>
+            <w:r>
+              <w:rPr>
+                <w:rFonts w:ascii="Calibri" w:hAnsi="Calibri"/>
+                <w:sz w:val="20"/>
+              </w:rPr>
+              <w:t xml:space="default">5</w:t>
+            </w:r>
+          </w:p>
+        </w:tc>
+      </w:tr>
+      <w:tr>
+        <w:trPr>
+          <w:cantSplit/>
+        </w:trPr>
+        <w:tc>
+          <w:tcPr>
+            <w:tcBorders>
+              <w:top w:val="single" w:space="0" w:color="D3D3D3"/>
+              <w:bottom w:val="single" w:space="0" w:color="D3D3D3"/>
+              <w:start w:val="single" w:space="0" w:color="D3D3D3"/>
+              <w:end w:val="single" w:space="0" w:color="D3D3D3"/>
+            </w:tcBorders>
+          </w:tcPr>
+          <w:p>
+            <w:pPr>
+              <w:spacing w:before="0" w:after="60"/>
+              <w:keepNext/>
+              <w:jc w:val="start"/>
+            </w:pPr>
+            <w:r>
+              <w:rPr>
+                <w:rFonts w:ascii="Calibri" w:hAnsi="Calibri"/>
+                <w:sz w:val="20"/>
+              </w:rPr>
+              <w:t xml:space="default">stoploss</w:t>
+            </w:r>
+          </w:p>
+        </w:tc>
+        <w:tc>
+          <w:tcPr>
+            <w:tcBorders>
+              <w:top w:val="single" w:space="0" w:color="D3D3D3"/>
+              <w:bottom w:val="single" w:space="0" w:color="D3D3D3"/>
+              <w:start w:val="single" w:space="0" w:color="D3D3D3"/>
+              <w:end w:val="single" w:space="0" w:color="D3D3D3"/>
+            </w:tcBorders>
+          </w:tcPr>
+          <w:p>
+            <w:pPr>
+              <w:spacing w:before="0" w:after="60"/>
+              <w:keepNext/>
+              <w:jc w:val="end"/>
+            </w:pPr>
+            <w:r>
+              <w:rPr>
+                <w:rFonts w:ascii="Calibri" w:hAnsi="Calibri"/>
+                <w:sz w:val="20"/>
+              </w:rPr>
+              <w:t xml:space="default">1</w:t>
+            </w:r>
+          </w:p>
+        </w:tc>
+      </w:tr>
+      <w:tr>
+        <w:trPr>
+          <w:cantSplit/>
+        </w:trPr>
+        <w:tc>
+          <w:tcPr>
+            <w:tcBorders>
+              <w:top w:val="single" w:space="0" w:color="D3D3D3"/>
+              <w:bottom w:val="single" w:space="0" w:color="D3D3D3"/>
+              <w:start w:val="single" w:space="0" w:color="D3D3D3"/>
+              <w:end w:val="single" w:space="0" w:color="D3D3D3"/>
+            </w:tcBorders>
+          </w:tcPr>
+          <w:p>
+            <w:pPr>
+              <w:spacing w:before="0" w:after="60"/>
+              <w:keepNext/>
+              <w:jc w:val="start"/>
+            </w:pPr>
+            <w:r>
+              <w:rPr>
+                <w:rFonts w:ascii="Calibri" w:hAnsi="Calibri"/>
+                <w:sz w:val="20"/>
+              </w:rPr>
+              <w:t xml:space="default">synonymous SNV</w:t>
+            </w:r>
+          </w:p>
+        </w:tc>
+        <w:tc>
+          <w:tcPr>
+            <w:tcBorders>
+              <w:top w:val="single" w:space="0" w:color="D3D3D3"/>
+              <w:bottom w:val="single" w:space="0" w:color="D3D3D3"/>
+              <w:start w:val="single" w:space="0" w:color="D3D3D3"/>
+              <w:end w:val="single" w:space="0" w:color="D3D3D3"/>
+            </w:tcBorders>
+          </w:tcPr>
+          <w:p>
+            <w:pPr>
+              <w:spacing w:before="0" w:after="60"/>
+              <w:keepNext/>
+              <w:jc w:val="end"/>
+            </w:pPr>
+            <w:r>
+              <w:rPr>
+                <w:rFonts w:ascii="Calibri" w:hAnsi="Calibri"/>
+                <w:sz w:val="20"/>
+              </w:rPr>
+              <w:t xml:space="default">525</w:t>
+            </w:r>
+          </w:p>
+        </w:tc>
+      </w:tr>
+      <w:tr>
+        <w:trPr>
+          <w:cantSplit/>
+        </w:trPr>
+        <w:tc>
+          <w:tcPr>
+            <w:tcBorders>
+              <w:top w:val="single" w:space="0" w:color="D3D3D3"/>
+              <w:bottom w:val="single" w:space="0" w:color="D3D3D3"/>
+              <w:start w:val="single" w:space="0" w:color="D3D3D3"/>
+              <w:end w:val="single" w:space="0" w:color="D3D3D3"/>
+            </w:tcBorders>
+          </w:tcPr>
+          <w:p>
+            <w:pPr>
+              <w:spacing w:before="0" w:after="60"/>
+              <w:keepNext/>
+              <w:jc w:val="start"/>
+            </w:pPr>
+            <w:r>
+              <w:rPr>
+                <w:rFonts w:ascii="Calibri" w:hAnsi="Calibri"/>
+                <w:sz w:val="20"/>
+              </w:rPr>
+              <w:t xml:space="default">unknown</w:t>
+            </w:r>
+          </w:p>
+        </w:tc>
+        <w:tc>
+          <w:tcPr>
+            <w:tcBorders>
+              <w:top w:val="single" w:space="0" w:color="D3D3D3"/>
+              <w:bottom w:val="single" w:space="0" w:color="D3D3D3"/>
+              <w:start w:val="single" w:space="0" w:color="D3D3D3"/>
+              <w:end w:val="single" w:space="0" w:color="D3D3D3"/>
+            </w:tcBorders>
+          </w:tcPr>
+          <w:p>
+            <w:pPr>
+              <w:spacing w:before="0" w:after="60"/>
+              <w:keepNext/>
+              <w:jc w:val="end"/>
+            </w:pPr>
+            <w:r>
+              <w:rPr>
+                <w:rFonts w:ascii="Calibri" w:hAnsi="Calibri"/>
+                <w:sz w:val="20"/>
+              </w:rPr>
+              <w:t xml:space="default">13</w:t>
+            </w:r>
+          </w:p>
+        </w:tc>
+      </w:tr>
+    </w:tbl>
+    <w:p>
+      <w:pPr>
+        <w:pStyle w:val="BodyText"/>
+      </w:pPr>
+      <w:r>
+        <w:t xml:space="preserve">To identify the disease-causing variant, a comparison with the parental genomes is useful to find a possible recessive pattern. Out of the 5,983 variants, 153 were found to be recessive. Additionally, a filter is applied to discard common variants which in this case in only one variant. Since exonic variants are the most probable kind of variant to alter the gene product namely the protein, they are of biggest interest in this case report. The next filtering step removes all nonexonic variants and further filtering is applied to remove synonymous variants as well as nonframeshift deletions or insertions because their effect on the protein is usually not pathogenic. Finally, 23 variants in 11 different genes are left.</w:t>
+      </w:r>
+    </w:p>
+    <w:tbl xmlns:w="http://schemas.openxmlformats.org/wordprocessingml/2006/main" xmlns:wp="http://schemas.openxmlformats.org/drawingml/2006/wordprocessingDrawing" xmlns:r="http://schemas.openxmlformats.org/officeDocument/2006/relationships" xmlns:w14="http://schemas.microsoft.com/office/word/2010/wordml">
+      <w:tblPr>
+        <w:tblCellMar>
+          <w:top w:w="0" w:type="dxa"/>
+          <w:bottom w:w="0" w:type="dxa"/>
+          <w:start w:w="60" w:type="dxa"/>
+          <w:end w:w="60" w:type="dxa"/>
+        </w:tblCellMar>
+        <w:tblW w:type="auto" w:w="0"/>
+        <w:tblLook w:firstRow="0" w:lastRow="0" w:firstColumn="0" w:lastColumn="0" w:noHBand="0" w:noVBand="0"/>
+        <w:jc w:val="center"/>
+      </w:tblPr>
+      <w:tr>
+        <w:trPr>
+          <w:cantSplit/>
+          <w:tblHeader/>
+        </w:trPr>
+        <w:tc>
+          <w:tcPr>
+            <w:tcBorders>
+              <w:top w:val="single" w:sz="16" w:space="0" w:color="D3D3D3"/>
+              <w:bottom w:val="single" w:sz="16" w:space="0" w:color="D3D3D3"/>
+              <w:start w:val="single" w:space="0" w:color="D3D3D3"/>
+            </w:tcBorders>
+          </w:tcPr>
+          <w:p>
+            <w:pPr>
+              <w:spacing w:before="0" w:after="60"/>
+              <w:keepNext/>
+              <w:jc w:val="start"/>
+            </w:pPr>
+            <w:r>
+              <w:rPr>
+                <w:rFonts w:ascii="Calibri" w:hAnsi="Calibri"/>
+                <w:sz w:val="20"/>
+              </w:rPr>
+              <w:t xml:space="default">Chr</w:t>
+            </w:r>
+          </w:p>
+        </w:tc>
+        <w:tc>
+          <w:tcPr>
+            <w:tcBorders>
+              <w:top w:val="single" w:sz="16" w:space="0" w:color="D3D3D3"/>
+              <w:bottom w:val="single" w:sz="16" w:space="0" w:color="D3D3D3"/>
+            </w:tcBorders>
+          </w:tcPr>
+          <w:p>
+            <w:pPr>
+              <w:spacing w:before="0" w:after="60"/>
+              <w:keepNext/>
+              <w:jc w:val="end"/>
+            </w:pPr>
+            <w:r>
+              <w:rPr>
+                <w:rFonts w:ascii="Calibri" w:hAnsi="Calibri"/>
+                <w:sz w:val="20"/>
+              </w:rPr>
+              <w:t xml:space="default">POS</w:t>
+            </w:r>
+          </w:p>
+        </w:tc>
+        <w:tc>
+          <w:tcPr>
+            <w:tcBorders>
+              <w:top w:val="single" w:sz="16" w:space="0" w:color="D3D3D3"/>
+              <w:bottom w:val="single" w:sz="16" w:space="0" w:color="D3D3D3"/>
+            </w:tcBorders>
+          </w:tcPr>
+          <w:p>
+            <w:pPr>
+              <w:spacing w:before="0" w:after="60"/>
+              <w:keepNext/>
+              <w:jc w:val="start"/>
+            </w:pPr>
+            <w:r>
+              <w:rPr>
+                <w:rFonts w:ascii="Calibri" w:hAnsi="Calibri"/>
+                <w:sz w:val="20"/>
+              </w:rPr>
+              <w:t xml:space="default">Ref</w:t>
+            </w:r>
+          </w:p>
+        </w:tc>
+        <w:tc>
+          <w:tcPr>
+            <w:tcBorders>
+              <w:top w:val="single" w:sz="16" w:space="0" w:color="D3D3D3"/>
+              <w:bottom w:val="single" w:sz="16" w:space="0" w:color="D3D3D3"/>
+            </w:tcBorders>
+          </w:tcPr>
+          <w:p>
+            <w:pPr>
+              <w:spacing w:before="0" w:after="60"/>
+              <w:keepNext/>
+              <w:jc w:val="start"/>
+            </w:pPr>
+            <w:r>
+              <w:rPr>
+                <w:rFonts w:ascii="Calibri" w:hAnsi="Calibri"/>
+                <w:sz w:val="20"/>
+              </w:rPr>
+              <w:t xml:space="default">Alt</w:t>
+            </w:r>
+          </w:p>
+        </w:tc>
+        <w:tc>
+          <w:tcPr>
+            <w:tcBorders>
+              <w:top w:val="single" w:sz="16" w:space="0" w:color="D3D3D3"/>
+              <w:bottom w:val="single" w:sz="16" w:space="0" w:color="D3D3D3"/>
+            </w:tcBorders>
+          </w:tcPr>
+          <w:p>
+            <w:pPr>
+              <w:spacing w:before="0" w:after="60"/>
+              <w:keepNext/>
+              <w:jc w:val="start"/>
+            </w:pPr>
+            <w:r>
+              <w:rPr>
+                <w:rFonts w:ascii="Calibri" w:hAnsi="Calibri"/>
+                <w:sz w:val="20"/>
+              </w:rPr>
+              <w:t xml:space="default">Gene.refGene</w:t>
+            </w:r>
+          </w:p>
+        </w:tc>
+        <w:tc>
+          <w:tcPr>
+            <w:tcBorders>
+              <w:top w:val="single" w:sz="16" w:space="0" w:color="D3D3D3"/>
+              <w:bottom w:val="single" w:sz="16" w:space="0" w:color="D3D3D3"/>
+              <w:end w:val="single" w:space="0" w:color="D3D3D3"/>
+            </w:tcBorders>
+          </w:tcPr>
+          <w:p>
+            <w:pPr>
+              <w:spacing w:before="0" w:after="60"/>
+              <w:keepNext/>
+              <w:jc w:val="start"/>
+            </w:pPr>
+            <w:r>
+              <w:rPr>
+                <w:rFonts w:ascii="Calibri" w:hAnsi="Calibri"/>
+                <w:sz w:val="20"/>
+              </w:rPr>
+              <w:t xml:space="default">ExonicFunc.refGene</w:t>
+            </w:r>
+          </w:p>
+        </w:tc>
+      </w:tr>
+      <w:tr>
+        <w:trPr>
+          <w:cantSplit/>
+        </w:trPr>
+        <w:tc>
+          <w:tcPr>
+            <w:tcBorders>
+              <w:top w:val="single" w:space="0" w:color="D3D3D3"/>
+              <w:bottom w:val="single" w:space="0" w:color="D3D3D3"/>
+              <w:start w:val="single" w:space="0" w:color="D3D3D3"/>
+              <w:end w:val="single" w:space="0" w:color="D3D3D3"/>
+            </w:tcBorders>
+          </w:tcPr>
+          <w:p>
+            <w:pPr>
+              <w:spacing w:before="0" w:after="60"/>
+              <w:keepNext/>
+              <w:jc w:val="start"/>
+            </w:pPr>
+            <w:r>
+              <w:rPr>
+                <w:rFonts w:ascii="Calibri" w:hAnsi="Calibri"/>
+                <w:sz w:val="20"/>
+              </w:rPr>
+              <w:t xml:space="default">chr22</w:t>
+            </w:r>
+          </w:p>
+        </w:tc>
+        <w:tc>
+          <w:tcPr>
+            <w:tcBorders>
+              <w:top w:val="single" w:space="0" w:color="D3D3D3"/>
+              <w:bottom w:val="single" w:space="0" w:color="D3D3D3"/>
+              <w:start w:val="single" w:space="0" w:color="D3D3D3"/>
+              <w:end w:val="single" w:space="0" w:color="D3D3D3"/>
+            </w:tcBorders>
+          </w:tcPr>
+          <w:p>
+            <w:pPr>
+              <w:spacing w:before="0" w:after="60"/>
+              <w:keepNext/>
+              <w:jc w:val="end"/>
+            </w:pPr>
+            <w:r>
+              <w:rPr>
+                <w:rFonts w:ascii="Calibri" w:hAnsi="Calibri"/>
+                <w:sz w:val="20"/>
+              </w:rPr>
+              <w:t xml:space="default">17072909</w:t>
+            </w:r>
+          </w:p>
+        </w:tc>
+        <w:tc>
+          <w:tcPr>
+            <w:tcBorders>
+              <w:top w:val="single" w:space="0" w:color="D3D3D3"/>
+              <w:bottom w:val="single" w:space="0" w:color="D3D3D3"/>
+              <w:start w:val="single" w:space="0" w:color="D3D3D3"/>
+              <w:end w:val="single" w:space="0" w:color="D3D3D3"/>
+            </w:tcBorders>
+          </w:tcPr>
+          <w:p>
+            <w:pPr>
+              <w:spacing w:before="0" w:after="60"/>
+              <w:keepNext/>
+              <w:jc w:val="start"/>
+            </w:pPr>
+            <w:r>
+              <w:rPr>
+                <w:rFonts w:ascii="Calibri" w:hAnsi="Calibri"/>
+                <w:sz w:val="20"/>
+              </w:rPr>
+              <w:t xml:space="default">C</w:t>
+            </w:r>
+          </w:p>
+        </w:tc>
+        <w:tc>
+          <w:tcPr>
+            <w:tcBorders>
+              <w:top w:val="single" w:space="0" w:color="D3D3D3"/>
+              <w:bottom w:val="single" w:space="0" w:color="D3D3D3"/>
+              <w:start w:val="single" w:space="0" w:color="D3D3D3"/>
+              <w:end w:val="single" w:space="0" w:color="D3D3D3"/>
+            </w:tcBorders>
+          </w:tcPr>
+          <w:p>
+            <w:pPr>
+              <w:spacing w:before="0" w:after="60"/>
+              <w:keepNext/>
+              <w:jc w:val="start"/>
+            </w:pPr>
+            <w:r>
+              <w:rPr>
+                <w:rFonts w:ascii="Calibri" w:hAnsi="Calibri"/>
+                <w:sz w:val="20"/>
+              </w:rPr>
+              <w:t xml:space="default">T</w:t>
+            </w:r>
+          </w:p>
+        </w:tc>
+        <w:tc>
+          <w:tcPr>
+            <w:tcBorders>
+              <w:top w:val="single" w:space="0" w:color="D3D3D3"/>
+              <w:bottom w:val="single" w:space="0" w:color="D3D3D3"/>
+              <w:start w:val="single" w:space="0" w:color="D3D3D3"/>
+              <w:end w:val="single" w:space="0" w:color="D3D3D3"/>
+            </w:tcBorders>
+          </w:tcPr>
+          <w:p>
+            <w:pPr>
+              <w:spacing w:before="0" w:after="60"/>
+              <w:keepNext/>
+              <w:jc w:val="start"/>
+            </w:pPr>
+            <w:r>
+              <w:rPr>
+                <w:rFonts w:ascii="Calibri" w:hAnsi="Calibri"/>
+                <w:sz w:val="20"/>
+              </w:rPr>
+              <w:t xml:space="default">CCT8L2</w:t>
+            </w:r>
+          </w:p>
+        </w:tc>
+        <w:tc>
+          <w:tcPr>
+            <w:tcBorders>
+              <w:top w:val="single" w:space="0" w:color="D3D3D3"/>
+              <w:bottom w:val="single" w:space="0" w:color="D3D3D3"/>
+              <w:start w:val="single" w:space="0" w:color="D3D3D3"/>
+              <w:end w:val="single" w:space="0" w:color="D3D3D3"/>
+            </w:tcBorders>
+          </w:tcPr>
+          <w:p>
+            <w:pPr>
+              <w:spacing w:before="0" w:after="60"/>
+              <w:keepNext/>
+              <w:jc w:val="start"/>
+            </w:pPr>
+            <w:r>
+              <w:rPr>
+                <w:rFonts w:ascii="Calibri" w:hAnsi="Calibri"/>
+                <w:sz w:val="20"/>
+              </w:rPr>
+              <w:t xml:space="default">nonsynonymous SNV</w:t>
+            </w:r>
+          </w:p>
+        </w:tc>
+      </w:tr>
+      <w:tr>
+        <w:trPr>
+          <w:cantSplit/>
+        </w:trPr>
+        <w:tc>
+          <w:tcPr>
+            <w:tcBorders>
+              <w:top w:val="single" w:space="0" w:color="D3D3D3"/>
+              <w:bottom w:val="single" w:space="0" w:color="D3D3D3"/>
+              <w:start w:val="single" w:space="0" w:color="D3D3D3"/>
+              <w:end w:val="single" w:space="0" w:color="D3D3D3"/>
+            </w:tcBorders>
+          </w:tcPr>
+          <w:p>
+            <w:pPr>
+              <w:spacing w:before="0" w:after="60"/>
+              <w:keepNext/>
+              <w:jc w:val="start"/>
+            </w:pPr>
+            <w:r>
+              <w:rPr>
+                <w:rFonts w:ascii="Calibri" w:hAnsi="Calibri"/>
+                <w:sz w:val="20"/>
+              </w:rPr>
+              <w:t xml:space="default">chr22</w:t>
+            </w:r>
+          </w:p>
+        </w:tc>
+        <w:tc>
+          <w:tcPr>
+            <w:tcBorders>
+              <w:top w:val="single" w:space="0" w:color="D3D3D3"/>
+              <w:bottom w:val="single" w:space="0" w:color="D3D3D3"/>
+              <w:start w:val="single" w:space="0" w:color="D3D3D3"/>
+              <w:end w:val="single" w:space="0" w:color="D3D3D3"/>
+            </w:tcBorders>
+          </w:tcPr>
+          <w:p>
+            <w:pPr>
+              <w:spacing w:before="0" w:after="60"/>
+              <w:keepNext/>
+              <w:jc w:val="end"/>
+            </w:pPr>
+            <w:r>
+              <w:rPr>
+                <w:rFonts w:ascii="Calibri" w:hAnsi="Calibri"/>
+                <w:sz w:val="20"/>
+              </w:rPr>
+              <w:t xml:space="default">17072918</w:t>
+            </w:r>
+          </w:p>
+        </w:tc>
+        <w:tc>
+          <w:tcPr>
+            <w:tcBorders>
+              <w:top w:val="single" w:space="0" w:color="D3D3D3"/>
+              <w:bottom w:val="single" w:space="0" w:color="D3D3D3"/>
+              <w:start w:val="single" w:space="0" w:color="D3D3D3"/>
+              <w:end w:val="single" w:space="0" w:color="D3D3D3"/>
+            </w:tcBorders>
+          </w:tcPr>
+          <w:p>
+            <w:pPr>
+              <w:spacing w:before="0" w:after="60"/>
+              <w:keepNext/>
+              <w:jc w:val="start"/>
+            </w:pPr>
+            <w:r>
+              <w:rPr>
+                <w:rFonts w:ascii="Calibri" w:hAnsi="Calibri"/>
+                <w:sz w:val="20"/>
+              </w:rPr>
+              <w:t xml:space="default">A</w:t>
+            </w:r>
+          </w:p>
+        </w:tc>
+        <w:tc>
+          <w:tcPr>
+            <w:tcBorders>
+              <w:top w:val="single" w:space="0" w:color="D3D3D3"/>
+              <w:bottom w:val="single" w:space="0" w:color="D3D3D3"/>
+              <w:start w:val="single" w:space="0" w:color="D3D3D3"/>
+              <w:end w:val="single" w:space="0" w:color="D3D3D3"/>
+            </w:tcBorders>
+          </w:tcPr>
+          <w:p>
+            <w:pPr>
+              <w:spacing w:before="0" w:after="60"/>
+              <w:keepNext/>
+              <w:jc w:val="start"/>
+            </w:pPr>
+            <w:r>
+              <w:rPr>
+                <w:rFonts w:ascii="Calibri" w:hAnsi="Calibri"/>
+                <w:sz w:val="20"/>
+              </w:rPr>
+              <w:t xml:space="default">G</w:t>
+            </w:r>
+          </w:p>
+        </w:tc>
+        <w:tc>
+          <w:tcPr>
+            <w:tcBorders>
+              <w:top w:val="single" w:space="0" w:color="D3D3D3"/>
+              <w:bottom w:val="single" w:space="0" w:color="D3D3D3"/>
+              <w:start w:val="single" w:space="0" w:color="D3D3D3"/>
+              <w:end w:val="single" w:space="0" w:color="D3D3D3"/>
+            </w:tcBorders>
+          </w:tcPr>
+          <w:p>
+            <w:pPr>
+              <w:spacing w:before="0" w:after="60"/>
+              <w:keepNext/>
+              <w:jc w:val="start"/>
+            </w:pPr>
+            <w:r>
+              <w:rPr>
+                <w:rFonts w:ascii="Calibri" w:hAnsi="Calibri"/>
+                <w:sz w:val="20"/>
+              </w:rPr>
+              <w:t xml:space="default">CCT8L2</w:t>
+            </w:r>
+          </w:p>
+        </w:tc>
+        <w:tc>
+          <w:tcPr>
+            <w:tcBorders>
+              <w:top w:val="single" w:space="0" w:color="D3D3D3"/>
+              <w:bottom w:val="single" w:space="0" w:color="D3D3D3"/>
+              <w:start w:val="single" w:space="0" w:color="D3D3D3"/>
+              <w:end w:val="single" w:space="0" w:color="D3D3D3"/>
+            </w:tcBorders>
+          </w:tcPr>
+          <w:p>
+            <w:pPr>
+              <w:spacing w:before="0" w:after="60"/>
+              <w:keepNext/>
+              <w:jc w:val="start"/>
+            </w:pPr>
+            <w:r>
+              <w:rPr>
+                <w:rFonts w:ascii="Calibri" w:hAnsi="Calibri"/>
+                <w:sz w:val="20"/>
+              </w:rPr>
+              <w:t xml:space="default">nonsynonymous SNV</w:t>
+            </w:r>
+          </w:p>
+        </w:tc>
+      </w:tr>
+      <w:tr>
+        <w:trPr>
+          <w:cantSplit/>
+        </w:trPr>
+        <w:tc>
+          <w:tcPr>
+            <w:tcBorders>
+              <w:top w:val="single" w:space="0" w:color="D3D3D3"/>
+              <w:bottom w:val="single" w:space="0" w:color="D3D3D3"/>
+              <w:start w:val="single" w:space="0" w:color="D3D3D3"/>
+              <w:end w:val="single" w:space="0" w:color="D3D3D3"/>
+            </w:tcBorders>
+          </w:tcPr>
+          <w:p>
+            <w:pPr>
+              <w:spacing w:before="0" w:after="60"/>
+              <w:keepNext/>
+              <w:jc w:val="start"/>
+            </w:pPr>
+            <w:r>
+              <w:rPr>
+                <w:rFonts w:ascii="Calibri" w:hAnsi="Calibri"/>
+                <w:sz w:val="20"/>
+              </w:rPr>
+              <w:t xml:space="default">chr22</w:t>
+            </w:r>
+          </w:p>
+        </w:tc>
+        <w:tc>
+          <w:tcPr>
+            <w:tcBorders>
+              <w:top w:val="single" w:space="0" w:color="D3D3D3"/>
+              <w:bottom w:val="single" w:space="0" w:color="D3D3D3"/>
+              <w:start w:val="single" w:space="0" w:color="D3D3D3"/>
+              <w:end w:val="single" w:space="0" w:color="D3D3D3"/>
+            </w:tcBorders>
+          </w:tcPr>
+          <w:p>
+            <w:pPr>
+              <w:spacing w:before="0" w:after="60"/>
+              <w:keepNext/>
+              <w:jc w:val="end"/>
+            </w:pPr>
+            <w:r>
+              <w:rPr>
+                <w:rFonts w:ascii="Calibri" w:hAnsi="Calibri"/>
+                <w:sz w:val="20"/>
+              </w:rPr>
+              <w:t xml:space="default">18096055</w:t>
+            </w:r>
+          </w:p>
+        </w:tc>
+        <w:tc>
+          <w:tcPr>
+            <w:tcBorders>
+              <w:top w:val="single" w:space="0" w:color="D3D3D3"/>
+              <w:bottom w:val="single" w:space="0" w:color="D3D3D3"/>
+              <w:start w:val="single" w:space="0" w:color="D3D3D3"/>
+              <w:end w:val="single" w:space="0" w:color="D3D3D3"/>
+            </w:tcBorders>
+          </w:tcPr>
+          <w:p>
+            <w:pPr>
+              <w:spacing w:before="0" w:after="60"/>
+              <w:keepNext/>
+              <w:jc w:val="start"/>
+            </w:pPr>
+            <w:r>
+              <w:rPr>
+                <w:rFonts w:ascii="Calibri" w:hAnsi="Calibri"/>
+                <w:sz w:val="20"/>
+              </w:rPr>
+              <w:t xml:space="default">C</w:t>
+            </w:r>
+          </w:p>
+        </w:tc>
+        <w:tc>
+          <w:tcPr>
+            <w:tcBorders>
+              <w:top w:val="single" w:space="0" w:color="D3D3D3"/>
+              <w:bottom w:val="single" w:space="0" w:color="D3D3D3"/>
+              <w:start w:val="single" w:space="0" w:color="D3D3D3"/>
+              <w:end w:val="single" w:space="0" w:color="D3D3D3"/>
+            </w:tcBorders>
+          </w:tcPr>
+          <w:p>
+            <w:pPr>
+              <w:spacing w:before="0" w:after="60"/>
+              <w:keepNext/>
+              <w:jc w:val="start"/>
+            </w:pPr>
+            <w:r>
+              <w:rPr>
+                <w:rFonts w:ascii="Calibri" w:hAnsi="Calibri"/>
+                <w:sz w:val="20"/>
+              </w:rPr>
+              <w:t xml:space="default">T</w:t>
+            </w:r>
+          </w:p>
+        </w:tc>
+        <w:tc>
+          <w:tcPr>
+            <w:tcBorders>
+              <w:top w:val="single" w:space="0" w:color="D3D3D3"/>
+              <w:bottom w:val="single" w:space="0" w:color="D3D3D3"/>
+              <w:start w:val="single" w:space="0" w:color="D3D3D3"/>
+              <w:end w:val="single" w:space="0" w:color="D3D3D3"/>
+            </w:tcBorders>
+          </w:tcPr>
+          <w:p>
+            <w:pPr>
+              <w:spacing w:before="0" w:after="60"/>
+              <w:keepNext/>
+              <w:jc w:val="start"/>
+            </w:pPr>
+            <w:r>
+              <w:rPr>
+                <w:rFonts w:ascii="Calibri" w:hAnsi="Calibri"/>
+                <w:sz w:val="20"/>
+              </w:rPr>
+              <w:t xml:space="default">ATP6V1E1</w:t>
+            </w:r>
+          </w:p>
+        </w:tc>
+        <w:tc>
+          <w:tcPr>
+            <w:tcBorders>
+              <w:top w:val="single" w:space="0" w:color="D3D3D3"/>
+              <w:bottom w:val="single" w:space="0" w:color="D3D3D3"/>
+              <w:start w:val="single" w:space="0" w:color="D3D3D3"/>
+              <w:end w:val="single" w:space="0" w:color="D3D3D3"/>
+            </w:tcBorders>
+          </w:tcPr>
+          <w:p>
+            <w:pPr>
+              <w:spacing w:before="0" w:after="60"/>
+              <w:keepNext/>
+              <w:jc w:val="start"/>
+            </w:pPr>
+            <w:r>
+              <w:rPr>
+                <w:rFonts w:ascii="Calibri" w:hAnsi="Calibri"/>
+                <w:sz w:val="20"/>
+              </w:rPr>
+              <w:t xml:space="default">nonsynonymous SNV</w:t>
+            </w:r>
+          </w:p>
+        </w:tc>
+      </w:tr>
+      <w:tr>
+        <w:trPr>
+          <w:cantSplit/>
+        </w:trPr>
+        <w:tc>
+          <w:tcPr>
+            <w:tcBorders>
+              <w:top w:val="single" w:space="0" w:color="D3D3D3"/>
+              <w:bottom w:val="single" w:space="0" w:color="D3D3D3"/>
+              <w:start w:val="single" w:space="0" w:color="D3D3D3"/>
+              <w:end w:val="single" w:space="0" w:color="D3D3D3"/>
+            </w:tcBorders>
+          </w:tcPr>
+          <w:p>
+            <w:pPr>
+              <w:spacing w:before="0" w:after="60"/>
+              <w:keepNext/>
+              <w:jc w:val="start"/>
+            </w:pPr>
+            <w:r>
+              <w:rPr>
+                <w:rFonts w:ascii="Calibri" w:hAnsi="Calibri"/>
+                <w:sz w:val="20"/>
+              </w:rPr>
+              <w:t xml:space="default">chr22</w:t>
+            </w:r>
+          </w:p>
+        </w:tc>
+        <w:tc>
+          <w:tcPr>
+            <w:tcBorders>
+              <w:top w:val="single" w:space="0" w:color="D3D3D3"/>
+              <w:bottom w:val="single" w:space="0" w:color="D3D3D3"/>
+              <w:start w:val="single" w:space="0" w:color="D3D3D3"/>
+              <w:end w:val="single" w:space="0" w:color="D3D3D3"/>
+            </w:tcBorders>
+          </w:tcPr>
+          <w:p>
+            <w:pPr>
+              <w:spacing w:before="0" w:after="60"/>
+              <w:keepNext/>
+              <w:jc w:val="end"/>
+            </w:pPr>
+            <w:r>
+              <w:rPr>
+                <w:rFonts w:ascii="Calibri" w:hAnsi="Calibri"/>
+                <w:sz w:val="20"/>
+              </w:rPr>
+              <w:t xml:space="default">20939211</w:t>
+            </w:r>
+          </w:p>
+        </w:tc>
+        <w:tc>
+          <w:tcPr>
+            <w:tcBorders>
+              <w:top w:val="single" w:space="0" w:color="D3D3D3"/>
+              <w:bottom w:val="single" w:space="0" w:color="D3D3D3"/>
+              <w:start w:val="single" w:space="0" w:color="D3D3D3"/>
+              <w:end w:val="single" w:space="0" w:color="D3D3D3"/>
+            </w:tcBorders>
+          </w:tcPr>
+          <w:p>
+            <w:pPr>
+              <w:spacing w:before="0" w:after="60"/>
+              <w:keepNext/>
+              <w:jc w:val="start"/>
+            </w:pPr>
+            <w:r>
+              <w:rPr>
+                <w:rFonts w:ascii="Calibri" w:hAnsi="Calibri"/>
+                <w:sz w:val="20"/>
+              </w:rPr>
+              <w:t xml:space="default">G</w:t>
+            </w:r>
+          </w:p>
+        </w:tc>
+        <w:tc>
+          <w:tcPr>
+            <w:tcBorders>
+              <w:top w:val="single" w:space="0" w:color="D3D3D3"/>
+              <w:bottom w:val="single" w:space="0" w:color="D3D3D3"/>
+              <w:start w:val="single" w:space="0" w:color="D3D3D3"/>
+              <w:end w:val="single" w:space="0" w:color="D3D3D3"/>
+            </w:tcBorders>
+          </w:tcPr>
+          <w:p>
+            <w:pPr>
+              <w:spacing w:before="0" w:after="60"/>
+              <w:keepNext/>
+              <w:jc w:val="start"/>
+            </w:pPr>
+            <w:r>
+              <w:rPr>
+                <w:rFonts w:ascii="Calibri" w:hAnsi="Calibri"/>
+                <w:sz w:val="20"/>
+              </w:rPr>
+              <w:t xml:space="default">A</w:t>
+            </w:r>
+          </w:p>
+        </w:tc>
+        <w:tc>
+          <w:tcPr>
+            <w:tcBorders>
+              <w:top w:val="single" w:space="0" w:color="D3D3D3"/>
+              <w:bottom w:val="single" w:space="0" w:color="D3D3D3"/>
+              <w:start w:val="single" w:space="0" w:color="D3D3D3"/>
+              <w:end w:val="single" w:space="0" w:color="D3D3D3"/>
+            </w:tcBorders>
+          </w:tcPr>
+          <w:p>
+            <w:pPr>
+              <w:spacing w:before="0" w:after="60"/>
+              <w:keepNext/>
+              <w:jc w:val="start"/>
+            </w:pPr>
+            <w:r>
+              <w:rPr>
+                <w:rFonts w:ascii="Calibri" w:hAnsi="Calibri"/>
+                <w:sz w:val="20"/>
+              </w:rPr>
+              <w:t xml:space="default">MED15</w:t>
+            </w:r>
+          </w:p>
+        </w:tc>
+        <w:tc>
+          <w:tcPr>
+            <w:tcBorders>
+              <w:top w:val="single" w:space="0" w:color="D3D3D3"/>
+              <w:bottom w:val="single" w:space="0" w:color="D3D3D3"/>
+              <w:start w:val="single" w:space="0" w:color="D3D3D3"/>
+              <w:end w:val="single" w:space="0" w:color="D3D3D3"/>
+            </w:tcBorders>
+          </w:tcPr>
+          <w:p>
+            <w:pPr>
+              <w:spacing w:before="0" w:after="60"/>
+              <w:keepNext/>
+              <w:jc w:val="start"/>
+            </w:pPr>
+            <w:r>
+              <w:rPr>
+                <w:rFonts w:ascii="Calibri" w:hAnsi="Calibri"/>
+                <w:sz w:val="20"/>
+              </w:rPr>
+              <w:t xml:space="default">nonsynonymous SNV</w:t>
+            </w:r>
+          </w:p>
+        </w:tc>
+      </w:tr>
+      <w:tr>
+        <w:trPr>
+          <w:cantSplit/>
+        </w:trPr>
+        <w:tc>
+          <w:tcPr>
+            <w:tcBorders>
+              <w:top w:val="single" w:space="0" w:color="D3D3D3"/>
+              <w:bottom w:val="single" w:space="0" w:color="D3D3D3"/>
+              <w:start w:val="single" w:space="0" w:color="D3D3D3"/>
+              <w:end w:val="single" w:space="0" w:color="D3D3D3"/>
+            </w:tcBorders>
+          </w:tcPr>
+          <w:p>
+            <w:pPr>
+              <w:spacing w:before="0" w:after="60"/>
+              <w:keepNext/>
+              <w:jc w:val="start"/>
+            </w:pPr>
+            <w:r>
+              <w:rPr>
+                <w:rFonts w:ascii="Calibri" w:hAnsi="Calibri"/>
+                <w:sz w:val="20"/>
+              </w:rPr>
+              <w:t xml:space="default">chr22</w:t>
+            </w:r>
+          </w:p>
+        </w:tc>
+        <w:tc>
+          <w:tcPr>
+            <w:tcBorders>
+              <w:top w:val="single" w:space="0" w:color="D3D3D3"/>
+              <w:bottom w:val="single" w:space="0" w:color="D3D3D3"/>
+              <w:start w:val="single" w:space="0" w:color="D3D3D3"/>
+              <w:end w:val="single" w:space="0" w:color="D3D3D3"/>
+            </w:tcBorders>
+          </w:tcPr>
+          <w:p>
+            <w:pPr>
+              <w:spacing w:before="0" w:after="60"/>
+              <w:keepNext/>
+              <w:jc w:val="end"/>
+            </w:pPr>
+            <w:r>
+              <w:rPr>
+                <w:rFonts w:ascii="Calibri" w:hAnsi="Calibri"/>
+                <w:sz w:val="20"/>
+              </w:rPr>
+              <w:t xml:space="default">21224656</w:t>
+            </w:r>
+          </w:p>
+        </w:tc>
+        <w:tc>
+          <w:tcPr>
+            <w:tcBorders>
+              <w:top w:val="single" w:space="0" w:color="D3D3D3"/>
+              <w:bottom w:val="single" w:space="0" w:color="D3D3D3"/>
+              <w:start w:val="single" w:space="0" w:color="D3D3D3"/>
+              <w:end w:val="single" w:space="0" w:color="D3D3D3"/>
+            </w:tcBorders>
+          </w:tcPr>
+          <w:p>
+            <w:pPr>
+              <w:spacing w:before="0" w:after="60"/>
+              <w:keepNext/>
+              <w:jc w:val="start"/>
+            </w:pPr>
+            <w:r>
+              <w:rPr>
+                <w:rFonts w:ascii="Calibri" w:hAnsi="Calibri"/>
+                <w:sz w:val="20"/>
+              </w:rPr>
+              <w:t xml:space="default">G</w:t>
+            </w:r>
+          </w:p>
+        </w:tc>
+        <w:tc>
+          <w:tcPr>
+            <w:tcBorders>
+              <w:top w:val="single" w:space="0" w:color="D3D3D3"/>
+              <w:bottom w:val="single" w:space="0" w:color="D3D3D3"/>
+              <w:start w:val="single" w:space="0" w:color="D3D3D3"/>
+              <w:end w:val="single" w:space="0" w:color="D3D3D3"/>
+            </w:tcBorders>
+          </w:tcPr>
+          <w:p>
+            <w:pPr>
+              <w:spacing w:before="0" w:after="60"/>
+              <w:keepNext/>
+              <w:jc w:val="start"/>
+            </w:pPr>
+            <w:r>
+              <w:rPr>
+                <w:rFonts w:ascii="Calibri" w:hAnsi="Calibri"/>
+                <w:sz w:val="20"/>
+              </w:rPr>
+              <w:t xml:space="default">C</w:t>
+            </w:r>
+          </w:p>
+        </w:tc>
+        <w:tc>
+          <w:tcPr>
+            <w:tcBorders>
+              <w:top w:val="single" w:space="0" w:color="D3D3D3"/>
+              <w:bottom w:val="single" w:space="0" w:color="D3D3D3"/>
+              <w:start w:val="single" w:space="0" w:color="D3D3D3"/>
+              <w:end w:val="single" w:space="0" w:color="D3D3D3"/>
+            </w:tcBorders>
+          </w:tcPr>
+          <w:p>
+            <w:pPr>
+              <w:spacing w:before="0" w:after="60"/>
+              <w:keepNext/>
+              <w:jc w:val="start"/>
+            </w:pPr>
+            <w:r>
+              <w:rPr>
+                <w:rFonts w:ascii="Calibri" w:hAnsi="Calibri"/>
+                <w:sz w:val="20"/>
+              </w:rPr>
+              <w:t xml:space="default">SNAP29</w:t>
+            </w:r>
+          </w:p>
+        </w:tc>
+        <w:tc>
+          <w:tcPr>
+            <w:tcBorders>
+              <w:top w:val="single" w:space="0" w:color="D3D3D3"/>
+              <w:bottom w:val="single" w:space="0" w:color="D3D3D3"/>
+              <w:start w:val="single" w:space="0" w:color="D3D3D3"/>
+              <w:end w:val="single" w:space="0" w:color="D3D3D3"/>
+            </w:tcBorders>
+          </w:tcPr>
+          <w:p>
+            <w:pPr>
+              <w:spacing w:before="0" w:after="60"/>
+              <w:keepNext/>
+              <w:jc w:val="start"/>
+            </w:pPr>
+            <w:r>
+              <w:rPr>
+                <w:rFonts w:ascii="Calibri" w:hAnsi="Calibri"/>
+                <w:sz w:val="20"/>
+              </w:rPr>
+              <w:t xml:space="default">nonsynonymous SNV</w:t>
+            </w:r>
+          </w:p>
+        </w:tc>
+      </w:tr>
+      <w:tr>
+        <w:trPr>
+          <w:cantSplit/>
+        </w:trPr>
+        <w:tc>
+          <w:tcPr>
+            <w:tcBorders>
+              <w:top w:val="single" w:space="0" w:color="D3D3D3"/>
+              <w:bottom w:val="single" w:space="0" w:color="D3D3D3"/>
+              <w:start w:val="single" w:space="0" w:color="D3D3D3"/>
+              <w:end w:val="single" w:space="0" w:color="D3D3D3"/>
+            </w:tcBorders>
+          </w:tcPr>
+          <w:p>
+            <w:pPr>
+              <w:spacing w:before="0" w:after="60"/>
+              <w:keepNext/>
+              <w:jc w:val="start"/>
+            </w:pPr>
+            <w:r>
+              <w:rPr>
+                <w:rFonts w:ascii="Calibri" w:hAnsi="Calibri"/>
+                <w:sz w:val="20"/>
+              </w:rPr>
+              <w:t xml:space="default">chr22</w:t>
+            </w:r>
+          </w:p>
+        </w:tc>
+        <w:tc>
+          <w:tcPr>
+            <w:tcBorders>
+              <w:top w:val="single" w:space="0" w:color="D3D3D3"/>
+              <w:bottom w:val="single" w:space="0" w:color="D3D3D3"/>
+              <w:start w:val="single" w:space="0" w:color="D3D3D3"/>
+              <w:end w:val="single" w:space="0" w:color="D3D3D3"/>
+            </w:tcBorders>
+          </w:tcPr>
+          <w:p>
+            <w:pPr>
+              <w:spacing w:before="0" w:after="60"/>
+              <w:keepNext/>
+              <w:jc w:val="end"/>
+            </w:pPr>
+            <w:r>
+              <w:rPr>
+                <w:rFonts w:ascii="Calibri" w:hAnsi="Calibri"/>
+                <w:sz w:val="20"/>
+              </w:rPr>
+              <w:t xml:space="default">22868493</w:t>
+            </w:r>
+          </w:p>
+        </w:tc>
+        <w:tc>
+          <w:tcPr>
+            <w:tcBorders>
+              <w:top w:val="single" w:space="0" w:color="D3D3D3"/>
+              <w:bottom w:val="single" w:space="0" w:color="D3D3D3"/>
+              <w:start w:val="single" w:space="0" w:color="D3D3D3"/>
+              <w:end w:val="single" w:space="0" w:color="D3D3D3"/>
+            </w:tcBorders>
+          </w:tcPr>
+          <w:p>
+            <w:pPr>
+              <w:spacing w:before="0" w:after="60"/>
+              <w:keepNext/>
+              <w:jc w:val="start"/>
+            </w:pPr>
+            <w:r>
+              <w:rPr>
+                <w:rFonts w:ascii="Calibri" w:hAnsi="Calibri"/>
+                <w:sz w:val="20"/>
+              </w:rPr>
+              <w:t xml:space="default">G</w:t>
+            </w:r>
+          </w:p>
+        </w:tc>
+        <w:tc>
+          <w:tcPr>
+            <w:tcBorders>
+              <w:top w:val="single" w:space="0" w:color="D3D3D3"/>
+              <w:bottom w:val="single" w:space="0" w:color="D3D3D3"/>
+              <w:start w:val="single" w:space="0" w:color="D3D3D3"/>
+              <w:end w:val="single" w:space="0" w:color="D3D3D3"/>
+            </w:tcBorders>
+          </w:tcPr>
+          <w:p>
+            <w:pPr>
+              <w:spacing w:before="0" w:after="60"/>
+              <w:keepNext/>
+              <w:jc w:val="start"/>
+            </w:pPr>
+            <w:r>
+              <w:rPr>
+                <w:rFonts w:ascii="Calibri" w:hAnsi="Calibri"/>
+                <w:sz w:val="20"/>
+              </w:rPr>
+              <w:t xml:space="default">T</w:t>
+            </w:r>
+          </w:p>
+        </w:tc>
+        <w:tc>
+          <w:tcPr>
+            <w:tcBorders>
+              <w:top w:val="single" w:space="0" w:color="D3D3D3"/>
+              <w:bottom w:val="single" w:space="0" w:color="D3D3D3"/>
+              <w:start w:val="single" w:space="0" w:color="D3D3D3"/>
+              <w:end w:val="single" w:space="0" w:color="D3D3D3"/>
+            </w:tcBorders>
+          </w:tcPr>
+          <w:p>
+            <w:pPr>
+              <w:spacing w:before="0" w:after="60"/>
+              <w:keepNext/>
+              <w:jc w:val="start"/>
+            </w:pPr>
+            <w:r>
+              <w:rPr>
+                <w:rFonts w:ascii="Calibri" w:hAnsi="Calibri"/>
+                <w:sz w:val="20"/>
+              </w:rPr>
+              <w:t xml:space="default">ZNF280A</w:t>
+            </w:r>
+          </w:p>
+        </w:tc>
+        <w:tc>
+          <w:tcPr>
+            <w:tcBorders>
+              <w:top w:val="single" w:space="0" w:color="D3D3D3"/>
+              <w:bottom w:val="single" w:space="0" w:color="D3D3D3"/>
+              <w:start w:val="single" w:space="0" w:color="D3D3D3"/>
+              <w:end w:val="single" w:space="0" w:color="D3D3D3"/>
+            </w:tcBorders>
+          </w:tcPr>
+          <w:p>
+            <w:pPr>
+              <w:spacing w:before="0" w:after="60"/>
+              <w:keepNext/>
+              <w:jc w:val="start"/>
+            </w:pPr>
+            <w:r>
+              <w:rPr>
+                <w:rFonts w:ascii="Calibri" w:hAnsi="Calibri"/>
+                <w:sz w:val="20"/>
+              </w:rPr>
+              <w:t xml:space="default">nonsynonymous SNV</w:t>
+            </w:r>
+          </w:p>
+        </w:tc>
+      </w:tr>
+      <w:tr>
+        <w:trPr>
+          <w:cantSplit/>
+        </w:trPr>
+        <w:tc>
+          <w:tcPr>
+            <w:tcBorders>
+              <w:top w:val="single" w:space="0" w:color="D3D3D3"/>
+              <w:bottom w:val="single" w:space="0" w:color="D3D3D3"/>
+              <w:start w:val="single" w:space="0" w:color="D3D3D3"/>
+              <w:end w:val="single" w:space="0" w:color="D3D3D3"/>
+            </w:tcBorders>
+          </w:tcPr>
+          <w:p>
+            <w:pPr>
+              <w:spacing w:before="0" w:after="60"/>
+              <w:keepNext/>
+              <w:jc w:val="start"/>
+            </w:pPr>
+            <w:r>
+              <w:rPr>
+                <w:rFonts w:ascii="Calibri" w:hAnsi="Calibri"/>
+                <w:sz w:val="20"/>
+              </w:rPr>
+              <w:t xml:space="default">chr22</w:t>
+            </w:r>
+          </w:p>
+        </w:tc>
+        <w:tc>
+          <w:tcPr>
+            <w:tcBorders>
+              <w:top w:val="single" w:space="0" w:color="D3D3D3"/>
+              <w:bottom w:val="single" w:space="0" w:color="D3D3D3"/>
+              <w:start w:val="single" w:space="0" w:color="D3D3D3"/>
+              <w:end w:val="single" w:space="0" w:color="D3D3D3"/>
+            </w:tcBorders>
+          </w:tcPr>
+          <w:p>
+            <w:pPr>
+              <w:spacing w:before="0" w:after="60"/>
+              <w:keepNext/>
+              <w:jc w:val="end"/>
+            </w:pPr>
+            <w:r>
+              <w:rPr>
+                <w:rFonts w:ascii="Calibri" w:hAnsi="Calibri"/>
+                <w:sz w:val="20"/>
+              </w:rPr>
+              <w:t xml:space="default">22868497</w:t>
+            </w:r>
+          </w:p>
+        </w:tc>
+        <w:tc>
+          <w:tcPr>
+            <w:tcBorders>
+              <w:top w:val="single" w:space="0" w:color="D3D3D3"/>
+              <w:bottom w:val="single" w:space="0" w:color="D3D3D3"/>
+              <w:start w:val="single" w:space="0" w:color="D3D3D3"/>
+              <w:end w:val="single" w:space="0" w:color="D3D3D3"/>
+            </w:tcBorders>
+          </w:tcPr>
+          <w:p>
+            <w:pPr>
+              <w:spacing w:before="0" w:after="60"/>
+              <w:keepNext/>
+              <w:jc w:val="start"/>
+            </w:pPr>
+            <w:r>
+              <w:rPr>
+                <w:rFonts w:ascii="Calibri" w:hAnsi="Calibri"/>
+                <w:sz w:val="20"/>
+              </w:rPr>
+              <w:t xml:space="default">G</w:t>
+            </w:r>
+          </w:p>
+        </w:tc>
+        <w:tc>
+          <w:tcPr>
+            <w:tcBorders>
+              <w:top w:val="single" w:space="0" w:color="D3D3D3"/>
+              <w:bottom w:val="single" w:space="0" w:color="D3D3D3"/>
+              <w:start w:val="single" w:space="0" w:color="D3D3D3"/>
+              <w:end w:val="single" w:space="0" w:color="D3D3D3"/>
+            </w:tcBorders>
+          </w:tcPr>
+          <w:p>
+            <w:pPr>
+              <w:spacing w:before="0" w:after="60"/>
+              <w:keepNext/>
+              <w:jc w:val="start"/>
+            </w:pPr>
+            <w:r>
+              <w:rPr>
+                <w:rFonts w:ascii="Calibri" w:hAnsi="Calibri"/>
+                <w:sz w:val="20"/>
+              </w:rPr>
+              <w:t xml:space="default">C</w:t>
+            </w:r>
+          </w:p>
+        </w:tc>
+        <w:tc>
+          <w:tcPr>
+            <w:tcBorders>
+              <w:top w:val="single" w:space="0" w:color="D3D3D3"/>
+              <w:bottom w:val="single" w:space="0" w:color="D3D3D3"/>
+              <w:start w:val="single" w:space="0" w:color="D3D3D3"/>
+              <w:end w:val="single" w:space="0" w:color="D3D3D3"/>
+            </w:tcBorders>
+          </w:tcPr>
+          <w:p>
+            <w:pPr>
+              <w:spacing w:before="0" w:after="60"/>
+              <w:keepNext/>
+              <w:jc w:val="start"/>
+            </w:pPr>
+            <w:r>
+              <w:rPr>
+                <w:rFonts w:ascii="Calibri" w:hAnsi="Calibri"/>
+                <w:sz w:val="20"/>
+              </w:rPr>
+              <w:t xml:space="default">ZNF280A</w:t>
+            </w:r>
+          </w:p>
+        </w:tc>
+        <w:tc>
+          <w:tcPr>
+            <w:tcBorders>
+              <w:top w:val="single" w:space="0" w:color="D3D3D3"/>
+              <w:bottom w:val="single" w:space="0" w:color="D3D3D3"/>
+              <w:start w:val="single" w:space="0" w:color="D3D3D3"/>
+              <w:end w:val="single" w:space="0" w:color="D3D3D3"/>
+            </w:tcBorders>
+          </w:tcPr>
+          <w:p>
+            <w:pPr>
+              <w:spacing w:before="0" w:after="60"/>
+              <w:keepNext/>
+              <w:jc w:val="start"/>
+            </w:pPr>
+            <w:r>
+              <w:rPr>
+                <w:rFonts w:ascii="Calibri" w:hAnsi="Calibri"/>
+                <w:sz w:val="20"/>
+              </w:rPr>
+              <w:t xml:space="default">nonsynonymous SNV</w:t>
+            </w:r>
+          </w:p>
+        </w:tc>
+      </w:tr>
+      <w:tr>
+        <w:trPr>
+          <w:cantSplit/>
+        </w:trPr>
+        <w:tc>
+          <w:tcPr>
+            <w:tcBorders>
+              <w:top w:val="single" w:space="0" w:color="D3D3D3"/>
+              <w:bottom w:val="single" w:space="0" w:color="D3D3D3"/>
+              <w:start w:val="single" w:space="0" w:color="D3D3D3"/>
+              <w:end w:val="single" w:space="0" w:color="D3D3D3"/>
+            </w:tcBorders>
+          </w:tcPr>
+          <w:p>
+            <w:pPr>
+              <w:spacing w:before="0" w:after="60"/>
+              <w:keepNext/>
+              <w:jc w:val="start"/>
+            </w:pPr>
+            <w:r>
+              <w:rPr>
+                <w:rFonts w:ascii="Calibri" w:hAnsi="Calibri"/>
+                <w:sz w:val="20"/>
+              </w:rPr>
+              <w:t xml:space="default">chr22</w:t>
+            </w:r>
+          </w:p>
+        </w:tc>
+        <w:tc>
+          <w:tcPr>
+            <w:tcBorders>
+              <w:top w:val="single" w:space="0" w:color="D3D3D3"/>
+              <w:bottom w:val="single" w:space="0" w:color="D3D3D3"/>
+              <w:start w:val="single" w:space="0" w:color="D3D3D3"/>
+              <w:end w:val="single" w:space="0" w:color="D3D3D3"/>
+            </w:tcBorders>
+          </w:tcPr>
+          <w:p>
+            <w:pPr>
+              <w:spacing w:before="0" w:after="60"/>
+              <w:keepNext/>
+              <w:jc w:val="end"/>
+            </w:pPr>
+            <w:r>
+              <w:rPr>
+                <w:rFonts w:ascii="Calibri" w:hAnsi="Calibri"/>
+                <w:sz w:val="20"/>
+              </w:rPr>
+              <w:t xml:space="default">22869123</w:t>
+            </w:r>
+          </w:p>
+        </w:tc>
+        <w:tc>
+          <w:tcPr>
+            <w:tcBorders>
+              <w:top w:val="single" w:space="0" w:color="D3D3D3"/>
+              <w:bottom w:val="single" w:space="0" w:color="D3D3D3"/>
+              <w:start w:val="single" w:space="0" w:color="D3D3D3"/>
+              <w:end w:val="single" w:space="0" w:color="D3D3D3"/>
+            </w:tcBorders>
+          </w:tcPr>
+          <w:p>
+            <w:pPr>
+              <w:spacing w:before="0" w:after="60"/>
+              <w:keepNext/>
+              <w:jc w:val="start"/>
+            </w:pPr>
+            <w:r>
+              <w:rPr>
+                <w:rFonts w:ascii="Calibri" w:hAnsi="Calibri"/>
+                <w:sz w:val="20"/>
+              </w:rPr>
+              <w:t xml:space="default">T</w:t>
+            </w:r>
+          </w:p>
+        </w:tc>
+        <w:tc>
+          <w:tcPr>
+            <w:tcBorders>
+              <w:top w:val="single" w:space="0" w:color="D3D3D3"/>
+              <w:bottom w:val="single" w:space="0" w:color="D3D3D3"/>
+              <w:start w:val="single" w:space="0" w:color="D3D3D3"/>
+              <w:end w:val="single" w:space="0" w:color="D3D3D3"/>
+            </w:tcBorders>
+          </w:tcPr>
+          <w:p>
+            <w:pPr>
+              <w:spacing w:before="0" w:after="60"/>
+              <w:keepNext/>
+              <w:jc w:val="start"/>
+            </w:pPr>
+            <w:r>
+              <w:rPr>
+                <w:rFonts w:ascii="Calibri" w:hAnsi="Calibri"/>
+                <w:sz w:val="20"/>
+              </w:rPr>
+              <w:t xml:space="default">C</w:t>
+            </w:r>
+          </w:p>
+        </w:tc>
+        <w:tc>
+          <w:tcPr>
+            <w:tcBorders>
+              <w:top w:val="single" w:space="0" w:color="D3D3D3"/>
+              <w:bottom w:val="single" w:space="0" w:color="D3D3D3"/>
+              <w:start w:val="single" w:space="0" w:color="D3D3D3"/>
+              <w:end w:val="single" w:space="0" w:color="D3D3D3"/>
+            </w:tcBorders>
+          </w:tcPr>
+          <w:p>
+            <w:pPr>
+              <w:spacing w:before="0" w:after="60"/>
+              <w:keepNext/>
+              <w:jc w:val="start"/>
+            </w:pPr>
+            <w:r>
+              <w:rPr>
+                <w:rFonts w:ascii="Calibri" w:hAnsi="Calibri"/>
+                <w:sz w:val="20"/>
+              </w:rPr>
+              <w:t xml:space="default">ZNF280A</w:t>
+            </w:r>
+          </w:p>
+        </w:tc>
+        <w:tc>
+          <w:tcPr>
+            <w:tcBorders>
+              <w:top w:val="single" w:space="0" w:color="D3D3D3"/>
+              <w:bottom w:val="single" w:space="0" w:color="D3D3D3"/>
+              <w:start w:val="single" w:space="0" w:color="D3D3D3"/>
+              <w:end w:val="single" w:space="0" w:color="D3D3D3"/>
+            </w:tcBorders>
+          </w:tcPr>
+          <w:p>
+            <w:pPr>
+              <w:spacing w:before="0" w:after="60"/>
+              <w:keepNext/>
+              <w:jc w:val="start"/>
+            </w:pPr>
+            <w:r>
+              <w:rPr>
+                <w:rFonts w:ascii="Calibri" w:hAnsi="Calibri"/>
+                <w:sz w:val="20"/>
+              </w:rPr>
+              <w:t xml:space="default">nonsynonymous SNV</w:t>
+            </w:r>
+          </w:p>
+        </w:tc>
+      </w:tr>
+      <w:tr>
+        <w:trPr>
+          <w:cantSplit/>
+        </w:trPr>
+        <w:tc>
+          <w:tcPr>
+            <w:tcBorders>
+              <w:top w:val="single" w:space="0" w:color="D3D3D3"/>
+              <w:bottom w:val="single" w:space="0" w:color="D3D3D3"/>
+              <w:start w:val="single" w:space="0" w:color="D3D3D3"/>
+              <w:end w:val="single" w:space="0" w:color="D3D3D3"/>
+            </w:tcBorders>
+          </w:tcPr>
+          <w:p>
+            <w:pPr>
+              <w:spacing w:before="0" w:after="60"/>
+              <w:keepNext/>
+              <w:jc w:val="start"/>
+            </w:pPr>
+            <w:r>
+              <w:rPr>
+                <w:rFonts w:ascii="Calibri" w:hAnsi="Calibri"/>
+                <w:sz w:val="20"/>
+              </w:rPr>
+              <w:t xml:space="default">chr22</w:t>
+            </w:r>
+          </w:p>
+        </w:tc>
+        <w:tc>
+          <w:tcPr>
+            <w:tcBorders>
+              <w:top w:val="single" w:space="0" w:color="D3D3D3"/>
+              <w:bottom w:val="single" w:space="0" w:color="D3D3D3"/>
+              <w:start w:val="single" w:space="0" w:color="D3D3D3"/>
+              <w:end w:val="single" w:space="0" w:color="D3D3D3"/>
+            </w:tcBorders>
+          </w:tcPr>
+          <w:p>
+            <w:pPr>
+              <w:spacing w:before="0" w:after="60"/>
+              <w:keepNext/>
+              <w:jc w:val="end"/>
+            </w:pPr>
+            <w:r>
+              <w:rPr>
+                <w:rFonts w:ascii="Calibri" w:hAnsi="Calibri"/>
+                <w:sz w:val="20"/>
+              </w:rPr>
+              <w:t xml:space="default">22869209</w:t>
+            </w:r>
+          </w:p>
+        </w:tc>
+        <w:tc>
+          <w:tcPr>
+            <w:tcBorders>
+              <w:top w:val="single" w:space="0" w:color="D3D3D3"/>
+              <w:bottom w:val="single" w:space="0" w:color="D3D3D3"/>
+              <w:start w:val="single" w:space="0" w:color="D3D3D3"/>
+              <w:end w:val="single" w:space="0" w:color="D3D3D3"/>
+            </w:tcBorders>
+          </w:tcPr>
+          <w:p>
+            <w:pPr>
+              <w:spacing w:before="0" w:after="60"/>
+              <w:keepNext/>
+              <w:jc w:val="start"/>
+            </w:pPr>
+            <w:r>
+              <w:rPr>
+                <w:rFonts w:ascii="Calibri" w:hAnsi="Calibri"/>
+                <w:sz w:val="20"/>
+              </w:rPr>
+              <w:t xml:space="default">C</w:t>
+            </w:r>
+          </w:p>
+        </w:tc>
+        <w:tc>
+          <w:tcPr>
+            <w:tcBorders>
+              <w:top w:val="single" w:space="0" w:color="D3D3D3"/>
+              <w:bottom w:val="single" w:space="0" w:color="D3D3D3"/>
+              <w:start w:val="single" w:space="0" w:color="D3D3D3"/>
+              <w:end w:val="single" w:space="0" w:color="D3D3D3"/>
+            </w:tcBorders>
+          </w:tcPr>
+          <w:p>
+            <w:pPr>
+              <w:spacing w:before="0" w:after="60"/>
+              <w:keepNext/>
+              <w:jc w:val="start"/>
+            </w:pPr>
+            <w:r>
+              <w:rPr>
+                <w:rFonts w:ascii="Calibri" w:hAnsi="Calibri"/>
+                <w:sz w:val="20"/>
+              </w:rPr>
+              <w:t xml:space="default">G</w:t>
+            </w:r>
+          </w:p>
+        </w:tc>
+        <w:tc>
+          <w:tcPr>
+            <w:tcBorders>
+              <w:top w:val="single" w:space="0" w:color="D3D3D3"/>
+              <w:bottom w:val="single" w:space="0" w:color="D3D3D3"/>
+              <w:start w:val="single" w:space="0" w:color="D3D3D3"/>
+              <w:end w:val="single" w:space="0" w:color="D3D3D3"/>
+            </w:tcBorders>
+          </w:tcPr>
+          <w:p>
+            <w:pPr>
+              <w:spacing w:before="0" w:after="60"/>
+              <w:keepNext/>
+              <w:jc w:val="start"/>
+            </w:pPr>
+            <w:r>
+              <w:rPr>
+                <w:rFonts w:ascii="Calibri" w:hAnsi="Calibri"/>
+                <w:sz w:val="20"/>
+              </w:rPr>
+              <w:t xml:space="default">ZNF280A</w:t>
+            </w:r>
+          </w:p>
+        </w:tc>
+        <w:tc>
+          <w:tcPr>
+            <w:tcBorders>
+              <w:top w:val="single" w:space="0" w:color="D3D3D3"/>
+              <w:bottom w:val="single" w:space="0" w:color="D3D3D3"/>
+              <w:start w:val="single" w:space="0" w:color="D3D3D3"/>
+              <w:end w:val="single" w:space="0" w:color="D3D3D3"/>
+            </w:tcBorders>
+          </w:tcPr>
+          <w:p>
+            <w:pPr>
+              <w:spacing w:before="0" w:after="60"/>
+              <w:keepNext/>
+              <w:jc w:val="start"/>
+            </w:pPr>
+            <w:r>
+              <w:rPr>
+                <w:rFonts w:ascii="Calibri" w:hAnsi="Calibri"/>
+                <w:sz w:val="20"/>
+              </w:rPr>
+              <w:t xml:space="default">nonsynonymous SNV</w:t>
+            </w:r>
+          </w:p>
+        </w:tc>
+      </w:tr>
+      <w:tr>
+        <w:trPr>
+          <w:cantSplit/>
+        </w:trPr>
+        <w:tc>
+          <w:tcPr>
+            <w:tcBorders>
+              <w:top w:val="single" w:space="0" w:color="D3D3D3"/>
+              <w:bottom w:val="single" w:space="0" w:color="D3D3D3"/>
+              <w:start w:val="single" w:space="0" w:color="D3D3D3"/>
+              <w:end w:val="single" w:space="0" w:color="D3D3D3"/>
+            </w:tcBorders>
+          </w:tcPr>
+          <w:p>
+            <w:pPr>
+              <w:spacing w:before="0" w:after="60"/>
+              <w:keepNext/>
+              <w:jc w:val="start"/>
+            </w:pPr>
+            <w:r>
+              <w:rPr>
+                <w:rFonts w:ascii="Calibri" w:hAnsi="Calibri"/>
+                <w:sz w:val="20"/>
+              </w:rPr>
+              <w:t xml:space="default">chr22</w:t>
+            </w:r>
+          </w:p>
+        </w:tc>
+        <w:tc>
+          <w:tcPr>
+            <w:tcBorders>
+              <w:top w:val="single" w:space="0" w:color="D3D3D3"/>
+              <w:bottom w:val="single" w:space="0" w:color="D3D3D3"/>
+              <w:start w:val="single" w:space="0" w:color="D3D3D3"/>
+              <w:end w:val="single" w:space="0" w:color="D3D3D3"/>
+            </w:tcBorders>
+          </w:tcPr>
+          <w:p>
+            <w:pPr>
+              <w:spacing w:before="0" w:after="60"/>
+              <w:keepNext/>
+              <w:jc w:val="end"/>
+            </w:pPr>
+            <w:r>
+              <w:rPr>
+                <w:rFonts w:ascii="Calibri" w:hAnsi="Calibri"/>
+                <w:sz w:val="20"/>
+              </w:rPr>
+              <w:t xml:space="default">22869218</w:t>
+            </w:r>
+          </w:p>
+        </w:tc>
+        <w:tc>
+          <w:tcPr>
+            <w:tcBorders>
+              <w:top w:val="single" w:space="0" w:color="D3D3D3"/>
+              <w:bottom w:val="single" w:space="0" w:color="D3D3D3"/>
+              <w:start w:val="single" w:space="0" w:color="D3D3D3"/>
+              <w:end w:val="single" w:space="0" w:color="D3D3D3"/>
+            </w:tcBorders>
+          </w:tcPr>
+          <w:p>
+            <w:pPr>
+              <w:spacing w:before="0" w:after="60"/>
+              <w:keepNext/>
+              <w:jc w:val="start"/>
+            </w:pPr>
+            <w:r>
+              <w:rPr>
+                <w:rFonts w:ascii="Calibri" w:hAnsi="Calibri"/>
+                <w:sz w:val="20"/>
+              </w:rPr>
+              <w:t xml:space="default">T</w:t>
+            </w:r>
+          </w:p>
+        </w:tc>
+        <w:tc>
+          <w:tcPr>
+            <w:tcBorders>
+              <w:top w:val="single" w:space="0" w:color="D3D3D3"/>
+              <w:bottom w:val="single" w:space="0" w:color="D3D3D3"/>
+              <w:start w:val="single" w:space="0" w:color="D3D3D3"/>
+              <w:end w:val="single" w:space="0" w:color="D3D3D3"/>
+            </w:tcBorders>
+          </w:tcPr>
+          <w:p>
+            <w:pPr>
+              <w:spacing w:before="0" w:after="60"/>
+              <w:keepNext/>
+              <w:jc w:val="start"/>
+            </w:pPr>
+            <w:r>
+              <w:rPr>
+                <w:rFonts w:ascii="Calibri" w:hAnsi="Calibri"/>
+                <w:sz w:val="20"/>
+              </w:rPr>
+              <w:t xml:space="default">C</w:t>
+            </w:r>
+          </w:p>
+        </w:tc>
+        <w:tc>
+          <w:tcPr>
+            <w:tcBorders>
+              <w:top w:val="single" w:space="0" w:color="D3D3D3"/>
+              <w:bottom w:val="single" w:space="0" w:color="D3D3D3"/>
+              <w:start w:val="single" w:space="0" w:color="D3D3D3"/>
+              <w:end w:val="single" w:space="0" w:color="D3D3D3"/>
+            </w:tcBorders>
+          </w:tcPr>
+          <w:p>
+            <w:pPr>
+              <w:spacing w:before="0" w:after="60"/>
+              <w:keepNext/>
+              <w:jc w:val="start"/>
+            </w:pPr>
+            <w:r>
+              <w:rPr>
+                <w:rFonts w:ascii="Calibri" w:hAnsi="Calibri"/>
+                <w:sz w:val="20"/>
+              </w:rPr>
+              <w:t xml:space="default">ZNF280A</w:t>
+            </w:r>
+          </w:p>
+        </w:tc>
+        <w:tc>
+          <w:tcPr>
+            <w:tcBorders>
+              <w:top w:val="single" w:space="0" w:color="D3D3D3"/>
+              <w:bottom w:val="single" w:space="0" w:color="D3D3D3"/>
+              <w:start w:val="single" w:space="0" w:color="D3D3D3"/>
+              <w:end w:val="single" w:space="0" w:color="D3D3D3"/>
+            </w:tcBorders>
+          </w:tcPr>
+          <w:p>
+            <w:pPr>
+              <w:spacing w:before="0" w:after="60"/>
+              <w:keepNext/>
+              <w:jc w:val="start"/>
+            </w:pPr>
+            <w:r>
+              <w:rPr>
+                <w:rFonts w:ascii="Calibri" w:hAnsi="Calibri"/>
+                <w:sz w:val="20"/>
+              </w:rPr>
+              <w:t xml:space="default">nonsynonymous SNV</w:t>
+            </w:r>
+          </w:p>
+        </w:tc>
+      </w:tr>
+      <w:tr>
+        <w:trPr>
+          <w:cantSplit/>
+        </w:trPr>
+        <w:tc>
+          <w:tcPr>
+            <w:tcBorders>
+              <w:top w:val="single" w:space="0" w:color="D3D3D3"/>
+              <w:bottom w:val="single" w:space="0" w:color="D3D3D3"/>
+              <w:start w:val="single" w:space="0" w:color="D3D3D3"/>
+              <w:end w:val="single" w:space="0" w:color="D3D3D3"/>
+            </w:tcBorders>
+          </w:tcPr>
+          <w:p>
+            <w:pPr>
+              <w:spacing w:before="0" w:after="60"/>
+              <w:keepNext/>
+              <w:jc w:val="start"/>
+            </w:pPr>
+            <w:r>
+              <w:rPr>
+                <w:rFonts w:ascii="Calibri" w:hAnsi="Calibri"/>
+                <w:sz w:val="20"/>
+              </w:rPr>
+              <w:t xml:space="default">chr22</w:t>
+            </w:r>
+          </w:p>
+        </w:tc>
+        <w:tc>
+          <w:tcPr>
+            <w:tcBorders>
+              <w:top w:val="single" w:space="0" w:color="D3D3D3"/>
+              <w:bottom w:val="single" w:space="0" w:color="D3D3D3"/>
+              <w:start w:val="single" w:space="0" w:color="D3D3D3"/>
+              <w:end w:val="single" w:space="0" w:color="D3D3D3"/>
+            </w:tcBorders>
+          </w:tcPr>
+          <w:p>
+            <w:pPr>
+              <w:spacing w:before="0" w:after="60"/>
+              <w:keepNext/>
+              <w:jc w:val="end"/>
+            </w:pPr>
+            <w:r>
+              <w:rPr>
+                <w:rFonts w:ascii="Calibri" w:hAnsi="Calibri"/>
+                <w:sz w:val="20"/>
+              </w:rPr>
+              <w:t xml:space="default">22869545</w:t>
+            </w:r>
+          </w:p>
+        </w:tc>
+        <w:tc>
+          <w:tcPr>
+            <w:tcBorders>
+              <w:top w:val="single" w:space="0" w:color="D3D3D3"/>
+              <w:bottom w:val="single" w:space="0" w:color="D3D3D3"/>
+              <w:start w:val="single" w:space="0" w:color="D3D3D3"/>
+              <w:end w:val="single" w:space="0" w:color="D3D3D3"/>
+            </w:tcBorders>
+          </w:tcPr>
+          <w:p>
+            <w:pPr>
+              <w:spacing w:before="0" w:after="60"/>
+              <w:keepNext/>
+              <w:jc w:val="start"/>
+            </w:pPr>
+            <w:r>
+              <w:rPr>
+                <w:rFonts w:ascii="Calibri" w:hAnsi="Calibri"/>
+                <w:sz w:val="20"/>
+              </w:rPr>
+              <w:t xml:space="default">T</w:t>
+            </w:r>
+          </w:p>
+        </w:tc>
+        <w:tc>
+          <w:tcPr>
+            <w:tcBorders>
+              <w:top w:val="single" w:space="0" w:color="D3D3D3"/>
+              <w:bottom w:val="single" w:space="0" w:color="D3D3D3"/>
+              <w:start w:val="single" w:space="0" w:color="D3D3D3"/>
+              <w:end w:val="single" w:space="0" w:color="D3D3D3"/>
+            </w:tcBorders>
+          </w:tcPr>
+          <w:p>
+            <w:pPr>
+              <w:spacing w:before="0" w:after="60"/>
+              <w:keepNext/>
+              <w:jc w:val="start"/>
+            </w:pPr>
+            <w:r>
+              <w:rPr>
+                <w:rFonts w:ascii="Calibri" w:hAnsi="Calibri"/>
+                <w:sz w:val="20"/>
+              </w:rPr>
+              <w:t xml:space="default">G</w:t>
+            </w:r>
+          </w:p>
+        </w:tc>
+        <w:tc>
+          <w:tcPr>
+            <w:tcBorders>
+              <w:top w:val="single" w:space="0" w:color="D3D3D3"/>
+              <w:bottom w:val="single" w:space="0" w:color="D3D3D3"/>
+              <w:start w:val="single" w:space="0" w:color="D3D3D3"/>
+              <w:end w:val="single" w:space="0" w:color="D3D3D3"/>
+            </w:tcBorders>
+          </w:tcPr>
+          <w:p>
+            <w:pPr>
+              <w:spacing w:before="0" w:after="60"/>
+              <w:keepNext/>
+              <w:jc w:val="start"/>
+            </w:pPr>
+            <w:r>
+              <w:rPr>
+                <w:rFonts w:ascii="Calibri" w:hAnsi="Calibri"/>
+                <w:sz w:val="20"/>
+              </w:rPr>
+              <w:t xml:space="default">ZNF280A</w:t>
+            </w:r>
+          </w:p>
+        </w:tc>
+        <w:tc>
+          <w:tcPr>
+            <w:tcBorders>
+              <w:top w:val="single" w:space="0" w:color="D3D3D3"/>
+              <w:bottom w:val="single" w:space="0" w:color="D3D3D3"/>
+              <w:start w:val="single" w:space="0" w:color="D3D3D3"/>
+              <w:end w:val="single" w:space="0" w:color="D3D3D3"/>
+            </w:tcBorders>
+          </w:tcPr>
+          <w:p>
+            <w:pPr>
+              <w:spacing w:before="0" w:after="60"/>
+              <w:keepNext/>
+              <w:jc w:val="start"/>
+            </w:pPr>
+            <w:r>
+              <w:rPr>
+                <w:rFonts w:ascii="Calibri" w:hAnsi="Calibri"/>
+                <w:sz w:val="20"/>
+              </w:rPr>
+              <w:t xml:space="default">nonsynonymous SNV</w:t>
+            </w:r>
+          </w:p>
+        </w:tc>
+      </w:tr>
+      <w:tr>
+        <w:trPr>
+          <w:cantSplit/>
+        </w:trPr>
+        <w:tc>
+          <w:tcPr>
+            <w:tcBorders>
+              <w:top w:val="single" w:space="0" w:color="D3D3D3"/>
+              <w:bottom w:val="single" w:space="0" w:color="D3D3D3"/>
+              <w:start w:val="single" w:space="0" w:color="D3D3D3"/>
+              <w:end w:val="single" w:space="0" w:color="D3D3D3"/>
+            </w:tcBorders>
+          </w:tcPr>
+          <w:p>
+            <w:pPr>
+              <w:spacing w:before="0" w:after="60"/>
+              <w:keepNext/>
+              <w:jc w:val="start"/>
+            </w:pPr>
+            <w:r>
+              <w:rPr>
+                <w:rFonts w:ascii="Calibri" w:hAnsi="Calibri"/>
+                <w:sz w:val="20"/>
+              </w:rPr>
+              <w:t xml:space="default">chr22</w:t>
+            </w:r>
+          </w:p>
+        </w:tc>
+        <w:tc>
+          <w:tcPr>
+            <w:tcBorders>
+              <w:top w:val="single" w:space="0" w:color="D3D3D3"/>
+              <w:bottom w:val="single" w:space="0" w:color="D3D3D3"/>
+              <w:start w:val="single" w:space="0" w:color="D3D3D3"/>
+              <w:end w:val="single" w:space="0" w:color="D3D3D3"/>
+            </w:tcBorders>
+          </w:tcPr>
+          <w:p>
+            <w:pPr>
+              <w:spacing w:before="0" w:after="60"/>
+              <w:keepNext/>
+              <w:jc w:val="end"/>
+            </w:pPr>
+            <w:r>
+              <w:rPr>
+                <w:rFonts w:ascii="Calibri" w:hAnsi="Calibri"/>
+                <w:sz w:val="20"/>
+              </w:rPr>
+              <w:t xml:space="default">22869548</w:t>
+            </w:r>
+          </w:p>
+        </w:tc>
+        <w:tc>
+          <w:tcPr>
+            <w:tcBorders>
+              <w:top w:val="single" w:space="0" w:color="D3D3D3"/>
+              <w:bottom w:val="single" w:space="0" w:color="D3D3D3"/>
+              <w:start w:val="single" w:space="0" w:color="D3D3D3"/>
+              <w:end w:val="single" w:space="0" w:color="D3D3D3"/>
+            </w:tcBorders>
+          </w:tcPr>
+          <w:p>
+            <w:pPr>
+              <w:spacing w:before="0" w:after="60"/>
+              <w:keepNext/>
+              <w:jc w:val="start"/>
+            </w:pPr>
+            <w:r>
+              <w:rPr>
+                <w:rFonts w:ascii="Calibri" w:hAnsi="Calibri"/>
+                <w:sz w:val="20"/>
+              </w:rPr>
+              <w:t xml:space="default">T</w:t>
+            </w:r>
+          </w:p>
+        </w:tc>
+        <w:tc>
+          <w:tcPr>
+            <w:tcBorders>
+              <w:top w:val="single" w:space="0" w:color="D3D3D3"/>
+              <w:bottom w:val="single" w:space="0" w:color="D3D3D3"/>
+              <w:start w:val="single" w:space="0" w:color="D3D3D3"/>
+              <w:end w:val="single" w:space="0" w:color="D3D3D3"/>
+            </w:tcBorders>
+          </w:tcPr>
+          <w:p>
+            <w:pPr>
+              <w:spacing w:before="0" w:after="60"/>
+              <w:keepNext/>
+              <w:jc w:val="start"/>
+            </w:pPr>
+            <w:r>
+              <w:rPr>
+                <w:rFonts w:ascii="Calibri" w:hAnsi="Calibri"/>
+                <w:sz w:val="20"/>
+              </w:rPr>
+              <w:t xml:space="default">C</w:t>
+            </w:r>
+          </w:p>
+        </w:tc>
+        <w:tc>
+          <w:tcPr>
+            <w:tcBorders>
+              <w:top w:val="single" w:space="0" w:color="D3D3D3"/>
+              <w:bottom w:val="single" w:space="0" w:color="D3D3D3"/>
+              <w:start w:val="single" w:space="0" w:color="D3D3D3"/>
+              <w:end w:val="single" w:space="0" w:color="D3D3D3"/>
+            </w:tcBorders>
+          </w:tcPr>
+          <w:p>
+            <w:pPr>
+              <w:spacing w:before="0" w:after="60"/>
+              <w:keepNext/>
+              <w:jc w:val="start"/>
+            </w:pPr>
+            <w:r>
+              <w:rPr>
+                <w:rFonts w:ascii="Calibri" w:hAnsi="Calibri"/>
+                <w:sz w:val="20"/>
+              </w:rPr>
+              <w:t xml:space="default">ZNF280A</w:t>
+            </w:r>
+          </w:p>
+        </w:tc>
+        <w:tc>
+          <w:tcPr>
+            <w:tcBorders>
+              <w:top w:val="single" w:space="0" w:color="D3D3D3"/>
+              <w:bottom w:val="single" w:space="0" w:color="D3D3D3"/>
+              <w:start w:val="single" w:space="0" w:color="D3D3D3"/>
+              <w:end w:val="single" w:space="0" w:color="D3D3D3"/>
+            </w:tcBorders>
+          </w:tcPr>
+          <w:p>
+            <w:pPr>
+              <w:spacing w:before="0" w:after="60"/>
+              <w:keepNext/>
+              <w:jc w:val="start"/>
+            </w:pPr>
+            <w:r>
+              <w:rPr>
+                <w:rFonts w:ascii="Calibri" w:hAnsi="Calibri"/>
+                <w:sz w:val="20"/>
+              </w:rPr>
+              <w:t xml:space="default">nonsynonymous SNV</w:t>
+            </w:r>
+          </w:p>
+        </w:tc>
+      </w:tr>
+      <w:tr>
+        <w:trPr>
+          <w:cantSplit/>
+        </w:trPr>
+        <w:tc>
+          <w:tcPr>
+            <w:tcBorders>
+              <w:top w:val="single" w:space="0" w:color="D3D3D3"/>
+              <w:bottom w:val="single" w:space="0" w:color="D3D3D3"/>
+              <w:start w:val="single" w:space="0" w:color="D3D3D3"/>
+              <w:end w:val="single" w:space="0" w:color="D3D3D3"/>
+            </w:tcBorders>
+          </w:tcPr>
+          <w:p>
+            <w:pPr>
+              <w:spacing w:before="0" w:after="60"/>
+              <w:keepNext/>
+              <w:jc w:val="start"/>
+            </w:pPr>
+            <w:r>
+              <w:rPr>
+                <w:rFonts w:ascii="Calibri" w:hAnsi="Calibri"/>
+                <w:sz w:val="20"/>
+              </w:rPr>
+              <w:t xml:space="default">chr22</w:t>
+            </w:r>
+          </w:p>
+        </w:tc>
+        <w:tc>
+          <w:tcPr>
+            <w:tcBorders>
+              <w:top w:val="single" w:space="0" w:color="D3D3D3"/>
+              <w:bottom w:val="single" w:space="0" w:color="D3D3D3"/>
+              <w:start w:val="single" w:space="0" w:color="D3D3D3"/>
+              <w:end w:val="single" w:space="0" w:color="D3D3D3"/>
+            </w:tcBorders>
+          </w:tcPr>
+          <w:p>
+            <w:pPr>
+              <w:spacing w:before="0" w:after="60"/>
+              <w:keepNext/>
+              <w:jc w:val="end"/>
+            </w:pPr>
+            <w:r>
+              <w:rPr>
+                <w:rFonts w:ascii="Calibri" w:hAnsi="Calibri"/>
+                <w:sz w:val="20"/>
+              </w:rPr>
+              <w:t xml:space="default">22869742</w:t>
+            </w:r>
+          </w:p>
+        </w:tc>
+        <w:tc>
+          <w:tcPr>
+            <w:tcBorders>
+              <w:top w:val="single" w:space="0" w:color="D3D3D3"/>
+              <w:bottom w:val="single" w:space="0" w:color="D3D3D3"/>
+              <w:start w:val="single" w:space="0" w:color="D3D3D3"/>
+              <w:end w:val="single" w:space="0" w:color="D3D3D3"/>
+            </w:tcBorders>
+          </w:tcPr>
+          <w:p>
+            <w:pPr>
+              <w:spacing w:before="0" w:after="60"/>
+              <w:keepNext/>
+              <w:jc w:val="start"/>
+            </w:pPr>
+            <w:r>
+              <w:rPr>
+                <w:rFonts w:ascii="Calibri" w:hAnsi="Calibri"/>
+                <w:sz w:val="20"/>
+              </w:rPr>
+              <w:t xml:space="default">C</w:t>
+            </w:r>
+          </w:p>
+        </w:tc>
+        <w:tc>
+          <w:tcPr>
+            <w:tcBorders>
+              <w:top w:val="single" w:space="0" w:color="D3D3D3"/>
+              <w:bottom w:val="single" w:space="0" w:color="D3D3D3"/>
+              <w:start w:val="single" w:space="0" w:color="D3D3D3"/>
+              <w:end w:val="single" w:space="0" w:color="D3D3D3"/>
+            </w:tcBorders>
+          </w:tcPr>
+          <w:p>
+            <w:pPr>
+              <w:spacing w:before="0" w:after="60"/>
+              <w:keepNext/>
+              <w:jc w:val="start"/>
+            </w:pPr>
+            <w:r>
+              <w:rPr>
+                <w:rFonts w:ascii="Calibri" w:hAnsi="Calibri"/>
+                <w:sz w:val="20"/>
+              </w:rPr>
+              <w:t xml:space="default">A</w:t>
+            </w:r>
+          </w:p>
+        </w:tc>
+        <w:tc>
+          <w:tcPr>
+            <w:tcBorders>
+              <w:top w:val="single" w:space="0" w:color="D3D3D3"/>
+              <w:bottom w:val="single" w:space="0" w:color="D3D3D3"/>
+              <w:start w:val="single" w:space="0" w:color="D3D3D3"/>
+              <w:end w:val="single" w:space="0" w:color="D3D3D3"/>
+            </w:tcBorders>
+          </w:tcPr>
+          <w:p>
+            <w:pPr>
+              <w:spacing w:before="0" w:after="60"/>
+              <w:keepNext/>
+              <w:jc w:val="start"/>
+            </w:pPr>
+            <w:r>
+              <w:rPr>
+                <w:rFonts w:ascii="Calibri" w:hAnsi="Calibri"/>
+                <w:sz w:val="20"/>
+              </w:rPr>
+              <w:t xml:space="default">ZNF280A</w:t>
+            </w:r>
+          </w:p>
+        </w:tc>
+        <w:tc>
+          <w:tcPr>
+            <w:tcBorders>
+              <w:top w:val="single" w:space="0" w:color="D3D3D3"/>
+              <w:bottom w:val="single" w:space="0" w:color="D3D3D3"/>
+              <w:start w:val="single" w:space="0" w:color="D3D3D3"/>
+              <w:end w:val="single" w:space="0" w:color="D3D3D3"/>
+            </w:tcBorders>
+          </w:tcPr>
+          <w:p>
+            <w:pPr>
+              <w:spacing w:before="0" w:after="60"/>
+              <w:keepNext/>
+              <w:jc w:val="start"/>
+            </w:pPr>
+            <w:r>
+              <w:rPr>
+                <w:rFonts w:ascii="Calibri" w:hAnsi="Calibri"/>
+                <w:sz w:val="20"/>
+              </w:rPr>
+              <w:t xml:space="default">nonsynonymous SNV</w:t>
+            </w:r>
+          </w:p>
+        </w:tc>
+      </w:tr>
+      <w:tr>
+        <w:trPr>
+          <w:cantSplit/>
+        </w:trPr>
+        <w:tc>
+          <w:tcPr>
+            <w:tcBorders>
+              <w:top w:val="single" w:space="0" w:color="D3D3D3"/>
+              <w:bottom w:val="single" w:space="0" w:color="D3D3D3"/>
+              <w:start w:val="single" w:space="0" w:color="D3D3D3"/>
+              <w:end w:val="single" w:space="0" w:color="D3D3D3"/>
+            </w:tcBorders>
+          </w:tcPr>
+          <w:p>
+            <w:pPr>
+              <w:spacing w:before="0" w:after="60"/>
+              <w:keepNext/>
+              <w:jc w:val="start"/>
+            </w:pPr>
+            <w:r>
+              <w:rPr>
+                <w:rFonts w:ascii="Calibri" w:hAnsi="Calibri"/>
+                <w:sz w:val="20"/>
+              </w:rPr>
+              <w:t xml:space="default">chr22</w:t>
+            </w:r>
+          </w:p>
+        </w:tc>
+        <w:tc>
+          <w:tcPr>
+            <w:tcBorders>
+              <w:top w:val="single" w:space="0" w:color="D3D3D3"/>
+              <w:bottom w:val="single" w:space="0" w:color="D3D3D3"/>
+              <w:start w:val="single" w:space="0" w:color="D3D3D3"/>
+              <w:end w:val="single" w:space="0" w:color="D3D3D3"/>
+            </w:tcBorders>
+          </w:tcPr>
+          <w:p>
+            <w:pPr>
+              <w:spacing w:before="0" w:after="60"/>
+              <w:keepNext/>
+              <w:jc w:val="end"/>
+            </w:pPr>
+            <w:r>
+              <w:rPr>
+                <w:rFonts w:ascii="Calibri" w:hAnsi="Calibri"/>
+                <w:sz w:val="20"/>
+              </w:rPr>
+              <w:t xml:space="default">32586854</w:t>
+            </w:r>
+          </w:p>
+        </w:tc>
+        <w:tc>
+          <w:tcPr>
+            <w:tcBorders>
+              <w:top w:val="single" w:space="0" w:color="D3D3D3"/>
+              <w:bottom w:val="single" w:space="0" w:color="D3D3D3"/>
+              <w:start w:val="single" w:space="0" w:color="D3D3D3"/>
+              <w:end w:val="single" w:space="0" w:color="D3D3D3"/>
+            </w:tcBorders>
+          </w:tcPr>
+          <w:p>
+            <w:pPr>
+              <w:spacing w:before="0" w:after="60"/>
+              <w:keepNext/>
+              <w:jc w:val="start"/>
+            </w:pPr>
+            <w:r>
+              <w:rPr>
+                <w:rFonts w:ascii="Calibri" w:hAnsi="Calibri"/>
+                <w:sz w:val="20"/>
+              </w:rPr>
+              <w:t xml:space="default">C</w:t>
+            </w:r>
+          </w:p>
+        </w:tc>
+        <w:tc>
+          <w:tcPr>
+            <w:tcBorders>
+              <w:top w:val="single" w:space="0" w:color="D3D3D3"/>
+              <w:bottom w:val="single" w:space="0" w:color="D3D3D3"/>
+              <w:start w:val="single" w:space="0" w:color="D3D3D3"/>
+              <w:end w:val="single" w:space="0" w:color="D3D3D3"/>
+            </w:tcBorders>
+          </w:tcPr>
+          <w:p>
+            <w:pPr>
+              <w:spacing w:before="0" w:after="60"/>
+              <w:keepNext/>
+              <w:jc w:val="start"/>
+            </w:pPr>
+            <w:r>
+              <w:rPr>
+                <w:rFonts w:ascii="Calibri" w:hAnsi="Calibri"/>
+                <w:sz w:val="20"/>
+              </w:rPr>
+              <w:t xml:space="default">T</w:t>
+            </w:r>
+          </w:p>
+        </w:tc>
+        <w:tc>
+          <w:tcPr>
+            <w:tcBorders>
+              <w:top w:val="single" w:space="0" w:color="D3D3D3"/>
+              <w:bottom w:val="single" w:space="0" w:color="D3D3D3"/>
+              <w:start w:val="single" w:space="0" w:color="D3D3D3"/>
+              <w:end w:val="single" w:space="0" w:color="D3D3D3"/>
+            </w:tcBorders>
+          </w:tcPr>
+          <w:p>
+            <w:pPr>
+              <w:spacing w:before="0" w:after="60"/>
+              <w:keepNext/>
+              <w:jc w:val="start"/>
+            </w:pPr>
+            <w:r>
+              <w:rPr>
+                <w:rFonts w:ascii="Calibri" w:hAnsi="Calibri"/>
+                <w:sz w:val="20"/>
+              </w:rPr>
+              <w:t xml:space="default">RFPL2</w:t>
+            </w:r>
+          </w:p>
+        </w:tc>
+        <w:tc>
+          <w:tcPr>
+            <w:tcBorders>
+              <w:top w:val="single" w:space="0" w:color="D3D3D3"/>
+              <w:bottom w:val="single" w:space="0" w:color="D3D3D3"/>
+              <w:start w:val="single" w:space="0" w:color="D3D3D3"/>
+              <w:end w:val="single" w:space="0" w:color="D3D3D3"/>
+            </w:tcBorders>
+          </w:tcPr>
+          <w:p>
+            <w:pPr>
+              <w:spacing w:before="0" w:after="60"/>
+              <w:keepNext/>
+              <w:jc w:val="start"/>
+            </w:pPr>
+            <w:r>
+              <w:rPr>
+                <w:rFonts w:ascii="Calibri" w:hAnsi="Calibri"/>
+                <w:sz w:val="20"/>
+              </w:rPr>
+              <w:t xml:space="default">nonsynonymous SNV</w:t>
+            </w:r>
+          </w:p>
+        </w:tc>
+      </w:tr>
+      <w:tr>
+        <w:trPr>
+          <w:cantSplit/>
+        </w:trPr>
+        <w:tc>
+          <w:tcPr>
+            <w:tcBorders>
+              <w:top w:val="single" w:space="0" w:color="D3D3D3"/>
+              <w:bottom w:val="single" w:space="0" w:color="D3D3D3"/>
+              <w:start w:val="single" w:space="0" w:color="D3D3D3"/>
+              <w:end w:val="single" w:space="0" w:color="D3D3D3"/>
+            </w:tcBorders>
+          </w:tcPr>
+          <w:p>
+            <w:pPr>
+              <w:spacing w:before="0" w:after="60"/>
+              <w:keepNext/>
+              <w:jc w:val="start"/>
+            </w:pPr>
+            <w:r>
+              <w:rPr>
+                <w:rFonts w:ascii="Calibri" w:hAnsi="Calibri"/>
+                <w:sz w:val="20"/>
+              </w:rPr>
+              <w:t xml:space="default">chr22</w:t>
+            </w:r>
+          </w:p>
+        </w:tc>
+        <w:tc>
+          <w:tcPr>
+            <w:tcBorders>
+              <w:top w:val="single" w:space="0" w:color="D3D3D3"/>
+              <w:bottom w:val="single" w:space="0" w:color="D3D3D3"/>
+              <w:start w:val="single" w:space="0" w:color="D3D3D3"/>
+              <w:end w:val="single" w:space="0" w:color="D3D3D3"/>
+            </w:tcBorders>
+          </w:tcPr>
+          <w:p>
+            <w:pPr>
+              <w:spacing w:before="0" w:after="60"/>
+              <w:keepNext/>
+              <w:jc w:val="end"/>
+            </w:pPr>
+            <w:r>
+              <w:rPr>
+                <w:rFonts w:ascii="Calibri" w:hAnsi="Calibri"/>
+                <w:sz w:val="20"/>
+              </w:rPr>
+              <w:t xml:space="default">32586875</w:t>
+            </w:r>
+          </w:p>
+        </w:tc>
+        <w:tc>
+          <w:tcPr>
+            <w:tcBorders>
+              <w:top w:val="single" w:space="0" w:color="D3D3D3"/>
+              <w:bottom w:val="single" w:space="0" w:color="D3D3D3"/>
+              <w:start w:val="single" w:space="0" w:color="D3D3D3"/>
+              <w:end w:val="single" w:space="0" w:color="D3D3D3"/>
+            </w:tcBorders>
+          </w:tcPr>
+          <w:p>
+            <w:pPr>
+              <w:spacing w:before="0" w:after="60"/>
+              <w:keepNext/>
+              <w:jc w:val="start"/>
+            </w:pPr>
+            <w:r>
+              <w:rPr>
+                <w:rFonts w:ascii="Calibri" w:hAnsi="Calibri"/>
+                <w:sz w:val="20"/>
+              </w:rPr>
+              <w:t xml:space="default">G</w:t>
+            </w:r>
+          </w:p>
+        </w:tc>
+        <w:tc>
+          <w:tcPr>
+            <w:tcBorders>
+              <w:top w:val="single" w:space="0" w:color="D3D3D3"/>
+              <w:bottom w:val="single" w:space="0" w:color="D3D3D3"/>
+              <w:start w:val="single" w:space="0" w:color="D3D3D3"/>
+              <w:end w:val="single" w:space="0" w:color="D3D3D3"/>
+            </w:tcBorders>
+          </w:tcPr>
+          <w:p>
+            <w:pPr>
+              <w:spacing w:before="0" w:after="60"/>
+              <w:keepNext/>
+              <w:jc w:val="start"/>
+            </w:pPr>
+            <w:r>
+              <w:rPr>
+                <w:rFonts w:ascii="Calibri" w:hAnsi="Calibri"/>
+                <w:sz w:val="20"/>
+              </w:rPr>
+              <w:t xml:space="default">A</w:t>
+            </w:r>
+          </w:p>
+        </w:tc>
+        <w:tc>
+          <w:tcPr>
+            <w:tcBorders>
+              <w:top w:val="single" w:space="0" w:color="D3D3D3"/>
+              <w:bottom w:val="single" w:space="0" w:color="D3D3D3"/>
+              <w:start w:val="single" w:space="0" w:color="D3D3D3"/>
+              <w:end w:val="single" w:space="0" w:color="D3D3D3"/>
+            </w:tcBorders>
+          </w:tcPr>
+          <w:p>
+            <w:pPr>
+              <w:spacing w:before="0" w:after="60"/>
+              <w:keepNext/>
+              <w:jc w:val="start"/>
+            </w:pPr>
+            <w:r>
+              <w:rPr>
+                <w:rFonts w:ascii="Calibri" w:hAnsi="Calibri"/>
+                <w:sz w:val="20"/>
+              </w:rPr>
+              <w:t xml:space="default">RFPL2</w:t>
+            </w:r>
+          </w:p>
+        </w:tc>
+        <w:tc>
+          <w:tcPr>
+            <w:tcBorders>
+              <w:top w:val="single" w:space="0" w:color="D3D3D3"/>
+              <w:bottom w:val="single" w:space="0" w:color="D3D3D3"/>
+              <w:start w:val="single" w:space="0" w:color="D3D3D3"/>
+              <w:end w:val="single" w:space="0" w:color="D3D3D3"/>
+            </w:tcBorders>
+          </w:tcPr>
+          <w:p>
+            <w:pPr>
+              <w:spacing w:before="0" w:after="60"/>
+              <w:keepNext/>
+              <w:jc w:val="start"/>
+            </w:pPr>
+            <w:r>
+              <w:rPr>
+                <w:rFonts w:ascii="Calibri" w:hAnsi="Calibri"/>
+                <w:sz w:val="20"/>
+              </w:rPr>
+              <w:t xml:space="default">nonsynonymous SNV</w:t>
+            </w:r>
+          </w:p>
+        </w:tc>
+      </w:tr>
+      <w:tr>
+        <w:trPr>
+          <w:cantSplit/>
+        </w:trPr>
+        <w:tc>
+          <w:tcPr>
+            <w:tcBorders>
+              <w:top w:val="single" w:space="0" w:color="D3D3D3"/>
+              <w:bottom w:val="single" w:space="0" w:color="D3D3D3"/>
+              <w:start w:val="single" w:space="0" w:color="D3D3D3"/>
+              <w:end w:val="single" w:space="0" w:color="D3D3D3"/>
+            </w:tcBorders>
+          </w:tcPr>
+          <w:p>
+            <w:pPr>
+              <w:spacing w:before="0" w:after="60"/>
+              <w:keepNext/>
+              <w:jc w:val="start"/>
+            </w:pPr>
+            <w:r>
+              <w:rPr>
+                <w:rFonts w:ascii="Calibri" w:hAnsi="Calibri"/>
+                <w:sz w:val="20"/>
+              </w:rPr>
+              <w:t xml:space="default">chr22</w:t>
+            </w:r>
+          </w:p>
+        </w:tc>
+        <w:tc>
+          <w:tcPr>
+            <w:tcBorders>
+              <w:top w:val="single" w:space="0" w:color="D3D3D3"/>
+              <w:bottom w:val="single" w:space="0" w:color="D3D3D3"/>
+              <w:start w:val="single" w:space="0" w:color="D3D3D3"/>
+              <w:end w:val="single" w:space="0" w:color="D3D3D3"/>
+            </w:tcBorders>
+          </w:tcPr>
+          <w:p>
+            <w:pPr>
+              <w:spacing w:before="0" w:after="60"/>
+              <w:keepNext/>
+              <w:jc w:val="end"/>
+            </w:pPr>
+            <w:r>
+              <w:rPr>
+                <w:rFonts w:ascii="Calibri" w:hAnsi="Calibri"/>
+                <w:sz w:val="20"/>
+              </w:rPr>
+              <w:t xml:space="default">32587027</w:t>
+            </w:r>
+          </w:p>
+        </w:tc>
+        <w:tc>
+          <w:tcPr>
+            <w:tcBorders>
+              <w:top w:val="single" w:space="0" w:color="D3D3D3"/>
+              <w:bottom w:val="single" w:space="0" w:color="D3D3D3"/>
+              <w:start w:val="single" w:space="0" w:color="D3D3D3"/>
+              <w:end w:val="single" w:space="0" w:color="D3D3D3"/>
+            </w:tcBorders>
+          </w:tcPr>
+          <w:p>
+            <w:pPr>
+              <w:spacing w:before="0" w:after="60"/>
+              <w:keepNext/>
+              <w:jc w:val="start"/>
+            </w:pPr>
+            <w:r>
+              <w:rPr>
+                <w:rFonts w:ascii="Calibri" w:hAnsi="Calibri"/>
+                <w:sz w:val="20"/>
+              </w:rPr>
+              <w:t xml:space="default">G</w:t>
+            </w:r>
+          </w:p>
+        </w:tc>
+        <w:tc>
+          <w:tcPr>
+            <w:tcBorders>
+              <w:top w:val="single" w:space="0" w:color="D3D3D3"/>
+              <w:bottom w:val="single" w:space="0" w:color="D3D3D3"/>
+              <w:start w:val="single" w:space="0" w:color="D3D3D3"/>
+              <w:end w:val="single" w:space="0" w:color="D3D3D3"/>
+            </w:tcBorders>
+          </w:tcPr>
+          <w:p>
+            <w:pPr>
+              <w:spacing w:before="0" w:after="60"/>
+              <w:keepNext/>
+              <w:jc w:val="start"/>
+            </w:pPr>
+            <w:r>
+              <w:rPr>
+                <w:rFonts w:ascii="Calibri" w:hAnsi="Calibri"/>
+                <w:sz w:val="20"/>
+              </w:rPr>
+              <w:t xml:space="default">C</w:t>
+            </w:r>
+          </w:p>
+        </w:tc>
+        <w:tc>
+          <w:tcPr>
+            <w:tcBorders>
+              <w:top w:val="single" w:space="0" w:color="D3D3D3"/>
+              <w:bottom w:val="single" w:space="0" w:color="D3D3D3"/>
+              <w:start w:val="single" w:space="0" w:color="D3D3D3"/>
+              <w:end w:val="single" w:space="0" w:color="D3D3D3"/>
+            </w:tcBorders>
+          </w:tcPr>
+          <w:p>
+            <w:pPr>
+              <w:spacing w:before="0" w:after="60"/>
+              <w:keepNext/>
+              <w:jc w:val="start"/>
+            </w:pPr>
+            <w:r>
+              <w:rPr>
+                <w:rFonts w:ascii="Calibri" w:hAnsi="Calibri"/>
+                <w:sz w:val="20"/>
+              </w:rPr>
+              <w:t xml:space="default">RFPL2</w:t>
+            </w:r>
+          </w:p>
+        </w:tc>
+        <w:tc>
+          <w:tcPr>
+            <w:tcBorders>
+              <w:top w:val="single" w:space="0" w:color="D3D3D3"/>
+              <w:bottom w:val="single" w:space="0" w:color="D3D3D3"/>
+              <w:start w:val="single" w:space="0" w:color="D3D3D3"/>
+              <w:end w:val="single" w:space="0" w:color="D3D3D3"/>
+            </w:tcBorders>
+          </w:tcPr>
+          <w:p>
+            <w:pPr>
+              <w:spacing w:before="0" w:after="60"/>
+              <w:keepNext/>
+              <w:jc w:val="start"/>
+            </w:pPr>
+            <w:r>
+              <w:rPr>
+                <w:rFonts w:ascii="Calibri" w:hAnsi="Calibri"/>
+                <w:sz w:val="20"/>
+              </w:rPr>
+              <w:t xml:space="default">nonsynonymous SNV</w:t>
+            </w:r>
+          </w:p>
+        </w:tc>
+      </w:tr>
+      <w:tr>
+        <w:trPr>
+          <w:cantSplit/>
+        </w:trPr>
+        <w:tc>
+          <w:tcPr>
+            <w:tcBorders>
+              <w:top w:val="single" w:space="0" w:color="D3D3D3"/>
+              <w:bottom w:val="single" w:space="0" w:color="D3D3D3"/>
+              <w:start w:val="single" w:space="0" w:color="D3D3D3"/>
+              <w:end w:val="single" w:space="0" w:color="D3D3D3"/>
+            </w:tcBorders>
+          </w:tcPr>
+          <w:p>
+            <w:pPr>
+              <w:spacing w:before="0" w:after="60"/>
+              <w:keepNext/>
+              <w:jc w:val="start"/>
+            </w:pPr>
+            <w:r>
+              <w:rPr>
+                <w:rFonts w:ascii="Calibri" w:hAnsi="Calibri"/>
+                <w:sz w:val="20"/>
+              </w:rPr>
+              <w:t xml:space="default">chr22</w:t>
+            </w:r>
+          </w:p>
+        </w:tc>
+        <w:tc>
+          <w:tcPr>
+            <w:tcBorders>
+              <w:top w:val="single" w:space="0" w:color="D3D3D3"/>
+              <w:bottom w:val="single" w:space="0" w:color="D3D3D3"/>
+              <w:start w:val="single" w:space="0" w:color="D3D3D3"/>
+              <w:end w:val="single" w:space="0" w:color="D3D3D3"/>
+            </w:tcBorders>
+          </w:tcPr>
+          <w:p>
+            <w:pPr>
+              <w:spacing w:before="0" w:after="60"/>
+              <w:keepNext/>
+              <w:jc w:val="end"/>
+            </w:pPr>
+            <w:r>
+              <w:rPr>
+                <w:rFonts w:ascii="Calibri" w:hAnsi="Calibri"/>
+                <w:sz w:val="20"/>
+              </w:rPr>
+              <w:t xml:space="default">32589023</w:t>
+            </w:r>
+          </w:p>
+        </w:tc>
+        <w:tc>
+          <w:tcPr>
+            <w:tcBorders>
+              <w:top w:val="single" w:space="0" w:color="D3D3D3"/>
+              <w:bottom w:val="single" w:space="0" w:color="D3D3D3"/>
+              <w:start w:val="single" w:space="0" w:color="D3D3D3"/>
+              <w:end w:val="single" w:space="0" w:color="D3D3D3"/>
+            </w:tcBorders>
+          </w:tcPr>
+          <w:p>
+            <w:pPr>
+              <w:spacing w:before="0" w:after="60"/>
+              <w:keepNext/>
+              <w:jc w:val="start"/>
+            </w:pPr>
+            <w:r>
+              <w:rPr>
+                <w:rFonts w:ascii="Calibri" w:hAnsi="Calibri"/>
+                <w:sz w:val="20"/>
+              </w:rPr>
+              <w:t xml:space="default">C</w:t>
+            </w:r>
+          </w:p>
+        </w:tc>
+        <w:tc>
+          <w:tcPr>
+            <w:tcBorders>
+              <w:top w:val="single" w:space="0" w:color="D3D3D3"/>
+              <w:bottom w:val="single" w:space="0" w:color="D3D3D3"/>
+              <w:start w:val="single" w:space="0" w:color="D3D3D3"/>
+              <w:end w:val="single" w:space="0" w:color="D3D3D3"/>
+            </w:tcBorders>
+          </w:tcPr>
+          <w:p>
+            <w:pPr>
+              <w:spacing w:before="0" w:after="60"/>
+              <w:keepNext/>
+              <w:jc w:val="start"/>
+            </w:pPr>
+            <w:r>
+              <w:rPr>
+                <w:rFonts w:ascii="Calibri" w:hAnsi="Calibri"/>
+                <w:sz w:val="20"/>
+              </w:rPr>
+              <w:t xml:space="default">T</w:t>
+            </w:r>
+          </w:p>
+        </w:tc>
+        <w:tc>
+          <w:tcPr>
+            <w:tcBorders>
+              <w:top w:val="single" w:space="0" w:color="D3D3D3"/>
+              <w:bottom w:val="single" w:space="0" w:color="D3D3D3"/>
+              <w:start w:val="single" w:space="0" w:color="D3D3D3"/>
+              <w:end w:val="single" w:space="0" w:color="D3D3D3"/>
+            </w:tcBorders>
+          </w:tcPr>
+          <w:p>
+            <w:pPr>
+              <w:spacing w:before="0" w:after="60"/>
+              <w:keepNext/>
+              <w:jc w:val="start"/>
+            </w:pPr>
+            <w:r>
+              <w:rPr>
+                <w:rFonts w:ascii="Calibri" w:hAnsi="Calibri"/>
+                <w:sz w:val="20"/>
+              </w:rPr>
+              <w:t xml:space="default">RFPL2</w:t>
+            </w:r>
+          </w:p>
+        </w:tc>
+        <w:tc>
+          <w:tcPr>
+            <w:tcBorders>
+              <w:top w:val="single" w:space="0" w:color="D3D3D3"/>
+              <w:bottom w:val="single" w:space="0" w:color="D3D3D3"/>
+              <w:start w:val="single" w:space="0" w:color="D3D3D3"/>
+              <w:end w:val="single" w:space="0" w:color="D3D3D3"/>
+            </w:tcBorders>
+          </w:tcPr>
+          <w:p>
+            <w:pPr>
+              <w:spacing w:before="0" w:after="60"/>
+              <w:keepNext/>
+              <w:jc w:val="start"/>
+            </w:pPr>
+            <w:r>
+              <w:rPr>
+                <w:rFonts w:ascii="Calibri" w:hAnsi="Calibri"/>
+                <w:sz w:val="20"/>
+              </w:rPr>
+              <w:t xml:space="default">nonsynonymous SNV</w:t>
+            </w:r>
+          </w:p>
+        </w:tc>
+      </w:tr>
+      <w:tr>
+        <w:trPr>
+          <w:cantSplit/>
+        </w:trPr>
+        <w:tc>
+          <w:tcPr>
+            <w:tcBorders>
+              <w:top w:val="single" w:space="0" w:color="D3D3D3"/>
+              <w:bottom w:val="single" w:space="0" w:color="D3D3D3"/>
+              <w:start w:val="single" w:space="0" w:color="D3D3D3"/>
+              <w:end w:val="single" w:space="0" w:color="D3D3D3"/>
+            </w:tcBorders>
+          </w:tcPr>
+          <w:p>
+            <w:pPr>
+              <w:spacing w:before="0" w:after="60"/>
+              <w:keepNext/>
+              <w:jc w:val="start"/>
+            </w:pPr>
+            <w:r>
+              <w:rPr>
+                <w:rFonts w:ascii="Calibri" w:hAnsi="Calibri"/>
+                <w:sz w:val="20"/>
+              </w:rPr>
+              <w:t xml:space="default">chr22</w:t>
+            </w:r>
+          </w:p>
+        </w:tc>
+        <w:tc>
+          <w:tcPr>
+            <w:tcBorders>
+              <w:top w:val="single" w:space="0" w:color="D3D3D3"/>
+              <w:bottom w:val="single" w:space="0" w:color="D3D3D3"/>
+              <w:start w:val="single" w:space="0" w:color="D3D3D3"/>
+              <w:end w:val="single" w:space="0" w:color="D3D3D3"/>
+            </w:tcBorders>
+          </w:tcPr>
+          <w:p>
+            <w:pPr>
+              <w:spacing w:before="0" w:after="60"/>
+              <w:keepNext/>
+              <w:jc w:val="end"/>
+            </w:pPr>
+            <w:r>
+              <w:rPr>
+                <w:rFonts w:ascii="Calibri" w:hAnsi="Calibri"/>
+                <w:sz w:val="20"/>
+              </w:rPr>
+              <w:t xml:space="default">32590449</w:t>
+            </w:r>
+          </w:p>
+        </w:tc>
+        <w:tc>
+          <w:tcPr>
+            <w:tcBorders>
+              <w:top w:val="single" w:space="0" w:color="D3D3D3"/>
+              <w:bottom w:val="single" w:space="0" w:color="D3D3D3"/>
+              <w:start w:val="single" w:space="0" w:color="D3D3D3"/>
+              <w:end w:val="single" w:space="0" w:color="D3D3D3"/>
+            </w:tcBorders>
+          </w:tcPr>
+          <w:p>
+            <w:pPr>
+              <w:spacing w:before="0" w:after="60"/>
+              <w:keepNext/>
+              <w:jc w:val="start"/>
+            </w:pPr>
+            <w:r>
+              <w:rPr>
+                <w:rFonts w:ascii="Calibri" w:hAnsi="Calibri"/>
+                <w:sz w:val="20"/>
+              </w:rPr>
+              <w:t xml:space="default">G</w:t>
+            </w:r>
+          </w:p>
+        </w:tc>
+        <w:tc>
+          <w:tcPr>
+            <w:tcBorders>
+              <w:top w:val="single" w:space="0" w:color="D3D3D3"/>
+              <w:bottom w:val="single" w:space="0" w:color="D3D3D3"/>
+              <w:start w:val="single" w:space="0" w:color="D3D3D3"/>
+              <w:end w:val="single" w:space="0" w:color="D3D3D3"/>
+            </w:tcBorders>
+          </w:tcPr>
+          <w:p>
+            <w:pPr>
+              <w:spacing w:before="0" w:after="60"/>
+              <w:keepNext/>
+              <w:jc w:val="start"/>
+            </w:pPr>
+            <w:r>
+              <w:rPr>
+                <w:rFonts w:ascii="Calibri" w:hAnsi="Calibri"/>
+                <w:sz w:val="20"/>
+              </w:rPr>
+              <w:t xml:space="default">A</w:t>
+            </w:r>
+          </w:p>
+        </w:tc>
+        <w:tc>
+          <w:tcPr>
+            <w:tcBorders>
+              <w:top w:val="single" w:space="0" w:color="D3D3D3"/>
+              <w:bottom w:val="single" w:space="0" w:color="D3D3D3"/>
+              <w:start w:val="single" w:space="0" w:color="D3D3D3"/>
+              <w:end w:val="single" w:space="0" w:color="D3D3D3"/>
+            </w:tcBorders>
+          </w:tcPr>
+          <w:p>
+            <w:pPr>
+              <w:spacing w:before="0" w:after="60"/>
+              <w:keepNext/>
+              <w:jc w:val="start"/>
+            </w:pPr>
+            <w:r>
+              <w:rPr>
+                <w:rFonts w:ascii="Calibri" w:hAnsi="Calibri"/>
+                <w:sz w:val="20"/>
+              </w:rPr>
+              <w:t xml:space="default">RFPL2</w:t>
+            </w:r>
+          </w:p>
+        </w:tc>
+        <w:tc>
+          <w:tcPr>
+            <w:tcBorders>
+              <w:top w:val="single" w:space="0" w:color="D3D3D3"/>
+              <w:bottom w:val="single" w:space="0" w:color="D3D3D3"/>
+              <w:start w:val="single" w:space="0" w:color="D3D3D3"/>
+              <w:end w:val="single" w:space="0" w:color="D3D3D3"/>
+            </w:tcBorders>
+          </w:tcPr>
+          <w:p>
+            <w:pPr>
+              <w:spacing w:before="0" w:after="60"/>
+              <w:keepNext/>
+              <w:jc w:val="start"/>
+            </w:pPr>
+            <w:r>
+              <w:rPr>
+                <w:rFonts w:ascii="Calibri" w:hAnsi="Calibri"/>
+                <w:sz w:val="20"/>
+              </w:rPr>
+              <w:t xml:space="default">nonsynonymous SNV</w:t>
+            </w:r>
+          </w:p>
+        </w:tc>
+      </w:tr>
+      <w:tr>
+        <w:trPr>
+          <w:cantSplit/>
+        </w:trPr>
+        <w:tc>
+          <w:tcPr>
+            <w:tcBorders>
+              <w:top w:val="single" w:space="0" w:color="D3D3D3"/>
+              <w:bottom w:val="single" w:space="0" w:color="D3D3D3"/>
+              <w:start w:val="single" w:space="0" w:color="D3D3D3"/>
+              <w:end w:val="single" w:space="0" w:color="D3D3D3"/>
+            </w:tcBorders>
+          </w:tcPr>
+          <w:p>
+            <w:pPr>
+              <w:spacing w:before="0" w:after="60"/>
+              <w:keepNext/>
+              <w:jc w:val="start"/>
+            </w:pPr>
+            <w:r>
+              <w:rPr>
+                <w:rFonts w:ascii="Calibri" w:hAnsi="Calibri"/>
+                <w:sz w:val="20"/>
+              </w:rPr>
+              <w:t xml:space="default">chr22</w:t>
+            </w:r>
+          </w:p>
+        </w:tc>
+        <w:tc>
+          <w:tcPr>
+            <w:tcBorders>
+              <w:top w:val="single" w:space="0" w:color="D3D3D3"/>
+              <w:bottom w:val="single" w:space="0" w:color="D3D3D3"/>
+              <w:start w:val="single" w:space="0" w:color="D3D3D3"/>
+              <w:end w:val="single" w:space="0" w:color="D3D3D3"/>
+            </w:tcBorders>
+          </w:tcPr>
+          <w:p>
+            <w:pPr>
+              <w:spacing w:before="0" w:after="60"/>
+              <w:keepNext/>
+              <w:jc w:val="end"/>
+            </w:pPr>
+            <w:r>
+              <w:rPr>
+                <w:rFonts w:ascii="Calibri" w:hAnsi="Calibri"/>
+                <w:sz w:val="20"/>
+              </w:rPr>
+              <w:t xml:space="default">42032585</w:t>
+            </w:r>
+          </w:p>
+        </w:tc>
+        <w:tc>
+          <w:tcPr>
+            <w:tcBorders>
+              <w:top w:val="single" w:space="0" w:color="D3D3D3"/>
+              <w:bottom w:val="single" w:space="0" w:color="D3D3D3"/>
+              <w:start w:val="single" w:space="0" w:color="D3D3D3"/>
+              <w:end w:val="single" w:space="0" w:color="D3D3D3"/>
+            </w:tcBorders>
+          </w:tcPr>
+          <w:p>
+            <w:pPr>
+              <w:spacing w:before="0" w:after="60"/>
+              <w:keepNext/>
+              <w:jc w:val="start"/>
+            </w:pPr>
+            <w:r>
+              <w:rPr>
+                <w:rFonts w:ascii="Calibri" w:hAnsi="Calibri"/>
+                <w:sz w:val="20"/>
+              </w:rPr>
+              <w:t xml:space="default">A</w:t>
+            </w:r>
+          </w:p>
+        </w:tc>
+        <w:tc>
+          <w:tcPr>
+            <w:tcBorders>
+              <w:top w:val="single" w:space="0" w:color="D3D3D3"/>
+              <w:bottom w:val="single" w:space="0" w:color="D3D3D3"/>
+              <w:start w:val="single" w:space="0" w:color="D3D3D3"/>
+              <w:end w:val="single" w:space="0" w:color="D3D3D3"/>
+            </w:tcBorders>
+          </w:tcPr>
+          <w:p>
+            <w:pPr>
+              <w:spacing w:before="0" w:after="60"/>
+              <w:keepNext/>
+              <w:jc w:val="start"/>
+            </w:pPr>
+            <w:r>
+              <w:rPr>
+                <w:rFonts w:ascii="Calibri" w:hAnsi="Calibri"/>
+                <w:sz w:val="20"/>
+              </w:rPr>
+              <w:t xml:space="default">C</w:t>
+            </w:r>
+          </w:p>
+        </w:tc>
+        <w:tc>
+          <w:tcPr>
+            <w:tcBorders>
+              <w:top w:val="single" w:space="0" w:color="D3D3D3"/>
+              <w:bottom w:val="single" w:space="0" w:color="D3D3D3"/>
+              <w:start w:val="single" w:space="0" w:color="D3D3D3"/>
+              <w:end w:val="single" w:space="0" w:color="D3D3D3"/>
+            </w:tcBorders>
+          </w:tcPr>
+          <w:p>
+            <w:pPr>
+              <w:spacing w:before="0" w:after="60"/>
+              <w:keepNext/>
+              <w:jc w:val="start"/>
+            </w:pPr>
+            <w:r>
+              <w:rPr>
+                <w:rFonts w:ascii="Calibri" w:hAnsi="Calibri"/>
+                <w:sz w:val="20"/>
+              </w:rPr>
+              <w:t xml:space="default">XRCC6</w:t>
+            </w:r>
+          </w:p>
+        </w:tc>
+        <w:tc>
+          <w:tcPr>
+            <w:tcBorders>
+              <w:top w:val="single" w:space="0" w:color="D3D3D3"/>
+              <w:bottom w:val="single" w:space="0" w:color="D3D3D3"/>
+              <w:start w:val="single" w:space="0" w:color="D3D3D3"/>
+              <w:end w:val="single" w:space="0" w:color="D3D3D3"/>
+            </w:tcBorders>
+          </w:tcPr>
+          <w:p>
+            <w:pPr>
+              <w:spacing w:before="0" w:after="60"/>
+              <w:keepNext/>
+              <w:jc w:val="start"/>
+            </w:pPr>
+            <w:r>
+              <w:rPr>
+                <w:rFonts w:ascii="Calibri" w:hAnsi="Calibri"/>
+                <w:sz w:val="20"/>
+              </w:rPr>
+              <w:t xml:space="default">nonsynonymous SNV</w:t>
+            </w:r>
+          </w:p>
+        </w:tc>
+      </w:tr>
+      <w:tr>
+        <w:trPr>
+          <w:cantSplit/>
+        </w:trPr>
+        <w:tc>
+          <w:tcPr>
+            <w:tcBorders>
+              <w:top w:val="single" w:space="0" w:color="D3D3D3"/>
+              <w:bottom w:val="single" w:space="0" w:color="D3D3D3"/>
+              <w:start w:val="single" w:space="0" w:color="D3D3D3"/>
+              <w:end w:val="single" w:space="0" w:color="D3D3D3"/>
+            </w:tcBorders>
+          </w:tcPr>
+          <w:p>
+            <w:pPr>
+              <w:spacing w:before="0" w:after="60"/>
+              <w:keepNext/>
+              <w:jc w:val="start"/>
+            </w:pPr>
+            <w:r>
+              <w:rPr>
+                <w:rFonts w:ascii="Calibri" w:hAnsi="Calibri"/>
+                <w:sz w:val="20"/>
+              </w:rPr>
+              <w:t xml:space="default">chr22</w:t>
+            </w:r>
+          </w:p>
+        </w:tc>
+        <w:tc>
+          <w:tcPr>
+            <w:tcBorders>
+              <w:top w:val="single" w:space="0" w:color="D3D3D3"/>
+              <w:bottom w:val="single" w:space="0" w:color="D3D3D3"/>
+              <w:start w:val="single" w:space="0" w:color="D3D3D3"/>
+              <w:end w:val="single" w:space="0" w:color="D3D3D3"/>
+            </w:tcBorders>
+          </w:tcPr>
+          <w:p>
+            <w:pPr>
+              <w:spacing w:before="0" w:after="60"/>
+              <w:keepNext/>
+              <w:jc w:val="end"/>
+            </w:pPr>
+            <w:r>
+              <w:rPr>
+                <w:rFonts w:ascii="Calibri" w:hAnsi="Calibri"/>
+                <w:sz w:val="20"/>
+              </w:rPr>
+              <w:t xml:space="default">42071074</w:t>
+            </w:r>
+          </w:p>
+        </w:tc>
+        <w:tc>
+          <w:tcPr>
+            <w:tcBorders>
+              <w:top w:val="single" w:space="0" w:color="D3D3D3"/>
+              <w:bottom w:val="single" w:space="0" w:color="D3D3D3"/>
+              <w:start w:val="single" w:space="0" w:color="D3D3D3"/>
+              <w:end w:val="single" w:space="0" w:color="D3D3D3"/>
+            </w:tcBorders>
+          </w:tcPr>
+          <w:p>
+            <w:pPr>
+              <w:spacing w:before="0" w:after="60"/>
+              <w:keepNext/>
+              <w:jc w:val="start"/>
+            </w:pPr>
+            <w:r>
+              <w:rPr>
+                <w:rFonts w:ascii="Calibri" w:hAnsi="Calibri"/>
+                <w:sz w:val="20"/>
+              </w:rPr>
+              <w:t xml:space="default">G</w:t>
+            </w:r>
+          </w:p>
+        </w:tc>
+        <w:tc>
+          <w:tcPr>
+            <w:tcBorders>
+              <w:top w:val="single" w:space="0" w:color="D3D3D3"/>
+              <w:bottom w:val="single" w:space="0" w:color="D3D3D3"/>
+              <w:start w:val="single" w:space="0" w:color="D3D3D3"/>
+              <w:end w:val="single" w:space="0" w:color="D3D3D3"/>
+            </w:tcBorders>
+          </w:tcPr>
+          <w:p>
+            <w:pPr>
+              <w:spacing w:before="0" w:after="60"/>
+              <w:keepNext/>
+              <w:jc w:val="start"/>
+            </w:pPr>
+            <w:r>
+              <w:rPr>
+                <w:rFonts w:ascii="Calibri" w:hAnsi="Calibri"/>
+                <w:sz w:val="20"/>
+              </w:rPr>
+              <w:t xml:space="default">C</w:t>
+            </w:r>
+          </w:p>
+        </w:tc>
+        <w:tc>
+          <w:tcPr>
+            <w:tcBorders>
+              <w:top w:val="single" w:space="0" w:color="D3D3D3"/>
+              <w:bottom w:val="single" w:space="0" w:color="D3D3D3"/>
+              <w:start w:val="single" w:space="0" w:color="D3D3D3"/>
+              <w:end w:val="single" w:space="0" w:color="D3D3D3"/>
+            </w:tcBorders>
+          </w:tcPr>
+          <w:p>
+            <w:pPr>
+              <w:spacing w:before="0" w:after="60"/>
+              <w:keepNext/>
+              <w:jc w:val="start"/>
+            </w:pPr>
+            <w:r>
+              <w:rPr>
+                <w:rFonts w:ascii="Calibri" w:hAnsi="Calibri"/>
+                <w:sz w:val="20"/>
+              </w:rPr>
+              <w:t xml:space="default">NHP2L1</w:t>
+            </w:r>
+          </w:p>
+        </w:tc>
+        <w:tc>
+          <w:tcPr>
+            <w:tcBorders>
+              <w:top w:val="single" w:space="0" w:color="D3D3D3"/>
+              <w:bottom w:val="single" w:space="0" w:color="D3D3D3"/>
+              <w:start w:val="single" w:space="0" w:color="D3D3D3"/>
+              <w:end w:val="single" w:space="0" w:color="D3D3D3"/>
+            </w:tcBorders>
+          </w:tcPr>
+          <w:p>
+            <w:pPr>
+              <w:spacing w:before="0" w:after="60"/>
+              <w:keepNext/>
+              <w:jc w:val="start"/>
+            </w:pPr>
+            <w:r>
+              <w:rPr>
+                <w:rFonts w:ascii="Calibri" w:hAnsi="Calibri"/>
+                <w:sz w:val="20"/>
+              </w:rPr>
+              <w:t xml:space="default">nonsynonymous SNV</w:t>
+            </w:r>
+          </w:p>
+        </w:tc>
+      </w:tr>
+      <w:tr>
+        <w:trPr>
+          <w:cantSplit/>
+        </w:trPr>
+        <w:tc>
+          <w:tcPr>
+            <w:tcBorders>
+              <w:top w:val="single" w:space="0" w:color="D3D3D3"/>
+              <w:bottom w:val="single" w:space="0" w:color="D3D3D3"/>
+              <w:start w:val="single" w:space="0" w:color="D3D3D3"/>
+              <w:end w:val="single" w:space="0" w:color="D3D3D3"/>
+            </w:tcBorders>
+          </w:tcPr>
+          <w:p>
+            <w:pPr>
+              <w:spacing w:before="0" w:after="60"/>
+              <w:keepNext/>
+              <w:jc w:val="start"/>
+            </w:pPr>
+            <w:r>
+              <w:rPr>
+                <w:rFonts w:ascii="Calibri" w:hAnsi="Calibri"/>
+                <w:sz w:val="20"/>
+              </w:rPr>
+              <w:t xml:space="default">chr22</w:t>
+            </w:r>
+          </w:p>
+        </w:tc>
+        <w:tc>
+          <w:tcPr>
+            <w:tcBorders>
+              <w:top w:val="single" w:space="0" w:color="D3D3D3"/>
+              <w:bottom w:val="single" w:space="0" w:color="D3D3D3"/>
+              <w:start w:val="single" w:space="0" w:color="D3D3D3"/>
+              <w:end w:val="single" w:space="0" w:color="D3D3D3"/>
+            </w:tcBorders>
+          </w:tcPr>
+          <w:p>
+            <w:pPr>
+              <w:spacing w:before="0" w:after="60"/>
+              <w:keepNext/>
+              <w:jc w:val="end"/>
+            </w:pPr>
+            <w:r>
+              <w:rPr>
+                <w:rFonts w:ascii="Calibri" w:hAnsi="Calibri"/>
+                <w:sz w:val="20"/>
+              </w:rPr>
+              <w:t xml:space="default">43036013</w:t>
+            </w:r>
+          </w:p>
+        </w:tc>
+        <w:tc>
+          <w:tcPr>
+            <w:tcBorders>
+              <w:top w:val="single" w:space="0" w:color="D3D3D3"/>
+              <w:bottom w:val="single" w:space="0" w:color="D3D3D3"/>
+              <w:start w:val="single" w:space="0" w:color="D3D3D3"/>
+              <w:end w:val="single" w:space="0" w:color="D3D3D3"/>
+            </w:tcBorders>
+          </w:tcPr>
+          <w:p>
+            <w:pPr>
+              <w:spacing w:before="0" w:after="60"/>
+              <w:keepNext/>
+              <w:jc w:val="start"/>
+            </w:pPr>
+            <w:r>
+              <w:rPr>
+                <w:rFonts w:ascii="Calibri" w:hAnsi="Calibri"/>
+                <w:sz w:val="20"/>
+              </w:rPr>
+              <w:t xml:space="default">T</w:t>
+            </w:r>
+          </w:p>
+        </w:tc>
+        <w:tc>
+          <w:tcPr>
+            <w:tcBorders>
+              <w:top w:val="single" w:space="0" w:color="D3D3D3"/>
+              <w:bottom w:val="single" w:space="0" w:color="D3D3D3"/>
+              <w:start w:val="single" w:space="0" w:color="D3D3D3"/>
+              <w:end w:val="single" w:space="0" w:color="D3D3D3"/>
+            </w:tcBorders>
+          </w:tcPr>
+          <w:p>
+            <w:pPr>
+              <w:spacing w:before="0" w:after="60"/>
+              <w:keepNext/>
+              <w:jc w:val="start"/>
+            </w:pPr>
+            <w:r>
+              <w:rPr>
+                <w:rFonts w:ascii="Calibri" w:hAnsi="Calibri"/>
+                <w:sz w:val="20"/>
+              </w:rPr>
+              <w:t xml:space="default">C</w:t>
+            </w:r>
+          </w:p>
+        </w:tc>
+        <w:tc>
+          <w:tcPr>
+            <w:tcBorders>
+              <w:top w:val="single" w:space="0" w:color="D3D3D3"/>
+              <w:bottom w:val="single" w:space="0" w:color="D3D3D3"/>
+              <w:start w:val="single" w:space="0" w:color="D3D3D3"/>
+              <w:end w:val="single" w:space="0" w:color="D3D3D3"/>
+            </w:tcBorders>
+          </w:tcPr>
+          <w:p>
+            <w:pPr>
+              <w:spacing w:before="0" w:after="60"/>
+              <w:keepNext/>
+              <w:jc w:val="start"/>
+            </w:pPr>
+            <w:r>
+              <w:rPr>
+                <w:rFonts w:ascii="Calibri" w:hAnsi="Calibri"/>
+                <w:sz w:val="20"/>
+              </w:rPr>
+              <w:t xml:space="default">ATP5L2</w:t>
+            </w:r>
+          </w:p>
+        </w:tc>
+        <w:tc>
+          <w:tcPr>
+            <w:tcBorders>
+              <w:top w:val="single" w:space="0" w:color="D3D3D3"/>
+              <w:bottom w:val="single" w:space="0" w:color="D3D3D3"/>
+              <w:start w:val="single" w:space="0" w:color="D3D3D3"/>
+              <w:end w:val="single" w:space="0" w:color="D3D3D3"/>
+            </w:tcBorders>
+          </w:tcPr>
+          <w:p>
+            <w:pPr>
+              <w:spacing w:before="0" w:after="60"/>
+              <w:keepNext/>
+              <w:jc w:val="start"/>
+            </w:pPr>
+            <w:r>
+              <w:rPr>
+                <w:rFonts w:ascii="Calibri" w:hAnsi="Calibri"/>
+                <w:sz w:val="20"/>
+              </w:rPr>
+              <w:t xml:space="default">nonsynonymous SNV</w:t>
+            </w:r>
+          </w:p>
+        </w:tc>
+      </w:tr>
+      <w:tr>
+        <w:trPr>
+          <w:cantSplit/>
+        </w:trPr>
+        <w:tc>
+          <w:tcPr>
+            <w:tcBorders>
+              <w:top w:val="single" w:space="0" w:color="D3D3D3"/>
+              <w:bottom w:val="single" w:space="0" w:color="D3D3D3"/>
+              <w:start w:val="single" w:space="0" w:color="D3D3D3"/>
+              <w:end w:val="single" w:space="0" w:color="D3D3D3"/>
+            </w:tcBorders>
+          </w:tcPr>
+          <w:p>
+            <w:pPr>
+              <w:spacing w:before="0" w:after="60"/>
+              <w:keepNext/>
+              <w:jc w:val="start"/>
+            </w:pPr>
+            <w:r>
+              <w:rPr>
+                <w:rFonts w:ascii="Calibri" w:hAnsi="Calibri"/>
+                <w:sz w:val="20"/>
+              </w:rPr>
+              <w:t xml:space="default">chr22</w:t>
+            </w:r>
+          </w:p>
+        </w:tc>
+        <w:tc>
+          <w:tcPr>
+            <w:tcBorders>
+              <w:top w:val="single" w:space="0" w:color="D3D3D3"/>
+              <w:bottom w:val="single" w:space="0" w:color="D3D3D3"/>
+              <w:start w:val="single" w:space="0" w:color="D3D3D3"/>
+              <w:end w:val="single" w:space="0" w:color="D3D3D3"/>
+            </w:tcBorders>
+          </w:tcPr>
+          <w:p>
+            <w:pPr>
+              <w:spacing w:before="0" w:after="60"/>
+              <w:keepNext/>
+              <w:jc w:val="end"/>
+            </w:pPr>
+            <w:r>
+              <w:rPr>
+                <w:rFonts w:ascii="Calibri" w:hAnsi="Calibri"/>
+                <w:sz w:val="20"/>
+              </w:rPr>
+              <w:t xml:space="default">50216622</w:t>
+            </w:r>
+          </w:p>
+        </w:tc>
+        <w:tc>
+          <w:tcPr>
+            <w:tcBorders>
+              <w:top w:val="single" w:space="0" w:color="D3D3D3"/>
+              <w:bottom w:val="single" w:space="0" w:color="D3D3D3"/>
+              <w:start w:val="single" w:space="0" w:color="D3D3D3"/>
+              <w:end w:val="single" w:space="0" w:color="D3D3D3"/>
+            </w:tcBorders>
+          </w:tcPr>
+          <w:p>
+            <w:pPr>
+              <w:spacing w:before="0" w:after="60"/>
+              <w:keepNext/>
+              <w:jc w:val="start"/>
+            </w:pPr>
+            <w:r>
+              <w:rPr>
+                <w:rFonts w:ascii="Calibri" w:hAnsi="Calibri"/>
+                <w:sz w:val="20"/>
+              </w:rPr>
+              <w:t xml:space="default">G</w:t>
+            </w:r>
+          </w:p>
+        </w:tc>
+        <w:tc>
+          <w:tcPr>
+            <w:tcBorders>
+              <w:top w:val="single" w:space="0" w:color="D3D3D3"/>
+              <w:bottom w:val="single" w:space="0" w:color="D3D3D3"/>
+              <w:start w:val="single" w:space="0" w:color="D3D3D3"/>
+              <w:end w:val="single" w:space="0" w:color="D3D3D3"/>
+            </w:tcBorders>
+          </w:tcPr>
+          <w:p>
+            <w:pPr>
+              <w:spacing w:before="0" w:after="60"/>
+              <w:keepNext/>
+              <w:jc w:val="start"/>
+            </w:pPr>
+            <w:r>
+              <w:rPr>
+                <w:rFonts w:ascii="Calibri" w:hAnsi="Calibri"/>
+                <w:sz w:val="20"/>
+              </w:rPr>
+              <w:t xml:space="default">C</w:t>
+            </w:r>
+          </w:p>
+        </w:tc>
+        <w:tc>
+          <w:tcPr>
+            <w:tcBorders>
+              <w:top w:val="single" w:space="0" w:color="D3D3D3"/>
+              <w:bottom w:val="single" w:space="0" w:color="D3D3D3"/>
+              <w:start w:val="single" w:space="0" w:color="D3D3D3"/>
+              <w:end w:val="single" w:space="0" w:color="D3D3D3"/>
+            </w:tcBorders>
+          </w:tcPr>
+          <w:p>
+            <w:pPr>
+              <w:spacing w:before="0" w:after="60"/>
+              <w:keepNext/>
+              <w:jc w:val="start"/>
+            </w:pPr>
+            <w:r>
+              <w:rPr>
+                <w:rFonts w:ascii="Calibri" w:hAnsi="Calibri"/>
+                <w:sz w:val="20"/>
+              </w:rPr>
+              <w:t xml:space="default">BRD1</w:t>
+            </w:r>
+          </w:p>
+        </w:tc>
+        <w:tc>
+          <w:tcPr>
+            <w:tcBorders>
+              <w:top w:val="single" w:space="0" w:color="D3D3D3"/>
+              <w:bottom w:val="single" w:space="0" w:color="D3D3D3"/>
+              <w:start w:val="single" w:space="0" w:color="D3D3D3"/>
+              <w:end w:val="single" w:space="0" w:color="D3D3D3"/>
+            </w:tcBorders>
+          </w:tcPr>
+          <w:p>
+            <w:pPr>
+              <w:spacing w:before="0" w:after="60"/>
+              <w:keepNext/>
+              <w:jc w:val="start"/>
+            </w:pPr>
+            <w:r>
+              <w:rPr>
+                <w:rFonts w:ascii="Calibri" w:hAnsi="Calibri"/>
+                <w:sz w:val="20"/>
+              </w:rPr>
+              <w:t xml:space="default">nonsynonymous SNV</w:t>
+            </w:r>
+          </w:p>
+        </w:tc>
+      </w:tr>
+      <w:tr>
+        <w:trPr>
+          <w:cantSplit/>
+        </w:trPr>
+        <w:tc>
+          <w:tcPr>
+            <w:tcBorders>
+              <w:top w:val="single" w:space="0" w:color="D3D3D3"/>
+              <w:bottom w:val="single" w:space="0" w:color="D3D3D3"/>
+              <w:start w:val="single" w:space="0" w:color="D3D3D3"/>
+              <w:end w:val="single" w:space="0" w:color="D3D3D3"/>
+            </w:tcBorders>
+          </w:tcPr>
+          <w:p>
+            <w:pPr>
+              <w:spacing w:before="0" w:after="60"/>
+              <w:keepNext/>
+              <w:jc w:val="start"/>
+            </w:pPr>
+            <w:r>
+              <w:rPr>
+                <w:rFonts w:ascii="Calibri" w:hAnsi="Calibri"/>
+                <w:sz w:val="20"/>
+              </w:rPr>
+              <w:t xml:space="default">chr22</w:t>
+            </w:r>
+          </w:p>
+        </w:tc>
+        <w:tc>
+          <w:tcPr>
+            <w:tcBorders>
+              <w:top w:val="single" w:space="0" w:color="D3D3D3"/>
+              <w:bottom w:val="single" w:space="0" w:color="D3D3D3"/>
+              <w:start w:val="single" w:space="0" w:color="D3D3D3"/>
+              <w:end w:val="single" w:space="0" w:color="D3D3D3"/>
+            </w:tcBorders>
+          </w:tcPr>
+          <w:p>
+            <w:pPr>
+              <w:spacing w:before="0" w:after="60"/>
+              <w:keepNext/>
+              <w:jc w:val="end"/>
+            </w:pPr>
+            <w:r>
+              <w:rPr>
+                <w:rFonts w:ascii="Calibri" w:hAnsi="Calibri"/>
+                <w:sz w:val="20"/>
+              </w:rPr>
+              <w:t xml:space="default">50278568</w:t>
+            </w:r>
+          </w:p>
+        </w:tc>
+        <w:tc>
+          <w:tcPr>
+            <w:tcBorders>
+              <w:top w:val="single" w:space="0" w:color="D3D3D3"/>
+              <w:bottom w:val="single" w:space="0" w:color="D3D3D3"/>
+              <w:start w:val="single" w:space="0" w:color="D3D3D3"/>
+              <w:end w:val="single" w:space="0" w:color="D3D3D3"/>
+            </w:tcBorders>
+          </w:tcPr>
+          <w:p>
+            <w:pPr>
+              <w:spacing w:before="0" w:after="60"/>
+              <w:keepNext/>
+              <w:jc w:val="start"/>
+            </w:pPr>
+            <w:r>
+              <w:rPr>
+                <w:rFonts w:ascii="Calibri" w:hAnsi="Calibri"/>
+                <w:sz w:val="20"/>
+              </w:rPr>
+              <w:t xml:space="default">A</w:t>
+            </w:r>
+          </w:p>
+        </w:tc>
+        <w:tc>
+          <w:tcPr>
+            <w:tcBorders>
+              <w:top w:val="single" w:space="0" w:color="D3D3D3"/>
+              <w:bottom w:val="single" w:space="0" w:color="D3D3D3"/>
+              <w:start w:val="single" w:space="0" w:color="D3D3D3"/>
+              <w:end w:val="single" w:space="0" w:color="D3D3D3"/>
+            </w:tcBorders>
+          </w:tcPr>
+          <w:p>
+            <w:pPr>
+              <w:spacing w:before="0" w:after="60"/>
+              <w:keepNext/>
+              <w:jc w:val="start"/>
+            </w:pPr>
+            <w:r>
+              <w:rPr>
+                <w:rFonts w:ascii="Calibri" w:hAnsi="Calibri"/>
+                <w:sz w:val="20"/>
+              </w:rPr>
+              <w:t xml:space="default">G</w:t>
+            </w:r>
+          </w:p>
+        </w:tc>
+        <w:tc>
+          <w:tcPr>
+            <w:tcBorders>
+              <w:top w:val="single" w:space="0" w:color="D3D3D3"/>
+              <w:bottom w:val="single" w:space="0" w:color="D3D3D3"/>
+              <w:start w:val="single" w:space="0" w:color="D3D3D3"/>
+              <w:end w:val="single" w:space="0" w:color="D3D3D3"/>
+            </w:tcBorders>
+          </w:tcPr>
+          <w:p>
+            <w:pPr>
+              <w:spacing w:before="0" w:after="60"/>
+              <w:keepNext/>
+              <w:jc w:val="start"/>
+            </w:pPr>
+            <w:r>
+              <w:rPr>
+                <w:rFonts w:ascii="Calibri" w:hAnsi="Calibri"/>
+                <w:sz w:val="20"/>
+              </w:rPr>
+              <w:t xml:space="default">ZBED4</w:t>
+            </w:r>
+          </w:p>
+        </w:tc>
+        <w:tc>
+          <w:tcPr>
+            <w:tcBorders>
+              <w:top w:val="single" w:space="0" w:color="D3D3D3"/>
+              <w:bottom w:val="single" w:space="0" w:color="D3D3D3"/>
+              <w:start w:val="single" w:space="0" w:color="D3D3D3"/>
+              <w:end w:val="single" w:space="0" w:color="D3D3D3"/>
+            </w:tcBorders>
+          </w:tcPr>
+          <w:p>
+            <w:pPr>
+              <w:spacing w:before="0" w:after="60"/>
+              <w:keepNext/>
+              <w:jc w:val="start"/>
+            </w:pPr>
+            <w:r>
+              <w:rPr>
+                <w:rFonts w:ascii="Calibri" w:hAnsi="Calibri"/>
+                <w:sz w:val="20"/>
+              </w:rPr>
+              <w:t xml:space="default">nonsynonymous SNV</w:t>
+            </w:r>
+          </w:p>
+        </w:tc>
+      </w:tr>
+    </w:tbl>
+    <w:tbl xmlns:w="http://schemas.openxmlformats.org/wordprocessingml/2006/main" xmlns:wp="http://schemas.openxmlformats.org/drawingml/2006/wordprocessingDrawing" xmlns:r="http://schemas.openxmlformats.org/officeDocument/2006/relationships" xmlns:w14="http://schemas.microsoft.com/office/word/2010/wordml">
+      <w:tblPr>
+        <w:tblCellMar>
+          <w:top w:w="0" w:type="dxa"/>
+          <w:bottom w:w="0" w:type="dxa"/>
+          <w:start w:w="60" w:type="dxa"/>
+          <w:end w:w="60" w:type="dxa"/>
+        </w:tblCellMar>
+        <w:tblW w:type="auto" w:w="0"/>
+        <w:tblLook w:firstRow="0" w:lastRow="0" w:firstColumn="0" w:lastColumn="0" w:noHBand="0" w:noVBand="0"/>
+        <w:jc w:val="center"/>
+      </w:tblPr>
+      <w:tr>
+        <w:trPr>
+          <w:cantSplit/>
+          <w:tblHeader/>
+        </w:trPr>
+        <w:tc>
+          <w:tcPr>
+            <w:tcBorders>
+              <w:top w:val="single" w:sz="16" w:space="0" w:color="D3D3D3"/>
+              <w:bottom w:val="single" w:sz="16" w:space="0" w:color="D3D3D3"/>
+              <w:start w:val="single" w:space="0" w:color="D3D3D3"/>
+            </w:tcBorders>
+          </w:tcPr>
+          <w:p>
+            <w:pPr>
+              <w:spacing w:before="0" w:after="60"/>
+              <w:keepNext/>
+              <w:jc w:val="start"/>
+            </w:pPr>
+            <w:r>
+              <w:rPr>
+                <w:rFonts w:ascii="Calibri" w:hAnsi="Calibri"/>
+                <w:sz w:val="20"/>
+              </w:rPr>
+              <w:t xml:space="default">Filtering</w:t>
+            </w:r>
+          </w:p>
+        </w:tc>
+        <w:tc>
+          <w:tcPr>
+            <w:tcBorders>
+              <w:top w:val="single" w:sz="16" w:space="0" w:color="D3D3D3"/>
+              <w:bottom w:val="single" w:sz="16" w:space="0" w:color="D3D3D3"/>
+            </w:tcBorders>
+          </w:tcPr>
+          <w:p>
+            <w:pPr>
+              <w:spacing w:before="0" w:after="60"/>
+              <w:keepNext/>
+              <w:jc w:val="end"/>
+            </w:pPr>
+            <w:r>
+              <w:rPr>
+                <w:rFonts w:ascii="Calibri" w:hAnsi="Calibri"/>
+                <w:sz w:val="20"/>
+              </w:rPr>
+              <w:t xml:space="default">Variants</w:t>
+            </w:r>
+          </w:p>
+        </w:tc>
+        <w:tc>
+          <w:tcPr>
+            <w:tcBorders>
+              <w:top w:val="single" w:sz="16" w:space="0" w:color="D3D3D3"/>
+              <w:bottom w:val="single" w:sz="16" w:space="0" w:color="D3D3D3"/>
+              <w:end w:val="single" w:space="0" w:color="D3D3D3"/>
+            </w:tcBorders>
+          </w:tcPr>
+          <w:p>
+            <w:pPr>
+              <w:spacing w:before="0" w:after="60"/>
+              <w:keepNext/>
+              <w:jc w:val="end"/>
+            </w:pPr>
+            <w:r>
+              <w:rPr>
+                <w:rFonts w:ascii="Calibri" w:hAnsi="Calibri"/>
+                <w:sz w:val="20"/>
+              </w:rPr>
+              <w:t xml:space="default">Genes</w:t>
+            </w:r>
+          </w:p>
+        </w:tc>
+      </w:tr>
+      <w:tr>
+        <w:trPr>
+          <w:cantSplit/>
+        </w:trPr>
+        <w:tc>
+          <w:tcPr>
+            <w:tcBorders>
+              <w:top w:val="single" w:space="0" w:color="D3D3D3"/>
+              <w:bottom w:val="single" w:space="0" w:color="D3D3D3"/>
+              <w:start w:val="single" w:space="0" w:color="D3D3D3"/>
+              <w:end w:val="single" w:space="0" w:color="D3D3D3"/>
+            </w:tcBorders>
+          </w:tcPr>
+          <w:p>
+            <w:pPr>
+              <w:spacing w:before="0" w:after="60"/>
+              <w:keepNext/>
+              <w:jc w:val="start"/>
+            </w:pPr>
+            <w:r>
+              <w:rPr>
+                <w:rFonts w:ascii="Calibri" w:hAnsi="Calibri"/>
+                <w:sz w:val="20"/>
+              </w:rPr>
+              <w:t xml:space="default">All variants</w:t>
+            </w:r>
+          </w:p>
+        </w:tc>
+        <w:tc>
+          <w:tcPr>
+            <w:tcBorders>
+              <w:top w:val="single" w:space="0" w:color="D3D3D3"/>
+              <w:bottom w:val="single" w:space="0" w:color="D3D3D3"/>
+              <w:start w:val="single" w:space="0" w:color="D3D3D3"/>
+              <w:end w:val="single" w:space="0" w:color="D3D3D3"/>
+            </w:tcBorders>
+          </w:tcPr>
+          <w:p>
+            <w:pPr>
+              <w:spacing w:before="0" w:after="60"/>
+              <w:keepNext/>
+              <w:jc w:val="end"/>
+            </w:pPr>
+            <w:r>
+              <w:rPr>
+                <w:rFonts w:ascii="Calibri" w:hAnsi="Calibri"/>
+                <w:sz w:val="20"/>
+              </w:rPr>
+              <w:t xml:space="default">5983</w:t>
+            </w:r>
+          </w:p>
+        </w:tc>
+        <w:tc>
+          <w:tcPr>
+            <w:tcBorders>
+              <w:top w:val="single" w:space="0" w:color="D3D3D3"/>
+              <w:bottom w:val="single" w:space="0" w:color="D3D3D3"/>
+              <w:start w:val="single" w:space="0" w:color="D3D3D3"/>
+              <w:end w:val="single" w:space="0" w:color="D3D3D3"/>
+            </w:tcBorders>
+          </w:tcPr>
+          <w:p>
+            <w:pPr>
+              <w:spacing w:before="0" w:after="60"/>
+              <w:keepNext/>
+              <w:jc w:val="end"/>
+            </w:pPr>
+            <w:r>
+              <w:rPr>
+                <w:rFonts w:ascii="Calibri" w:hAnsi="Calibri"/>
+                <w:sz w:val="20"/>
+              </w:rPr>
+              <w:t xml:space="default">298</w:t>
+            </w:r>
+          </w:p>
+        </w:tc>
+      </w:tr>
+      <w:tr>
+        <w:trPr>
+          <w:cantSplit/>
+        </w:trPr>
+        <w:tc>
+          <w:tcPr>
+            <w:tcBorders>
+              <w:top w:val="single" w:space="0" w:color="D3D3D3"/>
+              <w:bottom w:val="single" w:space="0" w:color="D3D3D3"/>
+              <w:start w:val="single" w:space="0" w:color="D3D3D3"/>
+              <w:end w:val="single" w:space="0" w:color="D3D3D3"/>
+            </w:tcBorders>
+          </w:tcPr>
+          <w:p>
+            <w:pPr>
+              <w:spacing w:before="0" w:after="60"/>
+              <w:keepNext/>
+              <w:jc w:val="start"/>
+            </w:pPr>
+            <w:r>
+              <w:rPr>
+                <w:rFonts w:ascii="Calibri" w:hAnsi="Calibri"/>
+                <w:sz w:val="20"/>
+              </w:rPr>
+              <w:t xml:space="default">Recessive</w:t>
+            </w:r>
+          </w:p>
+        </w:tc>
+        <w:tc>
+          <w:tcPr>
+            <w:tcBorders>
+              <w:top w:val="single" w:space="0" w:color="D3D3D3"/>
+              <w:bottom w:val="single" w:space="0" w:color="D3D3D3"/>
+              <w:start w:val="single" w:space="0" w:color="D3D3D3"/>
+              <w:end w:val="single" w:space="0" w:color="D3D3D3"/>
+            </w:tcBorders>
+          </w:tcPr>
+          <w:p>
+            <w:pPr>
+              <w:spacing w:before="0" w:after="60"/>
+              <w:keepNext/>
+              <w:jc w:val="end"/>
+            </w:pPr>
+            <w:r>
+              <w:rPr>
+                <w:rFonts w:ascii="Calibri" w:hAnsi="Calibri"/>
+                <w:sz w:val="20"/>
+              </w:rPr>
+              <w:t xml:space="default">153</w:t>
+            </w:r>
+          </w:p>
+        </w:tc>
+        <w:tc>
+          <w:tcPr>
+            <w:tcBorders>
+              <w:top w:val="single" w:space="0" w:color="D3D3D3"/>
+              <w:bottom w:val="single" w:space="0" w:color="D3D3D3"/>
+              <w:start w:val="single" w:space="0" w:color="D3D3D3"/>
+              <w:end w:val="single" w:space="0" w:color="D3D3D3"/>
+            </w:tcBorders>
+          </w:tcPr>
+          <w:p>
+            <w:pPr>
+              <w:spacing w:before="0" w:after="60"/>
+              <w:keepNext/>
+              <w:jc w:val="end"/>
+            </w:pPr>
+            <w:r>
+              <w:rPr>
+                <w:rFonts w:ascii="Calibri" w:hAnsi="Calibri"/>
+                <w:sz w:val="20"/>
+              </w:rPr>
+              <w:t xml:space="default">61</w:t>
+            </w:r>
+          </w:p>
+        </w:tc>
+      </w:tr>
+      <w:tr>
+        <w:trPr>
+          <w:cantSplit/>
+        </w:trPr>
+        <w:tc>
+          <w:tcPr>
+            <w:tcBorders>
+              <w:top w:val="single" w:space="0" w:color="D3D3D3"/>
+              <w:bottom w:val="single" w:space="0" w:color="D3D3D3"/>
+              <w:start w:val="single" w:space="0" w:color="D3D3D3"/>
+              <w:end w:val="single" w:space="0" w:color="D3D3D3"/>
+            </w:tcBorders>
+          </w:tcPr>
+          <w:p>
+            <w:pPr>
+              <w:spacing w:before="0" w:after="60"/>
+              <w:keepNext/>
+              <w:jc w:val="start"/>
+            </w:pPr>
+            <w:r>
+              <w:rPr>
+                <w:rFonts w:ascii="Calibri" w:hAnsi="Calibri"/>
+                <w:sz w:val="20"/>
+              </w:rPr>
+              <w:t xml:space="default">Noncommon</w:t>
+            </w:r>
+          </w:p>
+        </w:tc>
+        <w:tc>
+          <w:tcPr>
+            <w:tcBorders>
+              <w:top w:val="single" w:space="0" w:color="D3D3D3"/>
+              <w:bottom w:val="single" w:space="0" w:color="D3D3D3"/>
+              <w:start w:val="single" w:space="0" w:color="D3D3D3"/>
+              <w:end w:val="single" w:space="0" w:color="D3D3D3"/>
+            </w:tcBorders>
+          </w:tcPr>
+          <w:p>
+            <w:pPr>
+              <w:spacing w:before="0" w:after="60"/>
+              <w:keepNext/>
+              <w:jc w:val="end"/>
+            </w:pPr>
+            <w:r>
+              <w:rPr>
+                <w:rFonts w:ascii="Calibri" w:hAnsi="Calibri"/>
+                <w:sz w:val="20"/>
+              </w:rPr>
+              <w:t xml:space="default">152</w:t>
+            </w:r>
+          </w:p>
+        </w:tc>
+        <w:tc>
+          <w:tcPr>
+            <w:tcBorders>
+              <w:top w:val="single" w:space="0" w:color="D3D3D3"/>
+              <w:bottom w:val="single" w:space="0" w:color="D3D3D3"/>
+              <w:start w:val="single" w:space="0" w:color="D3D3D3"/>
+              <w:end w:val="single" w:space="0" w:color="D3D3D3"/>
+            </w:tcBorders>
+          </w:tcPr>
+          <w:p>
+            <w:pPr>
+              <w:spacing w:before="0" w:after="60"/>
+              <w:keepNext/>
+              <w:jc w:val="end"/>
+            </w:pPr>
+            <w:r>
+              <w:rPr>
+                <w:rFonts w:ascii="Calibri" w:hAnsi="Calibri"/>
+                <w:sz w:val="20"/>
+              </w:rPr>
+              <w:t xml:space="default">60</w:t>
+            </w:r>
+          </w:p>
+        </w:tc>
+      </w:tr>
+      <w:tr>
+        <w:trPr>
+          <w:cantSplit/>
+        </w:trPr>
+        <w:tc>
+          <w:tcPr>
+            <w:tcBorders>
+              <w:top w:val="single" w:space="0" w:color="D3D3D3"/>
+              <w:bottom w:val="single" w:space="0" w:color="D3D3D3"/>
+              <w:start w:val="single" w:space="0" w:color="D3D3D3"/>
+              <w:end w:val="single" w:space="0" w:color="D3D3D3"/>
+            </w:tcBorders>
+          </w:tcPr>
+          <w:p>
+            <w:pPr>
+              <w:spacing w:before="0" w:after="60"/>
+              <w:keepNext/>
+              <w:jc w:val="start"/>
+            </w:pPr>
+            <w:r>
+              <w:rPr>
+                <w:rFonts w:ascii="Calibri" w:hAnsi="Calibri"/>
+                <w:sz w:val="20"/>
+              </w:rPr>
+              <w:t xml:space="default">Deleterious</w:t>
+            </w:r>
+          </w:p>
+        </w:tc>
+        <w:tc>
+          <w:tcPr>
+            <w:tcBorders>
+              <w:top w:val="single" w:space="0" w:color="D3D3D3"/>
+              <w:bottom w:val="single" w:space="0" w:color="D3D3D3"/>
+              <w:start w:val="single" w:space="0" w:color="D3D3D3"/>
+              <w:end w:val="single" w:space="0" w:color="D3D3D3"/>
+            </w:tcBorders>
+          </w:tcPr>
+          <w:p>
+            <w:pPr>
+              <w:spacing w:before="0" w:after="60"/>
+              <w:keepNext/>
+              <w:jc w:val="end"/>
+            </w:pPr>
+            <w:r>
+              <w:rPr>
+                <w:rFonts w:ascii="Calibri" w:hAnsi="Calibri"/>
+                <w:sz w:val="20"/>
+              </w:rPr>
+              <w:t xml:space="default">23</w:t>
+            </w:r>
+          </w:p>
+        </w:tc>
+        <w:tc>
+          <w:tcPr>
+            <w:tcBorders>
+              <w:top w:val="single" w:space="0" w:color="D3D3D3"/>
+              <w:bottom w:val="single" w:space="0" w:color="D3D3D3"/>
+              <w:start w:val="single" w:space="0" w:color="D3D3D3"/>
+              <w:end w:val="single" w:space="0" w:color="D3D3D3"/>
+            </w:tcBorders>
+          </w:tcPr>
+          <w:p>
+            <w:pPr>
+              <w:spacing w:before="0" w:after="60"/>
+              <w:keepNext/>
+              <w:jc w:val="end"/>
+            </w:pPr>
+            <w:r>
+              <w:rPr>
+                <w:rFonts w:ascii="Calibri" w:hAnsi="Calibri"/>
+                <w:sz w:val="20"/>
+              </w:rPr>
+              <w:t xml:space="default">11</w:t>
+            </w:r>
+          </w:p>
+        </w:tc>
+      </w:tr>
+    </w:tbl>
+    <w:p>
+      <w:pPr>
+        <w:pStyle w:val="BodyText"/>
+      </w:pPr>
+      <w:r>
+        <w:t xml:space="preserve">In order to select the disease-causing gene out of these 11 candidate genes, the varsome database is used to evalute related phenotypes. Some of these genes are not associated with a disease phenotype (CCT8L2, ZNF280A) or related with different types of cancer (ATP6V1E1, MED15, RFPL2, XRCC6, NHP2L1, ATP5L2. BRD1, ZBED4). The SNAP29 gene, however, is related to the CEDNIK syndrome - an autosomal recessive inherited disease. Furthermore, related HPO terms, namely ichthyosis, palmoplantar keratoderma and neurophathy, match with the described symptoms of the patient.</w:t>
+      </w:r>
+    </w:p>
     <w:p>
       <w:pPr>
         <w:pStyle w:val="Compact"/>
@@ -1394,7 +9087,43 @@
         </w:numPr>
       </w:pPr>
       <w:r>
-        <w:t xml:space="preserve">Summarize QC results from Fastqc: (1 paragraph)</w:t>
+        <w:t xml:space="preserve">How many variants were finally called over all samples and annotated using ANNOVAR? How many variants remaining after each filtering step (1 or 2 tables)? Describe impact of each filtering step by number of qualifying variants.</w:t>
+      </w:r>
+    </w:p>
+    <w:p>
+      <w:pPr>
+        <w:pStyle w:val="Compact"/>
+        <w:numPr>
+          <w:ilvl w:val="0"/>
+          <w:numId w:val="1003"/>
+        </w:numPr>
+      </w:pPr>
+      <w:r>
+        <w:t xml:space="preserve">How many exonic/intronic variants were called? (1-2 sentences, 1 table). Were there any variants related to alternative splicing?</w:t>
+      </w:r>
+    </w:p>
+    <w:p>
+      <w:pPr>
+        <w:pStyle w:val="Compact"/>
+        <w:numPr>
+          <w:ilvl w:val="0"/>
+          <w:numId w:val="1003"/>
+        </w:numPr>
+      </w:pPr>
+      <w:r>
+        <w:t xml:space="preserve">How many different exonic variant types (nonsynonymous/synonymous/frameshift/non-frameshiftindels/etc) were called? (1-2 sentences, 1 table).</w:t>
+      </w:r>
+    </w:p>
+    <w:p>
+      <w:pPr>
+        <w:pStyle w:val="Compact"/>
+        <w:numPr>
+          <w:ilvl w:val="0"/>
+          <w:numId w:val="1003"/>
+        </w:numPr>
+      </w:pPr>
+      <w:r>
+        <w:t xml:space="preserve">QC measures: calculate and discuss</w:t>
       </w:r>
     </w:p>
     <w:p>
@@ -1406,7 +9135,7 @@
         </w:numPr>
       </w:pPr>
       <w:r>
-        <w:t xml:space="preserve">one table summarizing read statistics for all three samples and</w:t>
+        <w:t xml:space="preserve">transistion/transversion ratio WGS, WES?</w:t>
       </w:r>
     </w:p>
     <w:p>
@@ -1418,17 +9147,183 @@
         </w:numPr>
       </w:pPr>
       <w:r>
-        <w:t xml:space="preserve">show one read quality metric for all samples in one figure.</w:t>
+        <w:t xml:space="preserve">nonsynonymous/synonymous ratio</w:t>
       </w:r>
     </w:p>
-    <w:bookmarkEnd w:id="22"/>
-    <w:bookmarkStart w:id="23" w:name="sample-processing"/>
+    <w:bookmarkEnd w:id="27"/>
+    <w:bookmarkStart w:id="39" w:name="analysis-of-the-candidate-gene"/>
     <w:p>
       <w:pPr>
         <w:pStyle w:val="Heading3"/>
       </w:pPr>
       <w:r>
-        <w:t xml:space="preserve">Sample processing</w:t>
+        <w:t xml:space="preserve">Analysis of the candidate gene</w:t>
+      </w:r>
+    </w:p>
+    <w:p>
+      <w:pPr>
+        <w:pStyle w:val="FirstParagraph"/>
+      </w:pPr>
+      <w:r>
+        <w:drawing>
+          <wp:inline>
+            <wp:extent cx="5334000" cy="1067807"/>
+            <wp:effectExtent b="0" l="0" r="0" t="0"/>
+            <wp:docPr descr="" title="" id="29" name="Picture"/>
+            <a:graphic>
+              <a:graphicData uri="http://schemas.openxmlformats.org/drawingml/2006/picture">
+                <pic:pic>
+                  <pic:nvPicPr>
+                    <pic:cNvPr descr="SNAP29_snp_visualisation.svg" id="30" name="Picture"/>
+                    <pic:cNvPicPr>
+                      <a:picLocks noChangeArrowheads="1" noChangeAspect="1"/>
+                    </pic:cNvPicPr>
+                  </pic:nvPicPr>
+                  <pic:blipFill>
+                    <a:blip>
+                      <a:extLst>
+                        <a:ext uri="{28A0092B-C50C-407E-A947-70E740481C1C}">
+                          <a14:useLocalDpi xmlns:a14="http://schemas.microsoft.com/office/drawing/2010/main" val="0"/>
+                        </a:ext>
+                        <a:ext uri="{96DAC541-7B7A-43D3-8B79-37D633B846F1}">
+                          <asvg:svgBlip xmlns:asvg="http://schemas.microsoft.com/office/drawing/2016/SVG/main" r:embed="rId28"/>
+                        </a:ext>
+                      </a:extLst>
+                    </a:blip>
+                    <a:stretch>
+                      <a:fillRect/>
+                    </a:stretch>
+                  </pic:blipFill>
+                  <pic:spPr bwMode="auto">
+                    <a:xfrm>
+                      <a:off x="0" y="0"/>
+                      <a:ext cx="5334000" cy="1067807"/>
+                    </a:xfrm>
+                    <a:prstGeom prst="rect">
+                      <a:avLst/>
+                    </a:prstGeom>
+                    <a:noFill/>
+                    <a:ln w="9525">
+                      <a:noFill/>
+                      <a:headEnd/>
+                      <a:tailEnd/>
+                    </a:ln>
+                  </pic:spPr>
+                </pic:pic>
+              </a:graphicData>
+            </a:graphic>
+          </wp:inline>
+        </w:drawing>
+      </w:r>
+    </w:p>
+    <w:p>
+      <w:pPr>
+        <w:pStyle w:val="BodyText"/>
+      </w:pPr>
+      <w:r>
+        <w:t xml:space="preserve">The identified variant can be found at position 90 where arginine is exchanged by proline due to a transition from guanine to cytosine at position 21,224,656 in the chromosome 22.</w:t>
+      </w:r>
+    </w:p>
+    <w:p>
+      <w:pPr>
+        <w:pStyle w:val="BodyText"/>
+      </w:pPr>
+      <w:r>
+        <w:drawing>
+          <wp:inline>
+            <wp:extent cx="5334000" cy="3302441"/>
+            <wp:effectExtent b="0" l="0" r="0" t="0"/>
+            <wp:docPr descr="" title="" id="32" name="Picture"/>
+            <a:graphic>
+              <a:graphicData uri="http://schemas.openxmlformats.org/drawingml/2006/picture">
+                <pic:pic>
+                  <pic:nvPicPr>
+                    <pic:cNvPr descr="data/igv_variant.png" id="33" name="Picture"/>
+                    <pic:cNvPicPr>
+                      <a:picLocks noChangeArrowheads="1" noChangeAspect="1"/>
+                    </pic:cNvPicPr>
+                  </pic:nvPicPr>
+                  <pic:blipFill>
+                    <a:blip r:embed="rId31"/>
+                    <a:stretch>
+                      <a:fillRect/>
+                    </a:stretch>
+                  </pic:blipFill>
+                  <pic:spPr bwMode="auto">
+                    <a:xfrm>
+                      <a:off x="0" y="0"/>
+                      <a:ext cx="5334000" cy="3302441"/>
+                    </a:xfrm>
+                    <a:prstGeom prst="rect">
+                      <a:avLst/>
+                    </a:prstGeom>
+                    <a:noFill/>
+                    <a:ln w="9525">
+                      <a:noFill/>
+                      <a:headEnd/>
+                      <a:tailEnd/>
+                    </a:ln>
+                  </pic:spPr>
+                </pic:pic>
+              </a:graphicData>
+            </a:graphic>
+          </wp:inline>
+        </w:drawing>
+      </w:r>
+    </w:p>
+    <w:p>
+      <w:pPr>
+        <w:pStyle w:val="BodyText"/>
+      </w:pPr>
+      <w:r>
+        <w:drawing>
+          <wp:inline>
+            <wp:extent cx="5334000" cy="918633"/>
+            <wp:effectExtent b="0" l="0" r="0" t="0"/>
+            <wp:docPr descr="" title="" id="35" name="Picture"/>
+            <a:graphic>
+              <a:graphicData uri="http://schemas.openxmlformats.org/drawingml/2006/picture">
+                <pic:pic>
+                  <pic:nvPicPr>
+                    <pic:cNvPr descr="data/igv_coverage_data.png" id="36" name="Picture"/>
+                    <pic:cNvPicPr>
+                      <a:picLocks noChangeArrowheads="1" noChangeAspect="1"/>
+                    </pic:cNvPicPr>
+                  </pic:nvPicPr>
+                  <pic:blipFill>
+                    <a:blip r:embed="rId34"/>
+                    <a:stretch>
+                      <a:fillRect/>
+                    </a:stretch>
+                  </pic:blipFill>
+                  <pic:spPr bwMode="auto">
+                    <a:xfrm>
+                      <a:off x="0" y="0"/>
+                      <a:ext cx="5334000" cy="918633"/>
+                    </a:xfrm>
+                    <a:prstGeom prst="rect">
+                      <a:avLst/>
+                    </a:prstGeom>
+                    <a:noFill/>
+                    <a:ln w="9525">
+                      <a:noFill/>
+                      <a:headEnd/>
+                      <a:tailEnd/>
+                    </a:ln>
+                  </pic:spPr>
+                </pic:pic>
+              </a:graphicData>
+            </a:graphic>
+          </wp:inline>
+        </w:drawing>
+      </w:r>
+    </w:p>
+    <w:p>
+      <w:pPr>
+        <w:pStyle w:val="BodyText"/>
+      </w:pPr>
+      <w:r>
+        <w:t xml:space="preserve">For all three samples the read depth at the variant position is sufficient to call a variant. In the fathers samples 78 reads mapped to that region, 73 for the daughter and 72 for the mother. While the parents both display a heterozygot genotype, the daughter shows a homozygot genotype underlining the diagnosis of a recessive heritable disease. Both parents show the same ratio of G (53 %) and C (47 %) at this position. Regarding the daughter, 90 % of the reads show a cytosine, but still 10 % reflect guanine. One reason could be ? Besides that the sequencing quality at this postion enables well-founded variant calling.</w:t>
       </w:r>
     </w:p>
     <w:p>
@@ -1440,17 +9335,39 @@
         </w:numPr>
       </w:pPr>
       <w:r>
-        <w:t xml:space="preserve">Table with read statistics (read numbers for each processing step including total number, after initial mapping, after duplicate removal, etc.). What is the outcome of the NGS workflow?</w:t>
+        <w:t xml:space="preserve">Were variants found in candidate variants genes? If yes, with how many reads covered, what was the allele frequency of the alternative allele. Discuss quality of the calls. Report sequencing depth for all samples for candidate variant.</w:t>
       </w:r>
     </w:p>
-    <w:bookmarkEnd w:id="23"/>
-    <w:bookmarkStart w:id="26" w:name="variant-callingfiltering"/>
     <w:p>
       <w:pPr>
-        <w:pStyle w:val="Heading3"/>
+        <w:pStyle w:val="Compact"/>
+        <w:numPr>
+          <w:ilvl w:val="0"/>
+          <w:numId w:val="1005"/>
+        </w:numPr>
       </w:pPr>
       <w:r>
-        <w:t xml:space="preserve">Variant calling/filtering</w:t>
+        <w:t xml:space="preserve">Report gene coverage for all samples for candidate gene.</w:t>
+      </w:r>
+    </w:p>
+    <w:p>
+      <w:pPr>
+        <w:pStyle w:val="Compact"/>
+        <w:numPr>
+          <w:ilvl w:val="0"/>
+          <w:numId w:val="1005"/>
+        </w:numPr>
+      </w:pPr>
+      <w:r>
+        <w:t xml:space="preserve">Show variant in IGV from all three family members. Which mode of inheritance you have found and what is the support for it?</w:t>
+      </w:r>
+    </w:p>
+    <w:p>
+      <w:pPr>
+        <w:pStyle w:val="FirstParagraph"/>
+      </w:pPr>
+      <w:r>
+        <w:t xml:space="preserve">The variant 22-21224656-G-C has not been reported in the population database gnomAD which hints towards an extremely rare variant. This finding fits well with the observed phenotype as the CEDNIK syndrome is a very rare disease. At this position, variants of G-A and G-T have been reported, but also with a very rare allele frequency which underlines the hypothesis further.</w:t>
       </w:r>
     </w:p>
     <w:p>
@@ -1462,52 +9379,7 @@
         </w:numPr>
       </w:pPr>
       <w:r>
-        <w:t xml:space="preserve">How many variants were in the raw sample output and then called in the initial</w:t>
-      </w:r>
-      <w:r>
-        <w:t xml:space="preserve"> </w:t>
-      </w:r>
-      <w:r>
-        <w:rPr>
-          <w:rStyle w:val="VerbatimChar"/>
-        </w:rPr>
-        <w:t xml:space="preserve">bcf</w:t>
-      </w:r>
-      <w:r>
-        <w:t xml:space="preserve"> </w:t>
-      </w:r>
-      <w:r>
-        <w:t xml:space="preserve">files, in the</w:t>
-      </w:r>
-      <w:r>
-        <w:t xml:space="preserve"> </w:t>
-      </w:r>
-      <w:r>
-        <w:rPr>
-          <w:rStyle w:val="VerbatimChar"/>
-        </w:rPr>
-        <w:t xml:space="preserve">vcf</w:t>
-      </w:r>
-      <w:r>
-        <w:t xml:space="preserve"> </w:t>
-      </w:r>
-      <w:r>
-        <w:t xml:space="preserve">file filtered for read depth and finally in the demultiplexed</w:t>
-      </w:r>
-      <w:r>
-        <w:t xml:space="preserve"> </w:t>
-      </w:r>
-      <w:r>
-        <w:rPr>
-          <w:rStyle w:val="VerbatimChar"/>
-        </w:rPr>
-        <w:t xml:space="preserve">vcf</w:t>
-      </w:r>
-      <w:r>
-        <w:t xml:space="preserve"> </w:t>
-      </w:r>
-      <w:r>
-        <w:t xml:space="preserve">file? What means demultiplexing here?</w:t>
+        <w:t xml:space="preserve">Describe candidate variant and gene using databases.</w:t>
       </w:r>
     </w:p>
     <w:p>
@@ -1519,7 +9391,7 @@
         </w:numPr>
       </w:pPr>
       <w:r>
-        <w:t xml:space="preserve">How many variants were finally called over all samples and annotated using ANNOVAR? How many variants remaining after each filtering step (1 or 2 tables)? Describe impact of each filtering step by number of qualifying variants.</w:t>
+        <w:t xml:space="preserve">Check the current allele frequencies in gnoMAD for your variants (web)</w:t>
       </w:r>
     </w:p>
     <w:p>
@@ -1531,7 +9403,24 @@
         </w:numPr>
       </w:pPr>
       <w:r>
-        <w:t xml:space="preserve">How many exonic/intronic variants were called? (1-2 sentences, 1 table). Were there any variants related to alternative splicing?</w:t>
+        <w:t xml:space="preserve">Annotate your variant with more scores and annotation using</w:t>
+      </w:r>
+      <w:r>
+        <w:t xml:space="preserve"> </w:t>
+      </w:r>
+      <w:hyperlink r:id="rId37">
+        <w:r>
+          <w:rPr>
+            <w:rStyle w:val="Hyperlink"/>
+          </w:rPr>
+          <w:t xml:space="preserve">wANNOVAR</w:t>
+        </w:r>
+      </w:hyperlink>
+      <w:r>
+        <w:t xml:space="preserve"> </w:t>
+      </w:r>
+      <w:r>
+        <w:t xml:space="preserve">and discuss if they support the hypothesis that the variant is disease causing</w:t>
       </w:r>
     </w:p>
     <w:p>
@@ -1543,7 +9432,7 @@
         </w:numPr>
       </w:pPr>
       <w:r>
-        <w:t xml:space="preserve">How many different exonic variant types (nonsynonymous/synonymous/frameshift/non-frameshiftindels/etc) were called? (1-2 sentences, 1 table).</w:t>
+        <w:t xml:space="preserve">Collect data about your variant and gene and the position of your variant from GeneCards, Uniprot, OMIM, GTEX. Is the variant located in a certain protein domain, does it is region where other disease-causing variants are located, is the protein/gene expressed in the tissue that you would expect?</w:t>
       </w:r>
     </w:p>
     <w:p>
@@ -1555,31 +9444,7 @@
         </w:numPr>
       </w:pPr>
       <w:r>
-        <w:t xml:space="preserve">QC measures: calculate and discuss</w:t>
-      </w:r>
-    </w:p>
-    <w:p>
-      <w:pPr>
-        <w:pStyle w:val="Compact"/>
-        <w:numPr>
-          <w:ilvl w:val="1"/>
-          <w:numId w:val="1007"/>
-        </w:numPr>
-      </w:pPr>
-      <w:r>
-        <w:t xml:space="preserve">transistion/transversion ratio</w:t>
-      </w:r>
-    </w:p>
-    <w:p>
-      <w:pPr>
-        <w:pStyle w:val="Compact"/>
-        <w:numPr>
-          <w:ilvl w:val="1"/>
-          <w:numId w:val="1007"/>
-        </w:numPr>
-      </w:pPr>
-      <w:r>
-        <w:t xml:space="preserve">nonsynonymous/synonymous ratio</w:t>
+        <w:t xml:space="preserve">Use different tools for variant interpretation like MutationMapper, MuPIT, MTR-viewer, VSranker, ClinVar</w:t>
       </w:r>
     </w:p>
     <w:p>
@@ -1591,125 +9456,12 @@
         </w:numPr>
       </w:pPr>
       <w:r>
-        <w:t xml:space="preserve">Were variants found in candidate variants genes? If yes, with how many reads covered, what was the allele frequency of the alternative allele. Discuss quality of the calls. Report sequencing depth for all samples for candidate variant.</w:t>
-      </w:r>
-    </w:p>
-    <w:p>
-      <w:pPr>
-        <w:pStyle w:val="Compact"/>
-        <w:numPr>
-          <w:ilvl w:val="0"/>
-          <w:numId w:val="1006"/>
-        </w:numPr>
-      </w:pPr>
-      <w:r>
-        <w:t xml:space="preserve">Report gene coverage for all samples for candidate gene.</w:t>
-      </w:r>
-    </w:p>
-    <w:p>
-      <w:pPr>
-        <w:pStyle w:val="Compact"/>
-        <w:numPr>
-          <w:ilvl w:val="0"/>
-          <w:numId w:val="1006"/>
-        </w:numPr>
-      </w:pPr>
-      <w:r>
-        <w:t xml:space="preserve">Show variant in IGV from all three family members. Which mode of inheritance you have found and what is the support for it?</w:t>
-      </w:r>
-    </w:p>
-    <w:p>
-      <w:pPr>
-        <w:pStyle w:val="Compact"/>
-        <w:numPr>
-          <w:ilvl w:val="0"/>
-          <w:numId w:val="1006"/>
-        </w:numPr>
-      </w:pPr>
-      <w:r>
-        <w:t xml:space="preserve">Describe candidate variant and gene using databases.</w:t>
-      </w:r>
-    </w:p>
-    <w:p>
-      <w:pPr>
-        <w:pStyle w:val="Compact"/>
-        <w:numPr>
-          <w:ilvl w:val="0"/>
-          <w:numId w:val="1006"/>
-        </w:numPr>
-      </w:pPr>
-      <w:r>
-        <w:t xml:space="preserve">Check the current allele frequencies in gnoMAD for your variants (web)</w:t>
-      </w:r>
-    </w:p>
-    <w:p>
-      <w:pPr>
-        <w:pStyle w:val="Compact"/>
-        <w:numPr>
-          <w:ilvl w:val="0"/>
-          <w:numId w:val="1006"/>
-        </w:numPr>
-      </w:pPr>
-      <w:r>
-        <w:t xml:space="preserve">Annotate your variant with more scores and annotation using</w:t>
+        <w:t xml:space="preserve">Have at least one figure that shows the location of the variant on the protein sequence, e.g. using MutationMapper or the R package</w:t>
       </w:r>
       <w:r>
         <w:t xml:space="preserve"> </w:t>
       </w:r>
-      <w:hyperlink r:id="rId24">
-        <w:r>
-          <w:rPr>
-            <w:rStyle w:val="Hyperlink"/>
-          </w:rPr>
-          <w:t xml:space="preserve">wANNOVAR</w:t>
-        </w:r>
-      </w:hyperlink>
-      <w:r>
-        <w:t xml:space="preserve"> </w:t>
-      </w:r>
-      <w:r>
-        <w:t xml:space="preserve">and discuss if they support the hypothesis that the variant is disease causing</w:t>
-      </w:r>
-    </w:p>
-    <w:p>
-      <w:pPr>
-        <w:pStyle w:val="Compact"/>
-        <w:numPr>
-          <w:ilvl w:val="0"/>
-          <w:numId w:val="1006"/>
-        </w:numPr>
-      </w:pPr>
-      <w:r>
-        <w:t xml:space="preserve">Collect data about your variant and gene and the position of your variant from GeneCards, Uniprot, OMIM, GTEX. Is the variant located in a certain protein domain, does it is region where other disease-causing variants are located, is the protein/gene expressed in the tissue that you would expect?</w:t>
-      </w:r>
-    </w:p>
-    <w:p>
-      <w:pPr>
-        <w:pStyle w:val="Compact"/>
-        <w:numPr>
-          <w:ilvl w:val="0"/>
-          <w:numId w:val="1006"/>
-        </w:numPr>
-      </w:pPr>
-      <w:r>
-        <w:t xml:space="preserve">Use different tools for variant interpretation like MutationMapper, MuPIT, MTR-viewer, VSranker, ClinVar</w:t>
-      </w:r>
-    </w:p>
-    <w:p>
-      <w:pPr>
-        <w:pStyle w:val="Compact"/>
-        <w:numPr>
-          <w:ilvl w:val="0"/>
-          <w:numId w:val="1006"/>
-        </w:numPr>
-      </w:pPr>
-      <w:r>
-        <w:t xml:space="preserve">Have at least one figure that shows the location of the variant on the protein sequence, e.g. using MutationMapper or the R package</w:t>
-      </w:r>
-      <w:r>
-        <w:t xml:space="preserve"> </w:t>
-      </w:r>
-      <w:hyperlink r:id="rId25">
+      <w:hyperlink r:id="rId38">
         <w:r>
           <w:rPr>
             <w:rStyle w:val="Hyperlink"/>
@@ -1718,9 +9470,9 @@
         </w:r>
       </w:hyperlink>
     </w:p>
-    <w:bookmarkEnd w:id="26"/>
-    <w:bookmarkEnd w:id="27"/>
-    <w:bookmarkStart w:id="28" w:name="discussion"/>
+    <w:bookmarkEnd w:id="39"/>
+    <w:bookmarkEnd w:id="40"/>
+    <w:bookmarkStart w:id="41" w:name="discussion"/>
     <w:p>
       <w:pPr>
         <w:pStyle w:val="Heading2"/>
@@ -1733,7 +9485,7 @@
       <w:pPr>
         <w:numPr>
           <w:ilvl w:val="0"/>
-          <w:numId w:val="1008"/>
+          <w:numId w:val="1007"/>
         </w:numPr>
       </w:pPr>
       <w:r>
@@ -1744,7 +9496,7 @@
       <w:pPr>
         <w:numPr>
           <w:ilvl w:val="0"/>
-          <w:numId w:val="1008"/>
+          <w:numId w:val="1007"/>
         </w:numPr>
       </w:pPr>
       <w:r>
@@ -1755,7 +9507,7 @@
       <w:pPr>
         <w:numPr>
           <w:ilvl w:val="0"/>
-          <w:numId w:val="1008"/>
+          <w:numId w:val="1007"/>
         </w:numPr>
       </w:pPr>
       <w:r>
@@ -1766,7 +9518,7 @@
       <w:pPr>
         <w:numPr>
           <w:ilvl w:val="0"/>
-          <w:numId w:val="1008"/>
+          <w:numId w:val="1007"/>
         </w:numPr>
       </w:pPr>
       <w:r>
@@ -1777,15 +9529,15 @@
       <w:pPr>
         <w:numPr>
           <w:ilvl w:val="0"/>
-          <w:numId w:val="1008"/>
+          <w:numId w:val="1007"/>
         </w:numPr>
       </w:pPr>
       <w:r>
         <w:t xml:space="preserve">Can you think of experiments that could show that you have found a disease-causing variant?</w:t>
       </w:r>
     </w:p>
-    <w:bookmarkEnd w:id="28"/>
-    <w:bookmarkStart w:id="47" w:name="references"/>
+    <w:bookmarkEnd w:id="41"/>
+    <w:bookmarkStart w:id="65" w:name="references"/>
     <w:p>
       <w:pPr>
         <w:pStyle w:val="Heading2"/>
@@ -1794,8 +9546,8 @@
         <w:t xml:space="preserve">References</w:t>
       </w:r>
     </w:p>
-    <w:bookmarkStart w:id="46" w:name="refs"/>
-    <w:bookmarkStart w:id="30" w:name="ref-hsu2017cednik"/>
+    <w:bookmarkStart w:id="64" w:name="refs"/>
+    <w:bookmarkStart w:id="43" w:name="ref-hsu2017cednik"/>
     <w:p>
       <w:pPr>
         <w:pStyle w:val="Bibliography"/>
@@ -1834,7 +9586,7 @@
       <w:r>
         <w:t xml:space="preserve"> </w:t>
       </w:r>
-      <w:hyperlink r:id="rId29">
+      <w:hyperlink r:id="rId42">
         <w:r>
           <w:rPr>
             <w:rStyle w:val="Hyperlink"/>
@@ -1846,8 +9598,8 @@
         <w:t xml:space="preserve">.</w:t>
       </w:r>
     </w:p>
-    <w:bookmarkEnd w:id="30"/>
-    <w:bookmarkStart w:id="32" w:name="ref-schiller2016establishment"/>
+    <w:bookmarkEnd w:id="43"/>
+    <w:bookmarkStart w:id="45" w:name="ref-schiller2016establishment"/>
     <w:p>
       <w:pPr>
         <w:pStyle w:val="Bibliography"/>
@@ -1880,7 +9632,7 @@
       <w:r>
         <w:t xml:space="preserve"> </w:t>
       </w:r>
-      <w:hyperlink r:id="rId31">
+      <w:hyperlink r:id="rId44">
         <w:r>
           <w:rPr>
             <w:rStyle w:val="Hyperlink"/>
@@ -1892,8 +9644,8 @@
         <w:t xml:space="preserve">.</w:t>
       </w:r>
     </w:p>
-    <w:bookmarkEnd w:id="32"/>
-    <w:bookmarkStart w:id="34" w:name="ref-sprecher2005mutation"/>
+    <w:bookmarkEnd w:id="45"/>
+    <w:bookmarkStart w:id="47" w:name="ref-sprecher2005mutation"/>
     <w:p>
       <w:pPr>
         <w:pStyle w:val="Bibliography"/>
@@ -1926,7 +9678,7 @@
       <w:r>
         <w:t xml:space="preserve"> </w:t>
       </w:r>
-      <w:hyperlink r:id="rId33">
+      <w:hyperlink r:id="rId46">
         <w:r>
           <w:rPr>
             <w:rStyle w:val="Hyperlink"/>
@@ -1938,8 +9690,8 @@
         <w:t xml:space="preserve">.</w:t>
       </w:r>
     </w:p>
-    <w:bookmarkEnd w:id="34"/>
-    <w:bookmarkStart w:id="36" w:name="ref-mah2021new"/>
+    <w:bookmarkEnd w:id="47"/>
+    <w:bookmarkStart w:id="49" w:name="ref-mah2021new"/>
     <w:p>
       <w:pPr>
         <w:pStyle w:val="Bibliography"/>
@@ -1972,7 +9724,7 @@
       <w:r>
         <w:t xml:space="preserve"> </w:t>
       </w:r>
-      <w:hyperlink r:id="rId35">
+      <w:hyperlink r:id="rId48">
         <w:r>
           <w:rPr>
             <w:rStyle w:val="Hyperlink"/>
@@ -1984,8 +9736,8 @@
         <w:t xml:space="preserve">.</w:t>
       </w:r>
     </w:p>
-    <w:bookmarkEnd w:id="36"/>
-    <w:bookmarkStart w:id="38" w:name="ref-orphanetcednik"/>
+    <w:bookmarkEnd w:id="49"/>
+    <w:bookmarkStart w:id="51" w:name="ref-orphanetcednik"/>
     <w:p>
       <w:pPr>
         <w:pStyle w:val="Bibliography"/>
@@ -2005,7 +9757,7 @@
       <w:r>
         <w:t xml:space="preserve"> </w:t>
       </w:r>
-      <w:hyperlink r:id="rId37">
+      <w:hyperlink r:id="rId50">
         <w:r>
           <w:rPr>
             <w:rStyle w:val="Hyperlink"/>
@@ -2017,8 +9769,8 @@
         <w:t xml:space="preserve">.</w:t>
       </w:r>
     </w:p>
-    <w:bookmarkEnd w:id="38"/>
-    <w:bookmarkStart w:id="40" w:name="ref-brancato2025ngs"/>
+    <w:bookmarkEnd w:id="51"/>
+    <w:bookmarkStart w:id="53" w:name="ref-brancato2025ngs"/>
     <w:p>
       <w:pPr>
         <w:pStyle w:val="Bibliography"/>
@@ -2051,7 +9803,7 @@
       <w:r>
         <w:t xml:space="preserve"> </w:t>
       </w:r>
-      <w:hyperlink r:id="rId39">
+      <w:hyperlink r:id="rId52">
         <w:r>
           <w:rPr>
             <w:rStyle w:val="Hyperlink"/>
@@ -2063,8 +9815,8 @@
         <w:t xml:space="preserve">.</w:t>
       </w:r>
     </w:p>
-    <w:bookmarkEnd w:id="40"/>
-    <w:bookmarkStart w:id="42" w:name="ref-gabriel2022trio"/>
+    <w:bookmarkEnd w:id="53"/>
+    <w:bookmarkStart w:id="55" w:name="ref-gabriel2022trio"/>
     <w:p>
       <w:pPr>
         <w:pStyle w:val="Bibliography"/>
@@ -2103,7 +9855,7 @@
       <w:r>
         <w:t xml:space="preserve"> </w:t>
       </w:r>
-      <w:hyperlink r:id="rId41">
+      <w:hyperlink r:id="rId54">
         <w:r>
           <w:rPr>
             <w:rStyle w:val="Hyperlink"/>
@@ -2115,8 +9867,8 @@
         <w:t xml:space="preserve">.</w:t>
       </w:r>
     </w:p>
-    <w:bookmarkEnd w:id="42"/>
-    <w:bookmarkStart w:id="44" w:name="ref-corpas_crowdsourced_2015"/>
+    <w:bookmarkEnd w:id="55"/>
+    <w:bookmarkStart w:id="57" w:name="ref-corpas_crowdsourced_2015"/>
     <w:p>
       <w:pPr>
         <w:pStyle w:val="Bibliography"/>
@@ -2149,7 +9901,7 @@
       <w:r>
         <w:t xml:space="preserve"> </w:t>
       </w:r>
-      <w:hyperlink r:id="rId43">
+      <w:hyperlink r:id="rId56">
         <w:r>
           <w:rPr>
             <w:rStyle w:val="Hyperlink"/>
@@ -2161,8 +9913,8 @@
         <w:t xml:space="preserve">.</w:t>
       </w:r>
     </w:p>
-    <w:bookmarkEnd w:id="44"/>
-    <w:bookmarkStart w:id="45" w:name="ref-illumina"/>
+    <w:bookmarkEnd w:id="57"/>
+    <w:bookmarkStart w:id="58" w:name="ref-illumina"/>
     <w:p>
       <w:pPr>
         <w:pStyle w:val="Bibliography"/>
@@ -2180,9 +9932,120 @@
         <w:t xml:space="preserve">Illumina Quality scores for next-generation sequencing.</w:t>
       </w:r>
     </w:p>
-    <w:bookmarkEnd w:id="45"/>
-    <w:bookmarkEnd w:id="46"/>
-    <w:bookmarkEnd w:id="47"/>
+    <w:bookmarkEnd w:id="58"/>
+    <w:bookmarkStart w:id="60" w:name="ref-li2009fast"/>
+    <w:p>
+      <w:pPr>
+        <w:pStyle w:val="Bibliography"/>
+      </w:pPr>
+      <w:r>
+        <w:t xml:space="preserve">10.</w:t>
+      </w:r>
+      <w:r>
+        <w:t xml:space="preserve"> </w:t>
+      </w:r>
+      <w:r>
+        <w:t xml:space="preserve">	</w:t>
+      </w:r>
+      <w:r>
+        <w:t xml:space="preserve">Li, H., and Durbin, R. (2009).</w:t>
+      </w:r>
+      <w:r>
+        <w:t xml:space="preserve"> </w:t>
+      </w:r>
+      <w:hyperlink r:id="rId59">
+        <w:r>
+          <w:rPr>
+            <w:rStyle w:val="Hyperlink"/>
+          </w:rPr>
+          <w:t xml:space="preserve">Fast and accurate short read alignment with burrows-wheeler transform</w:t>
+        </w:r>
+      </w:hyperlink>
+      <w:r>
+        <w:t xml:space="preserve">. Bioinformatics</w:t>
+      </w:r>
+      <w:r>
+        <w:t xml:space="preserve"> </w:t>
+      </w:r>
+      <w:r>
+        <w:rPr>
+          <w:i/>
+          <w:iCs/>
+        </w:rPr>
+        <w:t xml:space="preserve">25</w:t>
+      </w:r>
+      <w:r>
+        <w:t xml:space="preserve">, 1754–1760.</w:t>
+      </w:r>
+    </w:p>
+    <w:bookmarkEnd w:id="60"/>
+    <w:bookmarkStart w:id="61" w:name="ref-gatk_haplotypecaller"/>
+    <w:p>
+      <w:pPr>
+        <w:pStyle w:val="Bibliography"/>
+      </w:pPr>
+      <w:r>
+        <w:t xml:space="preserve">11.</w:t>
+      </w:r>
+      <w:r>
+        <w:t xml:space="preserve"> </w:t>
+      </w:r>
+      <w:r>
+        <w:t xml:space="preserve">	</w:t>
+      </w:r>
+      <w:r>
+        <w:t xml:space="preserve">Broad Institute (n.d.). HaplotypeCaller.</w:t>
+      </w:r>
+    </w:p>
+    <w:bookmarkEnd w:id="61"/>
+    <w:bookmarkStart w:id="63" w:name="ref-wang2010annovar"/>
+    <w:p>
+      <w:pPr>
+        <w:pStyle w:val="Bibliography"/>
+      </w:pPr>
+      <w:r>
+        <w:t xml:space="preserve">12.</w:t>
+      </w:r>
+      <w:r>
+        <w:t xml:space="preserve"> </w:t>
+      </w:r>
+      <w:r>
+        <w:t xml:space="preserve">	</w:t>
+      </w:r>
+      <w:r>
+        <w:t xml:space="preserve">Wang, K., Li, M., and Hakonarson, H. (2010). ANNOVAR: Functional annotation of genetic variants from high-throughput sequencing data. Nucleic Acids Research</w:t>
+      </w:r>
+      <w:r>
+        <w:t xml:space="preserve"> </w:t>
+      </w:r>
+      <w:r>
+        <w:rPr>
+          <w:i/>
+          <w:iCs/>
+        </w:rPr>
+        <w:t xml:space="preserve">38</w:t>
+      </w:r>
+      <w:r>
+        <w:t xml:space="preserve">, e164.</w:t>
+      </w:r>
+      <w:r>
+        <w:t xml:space="preserve"> </w:t>
+      </w:r>
+      <w:hyperlink r:id="rId62">
+        <w:r>
+          <w:rPr>
+            <w:rStyle w:val="Hyperlink"/>
+          </w:rPr>
+          <w:t xml:space="preserve">https://doi.org/10.1093/nar/gkq603</w:t>
+        </w:r>
+      </w:hyperlink>
+      <w:r>
+        <w:t xml:space="preserve">.</w:t>
+      </w:r>
+    </w:p>
+    <w:bookmarkEnd w:id="63"/>
+    <w:bookmarkEnd w:id="64"/>
+    <w:bookmarkEnd w:id="65"/>
     <w:sectPr>
       <w:footnotePr>
         <w:numRestart w:val="eachSect"/>
@@ -2418,9 +10281,6 @@
     <w:abstractNumId w:val="991"/>
   </w:num>
   <w:num w:numId="1007">
-    <w:abstractNumId w:val="991"/>
-  </w:num>
-  <w:num w:numId="1008">
     <w:abstractNumId w:val="991"/>
   </w:num>
 </w:numbering>

--- a/report_G5.docx
+++ b/report_G5.docx
@@ -502,7 +502,7 @@
     </w:p>
     <w:bookmarkEnd w:id="20"/>
     <w:bookmarkEnd w:id="21"/>
-    <w:bookmarkStart w:id="40" w:name="results"/>
+    <w:bookmarkStart w:id="43" w:name="results"/>
     <w:p>
       <w:pPr>
         <w:pStyle w:val="Heading2"/>
@@ -9151,7 +9151,7 @@
       </w:r>
     </w:p>
     <w:bookmarkEnd w:id="27"/>
-    <w:bookmarkStart w:id="39" w:name="analysis-of-the-candidate-gene"/>
+    <w:bookmarkStart w:id="42" w:name="analysis-of-the-candidate-gene"/>
     <w:p>
       <w:pPr>
         <w:pStyle w:val="Heading3"/>
@@ -9323,7 +9323,662 @@
         <w:pStyle w:val="BodyText"/>
       </w:pPr>
       <w:r>
-        <w:t xml:space="preserve">For all three samples the read depth at the variant position is sufficient to call a variant. In the fathers samples 78 reads mapped to that region, 73 for the daughter and 72 for the mother. While the parents both display a heterozygot genotype, the daughter shows a homozygot genotype underlining the diagnosis of a recessive heritable disease. Both parents show the same ratio of G (53 %) and C (47 %) at this position. Regarding the daughter, 90 % of the reads show a cytosine, but still 10 % reflect guanine. One reason could be ? Besides that the sequencing quality at this postion enables well-founded variant calling.</w:t>
+        <w:t xml:space="preserve">At the variant position, the read depth is sufficient for a reliable genotype call in all three samples with 78 reads covering the position in the father, 72 in the mother and 73 in the daughter. Both parents are heterozygous and show a similar allele ratio of about 53 % guanine and 47 % cytosine. The daughter is homozygous for the alternative allele, with 90 % of her reads showing cytosine. This is consistent with a recessive mode of inheritance, because both parents are unaffected carriers and the affected child has two copies of the variant. Remarkably, about 10 % of the daughter’s reads show guanine. This is unlikely to reflect a true second allele, but rather shows a technical artefact, such as sequencing errors, misaligned reads or even a contamination with parental DNA.</w:t>
+      </w:r>
+    </w:p>
+    <w:tbl xmlns:w="http://schemas.openxmlformats.org/wordprocessingml/2006/main" xmlns:wp="http://schemas.openxmlformats.org/drawingml/2006/wordprocessingDrawing" xmlns:r="http://schemas.openxmlformats.org/officeDocument/2006/relationships" xmlns:w14="http://schemas.microsoft.com/office/word/2010/wordml">
+      <w:tblPr>
+        <w:tblCellMar>
+          <w:top w:w="0" w:type="dxa"/>
+          <w:bottom w:w="0" w:type="dxa"/>
+          <w:start w:w="60" w:type="dxa"/>
+          <w:end w:w="60" w:type="dxa"/>
+        </w:tblCellMar>
+        <w:tblW w:type="auto" w:w="0"/>
+        <w:tblLook w:firstRow="0" w:lastRow="0" w:firstColumn="0" w:lastColumn="0" w:noHBand="0" w:noVBand="0"/>
+        <w:jc w:val="center"/>
+      </w:tblPr>
+      <w:tr>
+        <w:trPr>
+          <w:cantSplit/>
+          <w:tblHeader/>
+        </w:trPr>
+        <w:tc>
+          <w:tcPr>
+            <w:tcBorders>
+              <w:top w:val="single" w:sz="16" w:space="0" w:color="D3D3D3"/>
+              <w:bottom w:val="single" w:sz="16" w:space="0" w:color="D3D3D3"/>
+              <w:start w:val="single" w:space="0" w:color="D3D3D3"/>
+            </w:tcBorders>
+          </w:tcPr>
+          <w:p>
+            <w:pPr>
+              <w:spacing w:before="0" w:after="60"/>
+              <w:keepNext/>
+              <w:jc w:val="start"/>
+            </w:pPr>
+            <w:r>
+              <w:rPr>
+                <w:rFonts w:ascii="Calibri" w:hAnsi="Calibri"/>
+                <w:sz w:val="20"/>
+              </w:rPr>
+              <w:t xml:space="default">sample</w:t>
+            </w:r>
+          </w:p>
+        </w:tc>
+        <w:tc>
+          <w:tcPr>
+            <w:tcBorders>
+              <w:top w:val="single" w:sz="16" w:space="0" w:color="D3D3D3"/>
+              <w:bottom w:val="single" w:sz="16" w:space="0" w:color="D3D3D3"/>
+            </w:tcBorders>
+          </w:tcPr>
+          <w:p>
+            <w:pPr>
+              <w:spacing w:before="0" w:after="60"/>
+              <w:keepNext/>
+              <w:jc w:val="end"/>
+            </w:pPr>
+            <w:r>
+              <w:rPr>
+                <w:rFonts w:ascii="Calibri" w:hAnsi="Calibri"/>
+                <w:sz w:val="20"/>
+              </w:rPr>
+              <w:t xml:space="default">chr22_mean</w:t>
+            </w:r>
+          </w:p>
+        </w:tc>
+        <w:tc>
+          <w:tcPr>
+            <w:tcBorders>
+              <w:top w:val="single" w:sz="16" w:space="0" w:color="D3D3D3"/>
+              <w:bottom w:val="single" w:sz="16" w:space="0" w:color="D3D3D3"/>
+            </w:tcBorders>
+          </w:tcPr>
+          <w:p>
+            <w:pPr>
+              <w:spacing w:before="0" w:after="60"/>
+              <w:keepNext/>
+              <w:jc w:val="end"/>
+            </w:pPr>
+            <w:r>
+              <w:rPr>
+                <w:rFonts w:ascii="Calibri" w:hAnsi="Calibri"/>
+                <w:sz w:val="20"/>
+              </w:rPr>
+              <w:t xml:space="default">gene_mean</w:t>
+            </w:r>
+          </w:p>
+        </w:tc>
+        <w:tc>
+          <w:tcPr>
+            <w:tcBorders>
+              <w:top w:val="single" w:sz="16" w:space="0" w:color="D3D3D3"/>
+              <w:bottom w:val="single" w:sz="16" w:space="0" w:color="D3D3D3"/>
+            </w:tcBorders>
+          </w:tcPr>
+          <w:p>
+            <w:pPr>
+              <w:spacing w:before="0" w:after="60"/>
+              <w:keepNext/>
+              <w:jc w:val="end"/>
+            </w:pPr>
+            <w:r>
+              <w:rPr>
+                <w:rFonts w:ascii="Calibri" w:hAnsi="Calibri"/>
+                <w:sz w:val="20"/>
+              </w:rPr>
+              <w:t xml:space="default">exon_mean</w:t>
+            </w:r>
+          </w:p>
+        </w:tc>
+        <w:tc>
+          <w:tcPr>
+            <w:tcBorders>
+              <w:top w:val="single" w:sz="16" w:space="0" w:color="D3D3D3"/>
+              <w:bottom w:val="single" w:sz="16" w:space="0" w:color="D3D3D3"/>
+            </w:tcBorders>
+          </w:tcPr>
+          <w:p>
+            <w:pPr>
+              <w:spacing w:before="0" w:after="60"/>
+              <w:keepNext/>
+              <w:jc w:val="end"/>
+            </w:pPr>
+            <w:r>
+              <w:rPr>
+                <w:rFonts w:ascii="Calibri" w:hAnsi="Calibri"/>
+                <w:sz w:val="20"/>
+              </w:rPr>
+              <w:t xml:space="default">exon_pct_20x</w:t>
+            </w:r>
+          </w:p>
+        </w:tc>
+        <w:tc>
+          <w:tcPr>
+            <w:tcBorders>
+              <w:top w:val="single" w:sz="16" w:space="0" w:color="D3D3D3"/>
+              <w:bottom w:val="single" w:sz="16" w:space="0" w:color="D3D3D3"/>
+              <w:end w:val="single" w:space="0" w:color="D3D3D3"/>
+            </w:tcBorders>
+          </w:tcPr>
+          <w:p>
+            <w:pPr>
+              <w:spacing w:before="0" w:after="60"/>
+              <w:keepNext/>
+              <w:jc w:val="end"/>
+            </w:pPr>
+            <w:r>
+              <w:rPr>
+                <w:rFonts w:ascii="Calibri" w:hAnsi="Calibri"/>
+                <w:sz w:val="20"/>
+              </w:rPr>
+              <w:t xml:space="default">depth_at_position</w:t>
+            </w:r>
+          </w:p>
+        </w:tc>
+      </w:tr>
+      <w:tr>
+        <w:trPr>
+          <w:cantSplit/>
+        </w:trPr>
+        <w:tc>
+          <w:tcPr>
+            <w:tcBorders>
+              <w:top w:val="single" w:space="0" w:color="D3D3D3"/>
+              <w:bottom w:val="single" w:space="0" w:color="D3D3D3"/>
+              <w:start w:val="single" w:space="0" w:color="D3D3D3"/>
+              <w:end w:val="single" w:space="0" w:color="D3D3D3"/>
+            </w:tcBorders>
+          </w:tcPr>
+          <w:p>
+            <w:pPr>
+              <w:spacing w:before="0" w:after="60"/>
+              <w:keepNext/>
+              <w:jc w:val="start"/>
+            </w:pPr>
+            <w:r>
+              <w:rPr>
+                <w:rFonts w:ascii="Calibri" w:hAnsi="Calibri"/>
+                <w:sz w:val="20"/>
+              </w:rPr>
+              <w:t xml:space="default">dad</w:t>
+            </w:r>
+          </w:p>
+        </w:tc>
+        <w:tc>
+          <w:tcPr>
+            <w:tcBorders>
+              <w:top w:val="single" w:space="0" w:color="D3D3D3"/>
+              <w:bottom w:val="single" w:space="0" w:color="D3D3D3"/>
+              <w:start w:val="single" w:space="0" w:color="D3D3D3"/>
+              <w:end w:val="single" w:space="0" w:color="D3D3D3"/>
+            </w:tcBorders>
+          </w:tcPr>
+          <w:p>
+            <w:pPr>
+              <w:spacing w:before="0" w:after="60"/>
+              <w:keepNext/>
+              <w:jc w:val="end"/>
+            </w:pPr>
+            <w:r>
+              <w:rPr>
+                <w:rFonts w:ascii="Calibri" w:hAnsi="Calibri"/>
+                <w:sz w:val="20"/>
+              </w:rPr>
+              <w:t xml:space="default">4.77</w:t>
+            </w:r>
+          </w:p>
+        </w:tc>
+        <w:tc>
+          <w:tcPr>
+            <w:tcBorders>
+              <w:top w:val="single" w:space="0" w:color="D3D3D3"/>
+              <w:bottom w:val="single" w:space="0" w:color="D3D3D3"/>
+              <w:start w:val="single" w:space="0" w:color="D3D3D3"/>
+              <w:end w:val="single" w:space="0" w:color="D3D3D3"/>
+            </w:tcBorders>
+          </w:tcPr>
+          <w:p>
+            <w:pPr>
+              <w:spacing w:before="0" w:after="60"/>
+              <w:keepNext/>
+              <w:jc w:val="end"/>
+            </w:pPr>
+            <w:r>
+              <w:rPr>
+                <w:rFonts w:ascii="Calibri" w:hAnsi="Calibri"/>
+                <w:sz w:val="20"/>
+              </w:rPr>
+              <w:t xml:space="default">3.62</w:t>
+            </w:r>
+          </w:p>
+        </w:tc>
+        <w:tc>
+          <w:tcPr>
+            <w:tcBorders>
+              <w:top w:val="single" w:space="0" w:color="D3D3D3"/>
+              <w:bottom w:val="single" w:space="0" w:color="D3D3D3"/>
+              <w:start w:val="single" w:space="0" w:color="D3D3D3"/>
+              <w:end w:val="single" w:space="0" w:color="D3D3D3"/>
+            </w:tcBorders>
+          </w:tcPr>
+          <w:p>
+            <w:pPr>
+              <w:spacing w:before="0" w:after="60"/>
+              <w:keepNext/>
+              <w:jc w:val="end"/>
+            </w:pPr>
+            <w:r>
+              <w:rPr>
+                <w:rFonts w:ascii="Calibri" w:hAnsi="Calibri"/>
+                <w:sz w:val="20"/>
+              </w:rPr>
+              <w:t xml:space="default">14.10</w:t>
+            </w:r>
+          </w:p>
+        </w:tc>
+        <w:tc>
+          <w:tcPr>
+            <w:tcBorders>
+              <w:top w:val="single" w:space="0" w:color="D3D3D3"/>
+              <w:bottom w:val="single" w:space="0" w:color="D3D3D3"/>
+              <w:start w:val="single" w:space="0" w:color="D3D3D3"/>
+              <w:end w:val="single" w:space="0" w:color="D3D3D3"/>
+            </w:tcBorders>
+          </w:tcPr>
+          <w:p>
+            <w:pPr>
+              <w:spacing w:before="0" w:after="60"/>
+              <w:keepNext/>
+              <w:jc w:val="end"/>
+            </w:pPr>
+            <w:r>
+              <w:rPr>
+                <w:rFonts w:ascii="Calibri" w:hAnsi="Calibri"/>
+                <w:sz w:val="20"/>
+              </w:rPr>
+              <w:t xml:space="default">21.6</w:t>
+            </w:r>
+          </w:p>
+        </w:tc>
+        <w:tc>
+          <w:tcPr>
+            <w:tcBorders>
+              <w:top w:val="single" w:space="0" w:color="D3D3D3"/>
+              <w:bottom w:val="single" w:space="0" w:color="D3D3D3"/>
+              <w:start w:val="single" w:space="0" w:color="D3D3D3"/>
+              <w:end w:val="single" w:space="0" w:color="D3D3D3"/>
+            </w:tcBorders>
+          </w:tcPr>
+          <w:p>
+            <w:pPr>
+              <w:spacing w:before="0" w:after="60"/>
+              <w:keepNext/>
+              <w:jc w:val="end"/>
+            </w:pPr>
+            <w:r>
+              <w:rPr>
+                <w:rFonts w:ascii="Calibri" w:hAnsi="Calibri"/>
+                <w:sz w:val="20"/>
+              </w:rPr>
+              <w:t xml:space="default">78</w:t>
+            </w:r>
+          </w:p>
+        </w:tc>
+      </w:tr>
+      <w:tr>
+        <w:trPr>
+          <w:cantSplit/>
+        </w:trPr>
+        <w:tc>
+          <w:tcPr>
+            <w:tcBorders>
+              <w:top w:val="single" w:space="0" w:color="D3D3D3"/>
+              <w:bottom w:val="single" w:space="0" w:color="D3D3D3"/>
+              <w:start w:val="single" w:space="0" w:color="D3D3D3"/>
+              <w:end w:val="single" w:space="0" w:color="D3D3D3"/>
+            </w:tcBorders>
+          </w:tcPr>
+          <w:p>
+            <w:pPr>
+              <w:spacing w:before="0" w:after="60"/>
+              <w:keepNext/>
+              <w:jc w:val="start"/>
+            </w:pPr>
+            <w:r>
+              <w:rPr>
+                <w:rFonts w:ascii="Calibri" w:hAnsi="Calibri"/>
+                <w:sz w:val="20"/>
+              </w:rPr>
+              <w:t xml:space="default">mom</w:t>
+            </w:r>
+          </w:p>
+        </w:tc>
+        <w:tc>
+          <w:tcPr>
+            <w:tcBorders>
+              <w:top w:val="single" w:space="0" w:color="D3D3D3"/>
+              <w:bottom w:val="single" w:space="0" w:color="D3D3D3"/>
+              <w:start w:val="single" w:space="0" w:color="D3D3D3"/>
+              <w:end w:val="single" w:space="0" w:color="D3D3D3"/>
+            </w:tcBorders>
+          </w:tcPr>
+          <w:p>
+            <w:pPr>
+              <w:spacing w:before="0" w:after="60"/>
+              <w:keepNext/>
+              <w:jc w:val="end"/>
+            </w:pPr>
+            <w:r>
+              <w:rPr>
+                <w:rFonts w:ascii="Calibri" w:hAnsi="Calibri"/>
+                <w:sz w:val="20"/>
+              </w:rPr>
+              <w:t xml:space="default">4.14</w:t>
+            </w:r>
+          </w:p>
+        </w:tc>
+        <w:tc>
+          <w:tcPr>
+            <w:tcBorders>
+              <w:top w:val="single" w:space="0" w:color="D3D3D3"/>
+              <w:bottom w:val="single" w:space="0" w:color="D3D3D3"/>
+              <w:start w:val="single" w:space="0" w:color="D3D3D3"/>
+              <w:end w:val="single" w:space="0" w:color="D3D3D3"/>
+            </w:tcBorders>
+          </w:tcPr>
+          <w:p>
+            <w:pPr>
+              <w:spacing w:before="0" w:after="60"/>
+              <w:keepNext/>
+              <w:jc w:val="end"/>
+            </w:pPr>
+            <w:r>
+              <w:rPr>
+                <w:rFonts w:ascii="Calibri" w:hAnsi="Calibri"/>
+                <w:sz w:val="20"/>
+              </w:rPr>
+              <w:t xml:space="default">3.17</w:t>
+            </w:r>
+          </w:p>
+        </w:tc>
+        <w:tc>
+          <w:tcPr>
+            <w:tcBorders>
+              <w:top w:val="single" w:space="0" w:color="D3D3D3"/>
+              <w:bottom w:val="single" w:space="0" w:color="D3D3D3"/>
+              <w:start w:val="single" w:space="0" w:color="D3D3D3"/>
+              <w:end w:val="single" w:space="0" w:color="D3D3D3"/>
+            </w:tcBorders>
+          </w:tcPr>
+          <w:p>
+            <w:pPr>
+              <w:spacing w:before="0" w:after="60"/>
+              <w:keepNext/>
+              <w:jc w:val="end"/>
+            </w:pPr>
+            <w:r>
+              <w:rPr>
+                <w:rFonts w:ascii="Calibri" w:hAnsi="Calibri"/>
+                <w:sz w:val="20"/>
+              </w:rPr>
+              <w:t xml:space="default">12.90</w:t>
+            </w:r>
+          </w:p>
+        </w:tc>
+        <w:tc>
+          <w:tcPr>
+            <w:tcBorders>
+              <w:top w:val="single" w:space="0" w:color="D3D3D3"/>
+              <w:bottom w:val="single" w:space="0" w:color="D3D3D3"/>
+              <w:start w:val="single" w:space="0" w:color="D3D3D3"/>
+              <w:end w:val="single" w:space="0" w:color="D3D3D3"/>
+            </w:tcBorders>
+          </w:tcPr>
+          <w:p>
+            <w:pPr>
+              <w:spacing w:before="0" w:after="60"/>
+              <w:keepNext/>
+              <w:jc w:val="end"/>
+            </w:pPr>
+            <w:r>
+              <w:rPr>
+                <w:rFonts w:ascii="Calibri" w:hAnsi="Calibri"/>
+                <w:sz w:val="20"/>
+              </w:rPr>
+              <w:t xml:space="default">21.0</w:t>
+            </w:r>
+          </w:p>
+        </w:tc>
+        <w:tc>
+          <w:tcPr>
+            <w:tcBorders>
+              <w:top w:val="single" w:space="0" w:color="D3D3D3"/>
+              <w:bottom w:val="single" w:space="0" w:color="D3D3D3"/>
+              <w:start w:val="single" w:space="0" w:color="D3D3D3"/>
+              <w:end w:val="single" w:space="0" w:color="D3D3D3"/>
+            </w:tcBorders>
+          </w:tcPr>
+          <w:p>
+            <w:pPr>
+              <w:spacing w:before="0" w:after="60"/>
+              <w:keepNext/>
+              <w:jc w:val="end"/>
+            </w:pPr>
+            <w:r>
+              <w:rPr>
+                <w:rFonts w:ascii="Calibri" w:hAnsi="Calibri"/>
+                <w:sz w:val="20"/>
+              </w:rPr>
+              <w:t xml:space="default">72</w:t>
+            </w:r>
+          </w:p>
+        </w:tc>
+      </w:tr>
+      <w:tr>
+        <w:trPr>
+          <w:cantSplit/>
+        </w:trPr>
+        <w:tc>
+          <w:tcPr>
+            <w:tcBorders>
+              <w:top w:val="single" w:space="0" w:color="D3D3D3"/>
+              <w:bottom w:val="single" w:space="0" w:color="D3D3D3"/>
+              <w:start w:val="single" w:space="0" w:color="D3D3D3"/>
+              <w:end w:val="single" w:space="0" w:color="D3D3D3"/>
+            </w:tcBorders>
+          </w:tcPr>
+          <w:p>
+            <w:pPr>
+              <w:spacing w:before="0" w:after="60"/>
+              <w:keepNext/>
+              <w:jc w:val="start"/>
+            </w:pPr>
+            <w:r>
+              <w:rPr>
+                <w:rFonts w:ascii="Calibri" w:hAnsi="Calibri"/>
+                <w:sz w:val="20"/>
+              </w:rPr>
+              <w:t xml:space="default">daughter</w:t>
+            </w:r>
+          </w:p>
+        </w:tc>
+        <w:tc>
+          <w:tcPr>
+            <w:tcBorders>
+              <w:top w:val="single" w:space="0" w:color="D3D3D3"/>
+              <w:bottom w:val="single" w:space="0" w:color="D3D3D3"/>
+              <w:start w:val="single" w:space="0" w:color="D3D3D3"/>
+              <w:end w:val="single" w:space="0" w:color="D3D3D3"/>
+            </w:tcBorders>
+          </w:tcPr>
+          <w:p>
+            <w:pPr>
+              <w:spacing w:before="0" w:after="60"/>
+              <w:keepNext/>
+              <w:jc w:val="end"/>
+            </w:pPr>
+            <w:r>
+              <w:rPr>
+                <w:rFonts w:ascii="Calibri" w:hAnsi="Calibri"/>
+                <w:sz w:val="20"/>
+              </w:rPr>
+              <w:t xml:space="default">4.75</w:t>
+            </w:r>
+          </w:p>
+        </w:tc>
+        <w:tc>
+          <w:tcPr>
+            <w:tcBorders>
+              <w:top w:val="single" w:space="0" w:color="D3D3D3"/>
+              <w:bottom w:val="single" w:space="0" w:color="D3D3D3"/>
+              <w:start w:val="single" w:space="0" w:color="D3D3D3"/>
+              <w:end w:val="single" w:space="0" w:color="D3D3D3"/>
+            </w:tcBorders>
+          </w:tcPr>
+          <w:p>
+            <w:pPr>
+              <w:spacing w:before="0" w:after="60"/>
+              <w:keepNext/>
+              <w:jc w:val="end"/>
+            </w:pPr>
+            <w:r>
+              <w:rPr>
+                <w:rFonts w:ascii="Calibri" w:hAnsi="Calibri"/>
+                <w:sz w:val="20"/>
+              </w:rPr>
+              <w:t xml:space="default">3.53</w:t>
+            </w:r>
+          </w:p>
+        </w:tc>
+        <w:tc>
+          <w:tcPr>
+            <w:tcBorders>
+              <w:top w:val="single" w:space="0" w:color="D3D3D3"/>
+              <w:bottom w:val="single" w:space="0" w:color="D3D3D3"/>
+              <w:start w:val="single" w:space="0" w:color="D3D3D3"/>
+              <w:end w:val="single" w:space="0" w:color="D3D3D3"/>
+            </w:tcBorders>
+          </w:tcPr>
+          <w:p>
+            <w:pPr>
+              <w:spacing w:before="0" w:after="60"/>
+              <w:keepNext/>
+              <w:jc w:val="end"/>
+            </w:pPr>
+            <w:r>
+              <w:rPr>
+                <w:rFonts w:ascii="Calibri" w:hAnsi="Calibri"/>
+                <w:sz w:val="20"/>
+              </w:rPr>
+              <w:t xml:space="default">14.04</w:t>
+            </w:r>
+          </w:p>
+        </w:tc>
+        <w:tc>
+          <w:tcPr>
+            <w:tcBorders>
+              <w:top w:val="single" w:space="0" w:color="D3D3D3"/>
+              <w:bottom w:val="single" w:space="0" w:color="D3D3D3"/>
+              <w:start w:val="single" w:space="0" w:color="D3D3D3"/>
+              <w:end w:val="single" w:space="0" w:color="D3D3D3"/>
+            </w:tcBorders>
+          </w:tcPr>
+          <w:p>
+            <w:pPr>
+              <w:spacing w:before="0" w:after="60"/>
+              <w:keepNext/>
+              <w:jc w:val="end"/>
+            </w:pPr>
+            <w:r>
+              <w:rPr>
+                <w:rFonts w:ascii="Calibri" w:hAnsi="Calibri"/>
+                <w:sz w:val="20"/>
+              </w:rPr>
+              <w:t xml:space="default">21.6</w:t>
+            </w:r>
+          </w:p>
+        </w:tc>
+        <w:tc>
+          <w:tcPr>
+            <w:tcBorders>
+              <w:top w:val="single" w:space="0" w:color="D3D3D3"/>
+              <w:bottom w:val="single" w:space="0" w:color="D3D3D3"/>
+              <w:start w:val="single" w:space="0" w:color="D3D3D3"/>
+              <w:end w:val="single" w:space="0" w:color="D3D3D3"/>
+            </w:tcBorders>
+          </w:tcPr>
+          <w:p>
+            <w:pPr>
+              <w:spacing w:before="0" w:after="60"/>
+              <w:keepNext/>
+              <w:jc w:val="end"/>
+            </w:pPr>
+            <w:r>
+              <w:rPr>
+                <w:rFonts w:ascii="Calibri" w:hAnsi="Calibri"/>
+                <w:sz w:val="20"/>
+              </w:rPr>
+              <w:t xml:space="default">73</w:t>
+            </w:r>
+          </w:p>
+        </w:tc>
+      </w:tr>
+    </w:tbl>
+    <w:p>
+      <w:pPr>
+        <w:pStyle w:val="BodyText"/>
+      </w:pPr>
+      <w:r>
+        <w:t xml:space="preserve">The table above summarizes the coverage from the whole chromosome narrowed down to the gene, exon and particular position of the candidate variant. It seems that the coverage of the chromosome and the gene is very little, but since the data is based on WES the high percentage of introns distort the calculated numbers. Thus, it is important to consider exon sequencing only and include the coverage of the particular position. Taking this into account the sequencing depth covering the interval of -703 nucleotides containing the candidate variant is above 12x for all three samples and around 21 % of all positions in the considered interval present a coverage above 20x making the called nucleotides highly reliable. At the considered position which is in the middle of the exon, the coverage is above 70x allowing further analysis based on the sequenced nucleotides. In our case it is important to mention that these high coverage values are caused by the synthetic introduction of the variant rather than showing real sample reads.</w:t>
+      </w:r>
+    </w:p>
+    <w:p>
+      <w:pPr>
+        <w:pStyle w:val="BodyText"/>
+      </w:pPr>
+      <w:r>
+        <w:drawing>
+          <wp:inline>
+            <wp:extent cx="5334000" cy="4267200"/>
+            <wp:effectExtent b="0" l="0" r="0" t="0"/>
+            <wp:docPr descr="" title="" id="38" name="Picture"/>
+            <a:graphic>
+              <a:graphicData uri="http://schemas.openxmlformats.org/drawingml/2006/picture">
+                <pic:pic>
+                  <pic:nvPicPr>
+                    <pic:cNvPr descr="report_G5_files/figure-docx/unnamed-chunk-13-1.png" id="39" name="Picture"/>
+                    <pic:cNvPicPr>
+                      <a:picLocks noChangeArrowheads="1" noChangeAspect="1"/>
+                    </pic:cNvPicPr>
+                  </pic:nvPicPr>
+                  <pic:blipFill>
+                    <a:blip r:embed="rId37"/>
+                    <a:stretch>
+                      <a:fillRect/>
+                    </a:stretch>
+                  </pic:blipFill>
+                  <pic:spPr bwMode="auto">
+                    <a:xfrm>
+                      <a:off x="0" y="0"/>
+                      <a:ext cx="5334000" cy="4267200"/>
+                    </a:xfrm>
+                    <a:prstGeom prst="rect">
+                      <a:avLst/>
+                    </a:prstGeom>
+                    <a:noFill/>
+                    <a:ln w="9525">
+                      <a:noFill/>
+                      <a:headEnd/>
+                      <a:tailEnd/>
+                    </a:ln>
+                  </pic:spPr>
+                </pic:pic>
+              </a:graphicData>
+            </a:graphic>
+          </wp:inline>
+        </w:drawing>
       </w:r>
     </w:p>
     <w:p>
@@ -9408,7 +10063,7 @@
       <w:r>
         <w:t xml:space="preserve"> </w:t>
       </w:r>
-      <w:hyperlink r:id="rId37">
+      <w:hyperlink r:id="rId40">
         <w:r>
           <w:rPr>
             <w:rStyle w:val="Hyperlink"/>
@@ -9461,7 +10116,7 @@
       <w:r>
         <w:t xml:space="preserve"> </w:t>
       </w:r>
-      <w:hyperlink r:id="rId38">
+      <w:hyperlink r:id="rId41">
         <w:r>
           <w:rPr>
             <w:rStyle w:val="Hyperlink"/>
@@ -9470,9 +10125,9 @@
         </w:r>
       </w:hyperlink>
     </w:p>
-    <w:bookmarkEnd w:id="39"/>
-    <w:bookmarkEnd w:id="40"/>
-    <w:bookmarkStart w:id="41" w:name="discussion"/>
+    <w:bookmarkEnd w:id="42"/>
+    <w:bookmarkEnd w:id="43"/>
+    <w:bookmarkStart w:id="44" w:name="discussion"/>
     <w:p>
       <w:pPr>
         <w:pStyle w:val="Heading2"/>
@@ -9536,8 +10191,8 @@
         <w:t xml:space="preserve">Can you think of experiments that could show that you have found a disease-causing variant?</w:t>
       </w:r>
     </w:p>
-    <w:bookmarkEnd w:id="41"/>
-    <w:bookmarkStart w:id="65" w:name="references"/>
+    <w:bookmarkEnd w:id="44"/>
+    <w:bookmarkStart w:id="68" w:name="references"/>
     <w:p>
       <w:pPr>
         <w:pStyle w:val="Heading2"/>
@@ -9546,8 +10201,8 @@
         <w:t xml:space="preserve">References</w:t>
       </w:r>
     </w:p>
-    <w:bookmarkStart w:id="64" w:name="refs"/>
-    <w:bookmarkStart w:id="43" w:name="ref-hsu2017cednik"/>
+    <w:bookmarkStart w:id="67" w:name="refs"/>
+    <w:bookmarkStart w:id="46" w:name="ref-hsu2017cednik"/>
     <w:p>
       <w:pPr>
         <w:pStyle w:val="Bibliography"/>
@@ -9586,7 +10241,7 @@
       <w:r>
         <w:t xml:space="preserve"> </w:t>
       </w:r>
-      <w:hyperlink r:id="rId42">
+      <w:hyperlink r:id="rId45">
         <w:r>
           <w:rPr>
             <w:rStyle w:val="Hyperlink"/>
@@ -9598,8 +10253,8 @@
         <w:t xml:space="preserve">.</w:t>
       </w:r>
     </w:p>
-    <w:bookmarkEnd w:id="43"/>
-    <w:bookmarkStart w:id="45" w:name="ref-schiller2016establishment"/>
+    <w:bookmarkEnd w:id="46"/>
+    <w:bookmarkStart w:id="48" w:name="ref-schiller2016establishment"/>
     <w:p>
       <w:pPr>
         <w:pStyle w:val="Bibliography"/>
@@ -9632,7 +10287,7 @@
       <w:r>
         <w:t xml:space="preserve"> </w:t>
       </w:r>
-      <w:hyperlink r:id="rId44">
+      <w:hyperlink r:id="rId47">
         <w:r>
           <w:rPr>
             <w:rStyle w:val="Hyperlink"/>
@@ -9644,8 +10299,8 @@
         <w:t xml:space="preserve">.</w:t>
       </w:r>
     </w:p>
-    <w:bookmarkEnd w:id="45"/>
-    <w:bookmarkStart w:id="47" w:name="ref-sprecher2005mutation"/>
+    <w:bookmarkEnd w:id="48"/>
+    <w:bookmarkStart w:id="50" w:name="ref-sprecher2005mutation"/>
     <w:p>
       <w:pPr>
         <w:pStyle w:val="Bibliography"/>
@@ -9678,7 +10333,7 @@
       <w:r>
         <w:t xml:space="preserve"> </w:t>
       </w:r>
-      <w:hyperlink r:id="rId46">
+      <w:hyperlink r:id="rId49">
         <w:r>
           <w:rPr>
             <w:rStyle w:val="Hyperlink"/>
@@ -9690,8 +10345,8 @@
         <w:t xml:space="preserve">.</w:t>
       </w:r>
     </w:p>
-    <w:bookmarkEnd w:id="47"/>
-    <w:bookmarkStart w:id="49" w:name="ref-mah2021new"/>
+    <w:bookmarkEnd w:id="50"/>
+    <w:bookmarkStart w:id="52" w:name="ref-mah2021new"/>
     <w:p>
       <w:pPr>
         <w:pStyle w:val="Bibliography"/>
@@ -9724,7 +10379,7 @@
       <w:r>
         <w:t xml:space="preserve"> </w:t>
       </w:r>
-      <w:hyperlink r:id="rId48">
+      <w:hyperlink r:id="rId51">
         <w:r>
           <w:rPr>
             <w:rStyle w:val="Hyperlink"/>
@@ -9736,8 +10391,8 @@
         <w:t xml:space="preserve">.</w:t>
       </w:r>
     </w:p>
-    <w:bookmarkEnd w:id="49"/>
-    <w:bookmarkStart w:id="51" w:name="ref-orphanetcednik"/>
+    <w:bookmarkEnd w:id="52"/>
+    <w:bookmarkStart w:id="54" w:name="ref-orphanetcednik"/>
     <w:p>
       <w:pPr>
         <w:pStyle w:val="Bibliography"/>
@@ -9757,7 +10412,7 @@
       <w:r>
         <w:t xml:space="preserve"> </w:t>
       </w:r>
-      <w:hyperlink r:id="rId50">
+      <w:hyperlink r:id="rId53">
         <w:r>
           <w:rPr>
             <w:rStyle w:val="Hyperlink"/>
@@ -9769,8 +10424,8 @@
         <w:t xml:space="preserve">.</w:t>
       </w:r>
     </w:p>
-    <w:bookmarkEnd w:id="51"/>
-    <w:bookmarkStart w:id="53" w:name="ref-brancato2025ngs"/>
+    <w:bookmarkEnd w:id="54"/>
+    <w:bookmarkStart w:id="56" w:name="ref-brancato2025ngs"/>
     <w:p>
       <w:pPr>
         <w:pStyle w:val="Bibliography"/>
@@ -9803,7 +10458,7 @@
       <w:r>
         <w:t xml:space="preserve"> </w:t>
       </w:r>
-      <w:hyperlink r:id="rId52">
+      <w:hyperlink r:id="rId55">
         <w:r>
           <w:rPr>
             <w:rStyle w:val="Hyperlink"/>
@@ -9815,8 +10470,8 @@
         <w:t xml:space="preserve">.</w:t>
       </w:r>
     </w:p>
-    <w:bookmarkEnd w:id="53"/>
-    <w:bookmarkStart w:id="55" w:name="ref-gabriel2022trio"/>
+    <w:bookmarkEnd w:id="56"/>
+    <w:bookmarkStart w:id="58" w:name="ref-gabriel2022trio"/>
     <w:p>
       <w:pPr>
         <w:pStyle w:val="Bibliography"/>
@@ -9855,7 +10510,7 @@
       <w:r>
         <w:t xml:space="preserve"> </w:t>
       </w:r>
-      <w:hyperlink r:id="rId54">
+      <w:hyperlink r:id="rId57">
         <w:r>
           <w:rPr>
             <w:rStyle w:val="Hyperlink"/>
@@ -9867,8 +10522,8 @@
         <w:t xml:space="preserve">.</w:t>
       </w:r>
     </w:p>
-    <w:bookmarkEnd w:id="55"/>
-    <w:bookmarkStart w:id="57" w:name="ref-corpas_crowdsourced_2015"/>
+    <w:bookmarkEnd w:id="58"/>
+    <w:bookmarkStart w:id="60" w:name="ref-corpas_crowdsourced_2015"/>
     <w:p>
       <w:pPr>
         <w:pStyle w:val="Bibliography"/>
@@ -9901,7 +10556,7 @@
       <w:r>
         <w:t xml:space="preserve"> </w:t>
       </w:r>
-      <w:hyperlink r:id="rId56">
+      <w:hyperlink r:id="rId59">
         <w:r>
           <w:rPr>
             <w:rStyle w:val="Hyperlink"/>
@@ -9913,8 +10568,8 @@
         <w:t xml:space="preserve">.</w:t>
       </w:r>
     </w:p>
-    <w:bookmarkEnd w:id="57"/>
-    <w:bookmarkStart w:id="58" w:name="ref-illumina"/>
+    <w:bookmarkEnd w:id="60"/>
+    <w:bookmarkStart w:id="61" w:name="ref-illumina"/>
     <w:p>
       <w:pPr>
         <w:pStyle w:val="Bibliography"/>
@@ -9932,8 +10587,8 @@
         <w:t xml:space="preserve">Illumina Quality scores for next-generation sequencing.</w:t>
       </w:r>
     </w:p>
-    <w:bookmarkEnd w:id="58"/>
-    <w:bookmarkStart w:id="60" w:name="ref-li2009fast"/>
+    <w:bookmarkEnd w:id="61"/>
+    <w:bookmarkStart w:id="63" w:name="ref-li2009fast"/>
     <w:p>
       <w:pPr>
         <w:pStyle w:val="Bibliography"/>
@@ -9953,7 +10608,7 @@
       <w:r>
         <w:t xml:space="preserve"> </w:t>
       </w:r>
-      <w:hyperlink r:id="rId59">
+      <w:hyperlink r:id="rId62">
         <w:r>
           <w:rPr>
             <w:rStyle w:val="Hyperlink"/>
@@ -9978,8 +10633,8 @@
         <w:t xml:space="preserve">, 1754–1760.</w:t>
       </w:r>
     </w:p>
-    <w:bookmarkEnd w:id="60"/>
-    <w:bookmarkStart w:id="61" w:name="ref-gatk_haplotypecaller"/>
+    <w:bookmarkEnd w:id="63"/>
+    <w:bookmarkStart w:id="64" w:name="ref-gatk_haplotypecaller"/>
     <w:p>
       <w:pPr>
         <w:pStyle w:val="Bibliography"/>
@@ -9997,8 +10652,8 @@
         <w:t xml:space="preserve">Broad Institute (n.d.). HaplotypeCaller.</w:t>
       </w:r>
     </w:p>
-    <w:bookmarkEnd w:id="61"/>
-    <w:bookmarkStart w:id="63" w:name="ref-wang2010annovar"/>
+    <w:bookmarkEnd w:id="64"/>
+    <w:bookmarkStart w:id="66" w:name="ref-wang2010annovar"/>
     <w:p>
       <w:pPr>
         <w:pStyle w:val="Bibliography"/>
@@ -10031,7 +10686,7 @@
       <w:r>
         <w:t xml:space="preserve"> </w:t>
       </w:r>
-      <w:hyperlink r:id="rId62">
+      <w:hyperlink r:id="rId65">
         <w:r>
           <w:rPr>
             <w:rStyle w:val="Hyperlink"/>
@@ -10043,9 +10698,9 @@
         <w:t xml:space="preserve">.</w:t>
       </w:r>
     </w:p>
-    <w:bookmarkEnd w:id="63"/>
-    <w:bookmarkEnd w:id="64"/>
-    <w:bookmarkEnd w:id="65"/>
+    <w:bookmarkEnd w:id="66"/>
+    <w:bookmarkEnd w:id="67"/>
+    <w:bookmarkEnd w:id="68"/>
     <w:sectPr>
       <w:footnotePr>
         <w:numRestart w:val="eachSect"/>
